--- a/manuscripts/paper_JAnat_SIJ_micromotion/main.docx
+++ b/manuscripts/paper_JAnat_SIJ_micromotion/main.docx
@@ -13,7 +13,25 @@
         <ns0:t xml:space="preserve"> </ns0:t>
       </ns0:r>
       <ns0:r>
-        <ns0:t xml:space="preserve">scale</ns0:t>
+        <ns0:t xml:space="preserve">prediction</ns0:t>
+      </ns0:r>
+      <ns0:r>
+        <ns0:t xml:space="preserve"> </ns0:t>
+      </ns0:r>
+      <ns0:r>
+        <ns0:t xml:space="preserve">of</ns0:t>
+      </ns0:r>
+      <ns0:r>
+        <ns0:t xml:space="preserve"> </ns0:t>
+      </ns0:r>
+      <ns0:r>
+        <ns0:t xml:space="preserve">sacroiliac</ns0:t>
+      </ns0:r>
+      <ns0:r>
+        <ns0:t xml:space="preserve"> </ns0:t>
+      </ns0:r>
+      <ns0:r>
+        <ns0:t xml:space="preserve">motion</ns0:t>
       </ns0:r>
       <ns0:r>
         <ns0:t xml:space="preserve"> </ns0:t>
@@ -25,13 +43,7 @@
         <ns0:t xml:space="preserve"> </ns0:t>
       </ns0:r>
       <ns0:r>
-        <ns0:t xml:space="preserve">architecture</ns0:t>
-      </ns0:r>
-      <ns0:r>
-        <ns0:t xml:space="preserve"> </ns0:t>
-      </ns0:r>
-      <ns0:r>
-        <ns0:t xml:space="preserve">organize</ns0:t>
+        <ns0:t xml:space="preserve">its</ns0:t>
       </ns0:r>
       <ns0:r>
         <ns0:t xml:space="preserve"> </ns0:t>
@@ -43,13 +55,7 @@
         <ns0:t xml:space="preserve"> </ns0:t>
       </ns0:r>
       <ns0:r>
-        <ns0:t xml:space="preserve">sacroiliac</ns0:t>
-      </ns0:r>
-      <ns0:r>
-        <ns0:t xml:space="preserve"> </ns0:t>
-      </ns0:r>
-      <ns0:r>
-        <ns0:t xml:space="preserve">motion</ns0:t>
+        <ns0:t xml:space="preserve">limits</ns0:t>
       </ns0:r>
     </ns0:p>
     <ns0:p>
@@ -465,24 +471,7 @@
         <ns0:pStyle ns0:val="FirstParagraph"/>
       </ns0:pPr>
       <ns0:r>
-        <ns0:t xml:space="preserve">Pelvic mechanical response reflects anatomical variation expressed through a specified load path. We examined sacroiliac joint responses in 278 imaging-derived pelves under five standardized loading configurations and in matched geometry–bone-density variants. Redistributing the same 800 N total acetabular force from bilateral to unilateral support amplified motion and asymmetry; transverse force pairs applied at different sites produced distinct component patterns. Adjustment for pelvic volume and a selected morphometric triad substantially attenuated age-adjusted sex-associated translation differences under localized loading, with all fully adjusted confidence intervals spanning zero. Preserving individual geometry while standardizing the bone-density field retained subject-specific translation closely (RMSE</ns0:t>
-      </ns0:r>
-      <ns0:r>
-        <ns0:t xml:space="preserve"> </ns0:t>
-      </ns0:r>
-      <ns1:oMath>
-        <ns1:r>
-          <ns1:rPr>
-            <ns1:sty ns1:val="p"/>
-          </ns1:rPr>
-          <ns1:t>≤</ns1:t>
-        </ns1:r>
-        <ns1:r>
-          <ns1:t>0.028</ns1:t>
-        </ns1:r>
-      </ns1:oMath>
-      <ns0:r>
-        <ns0:t xml:space="preserve"> mm; minimum identity-line</ns0:t>
+        <ns0:t xml:space="preserve">How much of population sacroiliac joint (SIJ) motion can be predicted from size and a few anatomical measurements, and what information is needed when loading changes? We analyzed 278 imaging-derived pelvic models under five standardized loads using passive linear finite-element (FE) mechanics. This cohort is a subset of a previously studied CT collection. Repeated subject-held-out cross-validation compared age-and-volume models with models adding inlet AP diameter, interspinous width and subpubic angle. The triad reduced translation prediction RMSE by 8.2–31.3% across loads, with prediction</ns0:t>
       </ns0:r>
       <ns0:r>
         <ns0:t xml:space="preserve"> </ns0:t>
@@ -507,11 +496,28 @@
           <ns1:t>=</ns1:t>
         </ns1:r>
         <ns1:r>
-          <ns1:t>0.946</ns1:t>
+          <ns1:t>0.309</ns1:t>
         </ns1:r>
       </ns1:oMath>
       <ns0:r>
-        <ns0:t xml:space="preserve">). In retrospective adjusted log–log analyses, all 20 sex-specific volume–motion slopes were negative after multiplicity correction. Bilateral standing-like slopes were numerically near simple fixed-force dimensional reference values, whereas several localized-load estimates were numerically steeper. These conditional relations describe size-dependent response under identical prescribed forces across subjects within each load case. Together, the comparisons support a description of pelvic mechanics organized by anatomical scale and individual architecture, with load path determining their mechanical expression. Sex-associated contrasts varied with anatomical adjustment and loading configuration. Interpretation remains conditional on passive static mechanics, the implemented density–modulus law and fixed cartilage, ligament and pretension parameters.</ns0:t>
+        <ns0:t xml:space="preserve">–0.717. Rotation gains ranged from 1.2% to 25.0%; the smallest gain had a pointwise interval including zero. Adding sex terms or all eight available dimensions gave no clear further improvement in paired intervals. A controlled mechanistic test redistributed the same transverse forces between internal-ring and ischial patches, using exact FE field superposition and re-extracting joint motion. At equal redistribution, translation was a median 21.9% below the scalar combination of individual endpoint magnitudes (95% CI 20.0–23.7%). Retaining signed endpoint vectors reduced combination RMSE from 0.0580 to 0.00021 mm. This identifies directional cancellation as a limit to scalar load transfer, separately from cross-subject prediction error. Geometry-preserving density standardization retained individual translation closely (RMSE</ns0:t>
+      </ns0:r>
+      <ns0:r>
+        <ns0:t xml:space="preserve"> </ns0:t>
+      </ns0:r>
+      <ns1:oMath>
+        <ns1:r>
+          <ns1:rPr>
+            <ns1:sty ns1:val="p"/>
+          </ns1:rPr>
+          <ns1:t>≤</ns1:t>
+        </ns1:r>
+        <ns1:r>
+          <ns1:t>0.0280</ns1:t>
+        </ns1:r>
+      </ns1:oMath>
+      <ns0:r>
+        <ns0:t xml:space="preserve"> mm), conditional on the implemented material law and shared soft-tissue properties. A compact anatomical description therefore predicts useful variation under specified loads, while transfer to redistributed loading requires directional information. Validation remains internal and the predictor set was selected retrospectively.</ns0:t>
       </ns0:r>
     </ns0:p>
     <ns0:p>
@@ -529,7 +535,7 @@
         <ns0:t xml:space="preserve"> </ns0:t>
       </ns0:r>
       <ns0:r>
-        <ns0:t xml:space="preserve">sacroiliac joint; pelvic functional anatomy; pelvic biomechanics; sexual dimorphism; pelvic architecture; load transfer; finite-element analysis</ns0:t>
+        <ns0:t xml:space="preserve">sacroiliac joint; functional morphology; anatomical prediction; load transfer; directional response; finite-element analysis</ns0:t>
       </ns0:r>
     </ns0:p>
     <ns0:bookmarkEnd ns0:id="20"/>
@@ -547,7 +553,7 @@
         <ns0:pStyle ns0:val="FirstParagraph"/>
       </ns0:pPr>
       <ns0:r>
-        <ns0:t xml:space="preserve">The sacroiliac joints (SIJs) transmit load between the spine and lower limbs through a pelvic ring stabilized by articular geometry, ligaments and muscular compression</ns0:t>
+        <ns0:t xml:space="preserve">The sacroiliac joints (SIJs) transfer load between the spine and lower limbs through a ring stabilized by articular geometry, ligaments and muscular compression</ns0:t>
       </ns0:r>
       <ns0:r>
         <ns0:t xml:space="preserve"> </ns0:t>
@@ -556,7 +562,7 @@
         <ns0:t xml:space="preserve">(Snijders, Vleeming, and Stoeckart 1993; Vleeming et al. 2012; Hammer et al. 2013)</ns0:t>
       </ns0:r>
       <ns0:r>
-        <ns0:t xml:space="preserve">. Cadaveric experiments with bodyweight-adapted loading measured small, three-dimensional SIJ movements and substantial interindividual variation</ns0:t>
+        <ns0:t xml:space="preserve">. Small three-dimensional joint movements vary substantially between individuals</ns0:t>
       </ns0:r>
       <ns0:r>
         <ns0:t xml:space="preserve"> </ns0:t>
@@ -565,7 +571,7 @@
         <ns0:t xml:space="preserve">(Hammer et al. 2019)</ns0:t>
       </ns0:r>
       <ns0:r>
-        <ns0:t xml:space="preserve">. Joint motion therefore provides a functional endpoint for examining how pelvic anatomy responds to a specified load.</ns0:t>
+        <ns0:t xml:space="preserve">. Understanding this variation requires more than describing average mobility: an anatomical account should specify how much of the response can be predicted from a small set of measurements and which information is lost when the full pelvic geometry is reduced to those measurements.</ns0:t>
       </ns0:r>
     </ns0:p>
     <ns0:p>
@@ -573,7 +579,7 @@
         <ns0:pStyle ns0:val="BodyText"/>
       </ns0:pPr>
       <ns0:r>
-        <ns0:t xml:space="preserve">Pelvic variation spans overall size, inlet and midpelvic proportions, pubic arch geometry and local SIJ morphology. Sex differences in obstetrically relevant dimensions develop along distinct age-related trajectories</ns0:t>
+        <ns0:t xml:space="preserve">Pelvic variation includes overall size, inlet and midpelvic proportions, pubic arch geometry and local SIJ morphology. Sex-associated dimensions follow distinct developmental trajectories</ns0:t>
       </ns0:r>
       <ns0:r>
         <ns0:t xml:space="preserve"> </ns0:t>
@@ -582,7 +588,7 @@
         <ns0:t xml:space="preserve">(Huseynov et al. 2016)</ns0:t>
       </ns0:r>
       <ns0:r>
-        <ns0:t xml:space="preserve">. Pelvic shape also covaries with stature</ns0:t>
+        <ns0:t xml:space="preserve">, and pelvic shape covaries with stature</ns0:t>
       </ns0:r>
       <ns0:r>
         <ns0:t xml:space="preserve"> </ns0:t>
@@ -591,19 +597,16 @@
         <ns0:t xml:space="preserve">(Fischer and Mitteroecker 2015)</ns0:t>
       </ns0:r>
       <ns0:r>
-        <ns0:t xml:space="preserve">.</ns0:t>
-      </ns0:r>
-      <ns0:r>
-        <ns0:t xml:space="preserve"> </ns0:t>
-      </ns0:r>
-      <ns0:r>
-        <ns0:t xml:space="preserve">Fischer and Mitteroecker (2017)</ns0:t>
-      </ns0:r>
-      <ns0:r>
-        <ns0:t xml:space="preserve"> </ns0:t>
-      </ns0:r>
-      <ns0:r>
-        <ns0:t xml:space="preserve">distinguished a largely stature-related component of sexual dimorphism in pelvic height-to-width proportions and iliac orientation from predominantly non-allometric differences in the subpubic angle. At the joint itself, analysis of Japanese skeletal specimens identified sex differences in iliac auricular surface size and proportions</ns0:t>
+        <ns0:t xml:space="preserve">. Overall height-to-width proportions have a substantial allometric component, whereas subpubic-angle dimorphism is predominantly non-allometric</ns0:t>
+      </ns0:r>
+      <ns0:r>
+        <ns0:t xml:space="preserve"> </ns0:t>
+      </ns0:r>
+      <ns0:r>
+        <ns0:t xml:space="preserve">(Fischer and Mitteroecker 2017)</ns0:t>
+      </ns0:r>
+      <ns0:r>
+        <ns0:t xml:space="preserve">; local iliac auricular shape also differs between sexes</ns0:t>
       </ns0:r>
       <ns0:r>
         <ns0:t xml:space="preserve"> </ns0:t>
@@ -612,7 +615,7 @@
         <ns0:t xml:space="preserve">(Nishi et al. 2020)</ns0:t>
       </ns0:r>
       <ns0:r>
-        <ns0:t xml:space="preserve">. These findings motivate separate consideration of size, specific dimensions and sex in mechanical comparisons. Here, architecture denotes subject-specific pelvic geometry and proportions beyond scalar size; the selected morphometric measures describe part of that architecture.</ns0:t>
+        <ns0:t xml:space="preserve">. These observations motivate anatomical predictors that represent scale and complementary dimensions of the ring. They do not establish that a few dimensions reproduce the mechanical information carried by a complete geometry.</ns0:t>
       </ns0:r>
     </ns0:p>
     <ns0:p>
@@ -620,25 +623,25 @@
         <ns0:pStyle ns0:val="BodyText"/>
       </ns0:pPr>
       <ns0:r>
-        <ns0:t xml:space="preserve">The mechanical consequences of pelvic form are relevant to both load transmission and obstetric anatomy</ns0:t>
-      </ns0:r>
-      <ns0:r>
-        <ns0:t xml:space="preserve"> </ns0:t>
-      </ns0:r>
-      <ns0:r>
-        <ns0:t xml:space="preserve">(Pavličev, Romero, and Mitteroecker 2020)</ns0:t>
-      </ns0:r>
-      <ns0:r>
-        <ns0:t xml:space="preserve">. Finite-element models of the pelvic floor showed increasing deflection and tissue stress with increasing floor size under prescribed pressure</ns0:t>
-      </ns0:r>
-      <ns0:r>
-        <ns0:t xml:space="preserve"> </ns0:t>
-      </ns0:r>
-      <ns0:r>
-        <ns0:t xml:space="preserve">(Stansfield et al. 2021)</ns0:t>
-      </ns0:r>
-      <ns0:r>
-        <ns0:t xml:space="preserve">. For the bony pelvic ring, the corresponding question concerns the relationship between its dimensions and joint motion under prescribed forces. Anatomical covariation with stature and mechanical response to standardized loading address distinct aspects of size dependence.</ns0:t>
+        <ns0:t xml:space="preserve">Comparative finite-element analysis can connect anatomical variation to mechanical function, provided that the loading question and the distinction between size and shape are explicit</ns0:t>
+      </ns0:r>
+      <ns0:r>
+        <ns0:t xml:space="preserve"> </ns0:t>
+      </ns0:r>
+      <ns0:r>
+        <ns0:t xml:space="preserve">(Dumont, Grosse, and Slater 2009)</ns0:t>
+      </ns0:r>
+      <ns0:r>
+        <ns0:t xml:space="preserve">. A previous population study of 281 CT-derived pelvic models related auricular surface morphology and cartilage dimensions to SIJ stress and deformation</ns0:t>
+      </ns0:r>
+      <ns0:r>
+        <ns0:t xml:space="preserve"> </ns0:t>
+      </ns0:r>
+      <ns0:r>
+        <ns0:t xml:space="preserve">(Henyš and Hammer 2025)</ns0:t>
+      </ns0:r>
+      <ns0:r>
+        <ns0:t xml:space="preserve">. The present 278-subject cohort is a subset of that CT collection, rather than an independent anatomical sample. Here the question concerns relative joint kinematics under five loading configurations, prediction in held-out subjects, and a controlled test of the information needed when load application is redistributed. The source anatomy overlaps; the predictive assessment and load-mixture experiment address questions beyond the earlier morphology–stress analysis.</ns0:t>
       </ns0:r>
     </ns0:p>
     <ns0:p>
@@ -646,19 +649,16 @@
         <ns0:pStyle ns0:val="BodyText"/>
       </ns0:pPr>
       <ns0:r>
-        <ns0:t xml:space="preserve">Evidence for sex-associated SIJ motion comes from computational, imaging and cadaveric studies.</ns0:t>
-      </ns0:r>
-      <ns0:r>
-        <ns0:t xml:space="preserve"> </ns0:t>
-      </ns0:r>
-      <ns0:r>
-        <ns0:t xml:space="preserve">Joukar et al. (2018)</ns0:t>
-      </ns0:r>
-      <ns0:r>
-        <ns0:t xml:space="preserve"> </ns0:t>
-      </ns0:r>
-      <ns0:r>
-        <ns0:t xml:space="preserve">found greater mobility in a female than in a male lumbopelvic finite-element model under identical loading. Upright MRI in 19 healthy young adults showed greater sagittal SIJ rotation in women during the change from supine to standing</ns0:t>
+        <ns0:t xml:space="preserve">Sex-associated SIJ mobility has been reported in representative male/female models</ns0:t>
+      </ns0:r>
+      <ns0:r>
+        <ns0:t xml:space="preserve"> </ns0:t>
+      </ns0:r>
+      <ns0:r>
+        <ns0:t xml:space="preserve">(Joukar et al. 2018)</ns0:t>
+      </ns0:r>
+      <ns0:r>
+        <ns0:t xml:space="preserve">, upright MRI</ns0:t>
       </ns0:r>
       <ns0:r>
         <ns0:t xml:space="preserve"> </ns0:t>
@@ -667,7 +667,7 @@
         <ns0:t xml:space="preserve">(Tani et al. 2023)</ns0:t>
       </ns0:r>
       <ns0:r>
-        <ns0:t xml:space="preserve">. A study of 24 cadavers likewise found greater range of motion in females, while measured auricular surface dimensions did not distinguish groups with high and low mobility</ns0:t>
+        <ns0:t xml:space="preserve">, and cadaveric measurements</ns0:t>
       </ns0:r>
       <ns0:r>
         <ns0:t xml:space="preserve"> </ns0:t>
@@ -676,7 +676,7 @@
         <ns0:t xml:space="preserve">(Shin, Kwak, and Lee 2024)</ns0:t>
       </ns0:r>
       <ns0:r>
-        <ns0:t xml:space="preserve">. Population models permit assessment of how sex-associated contrasts change after adjustment for pelvic volume and dimensions, and how these anatomical associations vary with loading configuration.</ns0:t>
+        <ns0:t xml:space="preserve">. In the present passive model, however, sex is a statistical group label: geometry and density are individualized, while cartilage, ligament and pretension parameters are shared. Simulated group differences therefore arise through those represented inputs. The useful question is whether explicit anatomical measurements capture their predictive information, and whether adding the sex label improves prediction after anatomy is included. Attenuation of an adjusted group coefficient alone cannot establish this predictive sufficiency or biological sex equivalence.</ns0:t>
       </ns0:r>
     </ns0:p>
     <ns0:p>
@@ -684,28 +684,7 @@
         <ns0:pStyle ns0:val="BodyText"/>
       </ns0:pPr>
       <ns0:r>
-        <ns0:t xml:space="preserve">Computational studies also connect anatomy and material representation to SIJ mechanics. Models identified sensitivity of SIJ response to ligament pretension</ns0:t>
-      </ns0:r>
-      <ns0:r>
-        <ns0:t xml:space="preserve"> </ns0:t>
-      </ns0:r>
-      <ns0:r>
-        <ns0:t xml:space="preserve">(Heyland et al. 2025)</ns0:t>
-      </ns0:r>
-      <ns0:r>
-        <ns0:t xml:space="preserve"> </ns0:t>
-      </ns0:r>
-      <ns0:r>
-        <ns0:t xml:space="preserve">and increased motion following reductions in bone stiffness used to represent osteoporosis</ns0:t>
-      </ns0:r>
-      <ns0:r>
-        <ns0:t xml:space="preserve"> </ns0:t>
-      </ns0:r>
-      <ns0:r>
-        <ns0:t xml:space="preserve">(Fan et al. 2026)</ns0:t>
-      </ns0:r>
-      <ns0:r>
-        <ns0:t xml:space="preserve">. Matched geometry–density comparisons address the contribution of the represented bone-density field to individual motion predictions. Retaining subject-specific geometry with a standardized density field, and individual density on a common geometry, permits direct comparison with the full subject-specific model while holding soft-tissue properties fixed.</ns0:t>
+        <ns0:t xml:space="preserve">Loading provides a second limit to anatomical reduction. For fixed linearized stiffness, displacement fields superpose, but their magnitudes do not generally do so. Forces applied at different parts of the ring can produce joint-displacement vectors that reinforce or oppose one another. A model describing only response magnitude under each loading configuration may therefore lose information required to combine loads, even when the geometry is unchanged. This distinction supplies a testable mechanism for a failure of scalar response reduction. It is separate from the cross-subject errors of an anatomical predictor.</ns0:t>
       </ns0:r>
     </ns0:p>
     <ns0:p>
@@ -713,7 +692,33 @@
         <ns0:pStyle ns0:val="BodyText"/>
       </ns0:pPr>
       <ns0:r>
-        <ns0:t xml:space="preserve">Here, we examined SIJ response in 278 imaging-derived pelves from the BoneDat workflow</ns0:t>
+        <ns0:t xml:space="preserve">Material representation also sets the scope of prediction. Ligament pretension affects SIJ response</ns0:t>
+      </ns0:r>
+      <ns0:r>
+        <ns0:t xml:space="preserve"> </ns0:t>
+      </ns0:r>
+      <ns0:r>
+        <ns0:t xml:space="preserve">(Heyland et al. 2025)</ns0:t>
+      </ns0:r>
+      <ns0:r>
+        <ns0:t xml:space="preserve">, and reductions in bone stiffness can alter modeled motion</ns0:t>
+      </ns0:r>
+      <ns0:r>
+        <ns0:t xml:space="preserve"> </ns0:t>
+      </ns0:r>
+      <ns0:r>
+        <ns0:t xml:space="preserve">(Fan et al. 2026)</ns0:t>
+      </ns0:r>
+      <ns0:r>
+        <ns0:t xml:space="preserve">. Matched variants retaining either individual geometry or individual bone density allow assessment of a geometry-preserving density simplification, with soft-tissue parameters held fixed. Such comparisons quantify approximation error for specified endpoints; they do not establish a universal hierarchy of anatomical and material effects.</ns0:t>
+      </ns0:r>
+    </ns0:p>
+    <ns0:p>
+      <ns0:pPr>
+        <ns0:pStyle ns0:val="BodyText"/>
+      </ns0:pPr>
+      <ns0:r>
+        <ns0:t xml:space="preserve">We asked how far pelvic size and three anatomical measures predict population SIJ motion across loading configurations, and what directional mechanism limits transfer to a redistributed load. Using 278 geometries from the BoneDat workflow</ns0:t>
       </ns0:r>
       <ns0:r>
         <ns0:t xml:space="preserve"> </ns0:t>
@@ -722,10 +727,7 @@
         <ns0:t xml:space="preserve">(Henyš and Kuchař 2025)</ns0:t>
       </ns0:r>
       <ns0:r>
-        <ns0:t xml:space="preserve"> </ns0:t>
-      </ns0:r>
-      <ns0:r>
-        <ns0:t xml:space="preserve">under five standardized loading configurations. Bilateral and unilateral acetabular loads redistribute a fixed total force; localized force pairs probe different application sites on the ring. These are controlled mechanical probes. Childbirth models additionally represent fetal passage and maternal soft-tissue deformation</ns0:t>
+        <ns0:t xml:space="preserve">, we compared size-based and triad-augmented predictions in repeated subject-held-out cross-validation. The triad comprises inlet AP depth, interspinous width and subpubic angle. Additional sex terms and all eight available measures were assessed as benchmarks. We then redistributed fixed transverse forces between the internal ring and ischial tuberosities and compared scalar and signed-vector combinations against kinematics re-extracted from the mixed FE fields. All analyses were retrospective. Predictions concern the represented passive mechanics and loading configurations; the force pairs are mechanical probes, and do not represent fetal passage or maternal soft-tissue deformation during childbirth</ns0:t>
       </ns0:r>
       <ns0:r>
         <ns0:t xml:space="preserve"> </ns0:t>
@@ -734,11 +736,11 @@
         <ns0:t xml:space="preserve">(Chen and Grimm 2021)</ns0:t>
       </ns0:r>
       <ns0:r>
-        <ns0:t xml:space="preserve">. We evaluated conditional volume–motion associations with the selected morphometric dimensions held fixed, changes in sex-associated coefficients after anatomical adjustment, and preservation of individual responses under standardized bone density. All subjects received identical prescribed forces within each load case. The analyses were retrospective; the conditional scaling analysis was exploratory.</ns0:t>
+        <ns0:t xml:space="preserve">.</ns0:t>
       </ns0:r>
     </ns0:p>
     <ns0:bookmarkEnd ns0:id="21"/>
-    <ns0:bookmarkStart ns0:id="33" ns0:name="materials-and-methods"/>
+    <ns0:bookmarkStart ns0:id="35" ns0:name="materials-and-methods"/>
     <ns0:p>
       <ns0:pPr>
         <ns0:pStyle ns0:val="Heading1"/>
@@ -810,7 +812,16 @@
         <ns0:t xml:space="preserve">(Henyš and Kuchař 2025)</ns0:t>
       </ns0:r>
       <ns0:r>
-        <ns0:t xml:space="preserve">. Demographic, morphometric and size tables were joined by subject identifier. Eight morphometric variables and the kinematic outcomes were complete for the included cohort (Table 1). Ethical approval was granted by University Hospital Hradec Králové, reference 202411IO3P, with waiver of informed consent.</ns0:t>
+        <ns0:t xml:space="preserve">. These subjects are a subset of the 281-subject CT collection used in the earlier auricular morphology study</ns0:t>
+      </ns0:r>
+      <ns0:r>
+        <ns0:t xml:space="preserve"> </ns0:t>
+      </ns0:r>
+      <ns0:r>
+        <ns0:t xml:space="preserve">(Henyš and Hammer 2025)</ns0:t>
+      </ns0:r>
+      <ns0:r>
+        <ns0:t xml:space="preserve">; they are not an independent replication cohort. The present analysis uses the 278 subjects represented in the matched geometry–density simulation archives. Demographic, morphometric and size tables were joined by subject identifier. Eight morphometric variables and the kinematic outcomes were complete for the included cohort (Table 1). Ethical approval was granted by University Hospital Hradec Králové, reference 202411IO3P, with waiver of informed consent.</ns0:t>
       </ns0:r>
     </ns0:p>
     <ns0:bookmarkStart ns0:id="22" ns0:name="tab:cohort"/>
@@ -2331,7 +2342,7 @@
               <ns3:graphicData uri="http://schemas.openxmlformats.org/drawingml/2006/picture">
                 <ns4:pic>
                   <ns4:nvPicPr>
-                    <ns4:cNvPr descr="/tmp/janat_docx_9v1cyq4_/Fig_morphometric_landmarks.png" id="0" name="Picture"/>
+                    <ns4:cNvPr descr="/tmp/janat_docx_vu_rpejg/Fig_morphometric_landmarks.png" id="0" name="Picture"/>
                     <ns4:cNvPicPr>
                       <ns3:picLocks noChangeArrowheads="1" noChangeAspect="1"/>
                     </ns4:cNvPicPr>
@@ -4347,13 +4358,13 @@
       </ns0:r>
     </ns0:p>
     <ns0:bookmarkEnd ns0:id="31"/>
-    <ns0:bookmarkStart ns0:id="32" ns0:name="statistical-analysis"/>
+    <ns0:bookmarkStart ns0:id="32" ns0:name="X11d20df43416977894c5ccde442b4d056a6acf2"/>
     <ns0:p>
       <ns0:pPr>
         <ns0:pStyle ns0:val="Heading2"/>
       </ns0:pPr>
       <ns0:r>
-        <ns0:t xml:space="preserve">2.7. Statistical analysis</ns0:t>
+        <ns0:t xml:space="preserve">2.7. Prediction from size and a limited anatomical description</ns0:t>
       </ns0:r>
     </ns0:p>
     <ns0:p>
@@ -4361,7 +4372,1366 @@
         <ns0:pStyle ns0:val="FirstParagraph"/>
       </ns0:pPr>
       <ns0:r>
-        <ns0:t xml:space="preserve">The hypotheses organize a retrospective analysis and were not preregistered. The anatomical-adjustment comparison (H3) asked whether including pelvic volume and the selected morphometric triad attenuates age-adjusted female translation differences under localized loading. The matched geometry comparison (H4) asked whether individual geometry retains between-subject variation and individual responses under standardized bone density. Two load-path predictions were that unilateral support increases motion and bilateral asymmetry (H1), and that both transverse force pairs increase the absolute ML component while reducing the CC component relative to bilateral support (H2); the AP pair was assessed separately. Volume–motion associations were exploratory. Distributions are summarized by medians and interquartile ranges. Paired component contrasts use</ns0:t>
+        <ns0:t xml:space="preserve">The central predictive comparison used load-specific OLS models for</ns0:t>
+      </ns0:r>
+      <ns0:r>
+        <ns0:t xml:space="preserve"> </ns0:t>
+      </ns0:r>
+      <ns1:oMath>
+        <ns1:r>
+          <ns1:rPr>
+            <ns1:nor/>
+            <ns1:sty ns1:val="p"/>
+          </ns1:rPr>
+          <ns1:t>log</ns1:t>
+        </ns1:r>
+        <ns1:r>
+          <ns1:t>Y</ns1:t>
+        </ns1:r>
+      </ns1:oMath>
+      <ns0:r>
+        <ns0:t xml:space="preserve">, with</ns0:t>
+      </ns0:r>
+      <ns0:r>
+        <ns0:t xml:space="preserve"> </ns0:t>
+      </ns0:r>
+      <ns1:oMath>
+        <ns1:r>
+          <ns1:t>Y</ns1:t>
+        </ns1:r>
+      </ns1:oMath>
+      <ns0:r>
+        <ns0:t xml:space="preserve"> </ns0:t>
+      </ns0:r>
+      <ns0:r>
+        <ns0:t xml:space="preserve">equal to rotation or translation magnitude. The size model used age and</ns0:t>
+      </ns0:r>
+      <ns0:r>
+        <ns0:t xml:space="preserve"> </ns0:t>
+      </ns0:r>
+      <ns1:oMath>
+        <ns1:r>
+          <ns1:rPr>
+            <ns1:nor/>
+            <ns1:sty ns1:val="p"/>
+          </ns1:rPr>
+          <ns1:t>log</ns1:t>
+        </ns1:r>
+        <ns1:r>
+          <ns1:t>V</ns1:t>
+        </ns1:r>
+      </ns1:oMath>
+      <ns0:r>
+        <ns0:t xml:space="preserve">. The triad model added inlet AP diameter, interspinous width and subpubic angle. Two benchmark models added, respectively, female sex and its interaction with</ns0:t>
+      </ns0:r>
+      <ns0:r>
+        <ns0:t xml:space="preserve"> </ns0:t>
+      </ns0:r>
+      <ns1:oMath>
+        <ns1:r>
+          <ns1:rPr>
+            <ns1:nor/>
+            <ns1:sty ns1:val="p"/>
+          </ns1:rPr>
+          <ns1:t>log</ns1:t>
+        </ns1:r>
+        <ns1:r>
+          <ns1:t>V</ns1:t>
+        </ns1:r>
+      </ns1:oMath>
+      <ns0:r>
+        <ns0:t xml:space="preserve"> </ns0:t>
+      </ns0:r>
+      <ns0:r>
+        <ns0:t xml:space="preserve">to the triad, or replaced the triad with all eight available morphometric measures. Sex was not an independent parameter of the FE constitutive model. Predictor sets were fixed for this retrospective comparison; the original selection of the triad was not repeated within validation folds.</ns0:t>
+      </ns0:r>
+    </ns0:p>
+    <ns0:p>
+      <ns0:pPr>
+        <ns0:pStyle ns0:val="BodyText"/>
+      </ns0:pPr>
+      <ns0:r>
+        <ns0:t xml:space="preserve">We used ten repeats of ten-fold cross-validation, stratified by sex at the subject level (random seed 20261002 plus repeat index). The same folds were used for every outcome, load and predictor set. All observations of a held-out subject were excluded from training; load-specific models were fitted only to the training subjects. Predictors were standardized using each training fold. Predictions on the arithmetic outcome scale used a training-only smearing factor,</ns0:t>
+      </ns0:r>
+      <ns0:r>
+        <ns0:t xml:space="preserve"> </ns0:t>
+      </ns0:r>
+      <ns1:oMath>
+        <ns1:acc>
+          <ns1:accPr>
+            <ns1:chr ns1:val="̂"/>
+          </ns1:accPr>
+          <ns1:e>
+            <ns1:r>
+              <ns1:t>Y</ns1:t>
+            </ns1:r>
+          </ns1:e>
+        </ns1:acc>
+        <ns1:r>
+          <ns1:rPr>
+            <ns1:sty ns1:val="p"/>
+          </ns1:rPr>
+          <ns1:t>=</ns1:t>
+        </ns1:r>
+        <ns1:r>
+          <ns1:rPr>
+            <ns1:nor/>
+            <ns1:sty ns1:val="p"/>
+          </ns1:rPr>
+          <ns1:t>exp</ns1:t>
+        </ns1:r>
+        <ns1:r>
+          <ns1:rPr>
+            <ns1:sty ns1:val="p"/>
+          </ns1:rPr>
+          <ns1:t>(</ns1:t>
+        </ns1:r>
+        <ns1:acc>
+          <ns1:accPr>
+            <ns1:chr ns1:val="̂"/>
+          </ns1:accPr>
+          <ns1:e>
+            <ns1:r>
+              <ns1:rPr>
+                <ns1:nor/>
+                <ns1:sty ns1:val="p"/>
+              </ns1:rPr>
+              <ns1:t>log</ns1:t>
+            </ns1:r>
+            <ns1:r>
+              <ns1:t>Y</ns1:t>
+            </ns1:r>
+          </ns1:e>
+        </ns1:acc>
+        <ns1:r>
+          <ns1:rPr>
+            <ns1:sty ns1:val="p"/>
+          </ns1:rPr>
+          <ns1:t>)</ns1:t>
+        </ns1:r>
+        <ns1:r>
+          <ns1:t> </ns1:t>
+        </ns1:r>
+        <ns1:sSubSup>
+          <ns1:e>
+            <ns1:r>
+              <ns1:t>n</ns1:t>
+            </ns1:r>
+          </ns1:e>
+          <ns1:sub>
+            <ns1:r>
+              <ns1:t>t</ns1:t>
+            </ns1:r>
+            <ns1:r>
+              <ns1:t>r</ns1:t>
+            </ns1:r>
+            <ns1:r>
+              <ns1:t>a</ns1:t>
+            </ns1:r>
+            <ns1:r>
+              <ns1:t>i</ns1:t>
+            </ns1:r>
+            <ns1:r>
+              <ns1:t>n</ns1:t>
+            </ns1:r>
+          </ns1:sub>
+          <ns1:sup>
+            <ns1:r>
+              <ns1:rPr>
+                <ns1:sty ns1:val="p"/>
+              </ns1:rPr>
+              <ns1:t>−</ns1:t>
+            </ns1:r>
+            <ns1:r>
+              <ns1:t>1</ns1:t>
+            </ns1:r>
+          </ns1:sup>
+        </ns1:sSubSup>
+        <ns1:nary>
+          <ns1:naryPr>
+            <ns1:chr ns1:val="∑"/>
+            <ns1:limLoc ns1:val="undOvr"/>
+            <ns1:subHide ns1:val="0"/>
+            <ns1:supHide ns1:val="1"/>
+          </ns1:naryPr>
+          <ns1:sub>
+            <ns1:r>
+              <ns1:t>i</ns1:t>
+            </ns1:r>
+            <ns1:r>
+              <ns1:rPr>
+                <ns1:sty ns1:val="p"/>
+              </ns1:rPr>
+              <ns1:t>∈</ns1:t>
+            </ns1:r>
+            <ns1:r>
+              <ns1:t>t</ns1:t>
+            </ns1:r>
+            <ns1:r>
+              <ns1:t>r</ns1:t>
+            </ns1:r>
+            <ns1:r>
+              <ns1:t>a</ns1:t>
+            </ns1:r>
+            <ns1:r>
+              <ns1:t>i</ns1:t>
+            </ns1:r>
+            <ns1:r>
+              <ns1:t>n</ns1:t>
+            </ns1:r>
+          </ns1:sub>
+          <ns1:sup>
+            <ns1:r>
+              <ns1:t>​</ns1:t>
+            </ns1:r>
+          </ns1:sup>
+          <ns1:e>
+            <ns1:r>
+              <ns1:rPr>
+                <ns1:nor/>
+                <ns1:sty ns1:val="p"/>
+              </ns1:rPr>
+              <ns1:t>exp</ns1:t>
+            </ns1:r>
+          </ns1:e>
+        </ns1:nary>
+        <ns1:r>
+          <ns1:rPr>
+            <ns1:sty ns1:val="p"/>
+          </ns1:rPr>
+          <ns1:t>(</ns1:t>
+        </ns1:r>
+        <ns1:sSub>
+          <ns1:e>
+            <ns1:r>
+              <ns1:t>e</ns1:t>
+            </ns1:r>
+          </ns1:e>
+          <ns1:sub>
+            <ns1:r>
+              <ns1:t>i</ns1:t>
+            </ns1:r>
+          </ns1:sub>
+        </ns1:sSub>
+        <ns1:r>
+          <ns1:rPr>
+            <ns1:sty ns1:val="p"/>
+          </ns1:rPr>
+          <ns1:t>)</ns1:t>
+        </ns1:r>
+      </ns1:oMath>
+      <ns0:r>
+        <ns0:t xml:space="preserve">. Each fold fitted the predefined predictor set without further feature selection or hyperparameter tuning.</ns0:t>
+      </ns0:r>
+    </ns0:p>
+    <ns0:p>
+      <ns0:pPr>
+        <ns0:pStyle ns0:val="BodyText"/>
+      </ns0:pPr>
+      <ns0:r>
+        <ns0:t xml:space="preserve">Reported RMSE and MAE pool all held-out predictions across repeats. Prediction</ns0:t>
+      </ns0:r>
+      <ns0:r>
+        <ns0:t xml:space="preserve"> </ns0:t>
+      </ns0:r>
+      <ns1:oMath>
+        <ns1:sSup>
+          <ns1:e>
+            <ns1:r>
+              <ns1:t>R</ns1:t>
+            </ns1:r>
+          </ns1:e>
+          <ns1:sup>
+            <ns1:r>
+              <ns1:t>2</ns1:t>
+            </ns1:r>
+          </ns1:sup>
+        </ns1:sSup>
+        <ns1:r>
+          <ns1:rPr>
+            <ns1:sty ns1:val="p"/>
+          </ns1:rPr>
+          <ns1:t>=</ns1:t>
+        </ns1:r>
+        <ns1:r>
+          <ns1:t>1</ns1:t>
+        </ns1:r>
+        <ns1:r>
+          <ns1:rPr>
+            <ns1:sty ns1:val="p"/>
+          </ns1:rPr>
+          <ns1:t>−</ns1:t>
+        </ns1:r>
+        <ns1:sSub>
+          <ns1:e>
+            <ns1:r>
+              <ns1:rPr>
+                <ns1:nor/>
+                <ns1:sty ns1:val="p"/>
+              </ns1:rPr>
+              <ns1:t>mean</ns1:t>
+            </ns1:r>
+          </ns1:e>
+          <ns1:sub>
+            <ns1:r>
+              <ns1:t>i</ns1:t>
+            </ns1:r>
+            <ns1:r>
+              <ns1:rPr>
+                <ns1:sty ns1:val="p"/>
+              </ns1:rPr>
+              <ns1:t>,</ns1:t>
+            </ns1:r>
+            <ns1:r>
+              <ns1:t>r</ns1:t>
+            </ns1:r>
+          </ns1:sub>
+        </ns1:sSub>
+        <ns1:r>
+          <ns1:rPr>
+            <ns1:sty ns1:val="p"/>
+          </ns1:rPr>
+          <ns1:t>(</ns1:t>
+        </ns1:r>
+        <ns1:sSub>
+          <ns1:e>
+            <ns1:r>
+              <ns1:t>Y</ns1:t>
+            </ns1:r>
+          </ns1:e>
+          <ns1:sub>
+            <ns1:r>
+              <ns1:t>i</ns1:t>
+            </ns1:r>
+          </ns1:sub>
+        </ns1:sSub>
+        <ns1:r>
+          <ns1:rPr>
+            <ns1:sty ns1:val="p"/>
+          </ns1:rPr>
+          <ns1:t>−</ns1:t>
+        </ns1:r>
+        <ns1:sSub>
+          <ns1:e>
+            <ns1:acc>
+              <ns1:accPr>
+                <ns1:chr ns1:val="̂"/>
+              </ns1:accPr>
+              <ns1:e>
+                <ns1:r>
+                  <ns1:t>Y</ns1:t>
+                </ns1:r>
+              </ns1:e>
+            </ns1:acc>
+          </ns1:e>
+          <ns1:sub>
+            <ns1:r>
+              <ns1:t>i</ns1:t>
+            </ns1:r>
+            <ns1:r>
+              <ns1:t>r</ns1:t>
+            </ns1:r>
+          </ns1:sub>
+        </ns1:sSub>
+        <ns1:sSup>
+          <ns1:e>
+            <ns1:r>
+              <ns1:rPr>
+                <ns1:sty ns1:val="p"/>
+              </ns1:rPr>
+              <ns1:t>)</ns1:t>
+            </ns1:r>
+          </ns1:e>
+          <ns1:sup>
+            <ns1:r>
+              <ns1:t>2</ns1:t>
+            </ns1:r>
+          </ns1:sup>
+        </ns1:sSup>
+        <ns1:r>
+          <ns1:rPr>
+            <ns1:sty ns1:val="p"/>
+          </ns1:rPr>
+          <ns1:t>/</ns1:t>
+        </ns1:r>
+        <ns1:sSub>
+          <ns1:e>
+            <ns1:r>
+              <ns1:rPr>
+                <ns1:nor/>
+                <ns1:sty ns1:val="p"/>
+              </ns1:rPr>
+              <ns1:t>var</ns1:t>
+            </ns1:r>
+          </ns1:e>
+          <ns1:sub>
+            <ns1:r>
+              <ns1:t>i</ns1:t>
+            </ns1:r>
+          </ns1:sub>
+        </ns1:sSub>
+        <ns1:r>
+          <ns1:rPr>
+            <ns1:sty ns1:val="p"/>
+          </ns1:rPr>
+          <ns1:t>(</ns1:t>
+        </ns1:r>
+        <ns1:sSub>
+          <ns1:e>
+            <ns1:r>
+              <ns1:t>Y</ns1:t>
+            </ns1:r>
+          </ns1:e>
+          <ns1:sub>
+            <ns1:r>
+              <ns1:t>i</ns1:t>
+            </ns1:r>
+          </ns1:sub>
+        </ns1:sSub>
+        <ns1:r>
+          <ns1:rPr>
+            <ns1:sty ns1:val="p"/>
+          </ns1:rPr>
+          <ns1:t>)</ns1:t>
+        </ns1:r>
+      </ns1:oMath>
+      <ns0:r>
+        <ns0:t xml:space="preserve"> </ns0:t>
+      </ns0:r>
+      <ns0:r>
+        <ns0:t xml:space="preserve">uses the cohort outcome variance, separately for each load and endpoint; it is not training fit. Paired gains compare models on identical held-out observations. Pointwise 95% bootstrap intervals use 3000 subject resamples of repeat-averaged squared errors, preserving pairing across predictor sets. They condition on fitted cross-validation predictions and do not include the uncertainty of refitting or retrospectively selecting the triad. Repeated folds are not treated as independent samples. Validation addresses new subjects from the represented population under each specified load, not external specimens or unseen loading configurations.</ns0:t>
+      </ns0:r>
+    </ns0:p>
+    <ns0:bookmarkEnd ns0:id="32"/>
+    <ns0:bookmarkStart ns0:id="33" ns0:name="Xf2d3c1351314855d954417b7ccd99fc4a55c781"/>
+    <ns0:p>
+      <ns0:pPr>
+        <ns0:pStyle ns0:val="Heading2"/>
+      </ns0:pPr>
+      <ns0:r>
+        <ns0:t xml:space="preserve">2.8. Controlled test of a directional limit to scalar prediction</ns0:t>
+      </ns0:r>
+    </ns0:p>
+    <ns0:p>
+      <ns0:pPr>
+        <ns0:pStyle ns0:val="FirstParagraph"/>
+      </ns0:pPr>
+      <ns0:r>
+        <ns0:t xml:space="preserve">We redistributed each 400 N transverse side force between the internal-ring (LAB1) and ischial (LAB2) patches. At fraction</ns0:t>
+      </ns0:r>
+      <ns0:r>
+        <ns0:t xml:space="preserve"> </ns0:t>
+      </ns0:r>
+      <ns1:oMath>
+        <ns1:r>
+          <ns1:t>w</ns1:t>
+        </ns1:r>
+        <ns1:r>
+          <ns1:rPr>
+            <ns1:sty ns1:val="p"/>
+          </ns1:rPr>
+          <ns1:t>∈</ns1:t>
+        </ns1:r>
+        <ns1:r>
+          <ns1:rPr>
+            <ns1:sty ns1:val="p"/>
+          </ns1:rPr>
+          <ns1:t>{</ns1:t>
+        </ns1:r>
+        <ns1:r>
+          <ns1:t>0</ns1:t>
+        </ns1:r>
+        <ns1:r>
+          <ns1:rPr>
+            <ns1:sty ns1:val="p"/>
+          </ns1:rPr>
+          <ns1:t>,</ns1:t>
+        </ns1:r>
+        <ns1:r>
+          <ns1:t>0.25</ns1:t>
+        </ns1:r>
+        <ns1:r>
+          <ns1:rPr>
+            <ns1:sty ns1:val="p"/>
+          </ns1:rPr>
+          <ns1:t>,</ns1:t>
+        </ns1:r>
+        <ns1:r>
+          <ns1:t>0.5</ns1:t>
+        </ns1:r>
+        <ns1:r>
+          <ns1:rPr>
+            <ns1:sty ns1:val="p"/>
+          </ns1:rPr>
+          <ns1:t>,</ns1:t>
+        </ns1:r>
+        <ns1:r>
+          <ns1:t>0.75</ns1:t>
+        </ns1:r>
+        <ns1:r>
+          <ns1:rPr>
+            <ns1:sty ns1:val="p"/>
+          </ns1:rPr>
+          <ns1:t>,</ns1:t>
+        </ns1:r>
+        <ns1:r>
+          <ns1:t>1</ns1:t>
+        </ns1:r>
+        <ns1:r>
+          <ns1:rPr>
+            <ns1:sty ns1:val="p"/>
+          </ns1:rPr>
+          <ns1:t>}</ns1:t>
+        </ns1:r>
+      </ns1:oMath>
+      <ns0:r>
+        <ns0:t xml:space="preserve">, LAB1 patches receive fraction</ns0:t>
+      </ns0:r>
+      <ns0:r>
+        <ns0:t xml:space="preserve"> </ns0:t>
+      </ns0:r>
+      <ns1:oMath>
+        <ns1:r>
+          <ns1:t>1</ns1:t>
+        </ns1:r>
+        <ns1:r>
+          <ns1:rPr>
+            <ns1:sty ns1:val="p"/>
+          </ns1:rPr>
+          <ns1:t>−</ns1:t>
+        </ns1:r>
+        <ns1:r>
+          <ns1:t>w</ns1:t>
+        </ns1:r>
+      </ns1:oMath>
+      <ns0:r>
+        <ns0:t xml:space="preserve"> </ns0:t>
+      </ns0:r>
+      <ns0:r>
+        <ns0:t xml:space="preserve">and LAB2 patches fraction</ns0:t>
+      </ns0:r>
+      <ns0:r>
+        <ns0:t xml:space="preserve"> </ns0:t>
+      </ns0:r>
+      <ns1:oMath>
+        <ns1:r>
+          <ns1:t>w</ns1:t>
+        </ns1:r>
+      </ns1:oMath>
+      <ns0:r>
+        <ns0:t xml:space="preserve">. Each side’s total force and direction remain unchanged; geometry, density, constraints and linearized tissue stiffness remain fixed. Because both endpoint solutions contain the same pretension and the weights sum to one, the displacement field</ns0:t>
+      </ns0:r>
+    </ns0:p>
+    <ns0:p>
+      <ns0:pPr>
+        <ns0:pStyle ns0:val="BodyText"/>
+      </ns0:pPr>
+      <ns1:oMathPara>
+        <ns1:oMathParaPr>
+          <ns1:jc ns1:val="center"/>
+        </ns1:oMathParaPr>
+        <ns1:oMath>
+          <ns1:sSub>
+            <ns1:e>
+              <ns1:r>
+                <ns1:rPr>
+                  <ns1:sty ns1:val="b"/>
+                </ns1:rPr>
+                <ns1:t>u</ns1:t>
+              </ns1:r>
+            </ns1:e>
+            <ns1:sub>
+              <ns1:r>
+                <ns1:t>i</ns1:t>
+              </ns1:r>
+            </ns1:sub>
+          </ns1:sSub>
+          <ns1:r>
+            <ns1:rPr>
+              <ns1:sty ns1:val="p"/>
+            </ns1:rPr>
+            <ns1:t>(</ns1:t>
+          </ns1:r>
+          <ns1:r>
+            <ns1:t>w</ns1:t>
+          </ns1:r>
+          <ns1:r>
+            <ns1:rPr>
+              <ns1:sty ns1:val="p"/>
+            </ns1:rPr>
+            <ns1:t>)</ns1:t>
+          </ns1:r>
+          <ns1:r>
+            <ns1:rPr>
+              <ns1:sty ns1:val="p"/>
+            </ns1:rPr>
+            <ns1:t>=</ns1:t>
+          </ns1:r>
+          <ns1:r>
+            <ns1:rPr>
+              <ns1:sty ns1:val="p"/>
+            </ns1:rPr>
+            <ns1:t>(</ns1:t>
+          </ns1:r>
+          <ns1:r>
+            <ns1:t>1</ns1:t>
+          </ns1:r>
+          <ns1:r>
+            <ns1:rPr>
+              <ns1:sty ns1:val="p"/>
+            </ns1:rPr>
+            <ns1:t>−</ns1:t>
+          </ns1:r>
+          <ns1:r>
+            <ns1:t>w</ns1:t>
+          </ns1:r>
+          <ns1:r>
+            <ns1:rPr>
+              <ns1:sty ns1:val="p"/>
+            </ns1:rPr>
+            <ns1:t>)</ns1:t>
+          </ns1:r>
+          <ns1:sSub>
+            <ns1:e>
+              <ns1:r>
+                <ns1:rPr>
+                  <ns1:sty ns1:val="b"/>
+                </ns1:rPr>
+                <ns1:t>u</ns1:t>
+              </ns1:r>
+            </ns1:e>
+            <ns1:sub>
+              <ns1:r>
+                <ns1:t>i</ns1:t>
+              </ns1:r>
+              <ns1:r>
+                <ns1:rPr>
+                  <ns1:sty ns1:val="p"/>
+                </ns1:rPr>
+                <ns1:t>,</ns1:t>
+              </ns1:r>
+              <ns1:r>
+                <ns1:t>L</ns1:t>
+              </ns1:r>
+              <ns1:r>
+                <ns1:t>A</ns1:t>
+              </ns1:r>
+              <ns1:r>
+                <ns1:t>B</ns1:t>
+              </ns1:r>
+              <ns1:r>
+                <ns1:t>1</ns1:t>
+              </ns1:r>
+            </ns1:sub>
+          </ns1:sSub>
+          <ns1:r>
+            <ns1:rPr>
+              <ns1:sty ns1:val="p"/>
+            </ns1:rPr>
+            <ns1:t>+</ns1:t>
+          </ns1:r>
+          <ns1:r>
+            <ns1:t>w</ns1:t>
+          </ns1:r>
+          <ns1:sSub>
+            <ns1:e>
+              <ns1:r>
+                <ns1:rPr>
+                  <ns1:sty ns1:val="b"/>
+                </ns1:rPr>
+                <ns1:t>u</ns1:t>
+              </ns1:r>
+            </ns1:e>
+            <ns1:sub>
+              <ns1:r>
+                <ns1:t>i</ns1:t>
+              </ns1:r>
+              <ns1:r>
+                <ns1:rPr>
+                  <ns1:sty ns1:val="p"/>
+                </ns1:rPr>
+                <ns1:t>,</ns1:t>
+              </ns1:r>
+              <ns1:r>
+                <ns1:t>L</ns1:t>
+              </ns1:r>
+              <ns1:r>
+                <ns1:t>A</ns1:t>
+              </ns1:r>
+              <ns1:r>
+                <ns1:t>B</ns1:t>
+              </ns1:r>
+              <ns1:r>
+                <ns1:t>2</ns1:t>
+              </ns1:r>
+            </ns1:sub>
+          </ns1:sSub>
+        </ns1:oMath>
+      </ns1:oMathPara>
+    </ns0:p>
+    <ns0:p>
+      <ns0:pPr>
+        <ns0:pStyle ns0:val="FirstParagraph"/>
+      </ns0:pPr>
+      <ns0:r>
+        <ns0:t xml:space="preserve">solves the corresponding mixed-force problem in the implemented linear system. The experiment uses exact field superposition and requires no new FE factorization.</ns0:t>
+      </ns0:r>
+    </ns0:p>
+    <ns0:p>
+      <ns0:pPr>
+        <ns0:pStyle ns0:val="BodyText"/>
+      </ns0:pPr>
+      <ns0:r>
+        <ns0:t xml:space="preserve">For all 278 subjects, motion was re-extracted from the mixed fields using the original affine-corrected, trimmed-Kabsch definitions and each subject’s fixed unloaded ROI. Both endpoint weights reproduced the archived corrected rotations and translations to absolute and relative tolerances of</ns0:t>
+      </ns0:r>
+      <ns0:r>
+        <ns0:t xml:space="preserve"> </ns0:t>
+      </ns0:r>
+      <ns1:oMath>
+        <ns1:sSup>
+          <ns1:e>
+            <ns1:r>
+              <ns1:t>10</ns1:t>
+            </ns1:r>
+          </ns1:e>
+          <ns1:sup>
+            <ns1:r>
+              <ns1:rPr>
+                <ns1:sty ns1:val="p"/>
+              </ns1:rPr>
+              <ns1:t>−</ns1:t>
+            </ns1:r>
+            <ns1:r>
+              <ns1:t>8</ns1:t>
+            </ns1:r>
+          </ns1:sup>
+        </ns1:sSup>
+      </ns1:oMath>
+      <ns0:r>
+        <ns0:t xml:space="preserve">. A scalar endpoint estimate combines bilateral translation magnitudes,</ns0:t>
+      </ns0:r>
+      <ns0:r>
+        <ns0:t xml:space="preserve"> </ns0:t>
+      </ns0:r>
+      <ns1:oMath>
+        <ns1:sSub>
+          <ns1:e>
+            <ns1:r>
+              <ns1:t>S</ns1:t>
+            </ns1:r>
+          </ns1:e>
+          <ns1:sub>
+            <ns1:r>
+              <ns1:t>i</ns1:t>
+            </ns1:r>
+          </ns1:sub>
+        </ns1:sSub>
+        <ns1:r>
+          <ns1:rPr>
+            <ns1:sty ns1:val="p"/>
+          </ns1:rPr>
+          <ns1:t>(</ns1:t>
+        </ns1:r>
+        <ns1:r>
+          <ns1:t>w</ns1:t>
+        </ns1:r>
+        <ns1:r>
+          <ns1:rPr>
+            <ns1:sty ns1:val="p"/>
+          </ns1:rPr>
+          <ns1:t>)</ns1:t>
+        </ns1:r>
+        <ns1:r>
+          <ns1:rPr>
+            <ns1:sty ns1:val="p"/>
+          </ns1:rPr>
+          <ns1:t>=</ns1:t>
+        </ns1:r>
+        <ns1:r>
+          <ns1:rPr>
+            <ns1:sty ns1:val="p"/>
+          </ns1:rPr>
+          <ns1:t>(</ns1:t>
+        </ns1:r>
+        <ns1:r>
+          <ns1:t>1</ns1:t>
+        </ns1:r>
+        <ns1:r>
+          <ns1:rPr>
+            <ns1:sty ns1:val="p"/>
+          </ns1:rPr>
+          <ns1:t>−</ns1:t>
+        </ns1:r>
+        <ns1:r>
+          <ns1:t>w</ns1:t>
+        </ns1:r>
+        <ns1:r>
+          <ns1:rPr>
+            <ns1:sty ns1:val="p"/>
+          </ns1:rPr>
+          <ns1:t>)</ns1:t>
+        </ns1:r>
+        <ns1:sSub>
+          <ns1:e>
+            <ns1:r>
+              <ns1:t>Y</ns1:t>
+            </ns1:r>
+          </ns1:e>
+          <ns1:sub>
+            <ns1:r>
+              <ns1:t>i</ns1:t>
+            </ns1:r>
+            <ns1:r>
+              <ns1:rPr>
+                <ns1:sty ns1:val="p"/>
+              </ns1:rPr>
+              <ns1:t>,</ns1:t>
+            </ns1:r>
+            <ns1:r>
+              <ns1:t>L</ns1:t>
+            </ns1:r>
+            <ns1:r>
+              <ns1:t>A</ns1:t>
+            </ns1:r>
+            <ns1:r>
+              <ns1:t>B</ns1:t>
+            </ns1:r>
+            <ns1:r>
+              <ns1:t>1</ns1:t>
+            </ns1:r>
+          </ns1:sub>
+        </ns1:sSub>
+        <ns1:r>
+          <ns1:rPr>
+            <ns1:sty ns1:val="p"/>
+          </ns1:rPr>
+          <ns1:t>+</ns1:t>
+        </ns1:r>
+        <ns1:r>
+          <ns1:t>w</ns1:t>
+        </ns1:r>
+        <ns1:sSub>
+          <ns1:e>
+            <ns1:r>
+              <ns1:t>Y</ns1:t>
+            </ns1:r>
+          </ns1:e>
+          <ns1:sub>
+            <ns1:r>
+              <ns1:t>i</ns1:t>
+            </ns1:r>
+            <ns1:r>
+              <ns1:rPr>
+                <ns1:sty ns1:val="p"/>
+              </ns1:rPr>
+              <ns1:t>,</ns1:t>
+            </ns1:r>
+            <ns1:r>
+              <ns1:t>L</ns1:t>
+            </ns1:r>
+            <ns1:r>
+              <ns1:t>A</ns1:t>
+            </ns1:r>
+            <ns1:r>
+              <ns1:t>B</ns1:t>
+            </ns1:r>
+            <ns1:r>
+              <ns1:t>2</ns1:t>
+            </ns1:r>
+          </ns1:sub>
+        </ns1:sSub>
+      </ns1:oMath>
+      <ns0:r>
+        <ns0:t xml:space="preserve">. A signed-vector endpoint estimate first combines each side’s reported displacement vectors and then takes their bilateral mean norm,</ns0:t>
+      </ns0:r>
+      <ns0:r>
+        <ns0:t xml:space="preserve"> </ns0:t>
+      </ns0:r>
+      <ns1:oMath>
+        <ns1:sSub>
+          <ns1:e>
+            <ns1:r>
+              <ns1:t>D</ns1:t>
+            </ns1:r>
+          </ns1:e>
+          <ns1:sub>
+            <ns1:r>
+              <ns1:t>i</ns1:t>
+            </ns1:r>
+          </ns1:sub>
+        </ns1:sSub>
+        <ns1:r>
+          <ns1:rPr>
+            <ns1:sty ns1:val="p"/>
+          </ns1:rPr>
+          <ns1:t>(</ns1:t>
+        </ns1:r>
+        <ns1:r>
+          <ns1:t>w</ns1:t>
+        </ns1:r>
+        <ns1:r>
+          <ns1:rPr>
+            <ns1:sty ns1:val="p"/>
+          </ns1:rPr>
+          <ns1:t>)</ns1:t>
+        </ns1:r>
+        <ns1:r>
+          <ns1:rPr>
+            <ns1:sty ns1:val="p"/>
+          </ns1:rPr>
+          <ns1:t>=</ns1:t>
+        </ns1:r>
+        <ns1:f>
+          <ns1:fPr>
+            <ns1:type ns1:val="bar"/>
+          </ns1:fPr>
+          <ns1:num>
+            <ns1:r>
+              <ns1:t>1</ns1:t>
+            </ns1:r>
+          </ns1:num>
+          <ns1:den>
+            <ns1:r>
+              <ns1:t>2</ns1:t>
+            </ns1:r>
+          </ns1:den>
+        </ns1:f>
+        <ns1:nary>
+          <ns1:naryPr>
+            <ns1:chr ns1:val="∑"/>
+            <ns1:limLoc ns1:val="undOvr"/>
+            <ns1:subHide ns1:val="0"/>
+            <ns1:supHide ns1:val="1"/>
+          </ns1:naryPr>
+          <ns1:sub>
+            <ns1:r>
+              <ns1:t>s</ns1:t>
+            </ns1:r>
+            <ns1:r>
+              <ns1:rPr>
+                <ns1:sty ns1:val="p"/>
+              </ns1:rPr>
+              <ns1:t>=</ns1:t>
+            </ns1:r>
+            <ns1:r>
+              <ns1:t>L</ns1:t>
+            </ns1:r>
+            <ns1:r>
+              <ns1:rPr>
+                <ns1:sty ns1:val="p"/>
+              </ns1:rPr>
+              <ns1:t>,</ns1:t>
+            </ns1:r>
+            <ns1:r>
+              <ns1:t>R</ns1:t>
+            </ns1:r>
+          </ns1:sub>
+          <ns1:sup>
+            <ns1:r>
+              <ns1:t>​</ns1:t>
+            </ns1:r>
+          </ns1:sup>
+          <ns1:e>
+            <ns1:r>
+              <ns1:rPr>
+                <ns1:sty ns1:val="p"/>
+              </ns1:rPr>
+              <ns1:t>∥</ns1:t>
+            </ns1:r>
+          </ns1:e>
+        </ns1:nary>
+        <ns1:r>
+          <ns1:rPr>
+            <ns1:sty ns1:val="p"/>
+          </ns1:rPr>
+          <ns1:t>(</ns1:t>
+        </ns1:r>
+        <ns1:r>
+          <ns1:t>1</ns1:t>
+        </ns1:r>
+        <ns1:r>
+          <ns1:rPr>
+            <ns1:sty ns1:val="p"/>
+          </ns1:rPr>
+          <ns1:t>−</ns1:t>
+        </ns1:r>
+        <ns1:r>
+          <ns1:t>w</ns1:t>
+        </ns1:r>
+        <ns1:r>
+          <ns1:rPr>
+            <ns1:sty ns1:val="p"/>
+          </ns1:rPr>
+          <ns1:t>)</ns1:t>
+        </ns1:r>
+        <ns1:sSub>
+          <ns1:e>
+            <ns1:r>
+              <ns1:rPr>
+                <ns1:sty ns1:val="b"/>
+              </ns1:rPr>
+              <ns1:t>d</ns1:t>
+            </ns1:r>
+          </ns1:e>
+          <ns1:sub>
+            <ns1:r>
+              <ns1:t>i</ns1:t>
+            </ns1:r>
+            <ns1:r>
+              <ns1:rPr>
+                <ns1:sty ns1:val="p"/>
+              </ns1:rPr>
+              <ns1:t>,</ns1:t>
+            </ns1:r>
+            <ns1:r>
+              <ns1:t>L</ns1:t>
+            </ns1:r>
+            <ns1:r>
+              <ns1:t>A</ns1:t>
+            </ns1:r>
+            <ns1:r>
+              <ns1:t>B</ns1:t>
+            </ns1:r>
+            <ns1:r>
+              <ns1:t>1</ns1:t>
+            </ns1:r>
+            <ns1:r>
+              <ns1:rPr>
+                <ns1:sty ns1:val="p"/>
+              </ns1:rPr>
+              <ns1:t>,</ns1:t>
+            </ns1:r>
+            <ns1:r>
+              <ns1:t>s</ns1:t>
+            </ns1:r>
+          </ns1:sub>
+        </ns1:sSub>
+        <ns1:r>
+          <ns1:rPr>
+            <ns1:sty ns1:val="p"/>
+          </ns1:rPr>
+          <ns1:t>+</ns1:t>
+        </ns1:r>
+        <ns1:r>
+          <ns1:t>w</ns1:t>
+        </ns1:r>
+        <ns1:sSub>
+          <ns1:e>
+            <ns1:r>
+              <ns1:rPr>
+                <ns1:sty ns1:val="b"/>
+              </ns1:rPr>
+              <ns1:t>d</ns1:t>
+            </ns1:r>
+          </ns1:e>
+          <ns1:sub>
+            <ns1:r>
+              <ns1:t>i</ns1:t>
+            </ns1:r>
+            <ns1:r>
+              <ns1:rPr>
+                <ns1:sty ns1:val="p"/>
+              </ns1:rPr>
+              <ns1:t>,</ns1:t>
+            </ns1:r>
+            <ns1:r>
+              <ns1:t>L</ns1:t>
+            </ns1:r>
+            <ns1:r>
+              <ns1:t>A</ns1:t>
+            </ns1:r>
+            <ns1:r>
+              <ns1:t>B</ns1:t>
+            </ns1:r>
+            <ns1:r>
+              <ns1:t>2</ns1:t>
+            </ns1:r>
+            <ns1:r>
+              <ns1:rPr>
+                <ns1:sty ns1:val="p"/>
+              </ns1:rPr>
+              <ns1:t>,</ns1:t>
+            </ns1:r>
+            <ns1:r>
+              <ns1:t>s</ns1:t>
+            </ns1:r>
+          </ns1:sub>
+        </ns1:sSub>
+        <ns1:r>
+          <ns1:rPr>
+            <ns1:sty ns1:val="p"/>
+          </ns1:rPr>
+          <ns1:t>∥</ns1:t>
+        </ns1:r>
+      </ns1:oMath>
+      <ns0:r>
+        <ns0:t xml:space="preserve">.</ns0:t>
+      </ns0:r>
+    </ns0:p>
+    <ns0:p>
+      <ns0:pPr>
+        <ns0:pStyle ns0:val="BodyText"/>
+      </ns0:pPr>
+      <ns0:r>
+        <ns0:t xml:space="preserve">The vector norm contains the cross-term</ns0:t>
+      </ns0:r>
+      <ns0:r>
+        <ns0:t xml:space="preserve"> </ns0:t>
+      </ns0:r>
+      <ns1:oMath>
+        <ns1:r>
+          <ns1:t>2</ns1:t>
+        </ns1:r>
+        <ns1:r>
+          <ns1:t>w</ns1:t>
+        </ns1:r>
+        <ns1:r>
+          <ns1:rPr>
+            <ns1:sty ns1:val="p"/>
+          </ns1:rPr>
+          <ns1:t>(</ns1:t>
+        </ns1:r>
+        <ns1:r>
+          <ns1:t>1</ns1:t>
+        </ns1:r>
+        <ns1:r>
+          <ns1:rPr>
+            <ns1:sty ns1:val="p"/>
+          </ns1:rPr>
+          <ns1:t>−</ns1:t>
+        </ns1:r>
+        <ns1:r>
+          <ns1:t>w</ns1:t>
+        </ns1:r>
+        <ns1:r>
+          <ns1:rPr>
+            <ns1:sty ns1:val="p"/>
+          </ns1:rPr>
+          <ns1:t>)</ns1:t>
+        </ns1:r>
+        <ns1:sSub>
+          <ns1:e>
+            <ns1:r>
+              <ns1:rPr>
+                <ns1:sty ns1:val="b"/>
+              </ns1:rPr>
+              <ns1:t>d</ns1:t>
+            </ns1:r>
+          </ns1:e>
+          <ns1:sub>
+            <ns1:r>
+              <ns1:t>L</ns1:t>
+            </ns1:r>
+            <ns1:r>
+              <ns1:t>A</ns1:t>
+            </ns1:r>
+            <ns1:r>
+              <ns1:t>B</ns1:t>
+            </ns1:r>
+            <ns1:r>
+              <ns1:t>1</ns1:t>
+            </ns1:r>
+            <ns1:r>
+              <ns1:rPr>
+                <ns1:sty ns1:val="p"/>
+              </ns1:rPr>
+              <ns1:t>,</ns1:t>
+            </ns1:r>
+            <ns1:r>
+              <ns1:t>s</ns1:t>
+            </ns1:r>
+          </ns1:sub>
+        </ns1:sSub>
+        <ns1:r>
+          <ns1:rPr>
+            <ns1:sty ns1:val="p"/>
+          </ns1:rPr>
+          <ns1:t>⋅</ns1:t>
+        </ns1:r>
+        <ns1:sSub>
+          <ns1:e>
+            <ns1:r>
+              <ns1:rPr>
+                <ns1:sty ns1:val="b"/>
+              </ns1:rPr>
+              <ns1:t>d</ns1:t>
+            </ns1:r>
+          </ns1:e>
+          <ns1:sub>
+            <ns1:r>
+              <ns1:t>L</ns1:t>
+            </ns1:r>
+            <ns1:r>
+              <ns1:t>A</ns1:t>
+            </ns1:r>
+            <ns1:r>
+              <ns1:t>B</ns1:t>
+            </ns1:r>
+            <ns1:r>
+              <ns1:t>2</ns1:t>
+            </ns1:r>
+            <ns1:r>
+              <ns1:rPr>
+                <ns1:sty ns1:val="p"/>
+              </ns1:rPr>
+              <ns1:t>,</ns1:t>
+            </ns1:r>
+            <ns1:r>
+              <ns1:t>s</ns1:t>
+            </ns1:r>
+          </ns1:sub>
+        </ns1:sSub>
+      </ns1:oMath>
+      <ns0:r>
+        <ns0:t xml:space="preserve">, which scalar magnitudes cannot identify. We quantified the reduction relative to scalar combination as</ns0:t>
+      </ns0:r>
+      <ns0:r>
+        <ns0:t xml:space="preserve"> </ns0:t>
+      </ns0:r>
+      <ns1:oMath>
+        <ns1:r>
+          <ns1:t>100</ns1:t>
+        </ns1:r>
+        <ns1:r>
+          <ns1:rPr>
+            <ns1:sty ns1:val="p"/>
+          </ns1:rPr>
+          <ns1:t>[</ns1:t>
+        </ns1:r>
+        <ns1:r>
+          <ns1:t>1</ns1:t>
+        </ns1:r>
+        <ns1:r>
+          <ns1:rPr>
+            <ns1:sty ns1:val="p"/>
+          </ns1:rPr>
+          <ns1:t>−</ns1:t>
+        </ns1:r>
+        <ns1:sSub>
+          <ns1:e>
+            <ns1:r>
+              <ns1:t>Y</ns1:t>
+            </ns1:r>
+          </ns1:e>
+          <ns1:sub>
+            <ns1:r>
+              <ns1:t>i</ns1:t>
+            </ns1:r>
+          </ns1:sub>
+        </ns1:sSub>
+        <ns1:r>
+          <ns1:rPr>
+            <ns1:sty ns1:val="p"/>
+          </ns1:rPr>
+          <ns1:t>(</ns1:t>
+        </ns1:r>
+        <ns1:r>
+          <ns1:t>w</ns1:t>
+        </ns1:r>
+        <ns1:r>
+          <ns1:rPr>
+            <ns1:sty ns1:val="p"/>
+          </ns1:rPr>
+          <ns1:t>)</ns1:t>
+        </ns1:r>
+        <ns1:r>
+          <ns1:rPr>
+            <ns1:sty ns1:val="p"/>
+          </ns1:rPr>
+          <ns1:t>/</ns1:t>
+        </ns1:r>
+        <ns1:sSub>
+          <ns1:e>
+            <ns1:r>
+              <ns1:t>S</ns1:t>
+            </ns1:r>
+          </ns1:e>
+          <ns1:sub>
+            <ns1:r>
+              <ns1:t>i</ns1:t>
+            </ns1:r>
+          </ns1:sub>
+        </ns1:sSub>
+        <ns1:r>
+          <ns1:rPr>
+            <ns1:sty ns1:val="p"/>
+          </ns1:rPr>
+          <ns1:t>(</ns1:t>
+        </ns1:r>
+        <ns1:r>
+          <ns1:t>w</ns1:t>
+        </ns1:r>
+        <ns1:r>
+          <ns1:rPr>
+            <ns1:sty ns1:val="p"/>
+          </ns1:rPr>
+          <ns1:t>)</ns1:t>
+        </ns1:r>
+        <ns1:r>
+          <ns1:rPr>
+            <ns1:sty ns1:val="p"/>
+          </ns1:rPr>
+          <ns1:t>]</ns1:t>
+        </ns1:r>
+      </ns1:oMath>
+      <ns0:r>
+        <ns0:t xml:space="preserve"> </ns0:t>
+      </ns0:r>
+      <ns0:r>
+        <ns0:t xml:space="preserve">and compared scalar and vector RMSE against re-extracted</ns0:t>
+      </ns0:r>
+      <ns0:r>
+        <ns0:t xml:space="preserve"> </ns0:t>
+      </ns0:r>
+      <ns1:oMath>
+        <ns1:sSub>
+          <ns1:e>
+            <ns1:r>
+              <ns1:t>Y</ns1:t>
+            </ns1:r>
+          </ns1:e>
+          <ns1:sub>
+            <ns1:r>
+              <ns1:t>i</ns1:t>
+            </ns1:r>
+          </ns1:sub>
+        </ns1:sSub>
+        <ns1:r>
+          <ns1:rPr>
+            <ns1:sty ns1:val="p"/>
+          </ns1:rPr>
+          <ns1:t>(</ns1:t>
+        </ns1:r>
+        <ns1:r>
+          <ns1:t>w</ns1:t>
+        </ns1:r>
+        <ns1:r>
+          <ns1:rPr>
+            <ns1:sty ns1:val="p"/>
+          </ns1:rPr>
+          <ns1:t>)</ns1:t>
+        </ns1:r>
+      </ns1:oMath>
+      <ns0:r>
+        <ns0:t xml:space="preserve">. Signed-vector combination is an approximation at the level of these fitted kinematic outputs, despite exact superposition of the underlying FE fields; its error was measured rather than assumed zero. Both endpoint estimates use individual FE endpoint information and are mechanism diagnostics, not anatomy-only held-out predictions. This experiment tests transfer to a controlled load mixture; it does not identify the causes of residual cross-subject prediction error. Bootstrap intervals for median reduction use 3000 subject resamples.</ns0:t>
+      </ns0:r>
+    </ns0:p>
+    <ns0:bookmarkEnd ns0:id="33"/>
+    <ns0:bookmarkStart ns0:id="34" ns0:name="statistical-analysis"/>
+    <ns0:p>
+      <ns0:pPr>
+        <ns0:pStyle ns0:val="Heading2"/>
+      </ns0:pPr>
+      <ns0:r>
+        <ns0:t xml:space="preserve">2.9. Statistical analysis</ns0:t>
+      </ns0:r>
+    </ns0:p>
+    <ns0:p>
+      <ns0:pPr>
+        <ns0:pStyle ns0:val="FirstParagraph"/>
+      </ns0:pPr>
+      <ns0:r>
+        <ns0:t xml:space="preserve">All comparisons were retrospective and were not preregistered. Held-out prediction gains and the controlled load-mixture experiment form the central analyses; anatomical-adjustment, load-profile and density-variant comparisons provide context and delimit their interpretation. Distributions are summarized by medians and interquartile ranges. Paired component contrasts use</ns0:t>
       </ns0:r>
       <ns0:r>
         <ns0:t xml:space="preserve"> </ns0:t>
@@ -4504,7 +5874,7 @@
         </ns1:sSub>
       </ns1:oMath>
       <ns0:r>
-        <ns0:t xml:space="preserve">, with 3000 bootstrap samples for median confidence intervals and two-sided exact binomial sign tests of the median contrast (zero differences excluded). Wilcoxon signed-rank statistics</ns0:t>
+        <ns0:t xml:space="preserve">, with 3000 subject bootstrap samples for median confidence intervals and two-sided exact binomial sign tests (zero differences excluded). Wilcoxon signed-rank statistics</ns0:t>
       </ns0:r>
       <ns0:r>
         <ns0:t xml:space="preserve"> </ns0:t>
@@ -4516,7 +5886,7 @@
         <ns0:t xml:space="preserve"> </ns0:t>
       </ns0:r>
       <ns0:r>
-        <ns0:t xml:space="preserve">are retained in the machine-readable output as a sensitivity diagnostic, but are not used for the primary inference because asymmetric differences can yield a signed-rank result that disagrees with the direction of the median. Benjamini–Hochberg correction was applied to the 12 component comparisons</ns0:t>
+        <ns0:t xml:space="preserve">are retained in the machine-readable output as a sensitivity diagnostic, but are not used for primary inference because asymmetric differences can yield a signed-rank result that disagrees with the direction of the median. Benjamini–Hochberg correction was applied to the 12 component comparisons</ns0:t>
       </ns0:r>
       <ns0:r>
         <ns0:t xml:space="preserve"> </ns0:t>
@@ -4525,7 +5895,7 @@
         <ns0:t xml:space="preserve">(Benjamini and Hochberg 1995)</ns0:t>
       </ns0:r>
       <ns0:r>
-        <ns0:t xml:space="preserve">. H1 additionally uses paired tests for rotation magnitude, translation magnitude and translation asymmetry (a separate three-test family).</ns0:t>
+        <ns0:t xml:space="preserve">. Bilateral versus unilateral support uses a separate three-test family for rotation magnitude, translation magnitude and translation asymmetry. Direct LAB2-minus-LAB1 contrasts use a separate three-component family. Prediction-gain intervals are descriptive, pointwise comparisons of paired held-out errors; no multiplicity-adjusted hypothesis tests were applied to them.</ns0:t>
       </ns0:r>
     </ns0:p>
     <ns0:p>
@@ -5136,7 +6506,7 @@
         <ns0:pStyle ns0:val="BodyText"/>
       </ns0:pPr>
       <ns0:r>
-        <ns0:t xml:space="preserve">Exploratory load-specific models regress</ns0:t>
+        <ns0:t xml:space="preserve">Exploratory load-specific association models regress</ns0:t>
       </ns0:r>
       <ns0:r>
         <ns0:t xml:space="preserve"> </ns0:t>
@@ -5245,7 +6615,7 @@
         </ns1:sSub>
       </ns1:oMath>
       <ns0:r>
-        <ns0:t xml:space="preserve">; HC3 covariance supplies 95% Wald intervals. FDR covers 20 sex-specific slope tests, with a separate family of ten interaction tests. Failure to reject an interaction is not evidence of equal slopes. The alternative</ns0:t>
+        <ns0:t xml:space="preserve">; HC3 covariance supplies 95% Wald intervals. FDR covers 20 sex-specific slope tests, with a separate family of ten interaction tests. Failure to reject an interaction is not evidence of equal slopes. A matched specification omitting the triad assesses the dependence of volume coefficients on anatomical adjustment (Supporting Information, Table S13). Neither specification represents uniform geometric scaling. The alternative</ns0:t>
       </ns0:r>
       <ns0:r>
         <ns0:t xml:space="preserve"> </ns0:t>
@@ -5430,9 +6800,9 @@
         <ns0:t xml:space="preserve">; it is not an independent robustness test. A sensitivity analysis added a quadratic age term to the nested sex models and the conditional volume models (Supporting Information, Tables S7–S8). Sample confidence intervals do not include uncertainty in loads, constitutive choices, segmentation or boundary conditions.</ns0:t>
       </ns0:r>
     </ns0:p>
-    <ns0:bookmarkEnd ns0:id="32"/>
-    <ns0:bookmarkEnd ns0:id="33"/>
-    <ns0:bookmarkStart ns0:id="54" ns0:name="results"/>
+    <ns0:bookmarkEnd ns0:id="34"/>
+    <ns0:bookmarkEnd ns0:id="35"/>
+    <ns0:bookmarkStart ns0:id="61" ns0:name="results"/>
     <ns0:p>
       <ns0:pPr>
         <ns0:pStyle ns0:val="Heading1"/>
@@ -5455,13 +6825,13 @@
               <ns3:graphicData uri="http://schemas.openxmlformats.org/drawingml/2006/picture">
                 <ns4:pic>
                   <ns4:nvPicPr>
-                    <ns4:cNvPr descr="/tmp/janat_docx_9v1cyq4_/Fig1_anatomy_coordinates_loads.png" id="0" name="Picture"/>
+                    <ns4:cNvPr descr="/tmp/janat_docx_vu_rpejg/Fig1_anatomy_coordinates_loads.png" id="0" name="Picture"/>
                     <ns4:cNvPicPr>
                       <ns3:picLocks noChangeArrowheads="1" noChangeAspect="1"/>
                     </ns4:cNvPicPr>
                   </ns4:nvPicPr>
                   <ns4:blipFill>
-                    <ns3:blip ns5:embed="rId34"/>
+                    <ns3:blip ns5:embed="rId36"/>
                     <ns3:stretch>
                       <ns3:fillRect/>
                     </ns3:stretch>
@@ -5514,11 +6884,11 @@
       <ns0:r>
         <ns0:t xml:space="preserve"> </ns0:t>
       </ns0:r>
-      <ns0:bookmarkStart ns0:id="35" ns0:name="fig:overview"/>
+      <ns0:bookmarkStart ns0:id="37" ns0:name="fig:overview"/>
       <ns0:r>
         <ns0:t xml:space="preserve">[fig:overview]</ns0:t>
       </ns0:r>
-      <ns0:bookmarkEnd ns0:id="35"/>
+      <ns0:bookmarkEnd ns0:id="37"/>
     </ns0:p>
     <ns0:p>
       <ns0:pPr>
@@ -5528,13 +6898,13 @@
         <ns0:t xml:space="preserve">Each of the 278 anatomies contributed responses to all five loads (1390 subject–load observations) in each of the three geometry–density variants. This matched design first establishes the loading context for the anatomical comparisons.</ns0:t>
       </ns0:r>
     </ns0:p>
-    <ns0:bookmarkStart ns0:id="39" ns0:name="X60e4bfe7fd066eaa8c50b20ae2e763f316f64f9"/>
+    <ns0:bookmarkStart ns0:id="41" ns0:name="X038873cd90c6018abd38fdebaccfae9c37520e0"/>
     <ns0:p>
       <ns0:pPr>
         <ns0:pStyle ns0:val="Heading2"/>
       </ns0:pPr>
       <ns0:r>
-        <ns0:t xml:space="preserve">3.1. Unilateral support amplifies asymmetry at unchanged total force</ns0:t>
+        <ns0:t xml:space="preserve">3.1. Three anatomical measures improve held-out prediction beyond size</ns0:t>
       </ns0:r>
     </ns0:p>
     <ns0:p>
@@ -5542,21 +6912,21 @@
         <ns0:pStyle ns0:val="FirstParagraph"/>
       </ns0:pPr>
       <ns0:r>
-        <ns0:t xml:space="preserve">Redistributing a fixed total acetabular force changed the SIJ response. Under SP2leg and SP1leg, median rotation norms were 0.956</ns0:t>
+        <ns0:t xml:space="preserve">Adding the selected triad to age and pelvic volume improved translation prediction in every loading configuration (Table 3; Fig. 3). Held-out RMSE reductions ranged from 8.2% for LAB2 to 31.3% for LAB3; all five pointwise paired bootstrap intervals for the RMSE gain were positive. Translation prediction</ns0:t>
+      </ns0:r>
+      <ns0:r>
+        <ns0:t xml:space="preserve"> </ns0:t>
       </ns0:r>
       <ns1:oMath>
         <ns1:sSup>
           <ns1:e>
             <ns1:r>
-              <ns1:t>​</ns1:t>
+              <ns1:t>R</ns1:t>
             </ns1:r>
           </ns1:e>
           <ns1:sup>
             <ns1:r>
-              <ns1:rPr>
-                <ns1:sty ns1:val="p"/>
-              </ns1:rPr>
-              <ns1:t>∘</ns1:t>
+              <ns1:t>2</ns1:t>
             </ns1:r>
           </ns1:sup>
         </ns1:sSup>
@@ -5565,73 +6935,86 @@
         <ns0:t xml:space="preserve"> </ns0:t>
       </ns0:r>
       <ns0:r>
-        <ns0:t xml:space="preserve">and 2.040</ns0:t>
+        <ns0:t xml:space="preserve">increased from 0.180–0.405 for the size model to 0.309–0.717 for the triad model. Under SP2leg, RMSE decreased from 0.1753 to 0.1210 mm and prediction</ns0:t>
+      </ns0:r>
+      <ns0:r>
+        <ns0:t xml:space="preserve"> </ns0:t>
       </ns0:r>
       <ns1:oMath>
         <ns1:sSup>
           <ns1:e>
             <ns1:r>
-              <ns1:t>​</ns1:t>
+              <ns1:t>R</ns1:t>
             </ns1:r>
           </ns1:e>
           <ns1:sup>
             <ns1:r>
-              <ns1:rPr>
-                <ns1:sty ns1:val="p"/>
-              </ns1:rPr>
-              <ns1:t>∘</ns1:t>
+              <ns1:t>2</ns1:t>
             </ns1:r>
           </ns1:sup>
         </ns1:sSup>
       </ns1:oMath>
       <ns0:r>
-        <ns0:t xml:space="preserve">, and median translations were 1.058 and 1.627 mm, respectively. Median bilateral translation asymmetry was 0.065 mm in SP2leg and 1.602 mm in SP1leg (Fig. 3).</ns0:t>
-      </ns0:r>
-      <ns0:r>
-        <ns0:t xml:space="preserve"> </ns0:t>
-      </ns0:r>
-      <ns0:r>
-        <ns0:t xml:space="preserve">The paired SP1leg-minus-SP2leg median difference in rotation norm was</ns0:t>
+        <ns0:t xml:space="preserve"> </ns0:t>
+      </ns0:r>
+      <ns0:r>
+        <ns0:t xml:space="preserve">increased from 0.405 to 0.717.</ns0:t>
+      </ns0:r>
+    </ns0:p>
+    <ns0:p>
+      <ns0:pPr>
+        <ns0:pStyle ns0:val="BodyText"/>
+      </ns0:pPr>
+      <ns0:r>
+        <ns0:t xml:space="preserve">The rotation gain was more load dependent. RMSE decreased by 1.2–25.0%, with triad-model prediction</ns0:t>
       </ns0:r>
       <ns0:r>
         <ns0:t xml:space="preserve"> </ns0:t>
       </ns0:r>
       <ns1:oMath>
-        <ns1:r>
-          <ns1:rPr>
-            <ns1:sty ns1:val="p"/>
-          </ns1:rPr>
-          <ns1:t>+</ns1:t>
-        </ns1:r>
-        <ns1:r>
-          <ns1:t>1.048</ns1:t>
-        </ns1:r>
+        <ns1:sSup>
+          <ns1:e>
+            <ns1:r>
+              <ns1:t>R</ns1:t>
+            </ns1:r>
+          </ns1:e>
+          <ns1:sup>
+            <ns1:r>
+              <ns1:t>2</ns1:t>
+            </ns1:r>
+          </ns1:sup>
+        </ns1:sSup>
       </ns1:oMath>
       <ns0:r>
         <ns0:t xml:space="preserve"> </ns0:t>
       </ns0:r>
       <ns0:r>
-        <ns0:t xml:space="preserve">(95% CI +1.004 to +1.102) degrees,</ns0:t>
-      </ns0:r>
-      <ns0:r>
-        <ns0:t xml:space="preserve"> </ns0:t>
+        <ns0:t xml:space="preserve">of 0.413–0.691. For LAB2 rotation, the gain was only 0.0011 degrees and its pointwise interval included zero (</ns0:t>
       </ns0:r>
       <ns1:oMath>
         <ns1:r>
-          <ns1:t>q</ns1:t>
-        </ns1:r>
-        <ns1:r>
-          <ns1:rPr>
-            <ns1:sty ns1:val="p"/>
-          </ns1:rPr>
-          <ns1:t>&lt;</ns1:t>
-        </ns1:r>
-        <ns1:r>
-          <ns1:t>0.001</ns1:t>
+          <ns1:rPr>
+            <ns1:sty ns1:val="p"/>
+          </ns1:rPr>
+          <ns1:t>−</ns1:t>
+        </ns1:r>
+        <ns1:r>
+          <ns1:t>0.0012</ns1:t>
         </ns1:r>
       </ns1:oMath>
       <ns0:r>
-        <ns0:t xml:space="preserve">. The paired SP1leg-minus-SP2leg median difference in translation magnitude was</ns0:t>
+        <ns0:t xml:space="preserve"> </ns0:t>
+      </ns0:r>
+      <ns0:r>
+        <ns0:t xml:space="preserve">to 0.0035 degrees). The other four rotation-gain intervals were positive. Across both endpoints, nine of ten pointwise gain intervals excluded zero; these intervals are conditional on the fixed predictor sets and fitted validation predictions, without multiplicity adjustment.</ns0:t>
+      </ns0:r>
+    </ns0:p>
+    <ns0:p>
+      <ns0:pPr>
+        <ns0:pStyle ns0:val="BodyText"/>
+      </ns0:pPr>
+      <ns0:r>
+        <ns0:t xml:space="preserve">Adding sex and its volume interaction to the triad produced no consistent further gain; its largest RMSE reduction was 2.1%. Replacing the triad with all eight available measures changed RMSE by reductions of</ns0:t>
       </ns0:r>
       <ns0:r>
         <ns0:t xml:space="preserve"> </ns0:t>
@@ -5641,86 +7024,23 @@
           <ns1:rPr>
             <ns1:sty ns1:val="p"/>
           </ns1:rPr>
-          <ns1:t>+</ns1:t>
-        </ns1:r>
-        <ns1:r>
-          <ns1:t>0.582</ns1:t>
+          <ns1:t>−</ns1:t>
+        </ns1:r>
+        <ns1:r>
+          <ns1:t>0.9</ns1:t>
         </ns1:r>
       </ns1:oMath>
       <ns0:r>
-        <ns0:t xml:space="preserve"> </ns0:t>
-      </ns0:r>
-      <ns0:r>
-        <ns0:t xml:space="preserve">(95% CI +0.559 to +0.603) mm,</ns0:t>
-      </ns0:r>
-      <ns0:r>
-        <ns0:t xml:space="preserve"> </ns0:t>
-      </ns0:r>
-      <ns1:oMath>
-        <ns1:r>
-          <ns1:t>q</ns1:t>
-        </ns1:r>
-        <ns1:r>
-          <ns1:rPr>
-            <ns1:sty ns1:val="p"/>
-          </ns1:rPr>
-          <ns1:t>&lt;</ns1:t>
-        </ns1:r>
-        <ns1:r>
-          <ns1:t>0.001</ns1:t>
-        </ns1:r>
-      </ns1:oMath>
-      <ns0:r>
-        <ns0:t xml:space="preserve">. The paired SP1leg-minus-SP2leg median difference in translation asymmetry was</ns0:t>
-      </ns0:r>
-      <ns0:r>
-        <ns0:t xml:space="preserve"> </ns0:t>
-      </ns0:r>
-      <ns1:oMath>
-        <ns1:r>
-          <ns1:rPr>
-            <ns1:sty ns1:val="p"/>
-          </ns1:rPr>
-          <ns1:t>+</ns1:t>
-        </ns1:r>
-        <ns1:r>
-          <ns1:t>1.509</ns1:t>
-        </ns1:r>
-      </ns1:oMath>
-      <ns0:r>
-        <ns0:t xml:space="preserve"> </ns0:t>
-      </ns0:r>
-      <ns0:r>
-        <ns0:t xml:space="preserve">(95% CI +1.445 to +1.568) mm,</ns0:t>
-      </ns0:r>
-      <ns0:r>
-        <ns0:t xml:space="preserve"> </ns0:t>
-      </ns0:r>
-      <ns1:oMath>
-        <ns1:r>
-          <ns1:t>q</ns1:t>
-        </ns1:r>
-        <ns1:r>
-          <ns1:rPr>
-            <ns1:sty ns1:val="p"/>
-          </ns1:rPr>
-          <ns1:t>&lt;</ns1:t>
-        </ns1:r>
-        <ns1:r>
-          <ns1:t>0.001</ns1:t>
-        </ns1:r>
-      </ns1:oMath>
-      <ns0:r>
-        <ns0:t xml:space="preserve">. Redistributing the same 800 N total force therefore increased motion and, most prominently, bilateral asymmetry.</ns0:t>
+        <ns0:t xml:space="preserve">% to +3.4%. No paired gain interval for either benchmark was wholly positive. Nineteen of twenty intervals included zero; the remaining interval favored the triad over the sex-augmented model for SP1leg rotation (Supplementary Table S10). The limited anatomical description therefore captured useful predictive information beyond size in this internal assessment, while leaving appreciable unexplained variation and showing its weakest performance for LAB2 translation and SP1leg/LAB2 rotation.</ns0:t>
       </ns0:r>
     </ns0:p>
-    <ns0:bookmarkStart ns0:id="36" ns0:name="tab:microsummary"/>
+    <ns0:bookmarkStart ns0:id="38" ns0:name="tab:prediction"/>
     <ns0:p>
       <ns0:pPr>
         <ns0:pStyle ns0:val="TableCaption"/>
       </ns0:pPr>
       <ns0:r>
-        <ns0:t xml:space="preserve">Table 3. SIJ motion summaries across 278 subjects. Values are median [interquartile range]; component columns are absolute magnitudes.</ns0:t>
+        <ns0:t xml:space="preserve">Table 3. Subject-held-out prediction of FE motion. Size includes age and log pelvic volume; triad adds inlet AP diameter, interspinous width and subpubic angle. Metrics pool errors across ten repeats of ten-fold cross-validation. Reduction is the percentage decrease in RMSE relative to size. RMSE units are specified in the outcome column.</ns0:t>
       </ns0:r>
     </ns0:p>
     <ns0:tbl>
@@ -5728,7 +7048,7 @@
         <ns0:tblStyle ns0:val="Table"/>
         <ns0:tblW ns0:type="pct" ns0:w="5000"/>
         <ns0:tblLook ns0:firstRow="1" ns0:lastRow="0" ns0:firstColumn="0" ns0:lastColumn="0" ns0:noHBand="0" ns0:noVBand="0" ns0:val="0020"/>
-        <ns0:tblCaption ns0:val="Table 3. SIJ motion summaries across 278 subjects. Values are median [interquartile range]; component columns are absolute magnitudes."/>
+        <ns0:tblCaption ns0:val="Table 3. Subject-held-out prediction of FE motion. Size includes age and log pelvic volume; triad adds inlet AP diameter, interspinous width and subpubic angle. Metrics pool errors across ten repeats of ten-fold cross-validation. Reduction is the percentage decrease in RMSE relative to size. RMSE units are specified in the outcome column."/>
       </ns0:tblPr>
       <ns0:tblGrid/>
       <ns0:tr>
@@ -5739,91 +7059,138 @@
               <ns0:jc ns0:val="left"/>
             </ns0:pPr>
             <ns0:r>
-              <ns0:t xml:space="preserve">Load case</ns0:t>
-              <ns0:rPr>
-                <ns0:sz ns0:val="18"/>
-              </ns0:rPr>
-            </ns0:r>
-          </ns0:p>
-        </ns0:tc>
-        <ns0:tc>
-          <ns0:p>
-            <ns0:pPr>
-              <ns0:pStyle ns0:val="Compact"/>
-              <ns0:jc ns0:val="left"/>
-            </ns0:pPr>
-            <ns0:r>
-              <ns0:t xml:space="preserve">N</ns0:t>
-              <ns0:rPr>
-                <ns0:sz ns0:val="18"/>
-              </ns0:rPr>
-            </ns0:r>
-          </ns0:p>
-        </ns0:tc>
-        <ns0:tc>
-          <ns0:p>
-            <ns0:pPr>
-              <ns0:pStyle ns0:val="Compact"/>
-              <ns0:jc ns0:val="left"/>
-            </ns0:pPr>
-            <ns0:r>
-              <ns0:t xml:space="preserve">Rotation magnitude (deg)</ns0:t>
-              <ns0:rPr>
-                <ns0:sz ns0:val="18"/>
-              </ns0:rPr>
-            </ns0:r>
-          </ns0:p>
-        </ns0:tc>
-        <ns0:tc>
-          <ns0:p>
-            <ns0:pPr>
-              <ns0:pStyle ns0:val="Compact"/>
-              <ns0:jc ns0:val="left"/>
-            </ns0:pPr>
-            <ns0:r>
-              <ns0:t xml:space="preserve">Translation magnitude (mm)</ns0:t>
-              <ns0:rPr>
-                <ns0:sz ns0:val="18"/>
-              </ns0:rPr>
-            </ns0:r>
-          </ns0:p>
-        </ns0:tc>
-        <ns0:tc>
-          <ns0:p>
-            <ns0:pPr>
-              <ns0:pStyle ns0:val="Compact"/>
-              <ns0:jc ns0:val="left"/>
-            </ns0:pPr>
-            <ns0:r>
-              <ns0:t xml:space="preserve">AP translation component (mm)</ns0:t>
-              <ns0:rPr>
-                <ns0:sz ns0:val="18"/>
-              </ns0:rPr>
-            </ns0:r>
-          </ns0:p>
-        </ns0:tc>
-        <ns0:tc>
-          <ns0:p>
-            <ns0:pPr>
-              <ns0:pStyle ns0:val="Compact"/>
-              <ns0:jc ns0:val="left"/>
-            </ns0:pPr>
-            <ns0:r>
-              <ns0:t xml:space="preserve">ML translation component (mm)</ns0:t>
-              <ns0:rPr>
-                <ns0:sz ns0:val="18"/>
-              </ns0:rPr>
-            </ns0:r>
-          </ns0:p>
-        </ns0:tc>
-        <ns0:tc>
-          <ns0:p>
-            <ns0:pPr>
-              <ns0:pStyle ns0:val="Compact"/>
-              <ns0:jc ns0:val="left"/>
-            </ns0:pPr>
-            <ns0:r>
-              <ns0:t xml:space="preserve">CC translation component (mm)</ns0:t>
+              <ns0:t xml:space="preserve">Load</ns0:t>
+              <ns0:rPr>
+                <ns0:sz ns0:val="18"/>
+              </ns0:rPr>
+            </ns0:r>
+          </ns0:p>
+        </ns0:tc>
+        <ns0:tc>
+          <ns0:p>
+            <ns0:pPr>
+              <ns0:pStyle ns0:val="Compact"/>
+              <ns0:jc ns0:val="left"/>
+            </ns0:pPr>
+            <ns0:r>
+              <ns0:t xml:space="preserve">Outcome</ns0:t>
+              <ns0:rPr>
+                <ns0:sz ns0:val="18"/>
+              </ns0:rPr>
+            </ns0:r>
+          </ns0:p>
+        </ns0:tc>
+        <ns0:tc>
+          <ns0:p>
+            <ns0:pPr>
+              <ns0:pStyle ns0:val="Compact"/>
+              <ns0:jc ns0:val="left"/>
+            </ns0:pPr>
+            <ns1:oMath>
+              <ns1:sSubSup>
+                <ns1:e>
+                  <ns1:r>
+                    <ns1:t>R</ns1:t>
+                  </ns1:r>
+                </ns1:e>
+                <ns1:sub>
+                  <ns1:r>
+                    <ns1:t>s</ns1:t>
+                  </ns1:r>
+                  <ns1:r>
+                    <ns1:t>i</ns1:t>
+                  </ns1:r>
+                  <ns1:r>
+                    <ns1:t>z</ns1:t>
+                  </ns1:r>
+                  <ns1:r>
+                    <ns1:t>e</ns1:t>
+                  </ns1:r>
+                </ns1:sub>
+                <ns1:sup>
+                  <ns1:r>
+                    <ns1:t>2</ns1:t>
+                  </ns1:r>
+                </ns1:sup>
+              </ns1:sSubSup>
+            </ns1:oMath>
+          </ns0:p>
+        </ns0:tc>
+        <ns0:tc>
+          <ns0:p>
+            <ns0:pPr>
+              <ns0:pStyle ns0:val="Compact"/>
+              <ns0:jc ns0:val="left"/>
+            </ns0:pPr>
+            <ns1:oMath>
+              <ns1:sSubSup>
+                <ns1:e>
+                  <ns1:r>
+                    <ns1:t>R</ns1:t>
+                  </ns1:r>
+                </ns1:e>
+                <ns1:sub>
+                  <ns1:r>
+                    <ns1:t>t</ns1:t>
+                  </ns1:r>
+                  <ns1:r>
+                    <ns1:t>r</ns1:t>
+                  </ns1:r>
+                  <ns1:r>
+                    <ns1:t>i</ns1:t>
+                  </ns1:r>
+                  <ns1:r>
+                    <ns1:t>a</ns1:t>
+                  </ns1:r>
+                  <ns1:r>
+                    <ns1:t>d</ns1:t>
+                  </ns1:r>
+                </ns1:sub>
+                <ns1:sup>
+                  <ns1:r>
+                    <ns1:t>2</ns1:t>
+                  </ns1:r>
+                </ns1:sup>
+              </ns1:sSubSup>
+            </ns1:oMath>
+          </ns0:p>
+        </ns0:tc>
+        <ns0:tc>
+          <ns0:p>
+            <ns0:pPr>
+              <ns0:pStyle ns0:val="Compact"/>
+              <ns0:jc ns0:val="left"/>
+            </ns0:pPr>
+            <ns0:r>
+              <ns0:t xml:space="preserve">RMSE size</ns0:t>
+              <ns0:rPr>
+                <ns0:sz ns0:val="18"/>
+              </ns0:rPr>
+            </ns0:r>
+          </ns0:p>
+        </ns0:tc>
+        <ns0:tc>
+          <ns0:p>
+            <ns0:pPr>
+              <ns0:pStyle ns0:val="Compact"/>
+              <ns0:jc ns0:val="left"/>
+            </ns0:pPr>
+            <ns0:r>
+              <ns0:t xml:space="preserve">RMSE triad</ns0:t>
+              <ns0:rPr>
+                <ns0:sz ns0:val="18"/>
+              </ns0:rPr>
+            </ns0:r>
+          </ns0:p>
+        </ns0:tc>
+        <ns0:tc>
+          <ns0:p>
+            <ns0:pPr>
+              <ns0:pStyle ns0:val="Compact"/>
+              <ns0:jc ns0:val="left"/>
+            </ns0:pPr>
+            <ns0:r>
+              <ns0:t xml:space="preserve">Reduction (%)</ns0:t>
               <ns0:rPr>
                 <ns0:sz ns0:val="18"/>
               </ns0:rPr>
@@ -5853,77 +7220,77 @@
               <ns0:jc ns0:val="left"/>
             </ns0:pPr>
             <ns0:r>
-              <ns0:t xml:space="preserve">278</ns0:t>
-              <ns0:rPr>
-                <ns0:sz ns0:val="18"/>
-              </ns0:rPr>
-            </ns0:r>
-          </ns0:p>
-        </ns0:tc>
-        <ns0:tc>
-          <ns0:p>
-            <ns0:pPr>
-              <ns0:pStyle ns0:val="Compact"/>
-              <ns0:jc ns0:val="left"/>
-            </ns0:pPr>
-            <ns0:r>
-              <ns0:t xml:space="preserve">0.956 [0.813, 1.109]</ns0:t>
-              <ns0:rPr>
-                <ns0:sz ns0:val="18"/>
-              </ns0:rPr>
-            </ns0:r>
-          </ns0:p>
-        </ns0:tc>
-        <ns0:tc>
-          <ns0:p>
-            <ns0:pPr>
-              <ns0:pStyle ns0:val="Compact"/>
-              <ns0:jc ns0:val="left"/>
-            </ns0:pPr>
-            <ns0:r>
-              <ns0:t xml:space="preserve">1.058 [0.871, 1.207]</ns0:t>
-              <ns0:rPr>
-                <ns0:sz ns0:val="18"/>
-              </ns0:rPr>
-            </ns0:r>
-          </ns0:p>
-        </ns0:tc>
-        <ns0:tc>
-          <ns0:p>
-            <ns0:pPr>
-              <ns0:pStyle ns0:val="Compact"/>
-              <ns0:jc ns0:val="left"/>
-            </ns0:pPr>
-            <ns0:r>
-              <ns0:t xml:space="preserve">0.366 [0.241, 0.482]</ns0:t>
-              <ns0:rPr>
-                <ns0:sz ns0:val="18"/>
-              </ns0:rPr>
-            </ns0:r>
-          </ns0:p>
-        </ns0:tc>
-        <ns0:tc>
-          <ns0:p>
-            <ns0:pPr>
-              <ns0:pStyle ns0:val="Compact"/>
-              <ns0:jc ns0:val="left"/>
-            </ns0:pPr>
-            <ns0:r>
-              <ns0:t xml:space="preserve">0.083 [0.054, 0.123]</ns0:t>
-              <ns0:rPr>
-                <ns0:sz ns0:val="18"/>
-              </ns0:rPr>
-            </ns0:r>
-          </ns0:p>
-        </ns0:tc>
-        <ns0:tc>
-          <ns0:p>
-            <ns0:pPr>
-              <ns0:pStyle ns0:val="Compact"/>
-              <ns0:jc ns0:val="left"/>
-            </ns0:pPr>
-            <ns0:r>
-              <ns0:t xml:space="preserve">0.952 [0.818, 1.112]</ns0:t>
+              <ns0:t xml:space="preserve">Rotation (deg)</ns0:t>
+              <ns0:rPr>
+                <ns0:sz ns0:val="18"/>
+              </ns0:rPr>
+            </ns0:r>
+          </ns0:p>
+        </ns0:tc>
+        <ns0:tc>
+          <ns0:p>
+            <ns0:pPr>
+              <ns0:pStyle ns0:val="Compact"/>
+              <ns0:jc ns0:val="left"/>
+            </ns0:pPr>
+            <ns0:r>
+              <ns0:t xml:space="preserve">0.481</ns0:t>
+              <ns0:rPr>
+                <ns0:sz ns0:val="18"/>
+              </ns0:rPr>
+            </ns0:r>
+          </ns0:p>
+        </ns0:tc>
+        <ns0:tc>
+          <ns0:p>
+            <ns0:pPr>
+              <ns0:pStyle ns0:val="Compact"/>
+              <ns0:jc ns0:val="left"/>
+            </ns0:pPr>
+            <ns0:r>
+              <ns0:t xml:space="preserve">0.611</ns0:t>
+              <ns0:rPr>
+                <ns0:sz ns0:val="18"/>
+              </ns0:rPr>
+            </ns0:r>
+          </ns0:p>
+        </ns0:tc>
+        <ns0:tc>
+          <ns0:p>
+            <ns0:pPr>
+              <ns0:pStyle ns0:val="Compact"/>
+              <ns0:jc ns0:val="left"/>
+            </ns0:pPr>
+            <ns0:r>
+              <ns0:t xml:space="preserve">0.1594</ns0:t>
+              <ns0:rPr>
+                <ns0:sz ns0:val="18"/>
+              </ns0:rPr>
+            </ns0:r>
+          </ns0:p>
+        </ns0:tc>
+        <ns0:tc>
+          <ns0:p>
+            <ns0:pPr>
+              <ns0:pStyle ns0:val="Compact"/>
+              <ns0:jc ns0:val="left"/>
+            </ns0:pPr>
+            <ns0:r>
+              <ns0:t xml:space="preserve">0.1381</ns0:t>
+              <ns0:rPr>
+                <ns0:sz ns0:val="18"/>
+              </ns0:rPr>
+            </ns0:r>
+          </ns0:p>
+        </ns0:tc>
+        <ns0:tc>
+          <ns0:p>
+            <ns0:pPr>
+              <ns0:pStyle ns0:val="Compact"/>
+              <ns0:jc ns0:val="left"/>
+            </ns0:pPr>
+            <ns0:r>
+              <ns0:t xml:space="preserve">13.4</ns0:t>
               <ns0:rPr>
                 <ns0:sz ns0:val="18"/>
               </ns0:rPr>
@@ -5939,91 +7306,91 @@
               <ns0:jc ns0:val="left"/>
             </ns0:pPr>
             <ns0:r>
-              <ns0:t xml:space="preserve">SP1leg</ns0:t>
-              <ns0:rPr>
-                <ns0:sz ns0:val="18"/>
-              </ns0:rPr>
-            </ns0:r>
-          </ns0:p>
-        </ns0:tc>
-        <ns0:tc>
-          <ns0:p>
-            <ns0:pPr>
-              <ns0:pStyle ns0:val="Compact"/>
-              <ns0:jc ns0:val="left"/>
-            </ns0:pPr>
-            <ns0:r>
-              <ns0:t xml:space="preserve">278</ns0:t>
-              <ns0:rPr>
-                <ns0:sz ns0:val="18"/>
-              </ns0:rPr>
-            </ns0:r>
-          </ns0:p>
-        </ns0:tc>
-        <ns0:tc>
-          <ns0:p>
-            <ns0:pPr>
-              <ns0:pStyle ns0:val="Compact"/>
-              <ns0:jc ns0:val="left"/>
-            </ns0:pPr>
-            <ns0:r>
-              <ns0:t xml:space="preserve">2.040 [1.765, 2.289]</ns0:t>
-              <ns0:rPr>
-                <ns0:sz ns0:val="18"/>
-              </ns0:rPr>
-            </ns0:r>
-          </ns0:p>
-        </ns0:tc>
-        <ns0:tc>
-          <ns0:p>
-            <ns0:pPr>
-              <ns0:pStyle ns0:val="Compact"/>
-              <ns0:jc ns0:val="left"/>
-            </ns0:pPr>
-            <ns0:r>
-              <ns0:t xml:space="preserve">1.627 [1.430, 1.869]</ns0:t>
-              <ns0:rPr>
-                <ns0:sz ns0:val="18"/>
-              </ns0:rPr>
-            </ns0:r>
-          </ns0:p>
-        </ns0:tc>
-        <ns0:tc>
-          <ns0:p>
-            <ns0:pPr>
-              <ns0:pStyle ns0:val="Compact"/>
-              <ns0:jc ns0:val="left"/>
-            </ns0:pPr>
-            <ns0:r>
-              <ns0:t xml:space="preserve">0.440 [0.357, 0.520]</ns0:t>
-              <ns0:rPr>
-                <ns0:sz ns0:val="18"/>
-              </ns0:rPr>
-            </ns0:r>
-          </ns0:p>
-        </ns0:tc>
-        <ns0:tc>
-          <ns0:p>
-            <ns0:pPr>
-              <ns0:pStyle ns0:val="Compact"/>
-              <ns0:jc ns0:val="left"/>
-            </ns0:pPr>
-            <ns0:r>
-              <ns0:t xml:space="preserve">0.235 [0.164, 0.345]</ns0:t>
-              <ns0:rPr>
-                <ns0:sz ns0:val="18"/>
-              </ns0:rPr>
-            </ns0:r>
-          </ns0:p>
-        </ns0:tc>
-        <ns0:tc>
-          <ns0:p>
-            <ns0:pPr>
-              <ns0:pStyle ns0:val="Compact"/>
-              <ns0:jc ns0:val="left"/>
-            </ns0:pPr>
-            <ns0:r>
-              <ns0:t xml:space="preserve">1.428 [1.213, 1.644]</ns0:t>
+              <ns0:t xml:space="preserve">SP2leg</ns0:t>
+              <ns0:rPr>
+                <ns0:sz ns0:val="18"/>
+              </ns0:rPr>
+            </ns0:r>
+          </ns0:p>
+        </ns0:tc>
+        <ns0:tc>
+          <ns0:p>
+            <ns0:pPr>
+              <ns0:pStyle ns0:val="Compact"/>
+              <ns0:jc ns0:val="left"/>
+            </ns0:pPr>
+            <ns0:r>
+              <ns0:t xml:space="preserve">Translation (mm)</ns0:t>
+              <ns0:rPr>
+                <ns0:sz ns0:val="18"/>
+              </ns0:rPr>
+            </ns0:r>
+          </ns0:p>
+        </ns0:tc>
+        <ns0:tc>
+          <ns0:p>
+            <ns0:pPr>
+              <ns0:pStyle ns0:val="Compact"/>
+              <ns0:jc ns0:val="left"/>
+            </ns0:pPr>
+            <ns0:r>
+              <ns0:t xml:space="preserve">0.405</ns0:t>
+              <ns0:rPr>
+                <ns0:sz ns0:val="18"/>
+              </ns0:rPr>
+            </ns0:r>
+          </ns0:p>
+        </ns0:tc>
+        <ns0:tc>
+          <ns0:p>
+            <ns0:pPr>
+              <ns0:pStyle ns0:val="Compact"/>
+              <ns0:jc ns0:val="left"/>
+            </ns0:pPr>
+            <ns0:r>
+              <ns0:t xml:space="preserve">0.717</ns0:t>
+              <ns0:rPr>
+                <ns0:sz ns0:val="18"/>
+              </ns0:rPr>
+            </ns0:r>
+          </ns0:p>
+        </ns0:tc>
+        <ns0:tc>
+          <ns0:p>
+            <ns0:pPr>
+              <ns0:pStyle ns0:val="Compact"/>
+              <ns0:jc ns0:val="left"/>
+            </ns0:pPr>
+            <ns0:r>
+              <ns0:t xml:space="preserve">0.1753</ns0:t>
+              <ns0:rPr>
+                <ns0:sz ns0:val="18"/>
+              </ns0:rPr>
+            </ns0:r>
+          </ns0:p>
+        </ns0:tc>
+        <ns0:tc>
+          <ns0:p>
+            <ns0:pPr>
+              <ns0:pStyle ns0:val="Compact"/>
+              <ns0:jc ns0:val="left"/>
+            </ns0:pPr>
+            <ns0:r>
+              <ns0:t xml:space="preserve">0.1210</ns0:t>
+              <ns0:rPr>
+                <ns0:sz ns0:val="18"/>
+              </ns0:rPr>
+            </ns0:r>
+          </ns0:p>
+        </ns0:tc>
+        <ns0:tc>
+          <ns0:p>
+            <ns0:pPr>
+              <ns0:pStyle ns0:val="Compact"/>
+              <ns0:jc ns0:val="left"/>
+            </ns0:pPr>
+            <ns0:r>
+              <ns0:t xml:space="preserve">31.0</ns0:t>
               <ns0:rPr>
                 <ns0:sz ns0:val="18"/>
               </ns0:rPr>
@@ -6039,91 +7406,91 @@
               <ns0:jc ns0:val="left"/>
             </ns0:pPr>
             <ns0:r>
-              <ns0:t xml:space="preserve">LAB1</ns0:t>
-              <ns0:rPr>
-                <ns0:sz ns0:val="18"/>
-              </ns0:rPr>
-            </ns0:r>
-          </ns0:p>
-        </ns0:tc>
-        <ns0:tc>
-          <ns0:p>
-            <ns0:pPr>
-              <ns0:pStyle ns0:val="Compact"/>
-              <ns0:jc ns0:val="left"/>
-            </ns0:pPr>
-            <ns0:r>
-              <ns0:t xml:space="preserve">278</ns0:t>
-              <ns0:rPr>
-                <ns0:sz ns0:val="18"/>
-              </ns0:rPr>
-            </ns0:r>
-          </ns0:p>
-        </ns0:tc>
-        <ns0:tc>
-          <ns0:p>
-            <ns0:pPr>
-              <ns0:pStyle ns0:val="Compact"/>
-              <ns0:jc ns0:val="left"/>
-            </ns0:pPr>
-            <ns0:r>
-              <ns0:t xml:space="preserve">0.221 [0.188, 0.268]</ns0:t>
-              <ns0:rPr>
-                <ns0:sz ns0:val="18"/>
-              </ns0:rPr>
-            </ns0:r>
-          </ns0:p>
-        </ns0:tc>
-        <ns0:tc>
-          <ns0:p>
-            <ns0:pPr>
-              <ns0:pStyle ns0:val="Compact"/>
-              <ns0:jc ns0:val="left"/>
-            </ns0:pPr>
-            <ns0:r>
-              <ns0:t xml:space="preserve">0.154 [0.121, 0.190]</ns0:t>
-              <ns0:rPr>
-                <ns0:sz ns0:val="18"/>
-              </ns0:rPr>
-            </ns0:r>
-          </ns0:p>
-        </ns0:tc>
-        <ns0:tc>
-          <ns0:p>
-            <ns0:pPr>
-              <ns0:pStyle ns0:val="Compact"/>
-              <ns0:jc ns0:val="left"/>
-            </ns0:pPr>
-            <ns0:r>
-              <ns0:t xml:space="preserve">0.060 [0.044, 0.079]</ns0:t>
-              <ns0:rPr>
-                <ns0:sz ns0:val="18"/>
-              </ns0:rPr>
-            </ns0:r>
-          </ns0:p>
-        </ns0:tc>
-        <ns0:tc>
-          <ns0:p>
-            <ns0:pPr>
-              <ns0:pStyle ns0:val="Compact"/>
-              <ns0:jc ns0:val="left"/>
-            </ns0:pPr>
-            <ns0:r>
-              <ns0:t xml:space="preserve">0.077 [0.063, 0.092]</ns0:t>
-              <ns0:rPr>
-                <ns0:sz ns0:val="18"/>
-              </ns0:rPr>
-            </ns0:r>
-          </ns0:p>
-        </ns0:tc>
-        <ns0:tc>
-          <ns0:p>
-            <ns0:pPr>
-              <ns0:pStyle ns0:val="Compact"/>
-              <ns0:jc ns0:val="left"/>
-            </ns0:pPr>
-            <ns0:r>
-              <ns0:t xml:space="preserve">0.105 [0.073, 0.144]</ns0:t>
+              <ns0:t xml:space="preserve">SP1leg</ns0:t>
+              <ns0:rPr>
+                <ns0:sz ns0:val="18"/>
+              </ns0:rPr>
+            </ns0:r>
+          </ns0:p>
+        </ns0:tc>
+        <ns0:tc>
+          <ns0:p>
+            <ns0:pPr>
+              <ns0:pStyle ns0:val="Compact"/>
+              <ns0:jc ns0:val="left"/>
+            </ns0:pPr>
+            <ns0:r>
+              <ns0:t xml:space="preserve">Rotation (deg)</ns0:t>
+              <ns0:rPr>
+                <ns0:sz ns0:val="18"/>
+              </ns0:rPr>
+            </ns0:r>
+          </ns0:p>
+        </ns0:tc>
+        <ns0:tc>
+          <ns0:p>
+            <ns0:pPr>
+              <ns0:pStyle ns0:val="Compact"/>
+              <ns0:jc ns0:val="left"/>
+            </ns0:pPr>
+            <ns0:r>
+              <ns0:t xml:space="preserve">0.374</ns0:t>
+              <ns0:rPr>
+                <ns0:sz ns0:val="18"/>
+              </ns0:rPr>
+            </ns0:r>
+          </ns0:p>
+        </ns0:tc>
+        <ns0:tc>
+          <ns0:p>
+            <ns0:pPr>
+              <ns0:pStyle ns0:val="Compact"/>
+              <ns0:jc ns0:val="left"/>
+            </ns0:pPr>
+            <ns0:r>
+              <ns0:t xml:space="preserve">0.413</ns0:t>
+              <ns0:rPr>
+                <ns0:sz ns0:val="18"/>
+              </ns0:rPr>
+            </ns0:r>
+          </ns0:p>
+        </ns0:tc>
+        <ns0:tc>
+          <ns0:p>
+            <ns0:pPr>
+              <ns0:pStyle ns0:val="Compact"/>
+              <ns0:jc ns0:val="left"/>
+            </ns0:pPr>
+            <ns0:r>
+              <ns0:t xml:space="preserve">0.3454</ns0:t>
+              <ns0:rPr>
+                <ns0:sz ns0:val="18"/>
+              </ns0:rPr>
+            </ns0:r>
+          </ns0:p>
+        </ns0:tc>
+        <ns0:tc>
+          <ns0:p>
+            <ns0:pPr>
+              <ns0:pStyle ns0:val="Compact"/>
+              <ns0:jc ns0:val="left"/>
+            </ns0:pPr>
+            <ns0:r>
+              <ns0:t xml:space="preserve">0.3345</ns0:t>
+              <ns0:rPr>
+                <ns0:sz ns0:val="18"/>
+              </ns0:rPr>
+            </ns0:r>
+          </ns0:p>
+        </ns0:tc>
+        <ns0:tc>
+          <ns0:p>
+            <ns0:pPr>
+              <ns0:pStyle ns0:val="Compact"/>
+              <ns0:jc ns0:val="left"/>
+            </ns0:pPr>
+            <ns0:r>
+              <ns0:t xml:space="preserve">3.2</ns0:t>
               <ns0:rPr>
                 <ns0:sz ns0:val="18"/>
               </ns0:rPr>
@@ -6139,91 +7506,91 @@
               <ns0:jc ns0:val="left"/>
             </ns0:pPr>
             <ns0:r>
-              <ns0:t xml:space="preserve">LAB2</ns0:t>
-              <ns0:rPr>
-                <ns0:sz ns0:val="18"/>
-              </ns0:rPr>
-            </ns0:r>
-          </ns0:p>
-        </ns0:tc>
-        <ns0:tc>
-          <ns0:p>
-            <ns0:pPr>
-              <ns0:pStyle ns0:val="Compact"/>
-              <ns0:jc ns0:val="left"/>
-            </ns0:pPr>
-            <ns0:r>
-              <ns0:t xml:space="preserve">278</ns0:t>
-              <ns0:rPr>
-                <ns0:sz ns0:val="18"/>
-              </ns0:rPr>
-            </ns0:r>
-          </ns0:p>
-        </ns0:tc>
-        <ns0:tc>
-          <ns0:p>
-            <ns0:pPr>
-              <ns0:pStyle ns0:val="Compact"/>
-              <ns0:jc ns0:val="left"/>
-            </ns0:pPr>
-            <ns0:r>
-              <ns0:t xml:space="preserve">0.724 [0.649, 0.812]</ns0:t>
-              <ns0:rPr>
-                <ns0:sz ns0:val="18"/>
-              </ns0:rPr>
-            </ns0:r>
-          </ns0:p>
-        </ns0:tc>
-        <ns0:tc>
-          <ns0:p>
-            <ns0:pPr>
-              <ns0:pStyle ns0:val="Compact"/>
-              <ns0:jc ns0:val="left"/>
-            </ns0:pPr>
-            <ns0:r>
-              <ns0:t xml:space="preserve">0.255 [0.204, 0.328]</ns0:t>
-              <ns0:rPr>
-                <ns0:sz ns0:val="18"/>
-              </ns0:rPr>
-            </ns0:r>
-          </ns0:p>
-        </ns0:tc>
-        <ns0:tc>
-          <ns0:p>
-            <ns0:pPr>
-              <ns0:pStyle ns0:val="Compact"/>
-              <ns0:jc ns0:val="left"/>
-            </ns0:pPr>
-            <ns0:r>
-              <ns0:t xml:space="preserve">0.176 [0.099, 0.262]</ns0:t>
-              <ns0:rPr>
-                <ns0:sz ns0:val="18"/>
-              </ns0:rPr>
-            </ns0:r>
-          </ns0:p>
-        </ns0:tc>
-        <ns0:tc>
-          <ns0:p>
-            <ns0:pPr>
-              <ns0:pStyle ns0:val="Compact"/>
-              <ns0:jc ns0:val="left"/>
-            </ns0:pPr>
-            <ns0:r>
-              <ns0:t xml:space="preserve">0.134 [0.115, 0.154]</ns0:t>
-              <ns0:rPr>
-                <ns0:sz ns0:val="18"/>
-              </ns0:rPr>
-            </ns0:r>
-          </ns0:p>
-        </ns0:tc>
-        <ns0:tc>
-          <ns0:p>
-            <ns0:pPr>
-              <ns0:pStyle ns0:val="Compact"/>
-              <ns0:jc ns0:val="left"/>
-            </ns0:pPr>
-            <ns0:r>
-              <ns0:t xml:space="preserve">0.075 [0.049, 0.118]</ns0:t>
+              <ns0:t xml:space="preserve">SP1leg</ns0:t>
+              <ns0:rPr>
+                <ns0:sz ns0:val="18"/>
+              </ns0:rPr>
+            </ns0:r>
+          </ns0:p>
+        </ns0:tc>
+        <ns0:tc>
+          <ns0:p>
+            <ns0:pPr>
+              <ns0:pStyle ns0:val="Compact"/>
+              <ns0:jc ns0:val="left"/>
+            </ns0:pPr>
+            <ns0:r>
+              <ns0:t xml:space="preserve">Translation (mm)</ns0:t>
+              <ns0:rPr>
+                <ns0:sz ns0:val="18"/>
+              </ns0:rPr>
+            </ns0:r>
+          </ns0:p>
+        </ns0:tc>
+        <ns0:tc>
+          <ns0:p>
+            <ns0:pPr>
+              <ns0:pStyle ns0:val="Compact"/>
+              <ns0:jc ns0:val="left"/>
+            </ns0:pPr>
+            <ns0:r>
+              <ns0:t xml:space="preserve">0.319</ns0:t>
+              <ns0:rPr>
+                <ns0:sz ns0:val="18"/>
+              </ns0:rPr>
+            </ns0:r>
+          </ns0:p>
+        </ns0:tc>
+        <ns0:tc>
+          <ns0:p>
+            <ns0:pPr>
+              <ns0:pStyle ns0:val="Compact"/>
+              <ns0:jc ns0:val="left"/>
+            </ns0:pPr>
+            <ns0:r>
+              <ns0:t xml:space="preserve">0.521</ns0:t>
+              <ns0:rPr>
+                <ns0:sz ns0:val="18"/>
+              </ns0:rPr>
+            </ns0:r>
+          </ns0:p>
+        </ns0:tc>
+        <ns0:tc>
+          <ns0:p>
+            <ns0:pPr>
+              <ns0:pStyle ns0:val="Compact"/>
+              <ns0:jc ns0:val="left"/>
+            </ns0:pPr>
+            <ns0:r>
+              <ns0:t xml:space="preserve">0.3029</ns0:t>
+              <ns0:rPr>
+                <ns0:sz ns0:val="18"/>
+              </ns0:rPr>
+            </ns0:r>
+          </ns0:p>
+        </ns0:tc>
+        <ns0:tc>
+          <ns0:p>
+            <ns0:pPr>
+              <ns0:pStyle ns0:val="Compact"/>
+              <ns0:jc ns0:val="left"/>
+            </ns0:pPr>
+            <ns0:r>
+              <ns0:t xml:space="preserve">0.2539</ns0:t>
+              <ns0:rPr>
+                <ns0:sz ns0:val="18"/>
+              </ns0:rPr>
+            </ns0:r>
+          </ns0:p>
+        </ns0:tc>
+        <ns0:tc>
+          <ns0:p>
+            <ns0:pPr>
+              <ns0:pStyle ns0:val="Compact"/>
+              <ns0:jc ns0:val="left"/>
+            </ns0:pPr>
+            <ns0:r>
+              <ns0:t xml:space="preserve">16.2</ns0:t>
               <ns0:rPr>
                 <ns0:sz ns0:val="18"/>
               </ns0:rPr>
@@ -6239,6 +7606,406 @@
               <ns0:jc ns0:val="left"/>
             </ns0:pPr>
             <ns0:r>
+              <ns0:t xml:space="preserve">LAB1</ns0:t>
+              <ns0:rPr>
+                <ns0:sz ns0:val="18"/>
+              </ns0:rPr>
+            </ns0:r>
+          </ns0:p>
+        </ns0:tc>
+        <ns0:tc>
+          <ns0:p>
+            <ns0:pPr>
+              <ns0:pStyle ns0:val="Compact"/>
+              <ns0:jc ns0:val="left"/>
+            </ns0:pPr>
+            <ns0:r>
+              <ns0:t xml:space="preserve">Rotation (deg)</ns0:t>
+              <ns0:rPr>
+                <ns0:sz ns0:val="18"/>
+              </ns0:rPr>
+            </ns0:r>
+          </ns0:p>
+        </ns0:tc>
+        <ns0:tc>
+          <ns0:p>
+            <ns0:pPr>
+              <ns0:pStyle ns0:val="Compact"/>
+              <ns0:jc ns0:val="left"/>
+            </ns0:pPr>
+            <ns0:r>
+              <ns0:t xml:space="preserve">0.546</ns0:t>
+              <ns0:rPr>
+                <ns0:sz ns0:val="18"/>
+              </ns0:rPr>
+            </ns0:r>
+          </ns0:p>
+        </ns0:tc>
+        <ns0:tc>
+          <ns0:p>
+            <ns0:pPr>
+              <ns0:pStyle ns0:val="Compact"/>
+              <ns0:jc ns0:val="left"/>
+            </ns0:pPr>
+            <ns0:r>
+              <ns0:t xml:space="preserve">0.687</ns0:t>
+              <ns0:rPr>
+                <ns0:sz ns0:val="18"/>
+              </ns0:rPr>
+            </ns0:r>
+          </ns0:p>
+        </ns0:tc>
+        <ns0:tc>
+          <ns0:p>
+            <ns0:pPr>
+              <ns0:pStyle ns0:val="Compact"/>
+              <ns0:jc ns0:val="left"/>
+            </ns0:pPr>
+            <ns0:r>
+              <ns0:t xml:space="preserve">0.0385</ns0:t>
+              <ns0:rPr>
+                <ns0:sz ns0:val="18"/>
+              </ns0:rPr>
+            </ns0:r>
+          </ns0:p>
+        </ns0:tc>
+        <ns0:tc>
+          <ns0:p>
+            <ns0:pPr>
+              <ns0:pStyle ns0:val="Compact"/>
+              <ns0:jc ns0:val="left"/>
+            </ns0:pPr>
+            <ns0:r>
+              <ns0:t xml:space="preserve">0.0320</ns0:t>
+              <ns0:rPr>
+                <ns0:sz ns0:val="18"/>
+              </ns0:rPr>
+            </ns0:r>
+          </ns0:p>
+        </ns0:tc>
+        <ns0:tc>
+          <ns0:p>
+            <ns0:pPr>
+              <ns0:pStyle ns0:val="Compact"/>
+              <ns0:jc ns0:val="left"/>
+            </ns0:pPr>
+            <ns0:r>
+              <ns0:t xml:space="preserve">16.9</ns0:t>
+              <ns0:rPr>
+                <ns0:sz ns0:val="18"/>
+              </ns0:rPr>
+            </ns0:r>
+          </ns0:p>
+        </ns0:tc>
+      </ns0:tr>
+      <ns0:tr>
+        <ns0:tc>
+          <ns0:p>
+            <ns0:pPr>
+              <ns0:pStyle ns0:val="Compact"/>
+              <ns0:jc ns0:val="left"/>
+            </ns0:pPr>
+            <ns0:r>
+              <ns0:t xml:space="preserve">LAB1</ns0:t>
+              <ns0:rPr>
+                <ns0:sz ns0:val="18"/>
+              </ns0:rPr>
+            </ns0:r>
+          </ns0:p>
+        </ns0:tc>
+        <ns0:tc>
+          <ns0:p>
+            <ns0:pPr>
+              <ns0:pStyle ns0:val="Compact"/>
+              <ns0:jc ns0:val="left"/>
+            </ns0:pPr>
+            <ns0:r>
+              <ns0:t xml:space="preserve">Translation (mm)</ns0:t>
+              <ns0:rPr>
+                <ns0:sz ns0:val="18"/>
+              </ns0:rPr>
+            </ns0:r>
+          </ns0:p>
+        </ns0:tc>
+        <ns0:tc>
+          <ns0:p>
+            <ns0:pPr>
+              <ns0:pStyle ns0:val="Compact"/>
+              <ns0:jc ns0:val="left"/>
+            </ns0:pPr>
+            <ns0:r>
+              <ns0:t xml:space="preserve">0.231</ns0:t>
+              <ns0:rPr>
+                <ns0:sz ns0:val="18"/>
+              </ns0:rPr>
+            </ns0:r>
+          </ns0:p>
+        </ns0:tc>
+        <ns0:tc>
+          <ns0:p>
+            <ns0:pPr>
+              <ns0:pStyle ns0:val="Compact"/>
+              <ns0:jc ns0:val="left"/>
+            </ns0:pPr>
+            <ns0:r>
+              <ns0:t xml:space="preserve">0.488</ns0:t>
+              <ns0:rPr>
+                <ns0:sz ns0:val="18"/>
+              </ns0:rPr>
+            </ns0:r>
+          </ns0:p>
+        </ns0:tc>
+        <ns0:tc>
+          <ns0:p>
+            <ns0:pPr>
+              <ns0:pStyle ns0:val="Compact"/>
+              <ns0:jc ns0:val="left"/>
+            </ns0:pPr>
+            <ns0:r>
+              <ns0:t xml:space="preserve">0.0418</ns0:t>
+              <ns0:rPr>
+                <ns0:sz ns0:val="18"/>
+              </ns0:rPr>
+            </ns0:r>
+          </ns0:p>
+        </ns0:tc>
+        <ns0:tc>
+          <ns0:p>
+            <ns0:pPr>
+              <ns0:pStyle ns0:val="Compact"/>
+              <ns0:jc ns0:val="left"/>
+            </ns0:pPr>
+            <ns0:r>
+              <ns0:t xml:space="preserve">0.0341</ns0:t>
+              <ns0:rPr>
+                <ns0:sz ns0:val="18"/>
+              </ns0:rPr>
+            </ns0:r>
+          </ns0:p>
+        </ns0:tc>
+        <ns0:tc>
+          <ns0:p>
+            <ns0:pPr>
+              <ns0:pStyle ns0:val="Compact"/>
+              <ns0:jc ns0:val="left"/>
+            </ns0:pPr>
+            <ns0:r>
+              <ns0:t xml:space="preserve">18.4</ns0:t>
+              <ns0:rPr>
+                <ns0:sz ns0:val="18"/>
+              </ns0:rPr>
+            </ns0:r>
+          </ns0:p>
+        </ns0:tc>
+      </ns0:tr>
+      <ns0:tr>
+        <ns0:tc>
+          <ns0:p>
+            <ns0:pPr>
+              <ns0:pStyle ns0:val="Compact"/>
+              <ns0:jc ns0:val="left"/>
+            </ns0:pPr>
+            <ns0:r>
+              <ns0:t xml:space="preserve">LAB2</ns0:t>
+              <ns0:rPr>
+                <ns0:sz ns0:val="18"/>
+              </ns0:rPr>
+            </ns0:r>
+          </ns0:p>
+        </ns0:tc>
+        <ns0:tc>
+          <ns0:p>
+            <ns0:pPr>
+              <ns0:pStyle ns0:val="Compact"/>
+              <ns0:jc ns0:val="left"/>
+            </ns0:pPr>
+            <ns0:r>
+              <ns0:t xml:space="preserve">Rotation (deg)</ns0:t>
+              <ns0:rPr>
+                <ns0:sz ns0:val="18"/>
+              </ns0:rPr>
+            </ns0:r>
+          </ns0:p>
+        </ns0:tc>
+        <ns0:tc>
+          <ns0:p>
+            <ns0:pPr>
+              <ns0:pStyle ns0:val="Compact"/>
+              <ns0:jc ns0:val="left"/>
+            </ns0:pPr>
+            <ns0:r>
+              <ns0:t xml:space="preserve">0.403</ns0:t>
+              <ns0:rPr>
+                <ns0:sz ns0:val="18"/>
+              </ns0:rPr>
+            </ns0:r>
+          </ns0:p>
+        </ns0:tc>
+        <ns0:tc>
+          <ns0:p>
+            <ns0:pPr>
+              <ns0:pStyle ns0:val="Compact"/>
+              <ns0:jc ns0:val="left"/>
+            </ns0:pPr>
+            <ns0:r>
+              <ns0:t xml:space="preserve">0.418</ns0:t>
+              <ns0:rPr>
+                <ns0:sz ns0:val="18"/>
+              </ns0:rPr>
+            </ns0:r>
+          </ns0:p>
+        </ns0:tc>
+        <ns0:tc>
+          <ns0:p>
+            <ns0:pPr>
+              <ns0:pStyle ns0:val="Compact"/>
+              <ns0:jc ns0:val="left"/>
+            </ns0:pPr>
+            <ns0:r>
+              <ns0:t xml:space="preserve">0.0886</ns0:t>
+              <ns0:rPr>
+                <ns0:sz ns0:val="18"/>
+              </ns0:rPr>
+            </ns0:r>
+          </ns0:p>
+        </ns0:tc>
+        <ns0:tc>
+          <ns0:p>
+            <ns0:pPr>
+              <ns0:pStyle ns0:val="Compact"/>
+              <ns0:jc ns0:val="left"/>
+            </ns0:pPr>
+            <ns0:r>
+              <ns0:t xml:space="preserve">0.0875</ns0:t>
+              <ns0:rPr>
+                <ns0:sz ns0:val="18"/>
+              </ns0:rPr>
+            </ns0:r>
+          </ns0:p>
+        </ns0:tc>
+        <ns0:tc>
+          <ns0:p>
+            <ns0:pPr>
+              <ns0:pStyle ns0:val="Compact"/>
+              <ns0:jc ns0:val="left"/>
+            </ns0:pPr>
+            <ns0:r>
+              <ns0:t xml:space="preserve">1.2</ns0:t>
+              <ns0:rPr>
+                <ns0:sz ns0:val="18"/>
+              </ns0:rPr>
+            </ns0:r>
+          </ns0:p>
+        </ns0:tc>
+      </ns0:tr>
+      <ns0:tr>
+        <ns0:tc>
+          <ns0:p>
+            <ns0:pPr>
+              <ns0:pStyle ns0:val="Compact"/>
+              <ns0:jc ns0:val="left"/>
+            </ns0:pPr>
+            <ns0:r>
+              <ns0:t xml:space="preserve">LAB2</ns0:t>
+              <ns0:rPr>
+                <ns0:sz ns0:val="18"/>
+              </ns0:rPr>
+            </ns0:r>
+          </ns0:p>
+        </ns0:tc>
+        <ns0:tc>
+          <ns0:p>
+            <ns0:pPr>
+              <ns0:pStyle ns0:val="Compact"/>
+              <ns0:jc ns0:val="left"/>
+            </ns0:pPr>
+            <ns0:r>
+              <ns0:t xml:space="preserve">Translation (mm)</ns0:t>
+              <ns0:rPr>
+                <ns0:sz ns0:val="18"/>
+              </ns0:rPr>
+            </ns0:r>
+          </ns0:p>
+        </ns0:tc>
+        <ns0:tc>
+          <ns0:p>
+            <ns0:pPr>
+              <ns0:pStyle ns0:val="Compact"/>
+              <ns0:jc ns0:val="left"/>
+            </ns0:pPr>
+            <ns0:r>
+              <ns0:t xml:space="preserve">0.180</ns0:t>
+              <ns0:rPr>
+                <ns0:sz ns0:val="18"/>
+              </ns0:rPr>
+            </ns0:r>
+          </ns0:p>
+        </ns0:tc>
+        <ns0:tc>
+          <ns0:p>
+            <ns0:pPr>
+              <ns0:pStyle ns0:val="Compact"/>
+              <ns0:jc ns0:val="left"/>
+            </ns0:pPr>
+            <ns0:r>
+              <ns0:t xml:space="preserve">0.309</ns0:t>
+              <ns0:rPr>
+                <ns0:sz ns0:val="18"/>
+              </ns0:rPr>
+            </ns0:r>
+          </ns0:p>
+        </ns0:tc>
+        <ns0:tc>
+          <ns0:p>
+            <ns0:pPr>
+              <ns0:pStyle ns0:val="Compact"/>
+              <ns0:jc ns0:val="left"/>
+            </ns0:pPr>
+            <ns0:r>
+              <ns0:t xml:space="preserve">0.0811</ns0:t>
+              <ns0:rPr>
+                <ns0:sz ns0:val="18"/>
+              </ns0:rPr>
+            </ns0:r>
+          </ns0:p>
+        </ns0:tc>
+        <ns0:tc>
+          <ns0:p>
+            <ns0:pPr>
+              <ns0:pStyle ns0:val="Compact"/>
+              <ns0:jc ns0:val="left"/>
+            </ns0:pPr>
+            <ns0:r>
+              <ns0:t xml:space="preserve">0.0745</ns0:t>
+              <ns0:rPr>
+                <ns0:sz ns0:val="18"/>
+              </ns0:rPr>
+            </ns0:r>
+          </ns0:p>
+        </ns0:tc>
+        <ns0:tc>
+          <ns0:p>
+            <ns0:pPr>
+              <ns0:pStyle ns0:val="Compact"/>
+              <ns0:jc ns0:val="left"/>
+            </ns0:pPr>
+            <ns0:r>
+              <ns0:t xml:space="preserve">8.2</ns0:t>
+              <ns0:rPr>
+                <ns0:sz ns0:val="18"/>
+              </ns0:rPr>
+            </ns0:r>
+          </ns0:p>
+        </ns0:tc>
+      </ns0:tr>
+      <ns0:tr>
+        <ns0:tc>
+          <ns0:p>
+            <ns0:pPr>
+              <ns0:pStyle ns0:val="Compact"/>
+              <ns0:jc ns0:val="left"/>
+            </ns0:pPr>
+            <ns0:r>
               <ns0:t xml:space="preserve">LAB3</ns0:t>
               <ns0:rPr>
                 <ns0:sz ns0:val="18"/>
@@ -6253,77 +8020,177 @@
               <ns0:jc ns0:val="left"/>
             </ns0:pPr>
             <ns0:r>
-              <ns0:t xml:space="preserve">278</ns0:t>
-              <ns0:rPr>
-                <ns0:sz ns0:val="18"/>
-              </ns0:rPr>
-            </ns0:r>
-          </ns0:p>
-        </ns0:tc>
-        <ns0:tc>
-          <ns0:p>
-            <ns0:pPr>
-              <ns0:pStyle ns0:val="Compact"/>
-              <ns0:jc ns0:val="left"/>
-            </ns0:pPr>
-            <ns0:r>
-              <ns0:t xml:space="preserve">0.844 [0.672, 1.057]</ns0:t>
-              <ns0:rPr>
-                <ns0:sz ns0:val="18"/>
-              </ns0:rPr>
-            </ns0:r>
-          </ns0:p>
-        </ns0:tc>
-        <ns0:tc>
-          <ns0:p>
-            <ns0:pPr>
-              <ns0:pStyle ns0:val="Compact"/>
-              <ns0:jc ns0:val="left"/>
-            </ns0:pPr>
-            <ns0:r>
-              <ns0:t xml:space="preserve">0.574 [0.448, 0.707]</ns0:t>
-              <ns0:rPr>
-                <ns0:sz ns0:val="18"/>
-              </ns0:rPr>
-            </ns0:r>
-          </ns0:p>
-        </ns0:tc>
-        <ns0:tc>
-          <ns0:p>
-            <ns0:pPr>
-              <ns0:pStyle ns0:val="Compact"/>
-              <ns0:jc ns0:val="left"/>
-            </ns0:pPr>
-            <ns0:r>
-              <ns0:t xml:space="preserve">0.372 [0.260, 0.515]</ns0:t>
-              <ns0:rPr>
-                <ns0:sz ns0:val="18"/>
-              </ns0:rPr>
-            </ns0:r>
-          </ns0:p>
-        </ns0:tc>
-        <ns0:tc>
-          <ns0:p>
-            <ns0:pPr>
-              <ns0:pStyle ns0:val="Compact"/>
-              <ns0:jc ns0:val="left"/>
-            </ns0:pPr>
-            <ns0:r>
-              <ns0:t xml:space="preserve">0.092 [0.069, 0.115]</ns0:t>
-              <ns0:rPr>
-                <ns0:sz ns0:val="18"/>
-              </ns0:rPr>
-            </ns0:r>
-          </ns0:p>
-        </ns0:tc>
-        <ns0:tc>
-          <ns0:p>
-            <ns0:pPr>
-              <ns0:pStyle ns0:val="Compact"/>
-              <ns0:jc ns0:val="left"/>
-            </ns0:pPr>
-            <ns0:r>
-              <ns0:t xml:space="preserve">0.387 [0.326, 0.477]</ns0:t>
+              <ns0:t xml:space="preserve">Rotation (deg)</ns0:t>
+              <ns0:rPr>
+                <ns0:sz ns0:val="18"/>
+              </ns0:rPr>
+            </ns0:r>
+          </ns0:p>
+        </ns0:tc>
+        <ns0:tc>
+          <ns0:p>
+            <ns0:pPr>
+              <ns0:pStyle ns0:val="Compact"/>
+              <ns0:jc ns0:val="left"/>
+            </ns0:pPr>
+            <ns0:r>
+              <ns0:t xml:space="preserve">0.451</ns0:t>
+              <ns0:rPr>
+                <ns0:sz ns0:val="18"/>
+              </ns0:rPr>
+            </ns0:r>
+          </ns0:p>
+        </ns0:tc>
+        <ns0:tc>
+          <ns0:p>
+            <ns0:pPr>
+              <ns0:pStyle ns0:val="Compact"/>
+              <ns0:jc ns0:val="left"/>
+            </ns0:pPr>
+            <ns0:r>
+              <ns0:t xml:space="preserve">0.691</ns0:t>
+              <ns0:rPr>
+                <ns0:sz ns0:val="18"/>
+              </ns0:rPr>
+            </ns0:r>
+          </ns0:p>
+        </ns0:tc>
+        <ns0:tc>
+          <ns0:p>
+            <ns0:pPr>
+              <ns0:pStyle ns0:val="Compact"/>
+              <ns0:jc ns0:val="left"/>
+            </ns0:pPr>
+            <ns0:r>
+              <ns0:t xml:space="preserve">0.1826</ns0:t>
+              <ns0:rPr>
+                <ns0:sz ns0:val="18"/>
+              </ns0:rPr>
+            </ns0:r>
+          </ns0:p>
+        </ns0:tc>
+        <ns0:tc>
+          <ns0:p>
+            <ns0:pPr>
+              <ns0:pStyle ns0:val="Compact"/>
+              <ns0:jc ns0:val="left"/>
+            </ns0:pPr>
+            <ns0:r>
+              <ns0:t xml:space="preserve">0.1371</ns0:t>
+              <ns0:rPr>
+                <ns0:sz ns0:val="18"/>
+              </ns0:rPr>
+            </ns0:r>
+          </ns0:p>
+        </ns0:tc>
+        <ns0:tc>
+          <ns0:p>
+            <ns0:pPr>
+              <ns0:pStyle ns0:val="Compact"/>
+              <ns0:jc ns0:val="left"/>
+            </ns0:pPr>
+            <ns0:r>
+              <ns0:t xml:space="preserve">25.0</ns0:t>
+              <ns0:rPr>
+                <ns0:sz ns0:val="18"/>
+              </ns0:rPr>
+            </ns0:r>
+          </ns0:p>
+        </ns0:tc>
+      </ns0:tr>
+      <ns0:tr>
+        <ns0:tc>
+          <ns0:p>
+            <ns0:pPr>
+              <ns0:pStyle ns0:val="Compact"/>
+              <ns0:jc ns0:val="left"/>
+            </ns0:pPr>
+            <ns0:r>
+              <ns0:t xml:space="preserve">LAB3</ns0:t>
+              <ns0:rPr>
+                <ns0:sz ns0:val="18"/>
+              </ns0:rPr>
+            </ns0:r>
+          </ns0:p>
+        </ns0:tc>
+        <ns0:tc>
+          <ns0:p>
+            <ns0:pPr>
+              <ns0:pStyle ns0:val="Compact"/>
+              <ns0:jc ns0:val="left"/>
+            </ns0:pPr>
+            <ns0:r>
+              <ns0:t xml:space="preserve">Translation (mm)</ns0:t>
+              <ns0:rPr>
+                <ns0:sz ns0:val="18"/>
+              </ns0:rPr>
+            </ns0:r>
+          </ns0:p>
+        </ns0:tc>
+        <ns0:tc>
+          <ns0:p>
+            <ns0:pPr>
+              <ns0:pStyle ns0:val="Compact"/>
+              <ns0:jc ns0:val="left"/>
+            </ns0:pPr>
+            <ns0:r>
+              <ns0:t xml:space="preserve">0.310</ns0:t>
+              <ns0:rPr>
+                <ns0:sz ns0:val="18"/>
+              </ns0:rPr>
+            </ns0:r>
+          </ns0:p>
+        </ns0:tc>
+        <ns0:tc>
+          <ns0:p>
+            <ns0:pPr>
+              <ns0:pStyle ns0:val="Compact"/>
+              <ns0:jc ns0:val="left"/>
+            </ns0:pPr>
+            <ns0:r>
+              <ns0:t xml:space="preserve">0.675</ns0:t>
+              <ns0:rPr>
+                <ns0:sz ns0:val="18"/>
+              </ns0:rPr>
+            </ns0:r>
+          </ns0:p>
+        </ns0:tc>
+        <ns0:tc>
+          <ns0:p>
+            <ns0:pPr>
+              <ns0:pStyle ns0:val="Compact"/>
+              <ns0:jc ns0:val="left"/>
+            </ns0:pPr>
+            <ns0:r>
+              <ns0:t xml:space="preserve">0.1475</ns0:t>
+              <ns0:rPr>
+                <ns0:sz ns0:val="18"/>
+              </ns0:rPr>
+            </ns0:r>
+          </ns0:p>
+        </ns0:tc>
+        <ns0:tc>
+          <ns0:p>
+            <ns0:pPr>
+              <ns0:pStyle ns0:val="Compact"/>
+              <ns0:jc ns0:val="left"/>
+            </ns0:pPr>
+            <ns0:r>
+              <ns0:t xml:space="preserve">0.1013</ns0:t>
+              <ns0:rPr>
+                <ns0:sz ns0:val="18"/>
+              </ns0:rPr>
+            </ns0:r>
+          </ns0:p>
+        </ns0:tc>
+        <ns0:tc>
+          <ns0:p>
+            <ns0:pPr>
+              <ns0:pStyle ns0:val="Compact"/>
+              <ns0:jc ns0:val="left"/>
+            </ns0:pPr>
+            <ns0:r>
+              <ns0:t xml:space="preserve">31.3</ns0:t>
               <ns0:rPr>
                 <ns0:sz ns0:val="18"/>
               </ns0:rPr>
@@ -6332,7 +8199,915 @@
         </ns0:tc>
       </ns0:tr>
     </ns0:tbl>
-    <ns0:bookmarkEnd ns0:id="36"/>
+    <ns0:bookmarkEnd ns0:id="38"/>
+    <ns0:p>
+      <ns0:pPr>
+        <ns0:pStyle ns0:val="BodyText"/>
+      </ns0:pPr>
+      <ns0:r>
+        <ns0:drawing>
+          <ns2:inline>
+            <ns2:extent cx="5334000" cy="1882457"/>
+            <ns2:effectExtent b="0" l="0" r="0" t="0"/>
+            <ns2:docPr descr="image" title="" id="1" name="Picture"/>
+            <ns3:graphic>
+              <ns3:graphicData uri="http://schemas.openxmlformats.org/drawingml/2006/picture">
+                <ns4:pic>
+                  <ns4:nvPicPr>
+                    <ns4:cNvPr descr="/tmp/janat_docx_vu_rpejg/Fig_prediction_subject_heldout.png" id="0" name="Picture"/>
+                    <ns4:cNvPicPr>
+                      <ns3:picLocks noChangeArrowheads="1" noChangeAspect="1"/>
+                    </ns4:cNvPicPr>
+                  </ns4:nvPicPr>
+                  <ns4:blipFill>
+                    <ns3:blip ns5:embed="rId39"/>
+                    <ns3:stretch>
+                      <ns3:fillRect/>
+                    </ns3:stretch>
+                  </ns4:blipFill>
+                  <ns4:spPr bwMode="auto">
+                    <ns3:xfrm>
+                      <ns3:off x="0" y="0"/>
+                      <ns3:ext cx="5334000" cy="1882457"/>
+                    </ns3:xfrm>
+                    <ns3:prstGeom prst="rect">
+                      <ns3:avLst/>
+                    </ns3:prstGeom>
+                    <ns3:noFill/>
+                    <ns3:ln w="9525">
+                      <ns3:noFill/>
+                      <ns3:headEnd/>
+                      <ns3:tailEnd/>
+                    </ns3:ln>
+                  </ns4:spPr>
+                </ns4:pic>
+              </ns3:graphicData>
+            </ns3:graphic>
+          </ns2:inline>
+        </ns0:drawing>
+      </ns0:r>
+    </ns0:p>
+    <ns0:p>
+      <ns0:pPr>
+        <ns0:pStyle ns0:val="BodyText"/>
+      </ns0:pPr>
+      <ns0:r>
+        <ns0:t xml:space="preserve">Figure 3.</ns0:t>
+      </ns0:r>
+      <ns0:r>
+        <ns0:t xml:space="preserve"> </ns0:t>
+      </ns0:r>
+      <ns0:r>
+        <ns0:rPr>
+          <ns0:bCs/>
+          <ns0:b/>
+        </ns0:rPr>
+        <ns0:t xml:space="preserve">Predictive information in the anatomical triad.</ns0:t>
+      </ns0:r>
+      <ns0:r>
+        <ns0:t xml:space="preserve"> </ns0:t>
+      </ns0:r>
+      <ns0:r>
+        <ns0:t xml:space="preserve">(A,B) Held-out prediction</ns0:t>
+      </ns0:r>
+      <ns0:r>
+        <ns0:t xml:space="preserve"> </ns0:t>
+      </ns0:r>
+      <ns1:oMath>
+        <ns1:sSup>
+          <ns1:e>
+            <ns1:r>
+              <ns1:t>R</ns1:t>
+            </ns1:r>
+          </ns1:e>
+          <ns1:sup>
+            <ns1:r>
+              <ns1:t>2</ns1:t>
+            </ns1:r>
+          </ns1:sup>
+        </ns1:sSup>
+      </ns1:oMath>
+      <ns0:r>
+        <ns0:t xml:space="preserve"> </ns0:t>
+      </ns0:r>
+      <ns0:r>
+        <ns0:t xml:space="preserve">for size and triad models, separately by load and endpoint. Each subject is held out from training in all loads. (C) Triad-model translations versus archived FE endpoints; each plotted prediction is averaged over validation repeats for display. The reported metrics in panels A,B and Table 3 pool squared errors over repeats rather than using these averaged predictions. The dashed line is identity. Predictor selection was retrospective; these are internal validation results.</ns0:t>
+      </ns0:r>
+      <ns0:r>
+        <ns0:t xml:space="preserve"> </ns0:t>
+      </ns0:r>
+      <ns0:bookmarkStart ns0:id="40" ns0:name="fig:prediction"/>
+      <ns0:r>
+        <ns0:t xml:space="preserve">[fig:prediction]</ns0:t>
+      </ns0:r>
+      <ns0:bookmarkEnd ns0:id="40"/>
+    </ns0:p>
+    <ns0:bookmarkEnd ns0:id="41"/>
+    <ns0:bookmarkStart ns0:id="45" ns0:name="X60e4bfe7fd066eaa8c50b20ae2e763f316f64f9"/>
+    <ns0:p>
+      <ns0:pPr>
+        <ns0:pStyle ns0:val="Heading2"/>
+      </ns0:pPr>
+      <ns0:r>
+        <ns0:t xml:space="preserve">3.2. Unilateral support amplifies asymmetry at unchanged total force</ns0:t>
+      </ns0:r>
+    </ns0:p>
+    <ns0:p>
+      <ns0:pPr>
+        <ns0:pStyle ns0:val="FirstParagraph"/>
+      </ns0:pPr>
+      <ns0:r>
+        <ns0:t xml:space="preserve">Redistributing a fixed total acetabular force changed the SIJ response. Under SP2leg and SP1leg, median rotation norms were 0.956</ns0:t>
+      </ns0:r>
+      <ns1:oMath>
+        <ns1:sSup>
+          <ns1:e>
+            <ns1:r>
+              <ns1:t>​</ns1:t>
+            </ns1:r>
+          </ns1:e>
+          <ns1:sup>
+            <ns1:r>
+              <ns1:rPr>
+                <ns1:sty ns1:val="p"/>
+              </ns1:rPr>
+              <ns1:t>∘</ns1:t>
+            </ns1:r>
+          </ns1:sup>
+        </ns1:sSup>
+      </ns1:oMath>
+      <ns0:r>
+        <ns0:t xml:space="preserve"> </ns0:t>
+      </ns0:r>
+      <ns0:r>
+        <ns0:t xml:space="preserve">and 2.040</ns0:t>
+      </ns0:r>
+      <ns1:oMath>
+        <ns1:sSup>
+          <ns1:e>
+            <ns1:r>
+              <ns1:t>​</ns1:t>
+            </ns1:r>
+          </ns1:e>
+          <ns1:sup>
+            <ns1:r>
+              <ns1:rPr>
+                <ns1:sty ns1:val="p"/>
+              </ns1:rPr>
+              <ns1:t>∘</ns1:t>
+            </ns1:r>
+          </ns1:sup>
+        </ns1:sSup>
+      </ns1:oMath>
+      <ns0:r>
+        <ns0:t xml:space="preserve">, and median translations were 1.058 and 1.627 mm, respectively. Median bilateral translation asymmetry was 0.065 mm in SP2leg and 1.602 mm in SP1leg (Fig. 4).</ns0:t>
+      </ns0:r>
+      <ns0:r>
+        <ns0:t xml:space="preserve"> </ns0:t>
+      </ns0:r>
+      <ns0:r>
+        <ns0:t xml:space="preserve">The paired SP1leg-minus-SP2leg median difference in rotation norm was</ns0:t>
+      </ns0:r>
+      <ns0:r>
+        <ns0:t xml:space="preserve"> </ns0:t>
+      </ns0:r>
+      <ns1:oMath>
+        <ns1:r>
+          <ns1:rPr>
+            <ns1:sty ns1:val="p"/>
+          </ns1:rPr>
+          <ns1:t>+</ns1:t>
+        </ns1:r>
+        <ns1:r>
+          <ns1:t>1.048</ns1:t>
+        </ns1:r>
+      </ns1:oMath>
+      <ns0:r>
+        <ns0:t xml:space="preserve"> </ns0:t>
+      </ns0:r>
+      <ns0:r>
+        <ns0:t xml:space="preserve">(95% CI +1.004 to +1.102) degrees,</ns0:t>
+      </ns0:r>
+      <ns0:r>
+        <ns0:t xml:space="preserve"> </ns0:t>
+      </ns0:r>
+      <ns1:oMath>
+        <ns1:r>
+          <ns1:t>q</ns1:t>
+        </ns1:r>
+        <ns1:r>
+          <ns1:rPr>
+            <ns1:sty ns1:val="p"/>
+          </ns1:rPr>
+          <ns1:t>&lt;</ns1:t>
+        </ns1:r>
+        <ns1:r>
+          <ns1:t>0.001</ns1:t>
+        </ns1:r>
+      </ns1:oMath>
+      <ns0:r>
+        <ns0:t xml:space="preserve">. The paired SP1leg-minus-SP2leg median difference in translation magnitude was</ns0:t>
+      </ns0:r>
+      <ns0:r>
+        <ns0:t xml:space="preserve"> </ns0:t>
+      </ns0:r>
+      <ns1:oMath>
+        <ns1:r>
+          <ns1:rPr>
+            <ns1:sty ns1:val="p"/>
+          </ns1:rPr>
+          <ns1:t>+</ns1:t>
+        </ns1:r>
+        <ns1:r>
+          <ns1:t>0.582</ns1:t>
+        </ns1:r>
+      </ns1:oMath>
+      <ns0:r>
+        <ns0:t xml:space="preserve"> </ns0:t>
+      </ns0:r>
+      <ns0:r>
+        <ns0:t xml:space="preserve">(95% CI +0.559 to +0.603) mm,</ns0:t>
+      </ns0:r>
+      <ns0:r>
+        <ns0:t xml:space="preserve"> </ns0:t>
+      </ns0:r>
+      <ns1:oMath>
+        <ns1:r>
+          <ns1:t>q</ns1:t>
+        </ns1:r>
+        <ns1:r>
+          <ns1:rPr>
+            <ns1:sty ns1:val="p"/>
+          </ns1:rPr>
+          <ns1:t>&lt;</ns1:t>
+        </ns1:r>
+        <ns1:r>
+          <ns1:t>0.001</ns1:t>
+        </ns1:r>
+      </ns1:oMath>
+      <ns0:r>
+        <ns0:t xml:space="preserve">. The paired SP1leg-minus-SP2leg median difference in translation asymmetry was</ns0:t>
+      </ns0:r>
+      <ns0:r>
+        <ns0:t xml:space="preserve"> </ns0:t>
+      </ns0:r>
+      <ns1:oMath>
+        <ns1:r>
+          <ns1:rPr>
+            <ns1:sty ns1:val="p"/>
+          </ns1:rPr>
+          <ns1:t>+</ns1:t>
+        </ns1:r>
+        <ns1:r>
+          <ns1:t>1.509</ns1:t>
+        </ns1:r>
+      </ns1:oMath>
+      <ns0:r>
+        <ns0:t xml:space="preserve"> </ns0:t>
+      </ns0:r>
+      <ns0:r>
+        <ns0:t xml:space="preserve">(95% CI +1.445 to +1.568) mm,</ns0:t>
+      </ns0:r>
+      <ns0:r>
+        <ns0:t xml:space="preserve"> </ns0:t>
+      </ns0:r>
+      <ns1:oMath>
+        <ns1:r>
+          <ns1:t>q</ns1:t>
+        </ns1:r>
+        <ns1:r>
+          <ns1:rPr>
+            <ns1:sty ns1:val="p"/>
+          </ns1:rPr>
+          <ns1:t>&lt;</ns1:t>
+        </ns1:r>
+        <ns1:r>
+          <ns1:t>0.001</ns1:t>
+        </ns1:r>
+      </ns1:oMath>
+      <ns0:r>
+        <ns0:t xml:space="preserve">. Redistributing the same 800 N total force therefore increased motion and, most prominently, bilateral asymmetry.</ns0:t>
+      </ns0:r>
+    </ns0:p>
+    <ns0:bookmarkStart ns0:id="42" ns0:name="tab:microsummary"/>
+    <ns0:p>
+      <ns0:pPr>
+        <ns0:pStyle ns0:val="TableCaption"/>
+      </ns0:pPr>
+      <ns0:r>
+        <ns0:t xml:space="preserve">Table 4. SIJ motion summaries across 278 subjects. Values are median [interquartile range]; component columns are absolute magnitudes.</ns0:t>
+      </ns0:r>
+    </ns0:p>
+    <ns0:tbl>
+      <ns0:tblPr>
+        <ns0:tblStyle ns0:val="Table"/>
+        <ns0:tblW ns0:type="pct" ns0:w="5000"/>
+        <ns0:tblLook ns0:firstRow="1" ns0:lastRow="0" ns0:firstColumn="0" ns0:lastColumn="0" ns0:noHBand="0" ns0:noVBand="0" ns0:val="0020"/>
+        <ns0:tblCaption ns0:val="Table 4. SIJ motion summaries across 278 subjects. Values are median [interquartile range]; component columns are absolute magnitudes."/>
+      </ns0:tblPr>
+      <ns0:tblGrid/>
+      <ns0:tr>
+        <ns0:tc>
+          <ns0:p>
+            <ns0:pPr>
+              <ns0:pStyle ns0:val="Compact"/>
+              <ns0:jc ns0:val="left"/>
+            </ns0:pPr>
+            <ns0:r>
+              <ns0:t xml:space="preserve">Load case</ns0:t>
+              <ns0:rPr>
+                <ns0:sz ns0:val="18"/>
+              </ns0:rPr>
+            </ns0:r>
+          </ns0:p>
+        </ns0:tc>
+        <ns0:tc>
+          <ns0:p>
+            <ns0:pPr>
+              <ns0:pStyle ns0:val="Compact"/>
+              <ns0:jc ns0:val="left"/>
+            </ns0:pPr>
+            <ns0:r>
+              <ns0:t xml:space="preserve">N</ns0:t>
+              <ns0:rPr>
+                <ns0:sz ns0:val="18"/>
+              </ns0:rPr>
+            </ns0:r>
+          </ns0:p>
+        </ns0:tc>
+        <ns0:tc>
+          <ns0:p>
+            <ns0:pPr>
+              <ns0:pStyle ns0:val="Compact"/>
+              <ns0:jc ns0:val="left"/>
+            </ns0:pPr>
+            <ns0:r>
+              <ns0:t xml:space="preserve">Rotation magnitude (deg)</ns0:t>
+              <ns0:rPr>
+                <ns0:sz ns0:val="18"/>
+              </ns0:rPr>
+            </ns0:r>
+          </ns0:p>
+        </ns0:tc>
+        <ns0:tc>
+          <ns0:p>
+            <ns0:pPr>
+              <ns0:pStyle ns0:val="Compact"/>
+              <ns0:jc ns0:val="left"/>
+            </ns0:pPr>
+            <ns0:r>
+              <ns0:t xml:space="preserve">Translation magnitude (mm)</ns0:t>
+              <ns0:rPr>
+                <ns0:sz ns0:val="18"/>
+              </ns0:rPr>
+            </ns0:r>
+          </ns0:p>
+        </ns0:tc>
+        <ns0:tc>
+          <ns0:p>
+            <ns0:pPr>
+              <ns0:pStyle ns0:val="Compact"/>
+              <ns0:jc ns0:val="left"/>
+            </ns0:pPr>
+            <ns0:r>
+              <ns0:t xml:space="preserve">AP translation component (mm)</ns0:t>
+              <ns0:rPr>
+                <ns0:sz ns0:val="18"/>
+              </ns0:rPr>
+            </ns0:r>
+          </ns0:p>
+        </ns0:tc>
+        <ns0:tc>
+          <ns0:p>
+            <ns0:pPr>
+              <ns0:pStyle ns0:val="Compact"/>
+              <ns0:jc ns0:val="left"/>
+            </ns0:pPr>
+            <ns0:r>
+              <ns0:t xml:space="preserve">ML translation component (mm)</ns0:t>
+              <ns0:rPr>
+                <ns0:sz ns0:val="18"/>
+              </ns0:rPr>
+            </ns0:r>
+          </ns0:p>
+        </ns0:tc>
+        <ns0:tc>
+          <ns0:p>
+            <ns0:pPr>
+              <ns0:pStyle ns0:val="Compact"/>
+              <ns0:jc ns0:val="left"/>
+            </ns0:pPr>
+            <ns0:r>
+              <ns0:t xml:space="preserve">CC translation component (mm)</ns0:t>
+              <ns0:rPr>
+                <ns0:sz ns0:val="18"/>
+              </ns0:rPr>
+            </ns0:r>
+          </ns0:p>
+        </ns0:tc>
+      </ns0:tr>
+      <ns0:tr>
+        <ns0:tc>
+          <ns0:p>
+            <ns0:pPr>
+              <ns0:pStyle ns0:val="Compact"/>
+              <ns0:jc ns0:val="left"/>
+            </ns0:pPr>
+            <ns0:r>
+              <ns0:t xml:space="preserve">SP2leg</ns0:t>
+              <ns0:rPr>
+                <ns0:sz ns0:val="18"/>
+              </ns0:rPr>
+            </ns0:r>
+          </ns0:p>
+        </ns0:tc>
+        <ns0:tc>
+          <ns0:p>
+            <ns0:pPr>
+              <ns0:pStyle ns0:val="Compact"/>
+              <ns0:jc ns0:val="left"/>
+            </ns0:pPr>
+            <ns0:r>
+              <ns0:t xml:space="preserve">278</ns0:t>
+              <ns0:rPr>
+                <ns0:sz ns0:val="18"/>
+              </ns0:rPr>
+            </ns0:r>
+          </ns0:p>
+        </ns0:tc>
+        <ns0:tc>
+          <ns0:p>
+            <ns0:pPr>
+              <ns0:pStyle ns0:val="Compact"/>
+              <ns0:jc ns0:val="left"/>
+            </ns0:pPr>
+            <ns0:r>
+              <ns0:t xml:space="preserve">0.956 [0.813, 1.109]</ns0:t>
+              <ns0:rPr>
+                <ns0:sz ns0:val="18"/>
+              </ns0:rPr>
+            </ns0:r>
+          </ns0:p>
+        </ns0:tc>
+        <ns0:tc>
+          <ns0:p>
+            <ns0:pPr>
+              <ns0:pStyle ns0:val="Compact"/>
+              <ns0:jc ns0:val="left"/>
+            </ns0:pPr>
+            <ns0:r>
+              <ns0:t xml:space="preserve">1.058 [0.871, 1.207]</ns0:t>
+              <ns0:rPr>
+                <ns0:sz ns0:val="18"/>
+              </ns0:rPr>
+            </ns0:r>
+          </ns0:p>
+        </ns0:tc>
+        <ns0:tc>
+          <ns0:p>
+            <ns0:pPr>
+              <ns0:pStyle ns0:val="Compact"/>
+              <ns0:jc ns0:val="left"/>
+            </ns0:pPr>
+            <ns0:r>
+              <ns0:t xml:space="preserve">0.366 [0.241, 0.482]</ns0:t>
+              <ns0:rPr>
+                <ns0:sz ns0:val="18"/>
+              </ns0:rPr>
+            </ns0:r>
+          </ns0:p>
+        </ns0:tc>
+        <ns0:tc>
+          <ns0:p>
+            <ns0:pPr>
+              <ns0:pStyle ns0:val="Compact"/>
+              <ns0:jc ns0:val="left"/>
+            </ns0:pPr>
+            <ns0:r>
+              <ns0:t xml:space="preserve">0.083 [0.054, 0.123]</ns0:t>
+              <ns0:rPr>
+                <ns0:sz ns0:val="18"/>
+              </ns0:rPr>
+            </ns0:r>
+          </ns0:p>
+        </ns0:tc>
+        <ns0:tc>
+          <ns0:p>
+            <ns0:pPr>
+              <ns0:pStyle ns0:val="Compact"/>
+              <ns0:jc ns0:val="left"/>
+            </ns0:pPr>
+            <ns0:r>
+              <ns0:t xml:space="preserve">0.952 [0.818, 1.112]</ns0:t>
+              <ns0:rPr>
+                <ns0:sz ns0:val="18"/>
+              </ns0:rPr>
+            </ns0:r>
+          </ns0:p>
+        </ns0:tc>
+      </ns0:tr>
+      <ns0:tr>
+        <ns0:tc>
+          <ns0:p>
+            <ns0:pPr>
+              <ns0:pStyle ns0:val="Compact"/>
+              <ns0:jc ns0:val="left"/>
+            </ns0:pPr>
+            <ns0:r>
+              <ns0:t xml:space="preserve">SP1leg</ns0:t>
+              <ns0:rPr>
+                <ns0:sz ns0:val="18"/>
+              </ns0:rPr>
+            </ns0:r>
+          </ns0:p>
+        </ns0:tc>
+        <ns0:tc>
+          <ns0:p>
+            <ns0:pPr>
+              <ns0:pStyle ns0:val="Compact"/>
+              <ns0:jc ns0:val="left"/>
+            </ns0:pPr>
+            <ns0:r>
+              <ns0:t xml:space="preserve">278</ns0:t>
+              <ns0:rPr>
+                <ns0:sz ns0:val="18"/>
+              </ns0:rPr>
+            </ns0:r>
+          </ns0:p>
+        </ns0:tc>
+        <ns0:tc>
+          <ns0:p>
+            <ns0:pPr>
+              <ns0:pStyle ns0:val="Compact"/>
+              <ns0:jc ns0:val="left"/>
+            </ns0:pPr>
+            <ns0:r>
+              <ns0:t xml:space="preserve">2.040 [1.765, 2.289]</ns0:t>
+              <ns0:rPr>
+                <ns0:sz ns0:val="18"/>
+              </ns0:rPr>
+            </ns0:r>
+          </ns0:p>
+        </ns0:tc>
+        <ns0:tc>
+          <ns0:p>
+            <ns0:pPr>
+              <ns0:pStyle ns0:val="Compact"/>
+              <ns0:jc ns0:val="left"/>
+            </ns0:pPr>
+            <ns0:r>
+              <ns0:t xml:space="preserve">1.627 [1.430, 1.869]</ns0:t>
+              <ns0:rPr>
+                <ns0:sz ns0:val="18"/>
+              </ns0:rPr>
+            </ns0:r>
+          </ns0:p>
+        </ns0:tc>
+        <ns0:tc>
+          <ns0:p>
+            <ns0:pPr>
+              <ns0:pStyle ns0:val="Compact"/>
+              <ns0:jc ns0:val="left"/>
+            </ns0:pPr>
+            <ns0:r>
+              <ns0:t xml:space="preserve">0.440 [0.357, 0.520]</ns0:t>
+              <ns0:rPr>
+                <ns0:sz ns0:val="18"/>
+              </ns0:rPr>
+            </ns0:r>
+          </ns0:p>
+        </ns0:tc>
+        <ns0:tc>
+          <ns0:p>
+            <ns0:pPr>
+              <ns0:pStyle ns0:val="Compact"/>
+              <ns0:jc ns0:val="left"/>
+            </ns0:pPr>
+            <ns0:r>
+              <ns0:t xml:space="preserve">0.235 [0.164, 0.345]</ns0:t>
+              <ns0:rPr>
+                <ns0:sz ns0:val="18"/>
+              </ns0:rPr>
+            </ns0:r>
+          </ns0:p>
+        </ns0:tc>
+        <ns0:tc>
+          <ns0:p>
+            <ns0:pPr>
+              <ns0:pStyle ns0:val="Compact"/>
+              <ns0:jc ns0:val="left"/>
+            </ns0:pPr>
+            <ns0:r>
+              <ns0:t xml:space="preserve">1.428 [1.213, 1.644]</ns0:t>
+              <ns0:rPr>
+                <ns0:sz ns0:val="18"/>
+              </ns0:rPr>
+            </ns0:r>
+          </ns0:p>
+        </ns0:tc>
+      </ns0:tr>
+      <ns0:tr>
+        <ns0:tc>
+          <ns0:p>
+            <ns0:pPr>
+              <ns0:pStyle ns0:val="Compact"/>
+              <ns0:jc ns0:val="left"/>
+            </ns0:pPr>
+            <ns0:r>
+              <ns0:t xml:space="preserve">LAB1</ns0:t>
+              <ns0:rPr>
+                <ns0:sz ns0:val="18"/>
+              </ns0:rPr>
+            </ns0:r>
+          </ns0:p>
+        </ns0:tc>
+        <ns0:tc>
+          <ns0:p>
+            <ns0:pPr>
+              <ns0:pStyle ns0:val="Compact"/>
+              <ns0:jc ns0:val="left"/>
+            </ns0:pPr>
+            <ns0:r>
+              <ns0:t xml:space="preserve">278</ns0:t>
+              <ns0:rPr>
+                <ns0:sz ns0:val="18"/>
+              </ns0:rPr>
+            </ns0:r>
+          </ns0:p>
+        </ns0:tc>
+        <ns0:tc>
+          <ns0:p>
+            <ns0:pPr>
+              <ns0:pStyle ns0:val="Compact"/>
+              <ns0:jc ns0:val="left"/>
+            </ns0:pPr>
+            <ns0:r>
+              <ns0:t xml:space="preserve">0.221 [0.188, 0.268]</ns0:t>
+              <ns0:rPr>
+                <ns0:sz ns0:val="18"/>
+              </ns0:rPr>
+            </ns0:r>
+          </ns0:p>
+        </ns0:tc>
+        <ns0:tc>
+          <ns0:p>
+            <ns0:pPr>
+              <ns0:pStyle ns0:val="Compact"/>
+              <ns0:jc ns0:val="left"/>
+            </ns0:pPr>
+            <ns0:r>
+              <ns0:t xml:space="preserve">0.154 [0.121, 0.190]</ns0:t>
+              <ns0:rPr>
+                <ns0:sz ns0:val="18"/>
+              </ns0:rPr>
+            </ns0:r>
+          </ns0:p>
+        </ns0:tc>
+        <ns0:tc>
+          <ns0:p>
+            <ns0:pPr>
+              <ns0:pStyle ns0:val="Compact"/>
+              <ns0:jc ns0:val="left"/>
+            </ns0:pPr>
+            <ns0:r>
+              <ns0:t xml:space="preserve">0.060 [0.044, 0.079]</ns0:t>
+              <ns0:rPr>
+                <ns0:sz ns0:val="18"/>
+              </ns0:rPr>
+            </ns0:r>
+          </ns0:p>
+        </ns0:tc>
+        <ns0:tc>
+          <ns0:p>
+            <ns0:pPr>
+              <ns0:pStyle ns0:val="Compact"/>
+              <ns0:jc ns0:val="left"/>
+            </ns0:pPr>
+            <ns0:r>
+              <ns0:t xml:space="preserve">0.077 [0.063, 0.092]</ns0:t>
+              <ns0:rPr>
+                <ns0:sz ns0:val="18"/>
+              </ns0:rPr>
+            </ns0:r>
+          </ns0:p>
+        </ns0:tc>
+        <ns0:tc>
+          <ns0:p>
+            <ns0:pPr>
+              <ns0:pStyle ns0:val="Compact"/>
+              <ns0:jc ns0:val="left"/>
+            </ns0:pPr>
+            <ns0:r>
+              <ns0:t xml:space="preserve">0.105 [0.073, 0.144]</ns0:t>
+              <ns0:rPr>
+                <ns0:sz ns0:val="18"/>
+              </ns0:rPr>
+            </ns0:r>
+          </ns0:p>
+        </ns0:tc>
+      </ns0:tr>
+      <ns0:tr>
+        <ns0:tc>
+          <ns0:p>
+            <ns0:pPr>
+              <ns0:pStyle ns0:val="Compact"/>
+              <ns0:jc ns0:val="left"/>
+            </ns0:pPr>
+            <ns0:r>
+              <ns0:t xml:space="preserve">LAB2</ns0:t>
+              <ns0:rPr>
+                <ns0:sz ns0:val="18"/>
+              </ns0:rPr>
+            </ns0:r>
+          </ns0:p>
+        </ns0:tc>
+        <ns0:tc>
+          <ns0:p>
+            <ns0:pPr>
+              <ns0:pStyle ns0:val="Compact"/>
+              <ns0:jc ns0:val="left"/>
+            </ns0:pPr>
+            <ns0:r>
+              <ns0:t xml:space="preserve">278</ns0:t>
+              <ns0:rPr>
+                <ns0:sz ns0:val="18"/>
+              </ns0:rPr>
+            </ns0:r>
+          </ns0:p>
+        </ns0:tc>
+        <ns0:tc>
+          <ns0:p>
+            <ns0:pPr>
+              <ns0:pStyle ns0:val="Compact"/>
+              <ns0:jc ns0:val="left"/>
+            </ns0:pPr>
+            <ns0:r>
+              <ns0:t xml:space="preserve">0.724 [0.649, 0.812]</ns0:t>
+              <ns0:rPr>
+                <ns0:sz ns0:val="18"/>
+              </ns0:rPr>
+            </ns0:r>
+          </ns0:p>
+        </ns0:tc>
+        <ns0:tc>
+          <ns0:p>
+            <ns0:pPr>
+              <ns0:pStyle ns0:val="Compact"/>
+              <ns0:jc ns0:val="left"/>
+            </ns0:pPr>
+            <ns0:r>
+              <ns0:t xml:space="preserve">0.255 [0.204, 0.328]</ns0:t>
+              <ns0:rPr>
+                <ns0:sz ns0:val="18"/>
+              </ns0:rPr>
+            </ns0:r>
+          </ns0:p>
+        </ns0:tc>
+        <ns0:tc>
+          <ns0:p>
+            <ns0:pPr>
+              <ns0:pStyle ns0:val="Compact"/>
+              <ns0:jc ns0:val="left"/>
+            </ns0:pPr>
+            <ns0:r>
+              <ns0:t xml:space="preserve">0.176 [0.099, 0.262]</ns0:t>
+              <ns0:rPr>
+                <ns0:sz ns0:val="18"/>
+              </ns0:rPr>
+            </ns0:r>
+          </ns0:p>
+        </ns0:tc>
+        <ns0:tc>
+          <ns0:p>
+            <ns0:pPr>
+              <ns0:pStyle ns0:val="Compact"/>
+              <ns0:jc ns0:val="left"/>
+            </ns0:pPr>
+            <ns0:r>
+              <ns0:t xml:space="preserve">0.134 [0.115, 0.154]</ns0:t>
+              <ns0:rPr>
+                <ns0:sz ns0:val="18"/>
+              </ns0:rPr>
+            </ns0:r>
+          </ns0:p>
+        </ns0:tc>
+        <ns0:tc>
+          <ns0:p>
+            <ns0:pPr>
+              <ns0:pStyle ns0:val="Compact"/>
+              <ns0:jc ns0:val="left"/>
+            </ns0:pPr>
+            <ns0:r>
+              <ns0:t xml:space="preserve">0.075 [0.049, 0.118]</ns0:t>
+              <ns0:rPr>
+                <ns0:sz ns0:val="18"/>
+              </ns0:rPr>
+            </ns0:r>
+          </ns0:p>
+        </ns0:tc>
+      </ns0:tr>
+      <ns0:tr>
+        <ns0:tc>
+          <ns0:p>
+            <ns0:pPr>
+              <ns0:pStyle ns0:val="Compact"/>
+              <ns0:jc ns0:val="left"/>
+            </ns0:pPr>
+            <ns0:r>
+              <ns0:t xml:space="preserve">LAB3</ns0:t>
+              <ns0:rPr>
+                <ns0:sz ns0:val="18"/>
+              </ns0:rPr>
+            </ns0:r>
+          </ns0:p>
+        </ns0:tc>
+        <ns0:tc>
+          <ns0:p>
+            <ns0:pPr>
+              <ns0:pStyle ns0:val="Compact"/>
+              <ns0:jc ns0:val="left"/>
+            </ns0:pPr>
+            <ns0:r>
+              <ns0:t xml:space="preserve">278</ns0:t>
+              <ns0:rPr>
+                <ns0:sz ns0:val="18"/>
+              </ns0:rPr>
+            </ns0:r>
+          </ns0:p>
+        </ns0:tc>
+        <ns0:tc>
+          <ns0:p>
+            <ns0:pPr>
+              <ns0:pStyle ns0:val="Compact"/>
+              <ns0:jc ns0:val="left"/>
+            </ns0:pPr>
+            <ns0:r>
+              <ns0:t xml:space="preserve">0.844 [0.672, 1.057]</ns0:t>
+              <ns0:rPr>
+                <ns0:sz ns0:val="18"/>
+              </ns0:rPr>
+            </ns0:r>
+          </ns0:p>
+        </ns0:tc>
+        <ns0:tc>
+          <ns0:p>
+            <ns0:pPr>
+              <ns0:pStyle ns0:val="Compact"/>
+              <ns0:jc ns0:val="left"/>
+            </ns0:pPr>
+            <ns0:r>
+              <ns0:t xml:space="preserve">0.574 [0.448, 0.707]</ns0:t>
+              <ns0:rPr>
+                <ns0:sz ns0:val="18"/>
+              </ns0:rPr>
+            </ns0:r>
+          </ns0:p>
+        </ns0:tc>
+        <ns0:tc>
+          <ns0:p>
+            <ns0:pPr>
+              <ns0:pStyle ns0:val="Compact"/>
+              <ns0:jc ns0:val="left"/>
+            </ns0:pPr>
+            <ns0:r>
+              <ns0:t xml:space="preserve">0.372 [0.260, 0.515]</ns0:t>
+              <ns0:rPr>
+                <ns0:sz ns0:val="18"/>
+              </ns0:rPr>
+            </ns0:r>
+          </ns0:p>
+        </ns0:tc>
+        <ns0:tc>
+          <ns0:p>
+            <ns0:pPr>
+              <ns0:pStyle ns0:val="Compact"/>
+              <ns0:jc ns0:val="left"/>
+            </ns0:pPr>
+            <ns0:r>
+              <ns0:t xml:space="preserve">0.092 [0.069, 0.115]</ns0:t>
+              <ns0:rPr>
+                <ns0:sz ns0:val="18"/>
+              </ns0:rPr>
+            </ns0:r>
+          </ns0:p>
+        </ns0:tc>
+        <ns0:tc>
+          <ns0:p>
+            <ns0:pPr>
+              <ns0:pStyle ns0:val="Compact"/>
+              <ns0:jc ns0:val="left"/>
+            </ns0:pPr>
+            <ns0:r>
+              <ns0:t xml:space="preserve">0.387 [0.326, 0.477]</ns0:t>
+              <ns0:rPr>
+                <ns0:sz ns0:val="18"/>
+              </ns0:rPr>
+            </ns0:r>
+          </ns0:p>
+        </ns0:tc>
+      </ns0:tr>
+    </ns0:tbl>
+    <ns0:bookmarkEnd ns0:id="42"/>
     <ns0:p>
       <ns0:pPr>
         <ns0:pStyle ns0:val="BodyText"/>
@@ -6347,13 +9122,13 @@
               <ns3:graphicData uri="http://schemas.openxmlformats.org/drawingml/2006/picture">
                 <ns4:pic>
                   <ns4:nvPicPr>
-                    <ns4:cNvPr descr="/tmp/janat_docx_9v1cyq4_/Fig2_primary_load_profiles.png" id="0" name="Picture"/>
+                    <ns4:cNvPr descr="/tmp/janat_docx_vu_rpejg/Fig2_primary_load_profiles.png" id="0" name="Picture"/>
                     <ns4:cNvPicPr>
                       <ns3:picLocks noChangeArrowheads="1" noChangeAspect="1"/>
                     </ns4:cNvPicPr>
                   </ns4:nvPicPr>
                   <ns4:blipFill>
-                    <ns3:blip ns5:embed="rId37"/>
+                    <ns3:blip ns5:embed="rId43"/>
                     <ns3:stretch>
                       <ns3:fillRect/>
                     </ns3:stretch>
@@ -6385,7 +9160,7 @@
         <ns0:pStyle ns0:val="BodyText"/>
       </ns0:pPr>
       <ns0:r>
-        <ns0:t xml:space="preserve">Figure 3.</ns0:t>
+        <ns0:t xml:space="preserve">Figure 4.</ns0:t>
       </ns0:r>
       <ns0:r>
         <ns0:t xml:space="preserve"> </ns0:t>
@@ -6401,25 +9176,25 @@
         <ns0:t xml:space="preserve"> </ns0:t>
       </ns0:r>
       <ns0:r>
-        <ns0:t xml:space="preserve">Rotation-triplet norm, relative translation norm, absolute ML rotation and bilateral translation-magnitude asymmetry. Points are subjects; boxplots summarize each sex separately using medians and IQRs, with whiskers at 1.5 IQR. The numerical summaries in the text and Table 3 pool both sexes. Female and male groups use vermilion and blue. Jitter is deterministic. No signed nutation direction is inferred.</ns0:t>
-      </ns0:r>
-      <ns0:r>
-        <ns0:t xml:space="preserve"> </ns0:t>
-      </ns0:r>
-      <ns0:bookmarkStart ns0:id="38" ns0:name="fig:loadprofiles"/>
+        <ns0:t xml:space="preserve">Rotation-triplet norm, relative translation norm, absolute ML rotation and bilateral translation-magnitude asymmetry. Points are subjects; boxplots summarize each sex separately using medians and IQRs, with whiskers at 1.5 IQR. The numerical summaries in the text and Table 4 pool both sexes. Female and male groups use vermilion and blue. Jitter is deterministic. No signed nutation direction is inferred.</ns0:t>
+      </ns0:r>
+      <ns0:r>
+        <ns0:t xml:space="preserve"> </ns0:t>
+      </ns0:r>
+      <ns0:bookmarkStart ns0:id="44" ns0:name="fig:loadprofiles"/>
       <ns0:r>
         <ns0:t xml:space="preserve">[fig:loadprofiles]</ns0:t>
       </ns0:r>
-      <ns0:bookmarkEnd ns0:id="38"/>
+      <ns0:bookmarkEnd ns0:id="44"/>
     </ns0:p>
-    <ns0:bookmarkEnd ns0:id="39"/>
-    <ns0:bookmarkStart ns0:id="42" ns0:name="X6a30b579c157c0c1a540ffe79831406fee955bc"/>
+    <ns0:bookmarkEnd ns0:id="45"/>
+    <ns0:bookmarkStart ns0:id="48" ns0:name="X6a30b579c157c0c1a540ffe79831406fee955bc"/>
     <ns0:p>
       <ns0:pPr>
         <ns0:pStyle ns0:val="Heading2"/>
       </ns0:pPr>
       <ns0:r>
-        <ns0:t xml:space="preserve">3.2. Load application site selects distinct motion components</ns0:t>
+        <ns0:t xml:space="preserve">3.3. Load application site selects distinct motion components</ns0:t>
       </ns0:r>
     </ns0:p>
     <ns0:p>
@@ -6427,7 +9202,7 @@
         <ns0:pStyle ns0:val="FirstParagraph"/>
       </ns0:pPr>
       <ns0:r>
-        <ns0:t xml:space="preserve">The localized force pairs separated the response into distinct component patterns (Fig. 4). Both transverse pairs reduced the absolute CC component relative to bilateral support, but the ML component increased only under LAB2: its paired median contrast was +0.052 mm (95% CI +0.047 to +0.061,</ns0:t>
+        <ns0:t xml:space="preserve">The localized force pairs separated the response into distinct component patterns (Fig. 5). Both transverse pairs reduced the absolute CC component relative to bilateral support, but the ML component increased only under LAB2: its paired median contrast was +0.052 mm (95% CI +0.047 to +0.061,</ns0:t>
       </ns0:r>
       <ns0:r>
         <ns0:t xml:space="preserve"> </ns0:t>
@@ -6504,7 +9279,44 @@
         </ns1:r>
       </ns1:oMath>
       <ns0:r>
-        <ns0:t xml:space="preserve">). Both also reduced the AP component. LAB3 increased the ML and AP components while reducing the CC component. The shared transverse-redistribution prediction was therefore only partly supported. Supplementary Table S1 gives all paired contrasts and adjusted probabilities. Component magnitudes quantify motion along the reporting axes; the arrows connect componentwise median contrasts and are not physical trajectories.</ns0:t>
+        <ns0:t xml:space="preserve">). Both also reduced the AP component. LAB3 increased the ML and AP components while reducing the CC component. The direct LAB2-minus-LAB1 contrasts confirmed larger ML and AP magnitudes (+0.058 and +0.111 mm), and a smaller CC magnitude (</ns0:t>
+      </ns0:r>
+      <ns1:oMath>
+        <ns1:r>
+          <ns1:rPr>
+            <ns1:sty ns1:val="p"/>
+          </ns1:rPr>
+          <ns1:t>−</ns1:t>
+        </ns1:r>
+        <ns1:r>
+          <ns1:t>0.020</ns1:t>
+        </ns1:r>
+      </ns1:oMath>
+      <ns0:r>
+        <ns0:t xml:space="preserve"> mm), at the ischial application site; all three adjusted</ns0:t>
+      </ns0:r>
+      <ns0:r>
+        <ns0:t xml:space="preserve"> </ns0:t>
+      </ns0:r>
+      <ns1:oMath>
+        <ns1:r>
+          <ns1:t>q</ns1:t>
+        </ns1:r>
+        <ns1:r>
+          <ns1:rPr>
+            <ns1:sty ns1:val="p"/>
+          </ns1:rPr>
+          <ns1:t>&lt;</ns1:t>
+        </ns1:r>
+        <ns1:r>
+          <ns1:t>0.001</ns1:t>
+        </ns1:r>
+      </ns1:oMath>
+      <ns0:r>
+        <ns0:t xml:space="preserve"> </ns0:t>
+      </ns0:r>
+      <ns0:r>
+        <ns0:t xml:space="preserve">(Supplementary Table S12). Supplementary Table S1 gives all paired contrasts and adjusted probabilities. Component magnitudes quantify motion along the reporting axes; the arrows connect componentwise median contrasts and are not physical trajectories.</ns0:t>
       </ns0:r>
     </ns0:p>
     <ns0:p>
@@ -6521,13 +9333,13 @@
               <ns3:graphicData uri="http://schemas.openxmlformats.org/drawingml/2006/picture">
                 <ns4:pic>
                   <ns4:nvPicPr>
-                    <ns4:cNvPr descr="/tmp/janat_docx_9v1cyq4_/Fig3_directional_rerouting.png" id="0" name="Picture"/>
+                    <ns4:cNvPr descr="/tmp/janat_docx_vu_rpejg/Fig3_directional_rerouting.png" id="0" name="Picture"/>
                     <ns4:cNvPicPr>
                       <ns3:picLocks noChangeArrowheads="1" noChangeAspect="1"/>
                     </ns4:cNvPicPr>
                   </ns4:nvPicPr>
                   <ns4:blipFill>
-                    <ns3:blip ns5:embed="rId40"/>
+                    <ns3:blip ns5:embed="rId46"/>
                     <ns3:stretch>
                       <ns3:fillRect/>
                     </ns3:stretch>
@@ -6559,7 +9371,7 @@
         <ns0:pStyle ns0:val="BodyText"/>
       </ns0:pPr>
       <ns0:r>
-        <ns0:t xml:space="preserve">Figure 4.</ns0:t>
+        <ns0:t xml:space="preserve">Figure 5.</ns0:t>
       </ns0:r>
       <ns0:r>
         <ns0:t xml:space="preserve"> </ns0:t>
@@ -6594,20 +9406,20 @@
       <ns0:r>
         <ns0:t xml:space="preserve"> </ns0:t>
       </ns0:r>
-      <ns0:bookmarkStart ns0:id="41" ns0:name="fig:directional"/>
+      <ns0:bookmarkStart ns0:id="47" ns0:name="fig:directional"/>
       <ns0:r>
         <ns0:t xml:space="preserve">[fig:directional]</ns0:t>
       </ns0:r>
-      <ns0:bookmarkEnd ns0:id="41"/>
+      <ns0:bookmarkEnd ns0:id="47"/>
     </ns0:p>
-    <ns0:bookmarkEnd ns0:id="42"/>
-    <ns0:bookmarkStart ns0:id="45" ns0:name="X8808ce64cb618634f81a4c68b38695f3e6d8a7a"/>
+    <ns0:bookmarkEnd ns0:id="48"/>
+    <ns0:bookmarkStart ns0:id="52" ns0:name="X76f6080ef5ec95c7b555949c8025cfad7abbaf3"/>
     <ns0:p>
       <ns0:pPr>
         <ns0:pStyle ns0:val="Heading2"/>
       </ns0:pPr>
       <ns0:r>
-        <ns0:t xml:space="preserve">3.3. Selected morphometric adjustment attenuates sex-associated translation differences</ns0:t>
+        <ns0:t xml:space="preserve">3.4. Direction limits the combination of scalar endpoint responses</ns0:t>
       </ns0:r>
     </ns0:p>
     <ns0:p>
@@ -6615,7 +9427,611 @@
         <ns0:pStyle ns0:val="FirstParagraph"/>
       </ns0:pPr>
       <ns0:r>
-        <ns0:t xml:space="preserve">Adjustment for pelvic volume and the selected morphometric triad substantially attenuated the age-adjusted sex contrast under all three localized loads (Fig. 5). LAB1 female-minus-male translation coefficients were</ns0:t>
+        <ns0:t xml:space="preserve">The controlled force redistribution isolated the information lost when endpoint motion is summarized only by magnitude (Fig. 6; Table 5). Both archived endpoint fields and their extracted kinematics were reproduced for all 278 subjects. Splitting each transverse force equally between the internal-ring and ischial patches (</ns0:t>
+      </ns0:r>
+      <ns1:oMath>
+        <ns1:r>
+          <ns1:t>w</ns1:t>
+        </ns1:r>
+        <ns1:r>
+          <ns1:rPr>
+            <ns1:sty ns1:val="p"/>
+          </ns1:rPr>
+          <ns1:t>=</ns1:t>
+        </ns1:r>
+        <ns1:r>
+          <ns1:t>0.5</ns1:t>
+        </ns1:r>
+      </ns1:oMath>
+      <ns0:r>
+        <ns0:t xml:space="preserve">) gave a median translation of 0.1587 mm. The median within-subject reduction relative to the scalar endpoint combination was 21.9% (95% bootstrap CI 20.0–23.7%). At</ns0:t>
+      </ns0:r>
+      <ns0:r>
+        <ns0:t xml:space="preserve"> </ns0:t>
+      </ns0:r>
+      <ns1:oMath>
+        <ns1:r>
+          <ns1:t>w</ns1:t>
+        </ns1:r>
+        <ns1:r>
+          <ns1:rPr>
+            <ns1:sty ns1:val="p"/>
+          </ns1:rPr>
+          <ns1:t>=</ns1:t>
+        </ns1:r>
+        <ns1:r>
+          <ns1:t>0.25</ns1:t>
+        </ns1:r>
+      </ns1:oMath>
+      <ns0:r>
+        <ns0:t xml:space="preserve">, median translation was 0.1396 mm, below the endpoint medians of 0.1538 and 0.2549 mm, despite unchanged total force on each side.</ns0:t>
+      </ns0:r>
+    </ns0:p>
+    <ns0:p>
+      <ns0:pPr>
+        <ns0:pStyle ns0:val="BodyText"/>
+      </ns0:pPr>
+      <ns0:r>
+        <ns0:t xml:space="preserve">At equal redistribution, scalar endpoint combination had RMSE 0.0580 mm against the motion re-extracted from mixed FE fields. Retaining signed endpoint vectors reduced this to 0.00021 mm. Across the three interior weights, scalar RMSE ranged from 0.0353 to 0.0580 mm, whereas vector RMSE ranged from 0.00014 to 0.00021 mm; the largest individual vector error was 0.00096 mm. The median of subjects’ bilateral mean endpoint-vector cosines was 0.157, indicating substantial directional mismatch. These comparisons support directional cancellation as a mechanism limiting scalar load combination. They neither measure anatomy-only prediction on new subjects nor attribute the residual errors of the triad models to this mechanism.</ns0:t>
+      </ns0:r>
+    </ns0:p>
+    <ns0:bookmarkStart ns0:id="49" ns0:name="tab:mixture"/>
+    <ns0:p>
+      <ns0:pPr>
+        <ns0:pStyle ns0:val="TableCaption"/>
+      </ns0:pPr>
+      <ns0:r>
+        <ns0:t xml:space="preserve">Table 5. Controlled transverse force redistribution. Translation is the cohort median after re-extraction from mixed fields. Directional reduction is the median within-subject percentage reduction relative to scalar endpoint combination; intervals are pointwise subject-bootstrap intervals. Scalar and vector estimates use individual FE endpoint information. RMSE is against the re-extracted mixed-field endpoint.</ns0:t>
+      </ns0:r>
+    </ns0:p>
+    <ns0:tbl>
+      <ns0:tblPr>
+        <ns0:tblStyle ns0:val="Table"/>
+        <ns0:tblW ns0:type="pct" ns0:w="5000"/>
+        <ns0:tblLook ns0:firstRow="1" ns0:lastRow="0" ns0:firstColumn="0" ns0:lastColumn="0" ns0:noHBand="0" ns0:noVBand="0" ns0:val="0020"/>
+        <ns0:tblCaption ns0:val="Table 5. Controlled transverse force redistribution. Translation is the cohort median after re-extraction from mixed fields. Directional reduction is the median within-subject percentage reduction relative to scalar endpoint combination; intervals are pointwise subject-bootstrap intervals. Scalar and vector estimates use individual FE endpoint information. RMSE is against the re-extracted mixed-field endpoint."/>
+      </ns0:tblPr>
+      <ns0:tblGrid/>
+      <ns0:tr>
+        <ns0:tc>
+          <ns0:p>
+            <ns0:pPr>
+              <ns0:pStyle ns0:val="Compact"/>
+              <ns0:jc ns0:val="left"/>
+            </ns0:pPr>
+            <ns0:r>
+              <ns0:t xml:space="preserve">Ischial fraction</ns0:t>
+              <ns0:rPr>
+                <ns0:sz ns0:val="18"/>
+              </ns0:rPr>
+            </ns0:r>
+            <ns0:r>
+              <ns0:t xml:space="preserve"> </ns0:t>
+              <ns0:rPr>
+                <ns0:sz ns0:val="18"/>
+              </ns0:rPr>
+            </ns0:r>
+            <ns1:oMath>
+              <ns1:r>
+                <ns1:t>w</ns1:t>
+              </ns1:r>
+            </ns1:oMath>
+          </ns0:p>
+        </ns0:tc>
+        <ns0:tc>
+          <ns0:p>
+            <ns0:pPr>
+              <ns0:pStyle ns0:val="Compact"/>
+              <ns0:jc ns0:val="left"/>
+            </ns0:pPr>
+            <ns0:r>
+              <ns0:t xml:space="preserve">Translation (mm)</ns0:t>
+              <ns0:rPr>
+                <ns0:sz ns0:val="18"/>
+              </ns0:rPr>
+            </ns0:r>
+          </ns0:p>
+        </ns0:tc>
+        <ns0:tc>
+          <ns0:p>
+            <ns0:pPr>
+              <ns0:pStyle ns0:val="Compact"/>
+              <ns0:jc ns0:val="left"/>
+            </ns0:pPr>
+            <ns0:r>
+              <ns0:t xml:space="preserve">Directional reduction (%) [95% CI]</ns0:t>
+              <ns0:rPr>
+                <ns0:sz ns0:val="18"/>
+              </ns0:rPr>
+            </ns0:r>
+          </ns0:p>
+        </ns0:tc>
+        <ns0:tc>
+          <ns0:p>
+            <ns0:pPr>
+              <ns0:pStyle ns0:val="Compact"/>
+              <ns0:jc ns0:val="left"/>
+            </ns0:pPr>
+            <ns0:r>
+              <ns0:t xml:space="preserve">Scalar RMSE (mm)</ns0:t>
+              <ns0:rPr>
+                <ns0:sz ns0:val="18"/>
+              </ns0:rPr>
+            </ns0:r>
+          </ns0:p>
+        </ns0:tc>
+        <ns0:tc>
+          <ns0:p>
+            <ns0:pPr>
+              <ns0:pStyle ns0:val="Compact"/>
+              <ns0:jc ns0:val="left"/>
+            </ns0:pPr>
+            <ns0:r>
+              <ns0:t xml:space="preserve">Vector RMSE (mm)</ns0:t>
+              <ns0:rPr>
+                <ns0:sz ns0:val="18"/>
+              </ns0:rPr>
+            </ns0:r>
+          </ns0:p>
+        </ns0:tc>
+      </ns0:tr>
+      <ns0:tr>
+        <ns0:tc>
+          <ns0:p>
+            <ns0:pPr>
+              <ns0:pStyle ns0:val="Compact"/>
+              <ns0:jc ns0:val="left"/>
+            </ns0:pPr>
+            <ns0:r>
+              <ns0:t xml:space="preserve">0.00</ns0:t>
+              <ns0:rPr>
+                <ns0:sz ns0:val="18"/>
+              </ns0:rPr>
+            </ns0:r>
+          </ns0:p>
+        </ns0:tc>
+        <ns0:tc>
+          <ns0:p>
+            <ns0:pPr>
+              <ns0:pStyle ns0:val="Compact"/>
+              <ns0:jc ns0:val="left"/>
+            </ns0:pPr>
+            <ns0:r>
+              <ns0:t xml:space="preserve">0.1538</ns0:t>
+              <ns0:rPr>
+                <ns0:sz ns0:val="18"/>
+              </ns0:rPr>
+            </ns0:r>
+          </ns0:p>
+        </ns0:tc>
+        <ns0:tc>
+          <ns0:p>
+            <ns0:pPr>
+              <ns0:pStyle ns0:val="Compact"/>
+              <ns0:jc ns0:val="left"/>
+            </ns0:pPr>
+            <ns0:r>
+              <ns0:t xml:space="preserve">0.0 [0.0, 0.0]</ns0:t>
+              <ns0:rPr>
+                <ns0:sz ns0:val="18"/>
+              </ns0:rPr>
+            </ns0:r>
+          </ns0:p>
+        </ns0:tc>
+        <ns0:tc>
+          <ns0:p>
+            <ns0:pPr>
+              <ns0:pStyle ns0:val="Compact"/>
+              <ns0:jc ns0:val="left"/>
+            </ns0:pPr>
+            <ns0:r>
+              <ns0:t xml:space="preserve">0.00000</ns0:t>
+              <ns0:rPr>
+                <ns0:sz ns0:val="18"/>
+              </ns0:rPr>
+            </ns0:r>
+          </ns0:p>
+        </ns0:tc>
+        <ns0:tc>
+          <ns0:p>
+            <ns0:pPr>
+              <ns0:pStyle ns0:val="Compact"/>
+              <ns0:jc ns0:val="left"/>
+            </ns0:pPr>
+            <ns0:r>
+              <ns0:t xml:space="preserve">0.00000</ns0:t>
+              <ns0:rPr>
+                <ns0:sz ns0:val="18"/>
+              </ns0:rPr>
+            </ns0:r>
+          </ns0:p>
+        </ns0:tc>
+      </ns0:tr>
+      <ns0:tr>
+        <ns0:tc>
+          <ns0:p>
+            <ns0:pPr>
+              <ns0:pStyle ns0:val="Compact"/>
+              <ns0:jc ns0:val="left"/>
+            </ns0:pPr>
+            <ns0:r>
+              <ns0:t xml:space="preserve">0.25</ns0:t>
+              <ns0:rPr>
+                <ns0:sz ns0:val="18"/>
+              </ns0:rPr>
+            </ns0:r>
+          </ns0:p>
+        </ns0:tc>
+        <ns0:tc>
+          <ns0:p>
+            <ns0:pPr>
+              <ns0:pStyle ns0:val="Compact"/>
+              <ns0:jc ns0:val="left"/>
+            </ns0:pPr>
+            <ns0:r>
+              <ns0:t xml:space="preserve">0.1396</ns0:t>
+              <ns0:rPr>
+                <ns0:sz ns0:val="18"/>
+              </ns0:rPr>
+            </ns0:r>
+          </ns0:p>
+        </ns0:tc>
+        <ns0:tc>
+          <ns0:p>
+            <ns0:pPr>
+              <ns0:pStyle ns0:val="Compact"/>
+              <ns0:jc ns0:val="left"/>
+            </ns0:pPr>
+            <ns0:r>
+              <ns0:t xml:space="preserve">21.8 [20.3, 23.4]</ns0:t>
+              <ns0:rPr>
+                <ns0:sz ns0:val="18"/>
+              </ns0:rPr>
+            </ns0:r>
+          </ns0:p>
+        </ns0:tc>
+        <ns0:tc>
+          <ns0:p>
+            <ns0:pPr>
+              <ns0:pStyle ns0:val="Compact"/>
+              <ns0:jc ns0:val="left"/>
+            </ns0:pPr>
+            <ns0:r>
+              <ns0:t xml:space="preserve">0.05147</ns0:t>
+              <ns0:rPr>
+                <ns0:sz ns0:val="18"/>
+              </ns0:rPr>
+            </ns0:r>
+          </ns0:p>
+        </ns0:tc>
+        <ns0:tc>
+          <ns0:p>
+            <ns0:pPr>
+              <ns0:pStyle ns0:val="Compact"/>
+              <ns0:jc ns0:val="left"/>
+            </ns0:pPr>
+            <ns0:r>
+              <ns0:t xml:space="preserve">0.00021</ns0:t>
+              <ns0:rPr>
+                <ns0:sz ns0:val="18"/>
+              </ns0:rPr>
+            </ns0:r>
+          </ns0:p>
+        </ns0:tc>
+      </ns0:tr>
+      <ns0:tr>
+        <ns0:tc>
+          <ns0:p>
+            <ns0:pPr>
+              <ns0:pStyle ns0:val="Compact"/>
+              <ns0:jc ns0:val="left"/>
+            </ns0:pPr>
+            <ns0:r>
+              <ns0:t xml:space="preserve">0.50</ns0:t>
+              <ns0:rPr>
+                <ns0:sz ns0:val="18"/>
+              </ns0:rPr>
+            </ns0:r>
+          </ns0:p>
+        </ns0:tc>
+        <ns0:tc>
+          <ns0:p>
+            <ns0:pPr>
+              <ns0:pStyle ns0:val="Compact"/>
+              <ns0:jc ns0:val="left"/>
+            </ns0:pPr>
+            <ns0:r>
+              <ns0:t xml:space="preserve">0.1587</ns0:t>
+              <ns0:rPr>
+                <ns0:sz ns0:val="18"/>
+              </ns0:rPr>
+            </ns0:r>
+          </ns0:p>
+        </ns0:tc>
+        <ns0:tc>
+          <ns0:p>
+            <ns0:pPr>
+              <ns0:pStyle ns0:val="Compact"/>
+              <ns0:jc ns0:val="left"/>
+            </ns0:pPr>
+            <ns0:r>
+              <ns0:t xml:space="preserve">21.9 [20.0, 23.7]</ns0:t>
+              <ns0:rPr>
+                <ns0:sz ns0:val="18"/>
+              </ns0:rPr>
+            </ns0:r>
+          </ns0:p>
+        </ns0:tc>
+        <ns0:tc>
+          <ns0:p>
+            <ns0:pPr>
+              <ns0:pStyle ns0:val="Compact"/>
+              <ns0:jc ns0:val="left"/>
+            </ns0:pPr>
+            <ns0:r>
+              <ns0:t xml:space="preserve">0.05803</ns0:t>
+              <ns0:rPr>
+                <ns0:sz ns0:val="18"/>
+              </ns0:rPr>
+            </ns0:r>
+          </ns0:p>
+        </ns0:tc>
+        <ns0:tc>
+          <ns0:p>
+            <ns0:pPr>
+              <ns0:pStyle ns0:val="Compact"/>
+              <ns0:jc ns0:val="left"/>
+            </ns0:pPr>
+            <ns0:r>
+              <ns0:t xml:space="preserve">0.00021</ns0:t>
+              <ns0:rPr>
+                <ns0:sz ns0:val="18"/>
+              </ns0:rPr>
+            </ns0:r>
+          </ns0:p>
+        </ns0:tc>
+      </ns0:tr>
+      <ns0:tr>
+        <ns0:tc>
+          <ns0:p>
+            <ns0:pPr>
+              <ns0:pStyle ns0:val="Compact"/>
+              <ns0:jc ns0:val="left"/>
+            </ns0:pPr>
+            <ns0:r>
+              <ns0:t xml:space="preserve">0.75</ns0:t>
+              <ns0:rPr>
+                <ns0:sz ns0:val="18"/>
+              </ns0:rPr>
+            </ns0:r>
+          </ns0:p>
+        </ns0:tc>
+        <ns0:tc>
+          <ns0:p>
+            <ns0:pPr>
+              <ns0:pStyle ns0:val="Compact"/>
+              <ns0:jc ns0:val="left"/>
+            </ns0:pPr>
+            <ns0:r>
+              <ns0:t xml:space="preserve">0.2041</ns0:t>
+              <ns0:rPr>
+                <ns0:sz ns0:val="18"/>
+              </ns0:rPr>
+            </ns0:r>
+          </ns0:p>
+        </ns0:tc>
+        <ns0:tc>
+          <ns0:p>
+            <ns0:pPr>
+              <ns0:pStyle ns0:val="Compact"/>
+              <ns0:jc ns0:val="left"/>
+            </ns0:pPr>
+            <ns0:r>
+              <ns0:t xml:space="preserve">12.3 [11.3, 13.0]</ns0:t>
+              <ns0:rPr>
+                <ns0:sz ns0:val="18"/>
+              </ns0:rPr>
+            </ns0:r>
+          </ns0:p>
+        </ns0:tc>
+        <ns0:tc>
+          <ns0:p>
+            <ns0:pPr>
+              <ns0:pStyle ns0:val="Compact"/>
+              <ns0:jc ns0:val="left"/>
+            </ns0:pPr>
+            <ns0:r>
+              <ns0:t xml:space="preserve">0.03534</ns0:t>
+              <ns0:rPr>
+                <ns0:sz ns0:val="18"/>
+              </ns0:rPr>
+            </ns0:r>
+          </ns0:p>
+        </ns0:tc>
+        <ns0:tc>
+          <ns0:p>
+            <ns0:pPr>
+              <ns0:pStyle ns0:val="Compact"/>
+              <ns0:jc ns0:val="left"/>
+            </ns0:pPr>
+            <ns0:r>
+              <ns0:t xml:space="preserve">0.00014</ns0:t>
+              <ns0:rPr>
+                <ns0:sz ns0:val="18"/>
+              </ns0:rPr>
+            </ns0:r>
+          </ns0:p>
+        </ns0:tc>
+      </ns0:tr>
+      <ns0:tr>
+        <ns0:tc>
+          <ns0:p>
+            <ns0:pPr>
+              <ns0:pStyle ns0:val="Compact"/>
+              <ns0:jc ns0:val="left"/>
+            </ns0:pPr>
+            <ns0:r>
+              <ns0:t xml:space="preserve">1.00</ns0:t>
+              <ns0:rPr>
+                <ns0:sz ns0:val="18"/>
+              </ns0:rPr>
+            </ns0:r>
+          </ns0:p>
+        </ns0:tc>
+        <ns0:tc>
+          <ns0:p>
+            <ns0:pPr>
+              <ns0:pStyle ns0:val="Compact"/>
+              <ns0:jc ns0:val="left"/>
+            </ns0:pPr>
+            <ns0:r>
+              <ns0:t xml:space="preserve">0.2549</ns0:t>
+              <ns0:rPr>
+                <ns0:sz ns0:val="18"/>
+              </ns0:rPr>
+            </ns0:r>
+          </ns0:p>
+        </ns0:tc>
+        <ns0:tc>
+          <ns0:p>
+            <ns0:pPr>
+              <ns0:pStyle ns0:val="Compact"/>
+              <ns0:jc ns0:val="left"/>
+            </ns0:pPr>
+            <ns0:r>
+              <ns0:t xml:space="preserve">0.0 [0.0, 0.0]</ns0:t>
+              <ns0:rPr>
+                <ns0:sz ns0:val="18"/>
+              </ns0:rPr>
+            </ns0:r>
+          </ns0:p>
+        </ns0:tc>
+        <ns0:tc>
+          <ns0:p>
+            <ns0:pPr>
+              <ns0:pStyle ns0:val="Compact"/>
+              <ns0:jc ns0:val="left"/>
+            </ns0:pPr>
+            <ns0:r>
+              <ns0:t xml:space="preserve">0.00000</ns0:t>
+              <ns0:rPr>
+                <ns0:sz ns0:val="18"/>
+              </ns0:rPr>
+            </ns0:r>
+          </ns0:p>
+        </ns0:tc>
+        <ns0:tc>
+          <ns0:p>
+            <ns0:pPr>
+              <ns0:pStyle ns0:val="Compact"/>
+              <ns0:jc ns0:val="left"/>
+            </ns0:pPr>
+            <ns0:r>
+              <ns0:t xml:space="preserve">0.00000</ns0:t>
+              <ns0:rPr>
+                <ns0:sz ns0:val="18"/>
+              </ns0:rPr>
+            </ns0:r>
+          </ns0:p>
+        </ns0:tc>
+      </ns0:tr>
+    </ns0:tbl>
+    <ns0:bookmarkEnd ns0:id="49"/>
+    <ns0:p>
+      <ns0:pPr>
+        <ns0:pStyle ns0:val="BodyText"/>
+      </ns0:pPr>
+      <ns0:r>
+        <ns0:drawing>
+          <ns2:inline>
+            <ns2:extent cx="5334000" cy="1740217"/>
+            <ns2:effectExtent b="0" l="0" r="0" t="0"/>
+            <ns2:docPr descr="image" title="" id="1" name="Picture"/>
+            <ns3:graphic>
+              <ns3:graphicData uri="http://schemas.openxmlformats.org/drawingml/2006/picture">
+                <ns4:pic>
+                  <ns4:nvPicPr>
+                    <ns4:cNvPr descr="/tmp/janat_docx_vu_rpejg/Fig_load_mixture_mechanism.png" id="0" name="Picture"/>
+                    <ns4:cNvPicPr>
+                      <ns3:picLocks noChangeArrowheads="1" noChangeAspect="1"/>
+                    </ns4:cNvPicPr>
+                  </ns4:nvPicPr>
+                  <ns4:blipFill>
+                    <ns3:blip ns5:embed="rId50"/>
+                    <ns3:stretch>
+                      <ns3:fillRect/>
+                    </ns3:stretch>
+                  </ns4:blipFill>
+                  <ns4:spPr bwMode="auto">
+                    <ns3:xfrm>
+                      <ns3:off x="0" y="0"/>
+                      <ns3:ext cx="5334000" cy="1740217"/>
+                    </ns3:xfrm>
+                    <ns3:prstGeom prst="rect">
+                      <ns3:avLst/>
+                    </ns3:prstGeom>
+                    <ns3:noFill/>
+                    <ns3:ln w="9525">
+                      <ns3:noFill/>
+                      <ns3:headEnd/>
+                      <ns3:tailEnd/>
+                    </ns3:ln>
+                  </ns4:spPr>
+                </ns4:pic>
+              </ns3:graphicData>
+            </ns3:graphic>
+          </ns2:inline>
+        </ns0:drawing>
+      </ns0:r>
+    </ns0:p>
+    <ns0:p>
+      <ns0:pPr>
+        <ns0:pStyle ns0:val="BodyText"/>
+      </ns0:pPr>
+      <ns0:r>
+        <ns0:t xml:space="preserve">Figure 6.</ns0:t>
+      </ns0:r>
+      <ns0:r>
+        <ns0:t xml:space="preserve"> </ns0:t>
+      </ns0:r>
+      <ns0:r>
+        <ns0:rPr>
+          <ns0:bCs/>
+          <ns0:b/>
+        </ns0:rPr>
+        <ns0:t xml:space="preserve">A directional limit to scalar response reduction.</ns0:t>
+      </ns0:r>
+      <ns0:r>
+        <ns0:t xml:space="preserve"> </ns0:t>
+      </ns0:r>
+      <ns0:r>
+        <ns0:t xml:space="preserve">Each 400 N transverse side force is progressively transferred from internal-ring to ischial patches, holding anatomy, tissues and total side force fixed. (A) Thin curves show subject translations re-extracted from exact mixtures of the FE displacement fields; thick curves show cohort medians for these translations and the two endpoint estimates. (B) Endpoint-vector alignment versus within-subject reduction at equal force redistribution. The cosine is averaged over the two sides; it is a directional diagnostic, not an independent predictor. (C) Scalar and signed-vector endpoint-combination errors. Field superposition is exact in the implemented linear system; combining extracted kinematic vectors is approximate, with its residual error measured.</ns0:t>
+      </ns0:r>
+      <ns0:r>
+        <ns0:t xml:space="preserve"> </ns0:t>
+      </ns0:r>
+      <ns0:bookmarkStart ns0:id="51" ns0:name="fig:mixture"/>
+      <ns0:r>
+        <ns0:t xml:space="preserve">[fig:mixture]</ns0:t>
+      </ns0:r>
+      <ns0:bookmarkEnd ns0:id="51"/>
+    </ns0:p>
+    <ns0:bookmarkEnd ns0:id="52"/>
+    <ns0:bookmarkStart ns0:id="55" ns0:name="X8808ce64cb618634f81a4c68b38695f3e6d8a7a"/>
+    <ns0:p>
+      <ns0:pPr>
+        <ns0:pStyle ns0:val="Heading2"/>
+      </ns0:pPr>
+      <ns0:r>
+        <ns0:t xml:space="preserve">3.5. Selected morphometric adjustment attenuates sex-associated translation differences</ns0:t>
+      </ns0:r>
+    </ns0:p>
+    <ns0:p>
+      <ns0:pPr>
+        <ns0:pStyle ns0:val="FirstParagraph"/>
+      </ns0:pPr>
+      <ns0:r>
+        <ns0:t xml:space="preserve">Adjustment for pelvic volume and the selected morphometric triad substantially attenuated the age-adjusted sex contrast under all three localized loads (Fig. 7). LAB1 female-minus-male translation coefficients were</ns0:t>
       </ns0:r>
       <ns0:r>
         <ns0:t xml:space="preserve"> </ns0:t>
@@ -7053,7 +10469,7 @@
         </ns1:r>
       </ns1:oMath>
       <ns0:r>
-        <ns0:t xml:space="preserve">). These exploratory correlations are uncorrected for multiplicity. Figure 5 and Supplementary Table S3 report M2 estimates for both outcomes.</ns0:t>
+        <ns0:t xml:space="preserve">). These exploratory correlations are uncorrected for multiplicity. Figure 7 and Supplementary Table S3 report M2 estimates for both outcomes.</ns0:t>
       </ns0:r>
     </ns0:p>
     <ns0:p>
@@ -7070,13 +10486,13 @@
               <ns3:graphicData uri="http://schemas.openxmlformats.org/drawingml/2006/picture">
                 <ns4:pic>
                   <ns4:nvPicPr>
-                    <ns4:cNvPr descr="/tmp/janat_docx_9v1cyq4_/Fig4_sex_effects_lab.png" id="0" name="Picture"/>
+                    <ns4:cNvPr descr="/tmp/janat_docx_vu_rpejg/Fig4_sex_effects_lab.png" id="0" name="Picture"/>
                     <ns4:cNvPicPr>
                       <ns3:picLocks noChangeArrowheads="1" noChangeAspect="1"/>
                     </ns4:cNvPicPr>
                   </ns4:nvPicPr>
                   <ns4:blipFill>
-                    <ns3:blip ns5:embed="rId43"/>
+                    <ns3:blip ns5:embed="rId53"/>
                     <ns3:stretch>
                       <ns3:fillRect/>
                     </ns3:stretch>
@@ -7108,7 +10524,7 @@
         <ns0:pStyle ns0:val="BodyText"/>
       </ns0:pPr>
       <ns0:r>
-        <ns0:t xml:space="preserve">Figure 5.</ns0:t>
+        <ns0:t xml:space="preserve">Figure 7.</ns0:t>
       </ns0:r>
       <ns0:r>
         <ns0:t xml:space="preserve"> </ns0:t>
@@ -7143,20 +10559,20 @@
       <ns0:r>
         <ns0:t xml:space="preserve"> </ns0:t>
       </ns0:r>
-      <ns0:bookmarkStart ns0:id="44" ns0:name="fig:sexeffects"/>
+      <ns0:bookmarkStart ns0:id="54" ns0:name="fig:sexeffects"/>
       <ns0:r>
         <ns0:t xml:space="preserve">[fig:sexeffects]</ns0:t>
       </ns0:r>
-      <ns0:bookmarkEnd ns0:id="44"/>
+      <ns0:bookmarkEnd ns0:id="54"/>
     </ns0:p>
-    <ns0:bookmarkEnd ns0:id="45"/>
-    <ns0:bookmarkStart ns0:id="48" ns0:name="Xc4b14b4d797b62934992b719317702f93687050"/>
+    <ns0:bookmarkEnd ns0:id="55"/>
+    <ns0:bookmarkStart ns0:id="58" ns0:name="Xc4b14b4d797b62934992b719317702f93687050"/>
     <ns0:p>
       <ns0:pPr>
         <ns0:pStyle ns0:val="Heading2"/>
       </ns0:pPr>
       <ns0:r>
-        <ns0:t xml:space="preserve">3.4. Individual geometry preserves responses under standardized bone density</ns0:t>
+        <ns0:t xml:space="preserve">3.6. Individual geometry preserves responses under standardized bone density</ns0:t>
       </ns0:r>
     </ns0:p>
     <ns0:p>
@@ -7187,7 +10603,7 @@
         <ns0:t xml:space="preserve"> </ns0:t>
       </ns0:r>
       <ns0:r>
-        <ns0:t xml:space="preserve">of 0.9457 and maximum RMSE of 0.0280 mm. For rotation, the corresponding values were 0.8777 and 0.0318 degrees. Across five loads and five endpoints, geometry-preserved/full variance ratios ranged from 96.43% to 120.61% (median 100.68%), compared with 0.014% to 5.789% (median 0.244%) for density-preserved/full ratios. These are model-variant comparisons, not an additive variance decomposition (Fig. 6; Supplementary Table S2).</ns0:t>
+        <ns0:t xml:space="preserve">of 0.9457 and maximum RMSE of 0.0280 mm. For rotation, the corresponding values were 0.8777 and 0.0318 degrees. Across five loads and five endpoints, geometry-preserved/full variance ratios ranged from 96.43% to 120.61% (median 100.68%), compared with 0.014% to 5.789% (median 0.244%) for density-preserved/full ratios. These are model-variant comparisons, not an additive variance decomposition (Fig. 8; Supplementary Table S2). Small cohort-average errors do not bound individual errors: under SP2leg, translation absolute error had a 95th percentile of 0.0486 mm and a maximum of 0.2195 mm (Supplementary Table S11).</ns0:t>
       </ns0:r>
     </ns0:p>
     <ns0:p>
@@ -7204,13 +10620,13 @@
               <ns3:graphicData uri="http://schemas.openxmlformats.org/drawingml/2006/picture">
                 <ns4:pic>
                   <ns4:nvPicPr>
-                    <ns4:cNvPr descr="/tmp/janat_docx_9v1cyq4_/Fig5_variance_channels.png" id="0" name="Picture"/>
+                    <ns4:cNvPr descr="/tmp/janat_docx_vu_rpejg/Fig5_variance_channels.png" id="0" name="Picture"/>
                     <ns4:cNvPicPr>
                       <ns3:picLocks noChangeArrowheads="1" noChangeAspect="1"/>
                     </ns4:cNvPicPr>
                   </ns4:nvPicPr>
                   <ns4:blipFill>
-                    <ns3:blip ns5:embed="rId46"/>
+                    <ns3:blip ns5:embed="rId56"/>
                     <ns3:stretch>
                       <ns3:fillRect/>
                     </ns3:stretch>
@@ -7242,7 +10658,7 @@
         <ns0:pStyle ns0:val="BodyText"/>
       </ns0:pPr>
       <ns0:r>
-        <ns0:t xml:space="preserve">Figure 6.</ns0:t>
+        <ns0:t xml:space="preserve">Figure 8.</ns0:t>
       </ns0:r>
       <ns0:r>
         <ns0:t xml:space="preserve"> </ns0:t>
@@ -7309,20 +10725,20 @@
       <ns0:r>
         <ns0:t xml:space="preserve"> </ns0:t>
       </ns0:r>
-      <ns0:bookmarkStart ns0:id="47" ns0:name="fig:variance"/>
+      <ns0:bookmarkStart ns0:id="57" ns0:name="fig:variance"/>
       <ns0:r>
         <ns0:t xml:space="preserve">[fig:variance]</ns0:t>
       </ns0:r>
-      <ns0:bookmarkEnd ns0:id="47"/>
+      <ns0:bookmarkEnd ns0:id="57"/>
     </ns0:p>
-    <ns0:bookmarkEnd ns0:id="48"/>
-    <ns0:bookmarkStart ns0:id="52" ns0:name="X18cd46e534df55ab407717698e98e86e798082c"/>
+    <ns0:bookmarkEnd ns0:id="58"/>
+    <ns0:bookmarkStart ns0:id="59" ns0:name="Xc5d40f280b7ca09a21f77eb8fe99feb838174e1"/>
     <ns0:p>
       <ns0:pPr>
         <ns0:pStyle ns0:val="Heading2"/>
       </ns0:pPr>
       <ns0:r>
-        <ns0:t xml:space="preserve">3.5. Conditional size–motion scaling across loading configurations</ns0:t>
+        <ns0:t xml:space="preserve">3.7. Exploratory size associations depend on anatomical adjustment</ns0:t>
       </ns0:r>
     </ns0:p>
     <ns0:p>
@@ -7330,21 +10746,229 @@
         <ns0:pStyle ns0:val="FirstParagraph"/>
       </ns0:pPr>
       <ns0:r>
-        <ns0:t xml:space="preserve">Pelvic volume showed a consistent inverse conditional association with motion in the retrospective scaling analysis: all 20 sex-specific slopes were negative and survived FDR correction. Slopes ranged from -1.062 to -0.366; the largest adjusted slope</ns0:t>
+        <ns0:t xml:space="preserve">All 20 sex-specific conditional log-volume slopes were negative after adjustment for age and the triad (range</ns0:t>
       </ns0:r>
       <ns0:r>
         <ns0:t xml:space="preserve"> </ns0:t>
       </ns0:r>
       <ns1:oMath>
         <ns1:r>
+          <ns1:rPr>
+            <ns1:sty ns1:val="p"/>
+          </ns1:rPr>
+          <ns1:t>−</ns1:t>
+        </ns1:r>
+        <ns1:r>
+          <ns1:t>1.062</ns1:t>
+        </ns1:r>
+      </ns1:oMath>
+      <ns0:r>
+        <ns0:t xml:space="preserve"> </ns0:t>
+      </ns0:r>
+      <ns0:r>
+        <ns0:t xml:space="preserve">to</ns0:t>
+      </ns0:r>
+      <ns0:r>
+        <ns0:t xml:space="preserve"> </ns0:t>
+      </ns0:r>
+      <ns1:oMath>
+        <ns1:r>
+          <ns1:rPr>
+            <ns1:sty ns1:val="p"/>
+          </ns1:rPr>
+          <ns1:t>−</ns1:t>
+        </ns1:r>
+        <ns1:r>
+          <ns1:t>0.366</ns1:t>
+        </ns1:r>
+      </ns1:oMath>
+      <ns0:r>
+        <ns0:t xml:space="preserve">, maximum slope</ns0:t>
+      </ns0:r>
+      <ns0:r>
+        <ns0:t xml:space="preserve"> </ns0:t>
+      </ns0:r>
+      <ns1:oMath>
+        <ns1:r>
           <ns1:t>q</ns1:t>
         </ns1:r>
+        <ns1:r>
+          <ns1:rPr>
+            <ns1:sty ns1:val="p"/>
+          </ns1:rPr>
+          <ns1:t>=</ns1:t>
+        </ns1:r>
+        <ns1:r>
+          <ns1:t>0.002</ns1:t>
+        </ns1:r>
       </ns1:oMath>
       <ns0:r>
-        <ns0:t xml:space="preserve"> </ns0:t>
-      </ns0:r>
-      <ns0:r>
-        <ns0:t xml:space="preserve">was 0.002. These estimates describe mechanical response versus pelvic size under identical prescribed forces across subjects within each load configuration, conditional on the other model covariates.</ns0:t>
+        <ns0:t xml:space="preserve">). Sex–volume interaction</ns0:t>
+      </ns0:r>
+      <ns0:r>
+        <ns0:t xml:space="preserve"> </ns0:t>
+      </ns0:r>
+      <ns1:oMath>
+        <ns1:r>
+          <ns1:t>q</ns1:t>
+        </ns1:r>
+      </ns1:oMath>
+      <ns0:r>
+        <ns0:t xml:space="preserve"> </ns0:t>
+      </ns0:r>
+      <ns0:r>
+        <ns0:t xml:space="preserve">values ranged from 0.343 to 0.699. In matched models omitting the triad, all slope estimates remained negative, but the maximum adjusted slope</ns0:t>
+      </ns0:r>
+      <ns0:r>
+        <ns0:t xml:space="preserve"> </ns0:t>
+      </ns0:r>
+      <ns1:oMath>
+        <ns1:r>
+          <ns1:t>q</ns1:t>
+        </ns1:r>
+      </ns1:oMath>
+      <ns0:r>
+        <ns0:t xml:space="preserve"> </ns0:t>
+      </ns0:r>
+      <ns0:r>
+        <ns0:t xml:space="preserve">increased to 0.291; for example, the LAB1 female translation slope changed from</ns0:t>
+      </ns0:r>
+      <ns0:r>
+        <ns0:t xml:space="preserve"> </ns0:t>
+      </ns0:r>
+      <ns1:oMath>
+        <ns1:r>
+          <ns1:rPr>
+            <ns1:sty ns1:val="p"/>
+          </ns1:rPr>
+          <ns1:t>−</ns1:t>
+        </ns1:r>
+        <ns1:r>
+          <ns1:t>1.003</ns1:t>
+        </ns1:r>
+      </ns1:oMath>
+      <ns0:r>
+        <ns0:t xml:space="preserve"> </ns0:t>
+      </ns0:r>
+      <ns0:r>
+        <ns0:t xml:space="preserve">to</ns0:t>
+      </ns0:r>
+      <ns0:r>
+        <ns0:t xml:space="preserve"> </ns0:t>
+      </ns0:r>
+      <ns1:oMath>
+        <ns1:r>
+          <ns1:rPr>
+            <ns1:sty ns1:val="p"/>
+          </ns1:rPr>
+          <ns1:t>−</ns1:t>
+        </ns1:r>
+        <ns1:r>
+          <ns1:t>0.481</ns1:t>
+        </ns1:r>
+      </ns1:oMath>
+      <ns0:r>
+        <ns0:t xml:space="preserve">. These are conditional associations, not estimates from uniformly scaled geometries. The full coefficients, adjustment comparison and exploratory dimensional references are provided in Supporting Information (Tables S9 and S13; Figures S1 and S3). Pooled coefficients using subject-clustered covariance are in Table S5.</ns0:t>
+      </ns0:r>
+    </ns0:p>
+    <ns0:bookmarkEnd ns0:id="59"/>
+    <ns0:bookmarkStart ns0:id="60" ns0:name="sensitivity-of-motion-extraction"/>
+    <ns0:p>
+      <ns0:pPr>
+        <ns0:pStyle ns0:val="Heading2"/>
+      </ns0:pPr>
+      <ns0:r>
+        <ns0:t xml:space="preserve">3.8. Sensitivity of motion extraction</ns0:t>
+      </ns0:r>
+    </ns0:p>
+    <ns0:p>
+      <ns0:pPr>
+        <ns0:pStyle ns0:val="FirstParagraph"/>
+      </ns0:pPr>
+      <ns0:r>
+        <ns0:t xml:space="preserve">In six subjects selected at approximately evenly spaced cohort row indices (30 subject–load comparisons), replacing affine sacral correction with rigid-only correction changed bilateral rotation norms by at most 0.0229</ns0:t>
+      </ns0:r>
+      <ns1:oMath>
+        <ns1:sSup>
+          <ns1:e>
+            <ns1:r>
+              <ns1:t>​</ns1:t>
+            </ns1:r>
+          </ns1:e>
+          <ns1:sup>
+            <ns1:r>
+              <ns1:rPr>
+                <ns1:sty ns1:val="p"/>
+              </ns1:rPr>
+              <ns1:t>∘</ns1:t>
+            </ns1:r>
+          </ns1:sup>
+        </ns1:sSup>
+      </ns1:oMath>
+      <ns0:r>
+        <ns0:t xml:space="preserve"> </ns0:t>
+      </ns0:r>
+      <ns0:r>
+        <ns0:t xml:space="preserve">and translation magnitudes by at most 0.0055 mm. This subset diagnostic does not bound errors in the remaining cohort (Supplementary Table S6).</ns0:t>
+      </ns0:r>
+    </ns0:p>
+    <ns0:bookmarkEnd ns0:id="60"/>
+    <ns0:bookmarkEnd ns0:id="61"/>
+    <ns0:bookmarkStart ns0:id="67" ns0:name="discussion"/>
+    <ns0:p>
+      <ns0:pPr>
+        <ns0:pStyle ns0:val="Heading1"/>
+      </ns0:pPr>
+      <ns0:r>
+        <ns0:t xml:space="preserve">4. Discussion</ns0:t>
+      </ns0:r>
+    </ns0:p>
+    <ns0:p>
+      <ns0:pPr>
+        <ns0:pStyle ns0:val="FirstParagraph"/>
+      </ns0:pPr>
+      <ns0:r>
+        <ns0:t xml:space="preserve">A small anatomical description predicted a substantial part of the modeled variation in SIJ motion, but its usefulness depended on loading and on what was being predicted. Adding inlet AP diameter, interspinous width and subpubic angle to pelvic volume and age reduced held-out translation RMSE by 8–31% across five loads. Rotation gains were less uniform, with little additional information for the ischial force pair. A separate controlled redistribution experiment identified a mechanism limiting the combination of scalar responses: direction was lost when endpoint displacement vectors were reduced to magnitudes. Keeping that direction nearly recovered the re-extracted mixed-load motion. These findings distinguish prediction in new subjects under a specified load from transfer to a new combination of force application sites.</ns0:t>
+      </ns0:r>
+    </ns0:p>
+    <ns0:bookmarkStart ns0:id="62" ns0:name="X392935db3d173c027186b1109eb4c08e2abf5e9"/>
+    <ns0:p>
+      <ns0:pPr>
+        <ns0:pStyle ns0:val="Heading2"/>
+      </ns0:pPr>
+      <ns0:r>
+        <ns0:t xml:space="preserve">Predictive information beyond pelvic size</ns0:t>
+      </ns0:r>
+    </ns0:p>
+    <ns0:p>
+      <ns0:pPr>
+        <ns0:pStyle ns0:val="FirstParagraph"/>
+      </ns0:pPr>
+      <ns0:r>
+        <ns0:t xml:space="preserve">The triad represents complementary aspects of the ring: inlet depth, midpelvic width and anterior arch geometry. Its improvement over an age-and-volume model shows that size alone does not capture the predictive information in these dimensions. Internal prediction</ns0:t>
+      </ns0:r>
+      <ns0:r>
+        <ns0:t xml:space="preserve"> </ns0:t>
+      </ns0:r>
+      <ns1:oMath>
+        <ns1:sSup>
+          <ns1:e>
+            <ns1:r>
+              <ns1:t>R</ns1:t>
+            </ns1:r>
+          </ns1:e>
+          <ns1:sup>
+            <ns1:r>
+              <ns1:t>2</ns1:t>
+            </ns1:r>
+          </ns1:sup>
+        </ns1:sSup>
+      </ns1:oMath>
+      <ns0:r>
+        <ns0:t xml:space="preserve"> </ns0:t>
+      </ns0:r>
+      <ns0:r>
+        <ns0:t xml:space="preserve">reached 0.717 for bilateral-support translation and 0.691 for AP-pair rotation, while remaining near 0.31 for ischial-pair translation. No single level of anatomical sufficiency therefore applies to all load–endpoint combinations. Separate models were trained for each load; performance across the five represented loads does not establish prediction in an unseen loading configuration.</ns0:t>
       </ns0:r>
     </ns0:p>
     <ns0:p>
@@ -7352,65 +10976,7 @@
         <ns0:pStyle ns0:val="BodyText"/>
       </ns0:pPr>
       <ns0:r>
-        <ns0:t xml:space="preserve">Slope magnitudes varied numerically across load cases (Fig. 7). SP2leg estimates lay numerically near the simple fixed-force dimensional reference values of</ns0:t>
-      </ns0:r>
-      <ns0:r>
-        <ns0:t xml:space="preserve"> </ns0:t>
-      </ns0:r>
-      <ns1:oMath>
-        <ns1:r>
-          <ns1:rPr>
-            <ns1:sty ns1:val="p"/>
-          </ns1:rPr>
-          <ns1:t>−</ns1:t>
-        </ns1:r>
-        <ns1:r>
-          <ns1:t>1</ns1:t>
-        </ns1:r>
-        <ns1:r>
-          <ns1:rPr>
-            <ns1:sty ns1:val="p"/>
-          </ns1:rPr>
-          <ns1:t>/</ns1:t>
-        </ns1:r>
-        <ns1:r>
-          <ns1:t>3</ns1:t>
-        </ns1:r>
-      </ns1:oMath>
-      <ns0:r>
-        <ns0:t xml:space="preserve"> </ns0:t>
-      </ns0:r>
-      <ns0:r>
-        <ns0:t xml:space="preserve">for translation and</ns0:t>
-      </ns0:r>
-      <ns0:r>
-        <ns0:t xml:space="preserve"> </ns0:t>
-      </ns0:r>
-      <ns1:oMath>
-        <ns1:r>
-          <ns1:rPr>
-            <ns1:sty ns1:val="p"/>
-          </ns1:rPr>
-          <ns1:t>−</ns1:t>
-        </ns1:r>
-        <ns1:r>
-          <ns1:t>2</ns1:t>
-        </ns1:r>
-        <ns1:r>
-          <ns1:rPr>
-            <ns1:sty ns1:val="p"/>
-          </ns1:rPr>
-          <ns1:t>/</ns1:t>
-        </ns1:r>
-        <ns1:r>
-          <ns1:t>3</ns1:t>
-        </ns1:r>
-      </ns1:oMath>
-      <ns0:r>
-        <ns0:t xml:space="preserve"> </ns0:t>
-      </ns0:r>
-      <ns0:r>
-        <ns0:t xml:space="preserve">for rotation; several localized-load estimates were numerically steeper. This comparison is descriptive: the fitted slopes condition on other pelvic dimensions, whereas the references describe uniform geometric scaling. Between-load slope comparisons are descriptive. Table 4 retains the full estimates, intervals and adjusted probabilities.</ns0:t>
+        <ns0:t xml:space="preserve">Adding all eight measures gave no clear further gain in the paired intervals, and sex terms did not consistently improve prediction after the triad. This suggests that a compact description may be useful within the represented cohort, but does not establish an optimal or universally sufficient set of measurements. All eight variables are broad dimensions; additional local auricular geometry, joint orientation or ligament attachment measures could carry information that these benchmarks do not contain. Such extensions require independent validation. The present error estimates also condition on a retrospectively selected triad: although each regression was fitted without its held-out subjects, validation did not repeat the original anatomical selection. Performance may therefore be optimistic relative to selecting predictors anew or applying them externally.</ns0:t>
       </ns0:r>
     </ns0:p>
     <ns0:p>
@@ -7418,21 +10984,37 @@
         <ns0:pStyle ns0:val="BodyText"/>
       </ns0:pPr>
       <ns0:r>
-        <ns0:t xml:space="preserve">Sex-by-volume interaction</ns0:t>
-      </ns0:r>
-      <ns0:r>
-        <ns0:t xml:space="preserve"> </ns0:t>
-      </ns0:r>
-      <ns1:oMath>
-        <ns1:r>
-          <ns1:t>q</ns1:t>
-        </ns1:r>
-      </ns1:oMath>
-      <ns0:r>
-        <ns0:t xml:space="preserve"> </ns0:t>
-      </ns0:r>
-      <ns0:r>
-        <ns0:t xml:space="preserve">values ranged from 0.343 to 0.699; nonsignificance does not establish identical conditional slopes. Pooled cluster-robust coefficients are reported in Supplementary Table S5.</ns0:t>
+        <ns0:t xml:space="preserve">The contribution extends a previous population morphology study rather than introducing a new anatomical cohort. The current subjects are a subset of the CT collection used by</ns0:t>
+      </ns0:r>
+      <ns0:r>
+        <ns0:t xml:space="preserve"> </ns0:t>
+      </ns0:r>
+      <ns0:r>
+        <ns0:t xml:space="preserve">Henyš and Hammer (2025)</ns0:t>
+      </ns0:r>
+      <ns0:r>
+        <ns0:t xml:space="preserve"> </ns0:t>
+      </ns0:r>
+      <ns0:r>
+        <ns0:t xml:space="preserve">to study auricular morphology, cartilage and mechanical response. Here relative joint-motion endpoints, paired held-out prediction gains and a controlled load-mixture test quantify the information retained and lost in a reduced description of function. The theoretical contribution lies in this biologically specified test of response reduction; the underlying linear-superposition and vector-norm identities are established mechanics.</ns0:t>
+      </ns0:r>
+    </ns0:p>
+    <ns0:bookmarkEnd ns0:id="62"/>
+    <ns0:bookmarkStart ns0:id="63" ns0:name="X2f12c9785e89dac8b989b83e93ba506640f79ac"/>
+    <ns0:p>
+      <ns0:pPr>
+        <ns0:pStyle ns0:val="Heading2"/>
+      </ns0:pPr>
+      <ns0:r>
+        <ns0:t xml:space="preserve">A directional boundary to scalar load transfer</ns0:t>
+      </ns0:r>
+    </ns0:p>
+    <ns0:p>
+      <ns0:pPr>
+        <ns0:pStyle ns0:val="FirstParagraph"/>
+      </ns0:pPr>
+      <ns0:r>
+        <ns0:t xml:space="preserve">The controlled experiment held individual geometry and tissue properties constant while moving the same transverse force between two sites. Exact superposition of the displacement fields provided the corresponding mixed-force solution, including the common pretension once. At equal force redistribution, a scalar combination overestimated translation sufficiently to give a median within-subject reduction of 21.9% relative to that combination. A signed-vector combination had approximately 270-fold smaller RMSE. The residual vector error reflects the nonlinear extraction steps, including affine correction and fitted rigid motion, rather than a failure of FE field superposition.</ns0:t>
       </ns0:r>
     </ns0:p>
     <ns0:p>
@@ -7440,46 +11022,7 @@
         <ns0:pStyle ns0:val="BodyText"/>
       </ns0:pPr>
       <ns0:r>
-        <ns0:drawing>
-          <ns2:inline>
-            <ns2:extent cx="5334000" cy="2175827"/>
-            <ns2:effectExtent b="0" l="0" r="0" t="0"/>
-            <ns2:docPr descr="image" title="" id="1" name="Picture"/>
-            <ns3:graphic>
-              <ns3:graphicData uri="http://schemas.openxmlformats.org/drawingml/2006/picture">
-                <ns4:pic>
-                  <ns4:nvPicPr>
-                    <ns4:cNvPr descr="/tmp/janat_docx_9v1cyq4_/Fig6_allometry_loglog.png" id="0" name="Picture"/>
-                    <ns4:cNvPicPr>
-                      <ns3:picLocks noChangeArrowheads="1" noChangeAspect="1"/>
-                    </ns4:cNvPicPr>
-                  </ns4:nvPicPr>
-                  <ns4:blipFill>
-                    <ns3:blip ns5:embed="rId49"/>
-                    <ns3:stretch>
-                      <ns3:fillRect/>
-                    </ns3:stretch>
-                  </ns4:blipFill>
-                  <ns4:spPr bwMode="auto">
-                    <ns3:xfrm>
-                      <ns3:off x="0" y="0"/>
-                      <ns3:ext cx="5334000" cy="2175827"/>
-                    </ns3:xfrm>
-                    <ns3:prstGeom prst="rect">
-                      <ns3:avLst/>
-                    </ns3:prstGeom>
-                    <ns3:noFill/>
-                    <ns3:ln w="9525">
-                      <ns3:noFill/>
-                      <ns3:headEnd/>
-                      <ns3:tailEnd/>
-                    </ns3:ln>
-                  </ns4:spPr>
-                </ns4:pic>
-              </ns3:graphicData>
-            </ns3:graphic>
-          </ns2:inline>
-        </ns0:drawing>
+        <ns0:t xml:space="preserve">This result has a specific interpretation. Under linear mechanics, responses from different sites remain composable at the field level, but endpoint magnitudes are not sufficient statistics for that composition. Their vectors need not align; the cross-term depends on alignment and cannot be recovered from their norms alone. Thus even perfect subject-specific scalar endpoint estimates cannot generally specify the magnitude under redistributed loading. A transferable reduced model should retain directional response information or explicitly represent the load distribution. This applies the known norm identity to the mechanically constrained pelvic ring and quantifies its consequence for this SIJ endpoint.</ns0:t>
       </ns0:r>
     </ns0:p>
     <ns0:p>
@@ -7487,1406 +11030,17 @@
         <ns0:pStyle ns0:val="BodyText"/>
       </ns0:pPr>
       <ns0:r>
-        <ns0:t xml:space="preserve">Figure 7.</ns0:t>
-      </ns0:r>
-      <ns0:r>
-        <ns0:t xml:space="preserve"> </ns0:t>
-      </ns0:r>
-      <ns0:r>
-        <ns0:rPr>
-          <ns0:bCs/>
-          <ns0:b/>
-        </ns0:rPr>
-        <ns0:t xml:space="preserve">Conditional log-volume slopes.</ns0:t>
-      </ns0:r>
-      <ns0:r>
-        <ns0:t xml:space="preserve"> </ns0:t>
-      </ns0:r>
-      <ns0:r>
-        <ns0:t xml:space="preserve">Male and female slopes with HC3 95% CIs from the same adjusted log–log models as Table 4. The dashed lines at</ns0:t>
-      </ns0:r>
-      <ns0:r>
-        <ns0:t xml:space="preserve"> </ns0:t>
-      </ns0:r>
-      <ns1:oMath>
-        <ns1:r>
-          <ns1:t>b</ns1:t>
-        </ns1:r>
-        <ns1:r>
-          <ns1:rPr>
-            <ns1:sty ns1:val="p"/>
-          </ns1:rPr>
-          <ns1:t>=</ns1:t>
-        </ns1:r>
-        <ns1:r>
-          <ns1:rPr>
-            <ns1:sty ns1:val="p"/>
-          </ns1:rPr>
-          <ns1:t>−</ns1:t>
-        </ns1:r>
-        <ns1:r>
-          <ns1:t>2</ns1:t>
-        </ns1:r>
-        <ns1:r>
-          <ns1:rPr>
-            <ns1:sty ns1:val="p"/>
-          </ns1:rPr>
-          <ns1:t>/</ns1:t>
-        </ns1:r>
-        <ns1:r>
-          <ns1:t>3</ns1:t>
-        </ns1:r>
-      </ns1:oMath>
-      <ns0:r>
-        <ns0:t xml:space="preserve"> </ns0:t>
-      </ns0:r>
-      <ns0:r>
-        <ns0:t xml:space="preserve">(rotation) and</ns0:t>
-      </ns0:r>
-      <ns0:r>
-        <ns0:t xml:space="preserve"> </ns0:t>
-      </ns0:r>
-      <ns1:oMath>
-        <ns1:r>
-          <ns1:t>b</ns1:t>
-        </ns1:r>
-        <ns1:r>
-          <ns1:rPr>
-            <ns1:sty ns1:val="p"/>
-          </ns1:rPr>
-          <ns1:t>=</ns1:t>
-        </ns1:r>
-        <ns1:r>
-          <ns1:rPr>
-            <ns1:sty ns1:val="p"/>
-          </ns1:rPr>
-          <ns1:t>−</ns1:t>
-        </ns1:r>
-        <ns1:r>
-          <ns1:t>1</ns1:t>
-        </ns1:r>
-        <ns1:r>
-          <ns1:rPr>
-            <ns1:sty ns1:val="p"/>
-          </ns1:rPr>
-          <ns1:t>/</ns1:t>
-        </ns1:r>
-        <ns1:r>
-          <ns1:t>3</ns1:t>
-        </ns1:r>
-      </ns1:oMath>
-      <ns0:r>
-        <ns0:t xml:space="preserve"> </ns0:t>
-      </ns0:r>
-      <ns0:r>
-        <ns0:t xml:space="preserve">(translation) are heuristic dimensional references for uniform scaling of geometrically similar linear-elastic structures under fixed force and modulus. They are not fitted values, null hypotheses, expected coefficients of the conditional regression or biological allometric exponents. The regression holds the selected morphometric dimensions fixed, so numerical proximity to these references is descriptive and does not validate geometric similarity or a scaling law. The zero line indicates no conditional association. Confidence intervals are pointwise; slope</ns0:t>
-      </ns0:r>
-      <ns0:r>
-        <ns0:t xml:space="preserve"> </ns0:t>
-      </ns0:r>
-      <ns1:oMath>
-        <ns1:r>
-          <ns1:t>q</ns1:t>
-        </ns1:r>
-      </ns1:oMath>
-      <ns0:r>
-        <ns0:t xml:space="preserve"> </ns0:t>
-      </ns0:r>
-      <ns0:r>
-        <ns0:t xml:space="preserve">values from the 20-test family are given in Table 4. Raw scatterplots and adjusted conditional geometric-mean curves are supplied as Supplementary Figure S1.</ns0:t>
-      </ns0:r>
-      <ns0:r>
-        <ns0:t xml:space="preserve"> </ns0:t>
-      </ns0:r>
-      <ns0:bookmarkStart ns0:id="50" ns0:name="fig:allometry"/>
-      <ns0:r>
-        <ns0:t xml:space="preserve">[fig:allometry]</ns0:t>
-      </ns0:r>
-      <ns0:bookmarkEnd ns0:id="50"/>
+        <ns0:t xml:space="preserve">The test does not show that directional mismatch causes the held-out errors of the anatomical triad. Those errors concern variation among subjects under each fixed load, whereas the intervention concerns variation in loading within each subject. Nor does it identify which anatomical features determine the endpoint-vector orientations. Linking local anatomy to those directions is a further mechanistic question. Directional endpoint information is supplied by the individual FE models here, so the small vector error is an information diagnostic rather than the performance of an anatomy-only surrogate.</ns0:t>
+      </ns0:r>
     </ns0:p>
-    <ns0:bookmarkStart ns0:id="51" ns0:name="tab:allometry"/>
-    <ns0:p>
-      <ns0:pPr>
-        <ns0:pStyle ns0:val="TableCaption"/>
-      </ns0:pPr>
-      <ns0:r>
-        <ns0:t xml:space="preserve">Table 4. Conditional log-volume slopes by load and sex. Slope</ns0:t>
-      </ns0:r>
-      <ns0:r>
-        <ns0:t xml:space="preserve"> </ns0:t>
-      </ns0:r>
-      <ns1:oMath>
-        <ns1:r>
-          <ns1:t>q</ns1:t>
-        </ns1:r>
-      </ns1:oMath>
-      <ns0:r>
-        <ns0:t xml:space="preserve"> </ns0:t>
-      </ns0:r>
-      <ns0:r>
-        <ns0:t xml:space="preserve">values use the 20-test family; interaction</ns0:t>
-      </ns0:r>
-      <ns0:r>
-        <ns0:t xml:space="preserve"> </ns0:t>
-      </ns0:r>
-      <ns1:oMath>
-        <ns1:r>
-          <ns1:t>q</ns1:t>
-        </ns1:r>
-      </ns1:oMath>
-      <ns0:r>
-        <ns0:t xml:space="preserve"> </ns0:t>
-      </ns0:r>
-      <ns0:r>
-        <ns0:t xml:space="preserve">values use a separate ten-test family.</ns0:t>
-      </ns0:r>
-    </ns0:p>
-    <ns0:tbl>
-      <ns0:tblPr>
-        <ns0:tblStyle ns0:val="Table"/>
-        <ns0:tblW ns0:type="pct" ns0:w="5000"/>
-        <ns0:tblLook ns0:firstRow="1" ns0:lastRow="0" ns0:firstColumn="0" ns0:lastColumn="0" ns0:noHBand="0" ns0:noVBand="0" ns0:val="0020"/>
-        <ns0:tblCaption ns0:val="Table 4. Conditional log-volume slopes by load and sex. Slope q values use the 20-test family; interaction q values use a separate ten-test family."/>
-      </ns0:tblPr>
-      <ns0:tblGrid/>
-      <ns0:tr>
-        <ns0:tc>
-          <ns0:p>
-            <ns0:pPr>
-              <ns0:pStyle ns0:val="Compact"/>
-              <ns0:jc ns0:val="left"/>
-            </ns0:pPr>
-            <ns0:r>
-              <ns0:t xml:space="preserve">Load</ns0:t>
-              <ns0:rPr>
-                <ns0:sz ns0:val="18"/>
-              </ns0:rPr>
-            </ns0:r>
-          </ns0:p>
-        </ns0:tc>
-        <ns0:tc>
-          <ns0:p>
-            <ns0:pPr>
-              <ns0:pStyle ns0:val="Compact"/>
-              <ns0:jc ns0:val="left"/>
-            </ns0:pPr>
-            <ns0:r>
-              <ns0:t xml:space="preserve">Outcome</ns0:t>
-              <ns0:rPr>
-                <ns0:sz ns0:val="18"/>
-              </ns0:rPr>
-            </ns0:r>
-          </ns0:p>
-        </ns0:tc>
-        <ns0:tc>
-          <ns0:p>
-            <ns0:pPr>
-              <ns0:pStyle ns0:val="Compact"/>
-              <ns0:jc ns0:val="left"/>
-            </ns0:pPr>
-            <ns0:r>
-              <ns0:t xml:space="preserve">Male slope [95% CI]</ns0:t>
-              <ns0:rPr>
-                <ns0:sz ns0:val="18"/>
-              </ns0:rPr>
-            </ns0:r>
-          </ns0:p>
-        </ns0:tc>
-        <ns0:tc>
-          <ns0:p>
-            <ns0:pPr>
-              <ns0:pStyle ns0:val="Compact"/>
-              <ns0:jc ns0:val="left"/>
-            </ns0:pPr>
-            <ns0:r>
-              <ns0:t xml:space="preserve">Male</ns0:t>
-              <ns0:rPr>
-                <ns0:sz ns0:val="18"/>
-              </ns0:rPr>
-            </ns0:r>
-            <ns0:r>
-              <ns0:t xml:space="preserve"> </ns0:t>
-              <ns0:rPr>
-                <ns0:sz ns0:val="18"/>
-              </ns0:rPr>
-            </ns0:r>
-            <ns1:oMath>
-              <ns1:r>
-                <ns1:t>q</ns1:t>
-              </ns1:r>
-            </ns1:oMath>
-          </ns0:p>
-        </ns0:tc>
-        <ns0:tc>
-          <ns0:p>
-            <ns0:pPr>
-              <ns0:pStyle ns0:val="Compact"/>
-              <ns0:jc ns0:val="left"/>
-            </ns0:pPr>
-            <ns0:r>
-              <ns0:t xml:space="preserve">Female slope [95% CI]</ns0:t>
-              <ns0:rPr>
-                <ns0:sz ns0:val="18"/>
-              </ns0:rPr>
-            </ns0:r>
-          </ns0:p>
-        </ns0:tc>
-        <ns0:tc>
-          <ns0:p>
-            <ns0:pPr>
-              <ns0:pStyle ns0:val="Compact"/>
-              <ns0:jc ns0:val="left"/>
-            </ns0:pPr>
-            <ns0:r>
-              <ns0:t xml:space="preserve">Female</ns0:t>
-              <ns0:rPr>
-                <ns0:sz ns0:val="18"/>
-              </ns0:rPr>
-            </ns0:r>
-            <ns0:r>
-              <ns0:t xml:space="preserve"> </ns0:t>
-              <ns0:rPr>
-                <ns0:sz ns0:val="18"/>
-              </ns0:rPr>
-            </ns0:r>
-            <ns1:oMath>
-              <ns1:r>
-                <ns1:t>q</ns1:t>
-              </ns1:r>
-            </ns1:oMath>
-          </ns0:p>
-        </ns0:tc>
-        <ns0:tc>
-          <ns0:p>
-            <ns0:pPr>
-              <ns0:pStyle ns0:val="Compact"/>
-              <ns0:jc ns0:val="left"/>
-            </ns0:pPr>
-            <ns0:r>
-              <ns0:t xml:space="preserve">Interaction</ns0:t>
-              <ns0:rPr>
-                <ns0:sz ns0:val="18"/>
-              </ns0:rPr>
-            </ns0:r>
-            <ns0:r>
-              <ns0:t xml:space="preserve"> </ns0:t>
-              <ns0:rPr>
-                <ns0:sz ns0:val="18"/>
-              </ns0:rPr>
-            </ns0:r>
-            <ns1:oMath>
-              <ns1:r>
-                <ns1:t>q</ns1:t>
-              </ns1:r>
-            </ns1:oMath>
-          </ns0:p>
-        </ns0:tc>
-      </ns0:tr>
-      <ns0:tr>
-        <ns0:tc>
-          <ns0:p>
-            <ns0:pPr>
-              <ns0:pStyle ns0:val="Compact"/>
-              <ns0:jc ns0:val="left"/>
-            </ns0:pPr>
-            <ns0:r>
-              <ns0:t xml:space="preserve">SP2leg</ns0:t>
-              <ns0:rPr>
-                <ns0:sz ns0:val="18"/>
-              </ns0:rPr>
-            </ns0:r>
-          </ns0:p>
-        </ns0:tc>
-        <ns0:tc>
-          <ns0:p>
-            <ns0:pPr>
-              <ns0:pStyle ns0:val="Compact"/>
-              <ns0:jc ns0:val="left"/>
-            </ns0:pPr>
-            <ns0:r>
-              <ns0:t xml:space="preserve">Rotation (deg)</ns0:t>
-              <ns0:rPr>
-                <ns0:sz ns0:val="18"/>
-              </ns0:rPr>
-            </ns0:r>
-          </ns0:p>
-        </ns0:tc>
-        <ns0:tc>
-          <ns0:p>
-            <ns0:pPr>
-              <ns0:pStyle ns0:val="Compact"/>
-              <ns0:jc ns0:val="left"/>
-            </ns0:pPr>
-            <ns0:r>
-              <ns0:t xml:space="preserve">-0.679 [-0.890, -0.469]</ns0:t>
-              <ns0:rPr>
-                <ns0:sz ns0:val="18"/>
-              </ns0:rPr>
-            </ns0:r>
-          </ns0:p>
-        </ns0:tc>
-        <ns0:tc>
-          <ns0:p>
-            <ns0:pPr>
-              <ns0:pStyle ns0:val="Compact"/>
-              <ns0:jc ns0:val="left"/>
-            </ns0:pPr>
-            <ns1:oMath>
-              <ns1:r>
-                <ns1:rPr>
-                  <ns1:sty ns1:val="p"/>
-                </ns1:rPr>
-                <ns1:t>&lt;</ns1:t>
-              </ns1:r>
-              <ns1:r>
-                <ns1:t>0.001</ns1:t>
-              </ns1:r>
-            </ns1:oMath>
-          </ns0:p>
-        </ns0:tc>
-        <ns0:tc>
-          <ns0:p>
-            <ns0:pPr>
-              <ns0:pStyle ns0:val="Compact"/>
-              <ns0:jc ns0:val="left"/>
-            </ns0:pPr>
-            <ns0:r>
-              <ns0:t xml:space="preserve">-0.605 [-0.764, -0.446]</ns0:t>
-              <ns0:rPr>
-                <ns0:sz ns0:val="18"/>
-              </ns0:rPr>
-            </ns0:r>
-          </ns0:p>
-        </ns0:tc>
-        <ns0:tc>
-          <ns0:p>
-            <ns0:pPr>
-              <ns0:pStyle ns0:val="Compact"/>
-              <ns0:jc ns0:val="left"/>
-            </ns0:pPr>
-            <ns1:oMath>
-              <ns1:r>
-                <ns1:rPr>
-                  <ns1:sty ns1:val="p"/>
-                </ns1:rPr>
-                <ns1:t>&lt;</ns1:t>
-              </ns1:r>
-              <ns1:r>
-                <ns1:t>0.001</ns1:t>
-              </ns1:r>
-            </ns1:oMath>
-          </ns0:p>
-        </ns0:tc>
-        <ns0:tc>
-          <ns0:p>
-            <ns0:pPr>
-              <ns0:pStyle ns0:val="Compact"/>
-              <ns0:jc ns0:val="left"/>
-            </ns0:pPr>
-            <ns0:r>
-              <ns0:t xml:space="preserve">0.699</ns0:t>
-              <ns0:rPr>
-                <ns0:sz ns0:val="18"/>
-              </ns0:rPr>
-            </ns0:r>
-          </ns0:p>
-        </ns0:tc>
-      </ns0:tr>
-      <ns0:tr>
-        <ns0:tc>
-          <ns0:p>
-            <ns0:pPr>
-              <ns0:pStyle ns0:val="Compact"/>
-              <ns0:jc ns0:val="left"/>
-            </ns0:pPr>
-            <ns0:r>
-              <ns0:t xml:space="preserve">SP2leg</ns0:t>
-              <ns0:rPr>
-                <ns0:sz ns0:val="18"/>
-              </ns0:rPr>
-            </ns0:r>
-          </ns0:p>
-        </ns0:tc>
-        <ns0:tc>
-          <ns0:p>
-            <ns0:pPr>
-              <ns0:pStyle ns0:val="Compact"/>
-              <ns0:jc ns0:val="left"/>
-            </ns0:pPr>
-            <ns0:r>
-              <ns0:t xml:space="preserve">Translation (mm)</ns0:t>
-              <ns0:rPr>
-                <ns0:sz ns0:val="18"/>
-              </ns0:rPr>
-            </ns0:r>
-          </ns0:p>
-        </ns0:tc>
-        <ns0:tc>
-          <ns0:p>
-            <ns0:pPr>
-              <ns0:pStyle ns0:val="Compact"/>
-              <ns0:jc ns0:val="left"/>
-            </ns0:pPr>
-            <ns0:r>
-              <ns0:t xml:space="preserve">-0.366 [-0.531, -0.200]</ns0:t>
-              <ns0:rPr>
-                <ns0:sz ns0:val="18"/>
-              </ns0:rPr>
-            </ns0:r>
-          </ns0:p>
-        </ns0:tc>
-        <ns0:tc>
-          <ns0:p>
-            <ns0:pPr>
-              <ns0:pStyle ns0:val="Compact"/>
-              <ns0:jc ns0:val="left"/>
-            </ns0:pPr>
-            <ns1:oMath>
-              <ns1:r>
-                <ns1:rPr>
-                  <ns1:sty ns1:val="p"/>
-                </ns1:rPr>
-                <ns1:t>&lt;</ns1:t>
-              </ns1:r>
-              <ns1:r>
-                <ns1:t>0.001</ns1:t>
-              </ns1:r>
-            </ns1:oMath>
-          </ns0:p>
-        </ns0:tc>
-        <ns0:tc>
-          <ns0:p>
-            <ns0:pPr>
-              <ns0:pStyle ns0:val="Compact"/>
-              <ns0:jc ns0:val="left"/>
-            </ns0:pPr>
-            <ns0:r>
-              <ns0:t xml:space="preserve">-0.402 [-0.522, -0.282]</ns0:t>
-              <ns0:rPr>
-                <ns0:sz ns0:val="18"/>
-              </ns0:rPr>
-            </ns0:r>
-          </ns0:p>
-        </ns0:tc>
-        <ns0:tc>
-          <ns0:p>
-            <ns0:pPr>
-              <ns0:pStyle ns0:val="Compact"/>
-              <ns0:jc ns0:val="left"/>
-            </ns0:pPr>
-            <ns1:oMath>
-              <ns1:r>
-                <ns1:rPr>
-                  <ns1:sty ns1:val="p"/>
-                </ns1:rPr>
-                <ns1:t>&lt;</ns1:t>
-              </ns1:r>
-              <ns1:r>
-                <ns1:t>0.001</ns1:t>
-              </ns1:r>
-            </ns1:oMath>
-          </ns0:p>
-        </ns0:tc>
-        <ns0:tc>
-          <ns0:p>
-            <ns0:pPr>
-              <ns0:pStyle ns0:val="Compact"/>
-              <ns0:jc ns0:val="left"/>
-            </ns0:pPr>
-            <ns0:r>
-              <ns0:t xml:space="preserve">0.699</ns0:t>
-              <ns0:rPr>
-                <ns0:sz ns0:val="18"/>
-              </ns0:rPr>
-            </ns0:r>
-          </ns0:p>
-        </ns0:tc>
-      </ns0:tr>
-      <ns0:tr>
-        <ns0:tc>
-          <ns0:p>
-            <ns0:pPr>
-              <ns0:pStyle ns0:val="Compact"/>
-              <ns0:jc ns0:val="left"/>
-            </ns0:pPr>
-            <ns0:r>
-              <ns0:t xml:space="preserve">SP1leg</ns0:t>
-              <ns0:rPr>
-                <ns0:sz ns0:val="18"/>
-              </ns0:rPr>
-            </ns0:r>
-          </ns0:p>
-        </ns0:tc>
-        <ns0:tc>
-          <ns0:p>
-            <ns0:pPr>
-              <ns0:pStyle ns0:val="Compact"/>
-              <ns0:jc ns0:val="left"/>
-            </ns0:pPr>
-            <ns0:r>
-              <ns0:t xml:space="preserve">Rotation (deg)</ns0:t>
-              <ns0:rPr>
-                <ns0:sz ns0:val="18"/>
-              </ns0:rPr>
-            </ns0:r>
-          </ns0:p>
-        </ns0:tc>
-        <ns0:tc>
-          <ns0:p>
-            <ns0:pPr>
-              <ns0:pStyle ns0:val="Compact"/>
-              <ns0:jc ns0:val="left"/>
-            </ns0:pPr>
-            <ns0:r>
-              <ns0:t xml:space="preserve">-0.622 [-0.895, -0.349]</ns0:t>
-              <ns0:rPr>
-                <ns0:sz ns0:val="18"/>
-              </ns0:rPr>
-            </ns0:r>
-          </ns0:p>
-        </ns0:tc>
-        <ns0:tc>
-          <ns0:p>
-            <ns0:pPr>
-              <ns0:pStyle ns0:val="Compact"/>
-              <ns0:jc ns0:val="left"/>
-            </ns0:pPr>
-            <ns1:oMath>
-              <ns1:r>
-                <ns1:rPr>
-                  <ns1:sty ns1:val="p"/>
-                </ns1:rPr>
-                <ns1:t>&lt;</ns1:t>
-              </ns1:r>
-              <ns1:r>
-                <ns1:t>0.001</ns1:t>
-              </ns1:r>
-            </ns1:oMath>
-          </ns0:p>
-        </ns0:tc>
-        <ns0:tc>
-          <ns0:p>
-            <ns0:pPr>
-              <ns0:pStyle ns0:val="Compact"/>
-              <ns0:jc ns0:val="left"/>
-            </ns0:pPr>
-            <ns0:r>
-              <ns0:t xml:space="preserve">-0.550 [-0.760, -0.339]</ns0:t>
-              <ns0:rPr>
-                <ns0:sz ns0:val="18"/>
-              </ns0:rPr>
-            </ns0:r>
-          </ns0:p>
-        </ns0:tc>
-        <ns0:tc>
-          <ns0:p>
-            <ns0:pPr>
-              <ns0:pStyle ns0:val="Compact"/>
-              <ns0:jc ns0:val="left"/>
-            </ns0:pPr>
-            <ns1:oMath>
-              <ns1:r>
-                <ns1:rPr>
-                  <ns1:sty ns1:val="p"/>
-                </ns1:rPr>
-                <ns1:t>&lt;</ns1:t>
-              </ns1:r>
-              <ns1:r>
-                <ns1:t>0.001</ns1:t>
-              </ns1:r>
-            </ns1:oMath>
-          </ns0:p>
-        </ns0:tc>
-        <ns0:tc>
-          <ns0:p>
-            <ns0:pPr>
-              <ns0:pStyle ns0:val="Compact"/>
-              <ns0:jc ns0:val="left"/>
-            </ns0:pPr>
-            <ns0:r>
-              <ns0:t xml:space="preserve">0.699</ns0:t>
-              <ns0:rPr>
-                <ns0:sz ns0:val="18"/>
-              </ns0:rPr>
-            </ns0:r>
-          </ns0:p>
-        </ns0:tc>
-      </ns0:tr>
-      <ns0:tr>
-        <ns0:tc>
-          <ns0:p>
-            <ns0:pPr>
-              <ns0:pStyle ns0:val="Compact"/>
-              <ns0:jc ns0:val="left"/>
-            </ns0:pPr>
-            <ns0:r>
-              <ns0:t xml:space="preserve">SP1leg</ns0:t>
-              <ns0:rPr>
-                <ns0:sz ns0:val="18"/>
-              </ns0:rPr>
-            </ns0:r>
-          </ns0:p>
-        </ns0:tc>
-        <ns0:tc>
-          <ns0:p>
-            <ns0:pPr>
-              <ns0:pStyle ns0:val="Compact"/>
-              <ns0:jc ns0:val="left"/>
-            </ns0:pPr>
-            <ns0:r>
-              <ns0:t xml:space="preserve">Translation (mm)</ns0:t>
-              <ns0:rPr>
-                <ns0:sz ns0:val="18"/>
-              </ns0:rPr>
-            </ns0:r>
-          </ns0:p>
-        </ns0:tc>
-        <ns0:tc>
-          <ns0:p>
-            <ns0:pPr>
-              <ns0:pStyle ns0:val="Compact"/>
-              <ns0:jc ns0:val="left"/>
-            </ns0:pPr>
-            <ns0:r>
-              <ns0:t xml:space="preserve">-0.460 [-0.711, -0.208]</ns0:t>
-              <ns0:rPr>
-                <ns0:sz ns0:val="18"/>
-              </ns0:rPr>
-            </ns0:r>
-          </ns0:p>
-        </ns0:tc>
-        <ns0:tc>
-          <ns0:p>
-            <ns0:pPr>
-              <ns0:pStyle ns0:val="Compact"/>
-              <ns0:jc ns0:val="left"/>
-            </ns0:pPr>
-            <ns1:oMath>
-              <ns1:r>
-                <ns1:rPr>
-                  <ns1:sty ns1:val="p"/>
-                </ns1:rPr>
-                <ns1:t>&lt;</ns1:t>
-              </ns1:r>
-              <ns1:r>
-                <ns1:t>0.001</ns1:t>
-              </ns1:r>
-            </ns1:oMath>
-          </ns0:p>
-        </ns0:tc>
-        <ns0:tc>
-          <ns0:p>
-            <ns0:pPr>
-              <ns0:pStyle ns0:val="Compact"/>
-              <ns0:jc ns0:val="left"/>
-            </ns0:pPr>
-            <ns0:r>
-              <ns0:t xml:space="preserve">-0.397 [-0.591, -0.203]</ns0:t>
-              <ns0:rPr>
-                <ns0:sz ns0:val="18"/>
-              </ns0:rPr>
-            </ns0:r>
-          </ns0:p>
-        </ns0:tc>
-        <ns0:tc>
-          <ns0:p>
-            <ns0:pPr>
-              <ns0:pStyle ns0:val="Compact"/>
-              <ns0:jc ns0:val="left"/>
-            </ns0:pPr>
-            <ns1:oMath>
-              <ns1:r>
-                <ns1:rPr>
-                  <ns1:sty ns1:val="p"/>
-                </ns1:rPr>
-                <ns1:t>&lt;</ns1:t>
-              </ns1:r>
-              <ns1:r>
-                <ns1:t>0.001</ns1:t>
-              </ns1:r>
-            </ns1:oMath>
-          </ns0:p>
-        </ns0:tc>
-        <ns0:tc>
-          <ns0:p>
-            <ns0:pPr>
-              <ns0:pStyle ns0:val="Compact"/>
-              <ns0:jc ns0:val="left"/>
-            </ns0:pPr>
-            <ns0:r>
-              <ns0:t xml:space="preserve">0.699</ns0:t>
-              <ns0:rPr>
-                <ns0:sz ns0:val="18"/>
-              </ns0:rPr>
-            </ns0:r>
-          </ns0:p>
-        </ns0:tc>
-      </ns0:tr>
-      <ns0:tr>
-        <ns0:tc>
-          <ns0:p>
-            <ns0:pPr>
-              <ns0:pStyle ns0:val="Compact"/>
-              <ns0:jc ns0:val="left"/>
-            </ns0:pPr>
-            <ns0:r>
-              <ns0:t xml:space="preserve">LAB1</ns0:t>
-              <ns0:rPr>
-                <ns0:sz ns0:val="18"/>
-              </ns0:rPr>
-            </ns0:r>
-          </ns0:p>
-        </ns0:tc>
-        <ns0:tc>
-          <ns0:p>
-            <ns0:pPr>
-              <ns0:pStyle ns0:val="Compact"/>
-              <ns0:jc ns0:val="left"/>
-            </ns0:pPr>
-            <ns0:r>
-              <ns0:t xml:space="preserve">Rotation (deg)</ns0:t>
-              <ns0:rPr>
-                <ns0:sz ns0:val="18"/>
-              </ns0:rPr>
-            </ns0:r>
-          </ns0:p>
-        </ns0:tc>
-        <ns0:tc>
-          <ns0:p>
-            <ns0:pPr>
-              <ns0:pStyle ns0:val="Compact"/>
-              <ns0:jc ns0:val="left"/>
-            </ns0:pPr>
-            <ns0:r>
-              <ns0:t xml:space="preserve">-0.916 [-1.144, -0.687]</ns0:t>
-              <ns0:rPr>
-                <ns0:sz ns0:val="18"/>
-              </ns0:rPr>
-            </ns0:r>
-          </ns0:p>
-        </ns0:tc>
-        <ns0:tc>
-          <ns0:p>
-            <ns0:pPr>
-              <ns0:pStyle ns0:val="Compact"/>
-              <ns0:jc ns0:val="left"/>
-            </ns0:pPr>
-            <ns1:oMath>
-              <ns1:r>
-                <ns1:rPr>
-                  <ns1:sty ns1:val="p"/>
-                </ns1:rPr>
-                <ns1:t>&lt;</ns1:t>
-              </ns1:r>
-              <ns1:r>
-                <ns1:t>0.001</ns1:t>
-              </ns1:r>
-            </ns1:oMath>
-          </ns0:p>
-        </ns0:tc>
-        <ns0:tc>
-          <ns0:p>
-            <ns0:pPr>
-              <ns0:pStyle ns0:val="Compact"/>
-              <ns0:jc ns0:val="left"/>
-            </ns0:pPr>
-            <ns0:r>
-              <ns0:t xml:space="preserve">-1.062 [-1.233, -0.891]</ns0:t>
-              <ns0:rPr>
-                <ns0:sz ns0:val="18"/>
-              </ns0:rPr>
-            </ns0:r>
-          </ns0:p>
-        </ns0:tc>
-        <ns0:tc>
-          <ns0:p>
-            <ns0:pPr>
-              <ns0:pStyle ns0:val="Compact"/>
-              <ns0:jc ns0:val="left"/>
-            </ns0:pPr>
-            <ns1:oMath>
-              <ns1:r>
-                <ns1:rPr>
-                  <ns1:sty ns1:val="p"/>
-                </ns1:rPr>
-                <ns1:t>&lt;</ns1:t>
-              </ns1:r>
-              <ns1:r>
-                <ns1:t>0.001</ns1:t>
-              </ns1:r>
-            </ns1:oMath>
-          </ns0:p>
-        </ns0:tc>
-        <ns0:tc>
-          <ns0:p>
-            <ns0:pPr>
-              <ns0:pStyle ns0:val="Compact"/>
-              <ns0:jc ns0:val="left"/>
-            </ns0:pPr>
-            <ns0:r>
-              <ns0:t xml:space="preserve">0.588</ns0:t>
-              <ns0:rPr>
-                <ns0:sz ns0:val="18"/>
-              </ns0:rPr>
-            </ns0:r>
-          </ns0:p>
-        </ns0:tc>
-      </ns0:tr>
-      <ns0:tr>
-        <ns0:tc>
-          <ns0:p>
-            <ns0:pPr>
-              <ns0:pStyle ns0:val="Compact"/>
-              <ns0:jc ns0:val="left"/>
-            </ns0:pPr>
-            <ns0:r>
-              <ns0:t xml:space="preserve">LAB1</ns0:t>
-              <ns0:rPr>
-                <ns0:sz ns0:val="18"/>
-              </ns0:rPr>
-            </ns0:r>
-          </ns0:p>
-        </ns0:tc>
-        <ns0:tc>
-          <ns0:p>
-            <ns0:pPr>
-              <ns0:pStyle ns0:val="Compact"/>
-              <ns0:jc ns0:val="left"/>
-            </ns0:pPr>
-            <ns0:r>
-              <ns0:t xml:space="preserve">Translation (mm)</ns0:t>
-              <ns0:rPr>
-                <ns0:sz ns0:val="18"/>
-              </ns0:rPr>
-            </ns0:r>
-          </ns0:p>
-        </ns0:tc>
-        <ns0:tc>
-          <ns0:p>
-            <ns0:pPr>
-              <ns0:pStyle ns0:val="Compact"/>
-              <ns0:jc ns0:val="left"/>
-            </ns0:pPr>
-            <ns0:r>
-              <ns0:t xml:space="preserve">-0.568 [-0.925, -0.210]</ns0:t>
-              <ns0:rPr>
-                <ns0:sz ns0:val="18"/>
-              </ns0:rPr>
-            </ns0:r>
-          </ns0:p>
-        </ns0:tc>
-        <ns0:tc>
-          <ns0:p>
-            <ns0:pPr>
-              <ns0:pStyle ns0:val="Compact"/>
-              <ns0:jc ns0:val="left"/>
-            </ns0:pPr>
-            <ns0:r>
-              <ns0:t xml:space="preserve">0.002</ns0:t>
-              <ns0:rPr>
-                <ns0:sz ns0:val="18"/>
-              </ns0:rPr>
-            </ns0:r>
-          </ns0:p>
-        </ns0:tc>
-        <ns0:tc>
-          <ns0:p>
-            <ns0:pPr>
-              <ns0:pStyle ns0:val="Compact"/>
-              <ns0:jc ns0:val="left"/>
-            </ns0:pPr>
-            <ns0:r>
-              <ns0:t xml:space="preserve">-1.003 [-1.270, -0.737]</ns0:t>
-              <ns0:rPr>
-                <ns0:sz ns0:val="18"/>
-              </ns0:rPr>
-            </ns0:r>
-          </ns0:p>
-        </ns0:tc>
-        <ns0:tc>
-          <ns0:p>
-            <ns0:pPr>
-              <ns0:pStyle ns0:val="Compact"/>
-              <ns0:jc ns0:val="left"/>
-            </ns0:pPr>
-            <ns1:oMath>
-              <ns1:r>
-                <ns1:rPr>
-                  <ns1:sty ns1:val="p"/>
-                </ns1:rPr>
-                <ns1:t>&lt;</ns1:t>
-              </ns1:r>
-              <ns1:r>
-                <ns1:t>0.001</ns1:t>
-              </ns1:r>
-            </ns1:oMath>
-          </ns0:p>
-        </ns0:tc>
-        <ns0:tc>
-          <ns0:p>
-            <ns0:pPr>
-              <ns0:pStyle ns0:val="Compact"/>
-              <ns0:jc ns0:val="left"/>
-            </ns0:pPr>
-            <ns0:r>
-              <ns0:t xml:space="preserve">0.343</ns0:t>
-              <ns0:rPr>
-                <ns0:sz ns0:val="18"/>
-              </ns0:rPr>
-            </ns0:r>
-          </ns0:p>
-        </ns0:tc>
-      </ns0:tr>
-      <ns0:tr>
-        <ns0:tc>
-          <ns0:p>
-            <ns0:pPr>
-              <ns0:pStyle ns0:val="Compact"/>
-              <ns0:jc ns0:val="left"/>
-            </ns0:pPr>
-            <ns0:r>
-              <ns0:t xml:space="preserve">LAB2</ns0:t>
-              <ns0:rPr>
-                <ns0:sz ns0:val="18"/>
-              </ns0:rPr>
-            </ns0:r>
-          </ns0:p>
-        </ns0:tc>
-        <ns0:tc>
-          <ns0:p>
-            <ns0:pPr>
-              <ns0:pStyle ns0:val="Compact"/>
-              <ns0:jc ns0:val="left"/>
-            </ns0:pPr>
-            <ns0:r>
-              <ns0:t xml:space="preserve">Rotation (deg)</ns0:t>
-              <ns0:rPr>
-                <ns0:sz ns0:val="18"/>
-              </ns0:rPr>
-            </ns0:r>
-          </ns0:p>
-        </ns0:tc>
-        <ns0:tc>
-          <ns0:p>
-            <ns0:pPr>
-              <ns0:pStyle ns0:val="Compact"/>
-              <ns0:jc ns0:val="left"/>
-            </ns0:pPr>
-            <ns0:r>
-              <ns0:t xml:space="preserve">-0.541 [-0.714, -0.367]</ns0:t>
-              <ns0:rPr>
-                <ns0:sz ns0:val="18"/>
-              </ns0:rPr>
-            </ns0:r>
-          </ns0:p>
-        </ns0:tc>
-        <ns0:tc>
-          <ns0:p>
-            <ns0:pPr>
-              <ns0:pStyle ns0:val="Compact"/>
-              <ns0:jc ns0:val="left"/>
-            </ns0:pPr>
-            <ns1:oMath>
-              <ns1:r>
-                <ns1:rPr>
-                  <ns1:sty ns1:val="p"/>
-                </ns1:rPr>
-                <ns1:t>&lt;</ns1:t>
-              </ns1:r>
-              <ns1:r>
-                <ns1:t>0.001</ns1:t>
-              </ns1:r>
-            </ns1:oMath>
-          </ns0:p>
-        </ns0:tc>
-        <ns0:tc>
-          <ns0:p>
-            <ns0:pPr>
-              <ns0:pStyle ns0:val="Compact"/>
-              <ns0:jc ns0:val="left"/>
-            </ns0:pPr>
-            <ns0:r>
-              <ns0:t xml:space="preserve">-0.674 [-0.804, -0.544]</ns0:t>
-              <ns0:rPr>
-                <ns0:sz ns0:val="18"/>
-              </ns0:rPr>
-            </ns0:r>
-          </ns0:p>
-        </ns0:tc>
-        <ns0:tc>
-          <ns0:p>
-            <ns0:pPr>
-              <ns0:pStyle ns0:val="Compact"/>
-              <ns0:jc ns0:val="left"/>
-            </ns0:pPr>
-            <ns1:oMath>
-              <ns1:r>
-                <ns1:rPr>
-                  <ns1:sty ns1:val="p"/>
-                </ns1:rPr>
-                <ns1:t>&lt;</ns1:t>
-              </ns1:r>
-              <ns1:r>
-                <ns1:t>0.001</ns1:t>
-              </ns1:r>
-            </ns1:oMath>
-          </ns0:p>
-        </ns0:tc>
-        <ns0:tc>
-          <ns0:p>
-            <ns0:pPr>
-              <ns0:pStyle ns0:val="Compact"/>
-              <ns0:jc ns0:val="left"/>
-            </ns0:pPr>
-            <ns0:r>
-              <ns0:t xml:space="preserve">0.494</ns0:t>
-              <ns0:rPr>
-                <ns0:sz ns0:val="18"/>
-              </ns0:rPr>
-            </ns0:r>
-          </ns0:p>
-        </ns0:tc>
-      </ns0:tr>
-      <ns0:tr>
-        <ns0:tc>
-          <ns0:p>
-            <ns0:pPr>
-              <ns0:pStyle ns0:val="Compact"/>
-              <ns0:jc ns0:val="left"/>
-            </ns0:pPr>
-            <ns0:r>
-              <ns0:t xml:space="preserve">LAB2</ns0:t>
-              <ns0:rPr>
-                <ns0:sz ns0:val="18"/>
-              </ns0:rPr>
-            </ns0:r>
-          </ns0:p>
-        </ns0:tc>
-        <ns0:tc>
-          <ns0:p>
-            <ns0:pPr>
-              <ns0:pStyle ns0:val="Compact"/>
-              <ns0:jc ns0:val="left"/>
-            </ns0:pPr>
-            <ns0:r>
-              <ns0:t xml:space="preserve">Translation (mm)</ns0:t>
-              <ns0:rPr>
-                <ns0:sz ns0:val="18"/>
-              </ns0:rPr>
-            </ns0:r>
-          </ns0:p>
-        </ns0:tc>
-        <ns0:tc>
-          <ns0:p>
-            <ns0:pPr>
-              <ns0:pStyle ns0:val="Compact"/>
-              <ns0:jc ns0:val="left"/>
-            </ns0:pPr>
-            <ns0:r>
-              <ns0:t xml:space="preserve">-0.818 [-1.179, -0.456]</ns0:t>
-              <ns0:rPr>
-                <ns0:sz ns0:val="18"/>
-              </ns0:rPr>
-            </ns0:r>
-          </ns0:p>
-        </ns0:tc>
-        <ns0:tc>
-          <ns0:p>
-            <ns0:pPr>
-              <ns0:pStyle ns0:val="Compact"/>
-              <ns0:jc ns0:val="left"/>
-            </ns0:pPr>
-            <ns1:oMath>
-              <ns1:r>
-                <ns1:rPr>
-                  <ns1:sty ns1:val="p"/>
-                </ns1:rPr>
-                <ns1:t>&lt;</ns1:t>
-              </ns1:r>
-              <ns1:r>
-                <ns1:t>0.001</ns1:t>
-              </ns1:r>
-            </ns1:oMath>
-          </ns0:p>
-        </ns0:tc>
-        <ns0:tc>
-          <ns0:p>
-            <ns0:pPr>
-              <ns0:pStyle ns0:val="Compact"/>
-              <ns0:jc ns0:val="left"/>
-            </ns0:pPr>
-            <ns0:r>
-              <ns0:t xml:space="preserve">-0.947 [-1.287, -0.606]</ns0:t>
-              <ns0:rPr>
-                <ns0:sz ns0:val="18"/>
-              </ns0:rPr>
-            </ns0:r>
-          </ns0:p>
-        </ns0:tc>
-        <ns0:tc>
-          <ns0:p>
-            <ns0:pPr>
-              <ns0:pStyle ns0:val="Compact"/>
-              <ns0:jc ns0:val="left"/>
-            </ns0:pPr>
-            <ns1:oMath>
-              <ns1:r>
-                <ns1:rPr>
-                  <ns1:sty ns1:val="p"/>
-                </ns1:rPr>
-                <ns1:t>&lt;</ns1:t>
-              </ns1:r>
-              <ns1:r>
-                <ns1:t>0.001</ns1:t>
-              </ns1:r>
-            </ns1:oMath>
-          </ns0:p>
-        </ns0:tc>
-        <ns0:tc>
-          <ns0:p>
-            <ns0:pPr>
-              <ns0:pStyle ns0:val="Compact"/>
-              <ns0:jc ns0:val="left"/>
-            </ns0:pPr>
-            <ns0:r>
-              <ns0:t xml:space="preserve">0.699</ns0:t>
-              <ns0:rPr>
-                <ns0:sz ns0:val="18"/>
-              </ns0:rPr>
-            </ns0:r>
-          </ns0:p>
-        </ns0:tc>
-      </ns0:tr>
-      <ns0:tr>
-        <ns0:tc>
-          <ns0:p>
-            <ns0:pPr>
-              <ns0:pStyle ns0:val="Compact"/>
-              <ns0:jc ns0:val="left"/>
-            </ns0:pPr>
-            <ns0:r>
-              <ns0:t xml:space="preserve">LAB3</ns0:t>
-              <ns0:rPr>
-                <ns0:sz ns0:val="18"/>
-              </ns0:rPr>
-            </ns0:r>
-          </ns0:p>
-        </ns0:tc>
-        <ns0:tc>
-          <ns0:p>
-            <ns0:pPr>
-              <ns0:pStyle ns0:val="Compact"/>
-              <ns0:jc ns0:val="left"/>
-            </ns0:pPr>
-            <ns0:r>
-              <ns0:t xml:space="preserve">Rotation (deg)</ns0:t>
-              <ns0:rPr>
-                <ns0:sz ns0:val="18"/>
-              </ns0:rPr>
-            </ns0:r>
-          </ns0:p>
-        </ns0:tc>
-        <ns0:tc>
-          <ns0:p>
-            <ns0:pPr>
-              <ns0:pStyle ns0:val="Compact"/>
-              <ns0:jc ns0:val="left"/>
-            </ns0:pPr>
-            <ns0:r>
-              <ns0:t xml:space="preserve">-0.850 [-1.048, -0.651]</ns0:t>
-              <ns0:rPr>
-                <ns0:sz ns0:val="18"/>
-              </ns0:rPr>
-            </ns0:r>
-          </ns0:p>
-        </ns0:tc>
-        <ns0:tc>
-          <ns0:p>
-            <ns0:pPr>
-              <ns0:pStyle ns0:val="Compact"/>
-              <ns0:jc ns0:val="left"/>
-            </ns0:pPr>
-            <ns1:oMath>
-              <ns1:r>
-                <ns1:rPr>
-                  <ns1:sty ns1:val="p"/>
-                </ns1:rPr>
-                <ns1:t>&lt;</ns1:t>
-              </ns1:r>
-              <ns1:r>
-                <ns1:t>0.001</ns1:t>
-              </ns1:r>
-            </ns1:oMath>
-          </ns0:p>
-        </ns0:tc>
-        <ns0:tc>
-          <ns0:p>
-            <ns0:pPr>
-              <ns0:pStyle ns0:val="Compact"/>
-              <ns0:jc ns0:val="left"/>
-            </ns0:pPr>
-            <ns0:r>
-              <ns0:t xml:space="preserve">-1.045 [-1.240, -0.851]</ns0:t>
-              <ns0:rPr>
-                <ns0:sz ns0:val="18"/>
-              </ns0:rPr>
-            </ns0:r>
-          </ns0:p>
-        </ns0:tc>
-        <ns0:tc>
-          <ns0:p>
-            <ns0:pPr>
-              <ns0:pStyle ns0:val="Compact"/>
-              <ns0:jc ns0:val="left"/>
-            </ns0:pPr>
-            <ns1:oMath>
-              <ns1:r>
-                <ns1:rPr>
-                  <ns1:sty ns1:val="p"/>
-                </ns1:rPr>
-                <ns1:t>&lt;</ns1:t>
-              </ns1:r>
-              <ns1:r>
-                <ns1:t>0.001</ns1:t>
-              </ns1:r>
-            </ns1:oMath>
-          </ns0:p>
-        </ns0:tc>
-        <ns0:tc>
-          <ns0:p>
-            <ns0:pPr>
-              <ns0:pStyle ns0:val="Compact"/>
-              <ns0:jc ns0:val="left"/>
-            </ns0:pPr>
-            <ns0:r>
-              <ns0:t xml:space="preserve">0.494</ns0:t>
-              <ns0:rPr>
-                <ns0:sz ns0:val="18"/>
-              </ns0:rPr>
-            </ns0:r>
-          </ns0:p>
-        </ns0:tc>
-      </ns0:tr>
-      <ns0:tr>
-        <ns0:tc>
-          <ns0:p>
-            <ns0:pPr>
-              <ns0:pStyle ns0:val="Compact"/>
-              <ns0:jc ns0:val="left"/>
-            </ns0:pPr>
-            <ns0:r>
-              <ns0:t xml:space="preserve">LAB3</ns0:t>
-              <ns0:rPr>
-                <ns0:sz ns0:val="18"/>
-              </ns0:rPr>
-            </ns0:r>
-          </ns0:p>
-        </ns0:tc>
-        <ns0:tc>
-          <ns0:p>
-            <ns0:pPr>
-              <ns0:pStyle ns0:val="Compact"/>
-              <ns0:jc ns0:val="left"/>
-            </ns0:pPr>
-            <ns0:r>
-              <ns0:t xml:space="preserve">Translation (mm)</ns0:t>
-              <ns0:rPr>
-                <ns0:sz ns0:val="18"/>
-              </ns0:rPr>
-            </ns0:r>
-          </ns0:p>
-        </ns0:tc>
-        <ns0:tc>
-          <ns0:p>
-            <ns0:pPr>
-              <ns0:pStyle ns0:val="Compact"/>
-              <ns0:jc ns0:val="left"/>
-            </ns0:pPr>
-            <ns0:r>
-              <ns0:t xml:space="preserve">-0.700 [-0.922, -0.478]</ns0:t>
-              <ns0:rPr>
-                <ns0:sz ns0:val="18"/>
-              </ns0:rPr>
-            </ns0:r>
-          </ns0:p>
-        </ns0:tc>
-        <ns0:tc>
-          <ns0:p>
-            <ns0:pPr>
-              <ns0:pStyle ns0:val="Compact"/>
-              <ns0:jc ns0:val="left"/>
-            </ns0:pPr>
-            <ns1:oMath>
-              <ns1:r>
-                <ns1:rPr>
-                  <ns1:sty ns1:val="p"/>
-                </ns1:rPr>
-                <ns1:t>&lt;</ns1:t>
-              </ns1:r>
-              <ns1:r>
-                <ns1:t>0.001</ns1:t>
-              </ns1:r>
-            </ns1:oMath>
-          </ns0:p>
-        </ns0:tc>
-        <ns0:tc>
-          <ns0:p>
-            <ns0:pPr>
-              <ns0:pStyle ns0:val="Compact"/>
-              <ns0:jc ns0:val="left"/>
-            </ns0:pPr>
-            <ns0:r>
-              <ns0:t xml:space="preserve">-0.904 [-1.159, -0.649]</ns0:t>
-              <ns0:rPr>
-                <ns0:sz ns0:val="18"/>
-              </ns0:rPr>
-            </ns0:r>
-          </ns0:p>
-        </ns0:tc>
-        <ns0:tc>
-          <ns0:p>
-            <ns0:pPr>
-              <ns0:pStyle ns0:val="Compact"/>
-              <ns0:jc ns0:val="left"/>
-            </ns0:pPr>
-            <ns1:oMath>
-              <ns1:r>
-                <ns1:rPr>
-                  <ns1:sty ns1:val="p"/>
-                </ns1:rPr>
-                <ns1:t>&lt;</ns1:t>
-              </ns1:r>
-              <ns1:r>
-                <ns1:t>0.001</ns1:t>
-              </ns1:r>
-            </ns1:oMath>
-          </ns0:p>
-        </ns0:tc>
-        <ns0:tc>
-          <ns0:p>
-            <ns0:pPr>
-              <ns0:pStyle ns0:val="Compact"/>
-              <ns0:jc ns0:val="left"/>
-            </ns0:pPr>
-            <ns0:r>
-              <ns0:t xml:space="preserve">0.494</ns0:t>
-              <ns0:rPr>
-                <ns0:sz ns0:val="18"/>
-              </ns0:rPr>
-            </ns0:r>
-          </ns0:p>
-        </ns0:tc>
-      </ns0:tr>
-    </ns0:tbl>
-    <ns0:bookmarkEnd ns0:id="51"/>
-    <ns0:bookmarkEnd ns0:id="52"/>
-    <ns0:bookmarkStart ns0:id="53" ns0:name="sensitivity-of-motion-extraction"/>
+    <ns0:bookmarkEnd ns0:id="63"/>
+    <ns0:bookmarkStart ns0:id="64" ns0:name="Xb4ec7985c9036293fc1fc729e3de87f5041d199"/>
     <ns0:p>
       <ns0:pPr>
         <ns0:pStyle ns0:val="Heading2"/>
       </ns0:pPr>
       <ns0:r>
-        <ns0:t xml:space="preserve">3.6. Sensitivity of motion extraction</ns0:t>
+        <ns0:t xml:space="preserve">Sex-associated response and anatomical adjustment</ns0:t>
       </ns0:r>
     </ns0:p>
     <ns0:p>
@@ -8894,41 +11048,46 @@
         <ns0:pStyle ns0:val="FirstParagraph"/>
       </ns0:pPr>
       <ns0:r>
-        <ns0:t xml:space="preserve">In six subjects selected at approximately evenly spaced cohort row indices (30 subject–load comparisons), replacing affine sacral correction with rigid-only correction changed bilateral rotation norms by at most 0.0229</ns0:t>
-      </ns0:r>
-      <ns1:oMath>
-        <ns1:sSup>
-          <ns1:e>
-            <ns1:r>
-              <ns1:t>​</ns1:t>
-            </ns1:r>
-          </ns1:e>
-          <ns1:sup>
-            <ns1:r>
-              <ns1:rPr>
-                <ns1:sty ns1:val="p"/>
-              </ns1:rPr>
-              <ns1:t>∘</ns1:t>
-            </ns1:r>
-          </ns1:sup>
-        </ns1:sSup>
-      </ns1:oMath>
-      <ns0:r>
-        <ns0:t xml:space="preserve"> </ns0:t>
-      </ns0:r>
-      <ns0:r>
-        <ns0:t xml:space="preserve">and translation magnitudes by at most 0.0055 mm. This subset diagnostic does not bound errors in the remaining cohort (Supplementary Table S6).</ns0:t>
+        <ns0:t xml:space="preserve">Sex groups differed in both size and proportions (Table 1), consistent with anatomical evidence separating allometric proportions from pubic-arch dimorphism</ns0:t>
+      </ns0:r>
+      <ns0:r>
+        <ns0:t xml:space="preserve"> </ns0:t>
+      </ns0:r>
+      <ns0:r>
+        <ns0:t xml:space="preserve">(Fischer and Mitteroecker 2017)</ns0:t>
+      </ns0:r>
+      <ns0:r>
+        <ns0:t xml:space="preserve"> </ns0:t>
+      </ns0:r>
+      <ns0:r>
+        <ns0:t xml:space="preserve">and local auricular differences</ns0:t>
+      </ns0:r>
+      <ns0:r>
+        <ns0:t xml:space="preserve"> </ns0:t>
+      </ns0:r>
+      <ns0:r>
+        <ns0:t xml:space="preserve">(Nishi et al. 2020)</ns0:t>
+      </ns0:r>
+      <ns0:r>
+        <ns0:t xml:space="preserve">. In the present model, sex is not a separate constitutive input: individualized geometry and density carry the group variation, while soft-tissue properties are shared. Attenuation of the sex coefficient after anatomical adjustment is therefore expected to some degree. The useful additional evidence is the improvement of held-out prediction when the triad is added to size, and the lack of consistent further gain from the group label.</ns0:t>
       </ns0:r>
     </ns0:p>
-    <ns0:bookmarkEnd ns0:id="53"/>
-    <ns0:bookmarkEnd ns0:id="54"/>
-    <ns0:bookmarkStart ns0:id="61" ns0:name="discussion"/>
     <ns0:p>
       <ns0:pPr>
-        <ns0:pStyle ns0:val="Heading1"/>
+        <ns0:pStyle ns0:val="BodyText"/>
       </ns0:pPr>
       <ns0:r>
-        <ns0:t xml:space="preserve">4. Discussion</ns0:t>
+        <ns0:t xml:space="preserve">All fully adjusted localized-load sex intervals included zero; this does not demonstrate equivalence, mediation or the absence of biological sex effects. Pooled association models use different specifications and can retain small sex-related coefficients (Supplementary Table S5), without establishing an incremental predictive benefit. The pooled positive subpubic-angle association was also not reproduced within either sex. Group covariance, collinearity and model specification must therefore be considered when interpreting anatomical coefficients. Pregnancy-associated soft-tissue variation and other unrepresented differences cannot be inferred from these simulations.</ns0:t>
+      </ns0:r>
+    </ns0:p>
+    <ns0:bookmarkEnd ns0:id="64"/>
+    <ns0:bookmarkStart ns0:id="65" ns0:name="geometry-density-and-the-loading-context"/>
+    <ns0:p>
+      <ns0:pPr>
+        <ns0:pStyle ns0:val="Heading2"/>
+      </ns0:pPr>
+      <ns0:r>
+        <ns0:t xml:space="preserve">Geometry, density and the loading context</ns0:t>
       </ns0:r>
     </ns0:p>
     <ns0:p>
@@ -8936,16 +11095,72 @@
         <ns0:pStyle ns0:val="FirstParagraph"/>
       </ns0:pPr>
       <ns0:r>
-        <ns0:t xml:space="preserve">Pelvic mechanical response was structured by anatomical scale and individual architecture, and its expression depended strongly on load path. Size showed a consistent inverse conditional relationship with motion across loads. Adjustment for pelvic volume and the selected morphometric triad substantially attenuated sex-associated translation differences under localized loading, while preserving individual geometry under standardized bone density retained subject-specific responses closely. Redistributing force or changing its application site nevertheless altered the magnitude and component pattern of motion. These observations support an anatomically resolved description of response under specified loading.</ns0:t>
+        <ns0:t xml:space="preserve">Preserving individual geometry with a standardized spatial density field retained the full-model motion much more closely than a limited set of dimensions did. Translation RMSE was at most 0.0280 mm, but individual error reached 0.2195 mm under bilateral support. Geometry-preserving simplification can therefore be useful for these endpoints at a specified error tolerance. It retains both size and complete modeled shape; the comparison does not isolate architecture independently of scale. The variance ratios are non-additive and cannot be interpreted as causal fractions attributable to geometry or density.</ns0:t>
       </ns0:r>
     </ns0:p>
-    <ns0:bookmarkStart ns0:id="55" ns0:name="conditional-mechanical-scaling"/>
+    <ns0:p>
+      <ns0:pPr>
+        <ns0:pStyle ns0:val="BodyText"/>
+      </ns0:pPr>
+      <ns0:r>
+        <ns0:t xml:space="preserve">This result depends on the implemented density–modulus law, including its low-density floor, and on fixed cartilage, ligament and pretension properties. Subchondral mineralization studies provide anatomical context</ns0:t>
+      </ns0:r>
+      <ns0:r>
+        <ns0:t xml:space="preserve"> </ns0:t>
+      </ns0:r>
+      <ns0:r>
+        <ns0:t xml:space="preserve">(Poilliot et al. 2023)</ns0:t>
+      </ns0:r>
+      <ns0:r>
+        <ns0:t xml:space="preserve">, while the sensitivity of SIJ models to pretension</ns0:t>
+      </ns0:r>
+      <ns0:r>
+        <ns0:t xml:space="preserve"> </ns0:t>
+      </ns0:r>
+      <ns0:r>
+        <ns0:t xml:space="preserve">(Heyland et al. 2025)</ns0:t>
+      </ns0:r>
+      <ns0:r>
+        <ns0:t xml:space="preserve"> </ns0:t>
+      </ns0:r>
+      <ns0:r>
+        <ns0:t xml:space="preserve">indicates why individualized soft tissues could alter the comparison. The hierarchy observed here is specific to the modeled population and motion endpoints.</ns0:t>
+      </ns0:r>
+    </ns0:p>
+    <ns0:p>
+      <ns0:pPr>
+        <ns0:pStyle ns0:val="BodyText"/>
+      </ns0:pPr>
+      <ns0:r>
+        <ns0:t xml:space="preserve">Force distribution likewise matters beyond total force. Unilateral acetabular support amplified motion and bilateral asymmetry, and direct internal-ring versus ischial comparisons showed distinct component patterns. These results connect population variation to established accounts of SIJ load transfer</ns0:t>
+      </ns0:r>
+      <ns0:r>
+        <ns0:t xml:space="preserve"> </ns0:t>
+      </ns0:r>
+      <ns0:r>
+        <ns0:t xml:space="preserve">(Snijders, Vleeming, and Stoeckart 1993; Vleeming et al. 2012)</ns0:t>
+      </ns0:r>
+      <ns0:r>
+        <ns0:t xml:space="preserve">. Exploratory negative volume coefficients support size as a useful covariate, but change with adjustment for the triad. Comparative FE interpretation requires explicit control of size and loading</ns0:t>
+      </ns0:r>
+      <ns0:r>
+        <ns0:t xml:space="preserve"> </ns0:t>
+      </ns0:r>
+      <ns0:r>
+        <ns0:t xml:space="preserve">(Dumont, Grosse, and Slater 2009)</ns0:t>
+      </ns0:r>
+      <ns0:r>
+        <ns0:t xml:space="preserve">; conditional regression at fixed anatomical dimensions is not uniform geometric scaling. The dimensional reference exponents are retained only as supplementary context.</ns0:t>
+      </ns0:r>
+    </ns0:p>
+    <ns0:bookmarkEnd ns0:id="65"/>
+    <ns0:bookmarkStart ns0:id="66" ns0:name="scope-and-further-tests"/>
     <ns0:p>
       <ns0:pPr>
         <ns0:pStyle ns0:val="Heading2"/>
       </ns0:pPr>
       <ns0:r>
-        <ns0:t xml:space="preserve">Conditional mechanical scaling</ns0:t>
+        <ns0:t xml:space="preserve">Scope and further tests</ns0:t>
       </ns0:r>
     </ns0:p>
     <ns0:p>
@@ -8953,65 +11168,16 @@
         <ns0:pStyle ns0:val="FirstParagraph"/>
       </ns0:pPr>
       <ns0:r>
-        <ns0:t xml:space="preserve">The 20 negative sex-specific volume slopes, all retained after multiplicity correction, make size a common mechanical context for the anatomical comparisons. SP2leg slopes lay numerically near the simple dimensional references of</ns0:t>
-      </ns0:r>
-      <ns0:r>
-        <ns0:t xml:space="preserve"> </ns0:t>
-      </ns0:r>
-      <ns1:oMath>
-        <ns1:r>
-          <ns1:rPr>
-            <ns1:sty ns1:val="p"/>
-          </ns1:rPr>
-          <ns1:t>−</ns1:t>
-        </ns1:r>
-        <ns1:r>
-          <ns1:t>1</ns1:t>
-        </ns1:r>
-        <ns1:r>
-          <ns1:rPr>
-            <ns1:sty ns1:val="p"/>
-          </ns1:rPr>
-          <ns1:t>/</ns1:t>
-        </ns1:r>
-        <ns1:r>
-          <ns1:t>3</ns1:t>
-        </ns1:r>
-      </ns1:oMath>
-      <ns0:r>
-        <ns0:t xml:space="preserve"> </ns0:t>
-      </ns0:r>
-      <ns0:r>
-        <ns0:t xml:space="preserve">for translation and</ns0:t>
-      </ns0:r>
-      <ns0:r>
-        <ns0:t xml:space="preserve"> </ns0:t>
-      </ns0:r>
-      <ns1:oMath>
-        <ns1:r>
-          <ns1:rPr>
-            <ns1:sty ns1:val="p"/>
-          </ns1:rPr>
-          <ns1:t>−</ns1:t>
-        </ns1:r>
-        <ns1:r>
-          <ns1:t>2</ns1:t>
-        </ns1:r>
-        <ns1:r>
-          <ns1:rPr>
-            <ns1:sty ns1:val="p"/>
-          </ns1:rPr>
-          <ns1:t>/</ns1:t>
-        </ns1:r>
-        <ns1:r>
-          <ns1:t>3</ns1:t>
-        </ns1:r>
-      </ns1:oMath>
-      <ns0:r>
-        <ns0:t xml:space="preserve"> </ns0:t>
-      </ns0:r>
-      <ns0:r>
-        <ns0:t xml:space="preserve">for rotation. Several localized-load estimates were numerically steeper, including LAB1 rotation and LAB2 translation; this is a descriptive comparison across loads.</ns0:t>
+        <ns0:t xml:space="preserve">The analyses concern passive static mechanics with a constrained sacrum, nominal soft-tissue properties, linearized ligaments and no muscle activation or frictional contact. Absolute endpoints use the anatomical zero-displacement reference, so they include prescribed pretension. The cohort spans ages 16–91 and does not specifically represent pregnant or laboring women. SIJ point displacement is not articular gapping or birth-canal expansion; childbirth questions require signed surface separation, canal measurements and maternal–fetal contact mechanics</ns0:t>
+      </ns0:r>
+      <ns0:r>
+        <ns0:t xml:space="preserve"> </ns0:t>
+      </ns0:r>
+      <ns0:r>
+        <ns0:t xml:space="preserve">(Chen and Grimm 2021)</ns0:t>
+      </ns0:r>
+      <ns0:r>
+        <ns0:t xml:space="preserve">.</ns0:t>
       </ns0:r>
     </ns0:p>
     <ns0:p>
@@ -9019,171 +11185,25 @@
         <ns0:pStyle ns0:val="BodyText"/>
       </ns0:pPr>
       <ns0:r>
-        <ns0:t xml:space="preserve">The reference values follow elementary dimensional reasoning: for geometrically similar linear-elastic structures at fixed force</ns0:t>
-      </ns0:r>
-      <ns0:r>
-        <ns0:t xml:space="preserve"> </ns0:t>
-      </ns0:r>
-      <ns1:oMath>
-        <ns1:r>
-          <ns1:t>F</ns1:t>
-        </ns1:r>
-      </ns1:oMath>
-      <ns0:r>
-        <ns0:t xml:space="preserve"> </ns0:t>
-      </ns0:r>
-      <ns0:r>
-        <ns0:t xml:space="preserve">and modulus</ns0:t>
-      </ns0:r>
-      <ns0:r>
-        <ns0:t xml:space="preserve"> </ns0:t>
-      </ns0:r>
-      <ns1:oMath>
-        <ns1:r>
-          <ns1:t>E</ns1:t>
-        </ns1:r>
-      </ns1:oMath>
-      <ns0:r>
-        <ns0:t xml:space="preserve">, translation scales as</ns0:t>
-      </ns0:r>
-      <ns0:r>
-        <ns0:t xml:space="preserve"> </ns0:t>
-      </ns0:r>
-      <ns1:oMath>
-        <ns1:r>
-          <ns1:t>u</ns1:t>
-        </ns1:r>
-        <ns1:r>
-          <ns1:rPr>
-            <ns1:sty ns1:val="p"/>
-          </ns1:rPr>
-          <ns1:t>∼</ns1:t>
-        </ns1:r>
-        <ns1:r>
-          <ns1:t>F</ns1:t>
-        </ns1:r>
-        <ns1:r>
-          <ns1:rPr>
-            <ns1:sty ns1:val="p"/>
-          </ns1:rPr>
-          <ns1:t>/</ns1:t>
-        </ns1:r>
-        <ns1:r>
-          <ns1:rPr>
-            <ns1:sty ns1:val="p"/>
-          </ns1:rPr>
-          <ns1:t>(</ns1:t>
-        </ns1:r>
-        <ns1:r>
-          <ns1:t>E</ns1:t>
-        </ns1:r>
-        <ns1:r>
-          <ns1:t>L</ns1:t>
-        </ns1:r>
-        <ns1:r>
-          <ns1:rPr>
-            <ns1:sty ns1:val="p"/>
-          </ns1:rPr>
-          <ns1:t>)</ns1:t>
-        </ns1:r>
-        <ns1:r>
-          <ns1:rPr>
-            <ns1:sty ns1:val="p"/>
-          </ns1:rPr>
-          <ns1:t>∝</ns1:t>
-        </ns1:r>
-        <ns1:sSup>
-          <ns1:e>
-            <ns1:r>
-              <ns1:t>V</ns1:t>
-            </ns1:r>
-          </ns1:e>
-          <ns1:sup>
-            <ns1:r>
-              <ns1:rPr>
-                <ns1:sty ns1:val="p"/>
-              </ns1:rPr>
-              <ns1:t>−</ns1:t>
-            </ns1:r>
-            <ns1:r>
-              <ns1:t>1</ns1:t>
-            </ns1:r>
-            <ns1:r>
-              <ns1:rPr>
-                <ns1:sty ns1:val="p"/>
-              </ns1:rPr>
-              <ns1:t>/</ns1:t>
-            </ns1:r>
-            <ns1:r>
-              <ns1:t>3</ns1:t>
-            </ns1:r>
-          </ns1:sup>
-        </ns1:sSup>
-      </ns1:oMath>
-      <ns0:r>
-        <ns0:t xml:space="preserve">, and rotation as</ns0:t>
-      </ns0:r>
-      <ns0:r>
-        <ns0:t xml:space="preserve"> </ns0:t>
-      </ns0:r>
-      <ns1:oMath>
-        <ns1:r>
-          <ns1:t>θ</ns1:t>
-        </ns1:r>
-        <ns1:r>
-          <ns1:rPr>
-            <ns1:sty ns1:val="p"/>
-          </ns1:rPr>
-          <ns1:t>∼</ns1:t>
-        </ns1:r>
-        <ns1:r>
-          <ns1:t>u</ns1:t>
-        </ns1:r>
-        <ns1:r>
-          <ns1:rPr>
-            <ns1:sty ns1:val="p"/>
-          </ns1:rPr>
-          <ns1:t>/</ns1:t>
-        </ns1:r>
-        <ns1:r>
-          <ns1:t>L</ns1:t>
-        </ns1:r>
-        <ns1:r>
-          <ns1:rPr>
-            <ns1:sty ns1:val="p"/>
-          </ns1:rPr>
-          <ns1:t>∝</ns1:t>
-        </ns1:r>
-        <ns1:sSup>
-          <ns1:e>
-            <ns1:r>
-              <ns1:t>V</ns1:t>
-            </ns1:r>
-          </ns1:e>
-          <ns1:sup>
-            <ns1:r>
-              <ns1:rPr>
-                <ns1:sty ns1:val="p"/>
-              </ns1:rPr>
-              <ns1:t>−</ns1:t>
-            </ns1:r>
-            <ns1:r>
-              <ns1:t>2</ns1:t>
-            </ns1:r>
-            <ns1:r>
-              <ns1:rPr>
-                <ns1:sty ns1:val="p"/>
-              </ns1:rPr>
-              <ns1:t>/</ns1:t>
-            </ns1:r>
-            <ns1:r>
-              <ns1:t>3</ns1:t>
-            </ns1:r>
-          </ns1:sup>
-        </ns1:sSup>
-      </ns1:oMath>
-      <ns0:r>
-        <ns0:t xml:space="preserve">. These are heuristic dimensional references. The fitted slopes describe changes in volume at fixed values of the selected morphometric dimensions; the dimensional references describe uniform geometric scaling. Why some localized-load estimates are numerically steeper remains unresolved. The pelvis is a jointed structure with heterogeneous tissues and varying proportions. Fixed ligament spring parameters and cartilage properties do not impose geometric similarity across sizes. Geometry-dependent force moments, heterogeneous density fields and conditional adjustment for other dimensions could also contribute to the load-specific slopes. Their contributions remain to be tested.</ns0:t>
+        <ns0:t xml:space="preserve">Internal statistical validation is distinct from validation against physical SIJ motion. Sampling intervals omit constitutive, interpolation and boundary-condition uncertainty. The affine correction removes sacral strain as well as drift; a rigid-only check showed small differences in six subjects, with limited cohort coverage. Earlier pelvic FE work validated cortical strains</ns0:t>
+      </ns0:r>
+      <ns0:r>
+        <ns0:t xml:space="preserve"> </ns0:t>
+      </ns0:r>
+      <ns0:r>
+        <ns0:t xml:space="preserve">(Anderson et al. 2005)</ns0:t>
+      </ns0:r>
+      <ns0:r>
+        <ns0:t xml:space="preserve">, while small SIJ motions remain difficult to measure</ns0:t>
+      </ns0:r>
+      <ns0:r>
+        <ns0:t xml:space="preserve"> </ns0:t>
+      </ns0:r>
+      <ns0:r>
+        <ns0:t xml:space="preserve">(Goode et al. 2008)</ns0:t>
+      </ns0:r>
+      <ns0:r>
+        <ns0:t xml:space="preserve">; the present cohort has no matched experimental kinematic validation.</ns0:t>
       </ns0:r>
     </ns0:p>
     <ns0:p>
@@ -9191,17 +11211,18 @@
         <ns0:pStyle ns0:val="BodyText"/>
       </ns0:pPr>
       <ns0:r>
-        <ns0:t xml:space="preserve">The slopes describe conditional mechanical scaling under standardized forces. Physiological scaling with body-mass-dependent loading was not evaluated.</ns0:t>
+        <ns0:t xml:space="preserve">The next tests follow directly from the reduction question. An independent cohort should evaluate the fixed size and triad models under matched loads and assess the calibration of individual predictions. Matched specimens should test whether redistributing transverse forces changes signed joint-displacement directions and produces the predicted reduction relative to scalar endpoint combination. A reduced model predicting those directions from anatomy would then test whether the mechanism can be incorporated into transferable anatomical prediction. Measured cartilage, ligament and pretension variation would establish how far the current simplification survives beyond its fixed tissue assumptions.</ns0:t>
       </ns0:r>
     </ns0:p>
-    <ns0:bookmarkEnd ns0:id="55"/>
-    <ns0:bookmarkStart ns0:id="56" ns0:name="size-shape-and-sex-associated-response"/>
+    <ns0:bookmarkEnd ns0:id="66"/>
+    <ns0:bookmarkEnd ns0:id="67"/>
+    <ns0:bookmarkStart ns0:id="68" ns0:name="conclusion"/>
     <ns0:p>
       <ns0:pPr>
-        <ns0:pStyle ns0:val="Heading2"/>
+        <ns0:pStyle ns0:val="Heading1"/>
       </ns0:pPr>
       <ns0:r>
-        <ns0:t xml:space="preserve">Size, shape and sex-associated response</ns0:t>
+        <ns0:t xml:space="preserve">5. Conclusion</ns0:t>
       </ns0:r>
     </ns0:p>
     <ns0:p>
@@ -9209,37 +11230,60 @@
         <ns0:pStyle ns0:val="FirstParagraph"/>
       </ns0:pPr>
       <ns0:r>
-        <ns0:t xml:space="preserve">The female and male groups differed in several dimensions: female pelves had lower total bone volume but greater mean inlet depth, interspinous width and subpubic angle (Table 1). Sex groups therefore differ in both size and proportions. Anatomical evidence distinguishes allometric differences in overall proportions from largely non-allometric differences in subpubic angle</ns0:t>
-      </ns0:r>
-      <ns0:r>
-        <ns0:t xml:space="preserve"> </ns0:t>
-      </ns0:r>
-      <ns0:r>
-        <ns0:t xml:space="preserve">(Fischer and Mitteroecker 2017)</ns0:t>
-      </ns0:r>
-      <ns0:r>
-        <ns0:t xml:space="preserve">; local auricular shape also differs between sexes</ns0:t>
-      </ns0:r>
-      <ns0:r>
-        <ns0:t xml:space="preserve"> </ns0:t>
-      </ns0:r>
-      <ns0:r>
-        <ns0:t xml:space="preserve">(Nishi et al. 2020)</ns0:t>
-      </ns0:r>
-      <ns0:r>
-        <ns0:t xml:space="preserve">. Earlier representative-model comparisons of standing SIJ mechanics</ns0:t>
-      </ns0:r>
-      <ns0:r>
-        <ns0:t xml:space="preserve"> </ns0:t>
-      </ns0:r>
-      <ns0:r>
-        <ns0:t xml:space="preserve">(Joukar et al. 2018)</ns0:t>
-      </ns0:r>
-      <ns0:r>
-        <ns0:t xml:space="preserve"> </ns0:t>
-      </ns0:r>
-      <ns0:r>
-        <ns0:t xml:space="preserve">establish relevant prior evidence, while the present cohort examines how population contrasts change with explicit anatomical adjustment and loading context. Adding pelvic volume and the selected morphometric triad reduced the female translation coefficients from +0.055 to +0.258 mm across localized loads to -0.031 to +0.013 mm. All three fully adjusted translation intervals under localized loading included zero. Coefficient attenuation quantifies the change in the sex-associated contrast after anatomical adjustment. Sex equivalence and causal mediation were not tested.</ns0:t>
+        <ns0:t xml:space="preserve">Pelvic volume, age and three anatomical measures predicted a useful but load-dependent part of population SIJ motion in internal subject-held-out validation. The triad improved translation prediction beyond size in all five loads, while its contribution to rotation varied. A controlled within-subject experiment identified a separate limit: scalar endpoint magnitudes lost directional information needed to combine responses when the same forces were redistributed between application sites. Retaining signed vectors nearly recovered the mixed-load response. These findings support compact anatomical prediction under specified loads and motivate directional response models for load transfer. Generalization requires independent anatomy and experimental kinematic validation, including variation in soft-tissue properties.</ns0:t>
+      </ns0:r>
+    </ns0:p>
+    <ns0:bookmarkEnd ns0:id="68"/>
+    <ns0:bookmarkStart ns0:id="77" ns0:name="app:mathematical_formulation"/>
+    <ns0:p>
+      <ns0:pPr>
+        <ns0:pStyle ns0:val="Heading1"/>
+      </ns0:pPr>
+      <ns0:r>
+        <ns0:t xml:space="preserve">Appendix A. Mathematical formulation and verification</ns0:t>
+      </ns0:r>
+    </ns0:p>
+    <ns0:bookmarkStart ns0:id="69" ns0:name="app:implementation_checks"/>
+    <ns0:p>
+      <ns0:pPr>
+        <ns0:pStyle ns0:val="Heading2"/>
+      </ns0:pPr>
+      <ns0:r>
+        <ns0:t xml:space="preserve">A.1. Implementation and correspondence checks</ns0:t>
+      </ns0:r>
+    </ns0:p>
+    <ns0:p>
+      <ns0:pPr>
+        <ns0:pStyle ns0:val="FirstParagraph"/>
+      </ns0:pPr>
+      <ns0:r>
+        <ns0:t xml:space="preserve">Subject landmarks were obtained by thin-plate-spline RBF interpolation of template-to-subject displacements (10 neighbors; smoothing parameter 100). These morphometric interpolation settings differ from those used for the FE surface reconstruction. Repeated calculation of the eight measures for all 278 subjects agreed within</ns0:t>
+      </ns0:r>
+      <ns0:r>
+        <ns0:t xml:space="preserve"> </ns0:t>
+      </ns0:r>
+      <ns1:oMath>
+        <ns1:sSup>
+          <ns1:e>
+            <ns1:r>
+              <ns1:t>10</ns1:t>
+            </ns1:r>
+          </ns1:e>
+          <ns1:sup>
+            <ns1:r>
+              <ns1:rPr>
+                <ns1:sty ns1:val="p"/>
+              </ns1:rPr>
+              <ns1:t>−</ns1:t>
+            </ns1:r>
+            <ns1:r>
+              <ns1:t>8</ns1:t>
+            </ns1:r>
+          </ns1:sup>
+        </ns1:sSup>
+      </ns1:oMath>
+      <ns0:r>
+        <ns0:t xml:space="preserve"> mm or degrees.</ns0:t>
       </ns0:r>
     </ns0:p>
     <ns0:p>
@@ -9247,25 +11291,7 @@
         <ns0:pStyle ns0:val="BodyText"/>
       </ns0:pPr>
       <ns0:r>
-        <ns0:t xml:space="preserve">The subpubic-angle association depended on whether subjects were pooled or stratified by sex. The positive pooled correlation with LAB1 translation was not reproduced within either sex: both within-sex estimates were weakly negative and their tests did not reject zero correlation. The selected triad represents a subset of pelvic architecture. Out-of-sample predictive performance was not evaluated. External assessment should examine anatomical overlap between sexes, collinearity and performance beyond this cohort.</ns0:t>
-      </ns0:r>
-    </ns0:p>
-    <ns0:bookmarkEnd ns0:id="56"/>
-    <ns0:bookmarkStart ns0:id="57" ns0:name="Xc61f441f045efc4e71973426e9291966d73887c"/>
-    <ns0:p>
-      <ns0:pPr>
-        <ns0:pStyle ns0:val="Heading2"/>
-      </ns0:pPr>
-      <ns0:r>
-        <ns0:t xml:space="preserve">Geometry retains the subject-specific mechanical response</ns0:t>
-      </ns0:r>
-    </ns0:p>
-    <ns0:p>
-      <ns0:pPr>
-        <ns0:pStyle ns0:val="FirstParagraph"/>
-      </ns0:pPr>
-      <ns0:r>
-        <ns0:t xml:space="preserve">The matched geometry–density comparison quantified the preservation of individual responses after density standardization. Retaining individual geometry with the spatially varying median density field gave translation RMSE no greater than 0.028 mm and a minimum identity-line</ns0:t>
+        <ns0:t xml:space="preserve">Reference-to-reference checks were below</ns0:t>
       </ns0:r>
       <ns0:r>
         <ns0:t xml:space="preserve"> </ns0:t>
@@ -9274,12 +11300,18 @@
         <ns1:sSup>
           <ns1:e>
             <ns1:r>
-              <ns1:t>R</ns1:t>
+              <ns1:t>10</ns1:t>
             </ns1:r>
           </ns1:e>
           <ns1:sup>
             <ns1:r>
-              <ns1:t>2</ns1:t>
+              <ns1:rPr>
+                <ns1:sty ns1:val="p"/>
+              </ns1:rPr>
+              <ns1:t>−</ns1:t>
+            </ns1:r>
+            <ns1:r>
+              <ns1:t>8</ns1:t>
             </ns1:r>
           </ns1:sup>
         </ns1:sSup>
@@ -9288,39 +11320,7 @@
         <ns0:t xml:space="preserve"> </ns0:t>
       </ns0:r>
       <ns0:r>
-        <ns0:t xml:space="preserve">of 0.946. The minimum identity-line</ns0:t>
-      </ns0:r>
-      <ns0:r>
-        <ns0:t xml:space="preserve"> </ns0:t>
-      </ns0:r>
-      <ns1:oMath>
-        <ns1:sSup>
-          <ns1:e>
-            <ns1:r>
-              <ns1:t>R</ns1:t>
-            </ns1:r>
-          </ns1:e>
-          <ns1:sup>
-            <ns1:r>
-              <ns1:t>2</ns1:t>
-            </ns1:r>
-          </ns1:sup>
-        </ns1:sSup>
-      </ns1:oMath>
-      <ns0:r>
-        <ns0:t xml:space="preserve"> </ns0:t>
-      </ns0:r>
-      <ns0:r>
-        <ns0:t xml:space="preserve">for rotation was 0.878. The near-100% geometry-preserved/full variance ratios and small density-preserved/full ratios were consistent with these paired comparisons. CT-osteoabsorptiometry showed limited differences in mineralization patterns across auricular shape categories, although larger surfaces had higher iliac mineralization</ns0:t>
-      </ns0:r>
-      <ns0:r>
-        <ns0:t xml:space="preserve"> </ns0:t>
-      </ns0:r>
-      <ns0:r>
-        <ns0:t xml:space="preserve">(Poilliot et al. 2023)</ns0:t>
-      </ns0:r>
-      <ns0:r>
-        <ns0:t xml:space="preserve">. Those observations provide context on long-term subchondral adaptation. Individual geometry may be prioritized when modeling these joint-motion endpoints. The acceptable degree of density simplification depends on the error tolerance.</ns0:t>
+        <ns0:t xml:space="preserve">in degrees and mm for every subject. Node ordering was checked against the reference displacement fields for all five load cases. Geometry and displacement were evaluated with the same RBF parameters used for surface reconstruction. Subject pairing across the three variants follows the common row indices of the geometry and density inputs. This pairing was checked for consistency of row ordering; an independent identifier-based check was not available.</ns0:t>
       </ns0:r>
     </ns0:p>
     <ns0:p>
@@ -9328,193 +11328,46 @@
         <ns0:pStyle ns0:val="BodyText"/>
       </ns0:pPr>
       <ns0:r>
-        <ns0:t xml:space="preserve">This hierarchy is conditional on the passive static model and its implemented density–modulus law, including a low-density modulus floor. Cartilage properties, ligament properties and pretension were fixed. Ligament pretension can substantially affect SIJ predictions</ns0:t>
-      </ns0:r>
-      <ns0:r>
-        <ns0:t xml:space="preserve"> </ns0:t>
-      </ns0:r>
-      <ns0:r>
-        <ns0:t xml:space="preserve">(Heyland et al. 2025)</ns0:t>
-      </ns0:r>
-      <ns0:r>
-        <ns0:t xml:space="preserve">, and introducing individual soft-tissue variation could change the relative contributions. Under these constitutive assumptions, standardizing the represented bone-density field produced substantially smaller changes in these SIJ-motion endpoints than standardizing subject geometry. The constant low-density modulus branch suppresses represented stiffness variation and may contribute to this contrast; the comparison does not quantify the effect of density under alternative constitutive laws.</ns0:t>
-      </ns0:r>
-    </ns0:p>
-    <ns0:bookmarkEnd ns0:id="57"/>
-    <ns0:bookmarkStart ns0:id="58" ns0:name="X3eace44a7c89768affedc14c10768a72aa0bc9a"/>
-    <ns0:p>
-      <ns0:pPr>
-        <ns0:pStyle ns0:val="Heading2"/>
-      </ns0:pPr>
-      <ns0:r>
-        <ns0:t xml:space="preserve">Load path determines how architecture is expressed</ns0:t>
-      </ns0:r>
-    </ns0:p>
-    <ns0:p>
-      <ns0:pPr>
-        <ns0:pStyle ns0:val="FirstParagraph"/>
-      </ns0:pPr>
-      <ns0:r>
-        <ns0:t xml:space="preserve">SIJ mobility depended on force distribution. Redistributing 800 N from bilateral to unilateral acetabular support increased translation and rotation and strongly amplified bilateral asymmetry. The total applied force was unchanged, but its moments and route through the ring changed. This gives a population-level mechanical context to established accounts of SIJ load transfer</ns0:t>
-      </ns0:r>
-      <ns0:r>
-        <ns0:t xml:space="preserve"> </ns0:t>
-      </ns0:r>
-      <ns0:r>
-        <ns0:t xml:space="preserve">(Snijders, Vleeming, and Stoeckart 1993; Vleeming et al. 2012)</ns0:t>
-      </ns0:r>
-      <ns0:r>
-        <ns0:t xml:space="preserve">.</ns0:t>
-      </ns0:r>
-    </ns0:p>
-    <ns0:p>
-      <ns0:pPr>
-        <ns0:pStyle ns0:val="BodyText"/>
-      </ns0:pPr>
-      <ns0:r>
-        <ns0:t xml:space="preserve">Application site was also consequential. Both transverse force pairs reduced the craniocaudal component relative to bilateral support. The mediolateral contrast with bilateral support was positive for the ischial pair, whereas the interval for the internal-ring pair included zero. These comparisons partly supported the shared transverse-redistribution hypothesis and described distinct component patterns; a direct contrast between the two application sites was not reported.</ns0:t>
-      </ns0:r>
-    </ns0:p>
-    <ns0:bookmarkEnd ns0:id="58"/>
-    <ns0:bookmarkStart ns0:id="59" ns0:name="implications-for-functional-anatomy"/>
-    <ns0:p>
-      <ns0:pPr>
-        <ns0:pStyle ns0:val="Heading2"/>
-      </ns0:pPr>
-      <ns0:r>
-        <ns0:t xml:space="preserve">Implications for functional anatomy</ns0:t>
-      </ns0:r>
-    </ns0:p>
-    <ns0:p>
-      <ns0:pPr>
-        <ns0:pStyle ns0:val="FirstParagraph"/>
-      </ns0:pPr>
-      <ns0:r>
-        <ns0:t xml:space="preserve">Overall size was inversely associated with motion magnitude, preserving individual geometry retained subject-specific responses, and load path altered the expressed motion pattern. Sex captures part of the population variation in anatomical dimensions. The present analyses connect whole-pelvis size and dimensions to load-dependent motion and test a geometry-preserving density simplification. The evidence supports describing pelvic function through scale, architecture and loading context together.</ns0:t>
-      </ns0:r>
-    </ns0:p>
-    <ns0:p>
-      <ns0:pPr>
-        <ns0:pStyle ns0:val="BodyText"/>
-      </ns0:pPr>
-      <ns0:r>
-        <ns0:t xml:space="preserve">Covariation of stature and pelvic shape provides anatomical context for obstetric dimensions</ns0:t>
-      </ns0:r>
-      <ns0:r>
-        <ns0:t xml:space="preserve"> </ns0:t>
-      </ns0:r>
-      <ns0:r>
-        <ns0:t xml:space="preserve">(Fischer and Mitteroecker 2015)</ns0:t>
-      </ns0:r>
-      <ns0:r>
-        <ns0:t xml:space="preserve">. The present endpoints quantify relative SIJ motion. Signed joint opening and birth-canal expansion were not measured. Their evaluation under delivery conditions requires direct surface-separation and canal measurements, together with fetal contact and soft-tissue interactions</ns0:t>
-      </ns0:r>
-      <ns0:r>
-        <ns0:t xml:space="preserve"> </ns0:t>
-      </ns0:r>
-      <ns0:r>
-        <ns0:t xml:space="preserve">(Chen and Grimm 2021)</ns0:t>
-      </ns0:r>
-      <ns0:r>
-        <ns0:t xml:space="preserve">.</ns0:t>
-      </ns0:r>
-    </ns0:p>
-    <ns0:bookmarkEnd ns0:id="59"/>
-    <ns0:bookmarkStart ns0:id="60" ns0:name="limitations-and-experimental-tests"/>
-    <ns0:p>
-      <ns0:pPr>
-        <ns0:pStyle ns0:val="Heading2"/>
-      </ns0:pPr>
-      <ns0:r>
-        <ns0:t xml:space="preserve">Limitations and experimental tests</ns0:t>
-      </ns0:r>
-    </ns0:p>
-    <ns0:p>
-      <ns0:pPr>
-        <ns0:pStyle ns0:val="FirstParagraph"/>
-      </ns0:pPr>
-      <ns0:r>
-        <ns0:t xml:space="preserve">The model represents passive, static mechanics with a constrained sacrum, nominal cartilage properties and linearized ligaments, without muscle activation or frictional contact. The density comparison inherits these choices. Absolute motion magnitudes depend on using the zero-displacement anatomical configuration rather than an equilibrated pretension-only reference; all paired load comparisons use the same reference convention and prescribed pretension. The cohort spans ages 16–91 and does not specifically represent pregnant or laboring women; pregnancy-related adaptation, parity, pain and delivery outcomes were not analyzed. The retrospective selection of dimensions and comparisons also limits confirmatory interpretation.</ns0:t>
-      </ns0:r>
-    </ns0:p>
-    <ns0:p>
-      <ns0:pPr>
-        <ns0:pStyle ns0:val="BodyText"/>
-      </ns0:pPr>
-      <ns0:r>
-        <ns0:t xml:space="preserve">Affine sacral correction removes sacral strain as well as rigid drift. The rigid-only sensitivity check showed small endpoint changes in the six subjects examined; its coverage was limited to this subset. Sampling intervals exclude constitutive, anatomical-interpolation and boundary-condition uncertainty. A previous subject-specific pelvic model was validated against cortical strains</ns0:t>
-      </ns0:r>
-      <ns0:r>
-        <ns0:t xml:space="preserve"> </ns0:t>
-      </ns0:r>
-      <ns0:r>
-        <ns0:t xml:space="preserve">(Anderson et al. 2005)</ns0:t>
-      </ns0:r>
-      <ns0:r>
-        <ns0:t xml:space="preserve">. Physiological SIJ kinematics remain unvalidated in the present cohort. Further assessment of mesh and anatomical-interpolation accuracy, together with independent measurements under matched loads, would strengthen numerical and experimental validation, particularly given the difficulty of measuring small SIJ motions</ns0:t>
-      </ns0:r>
-      <ns0:r>
-        <ns0:t xml:space="preserve"> </ns0:t>
-      </ns0:r>
-      <ns0:r>
-        <ns0:t xml:space="preserve">(Goode et al. 2008)</ns0:t>
-      </ns0:r>
-      <ns0:r>
-        <ns0:t xml:space="preserve">.</ns0:t>
-      </ns0:r>
-    </ns0:p>
-    <ns0:p>
-      <ns0:pPr>
-        <ns0:pStyle ns0:val="BodyText"/>
-      </ns0:pPr>
-      <ns0:r>
-        <ns0:t xml:space="preserve">The resulting experimental predictions are specific: unilateral loading should increase bilateral asymmetry at matched total acetabular force, and transverse forces at the internal ring and ischial tuberosities should produce different component responses. Tests should measure signed SIJ surface separation alongside the reported point-motion endpoints. Comparing subject-specific and standardized density assignments against those measurements would test the proposed simplification, while introducing measured cartilage, ligament and pretension variation would test its scope. Independent specimens and loading configurations are needed to determine how far the anatomical relationships generalize.</ns0:t>
-      </ns0:r>
-    </ns0:p>
-    <ns0:bookmarkEnd ns0:id="60"/>
-    <ns0:bookmarkEnd ns0:id="61"/>
-    <ns0:bookmarkStart ns0:id="62" ns0:name="conclusion"/>
-    <ns0:p>
-      <ns0:pPr>
-        <ns0:pStyle ns0:val="Heading1"/>
-      </ns0:pPr>
-      <ns0:r>
-        <ns0:t xml:space="preserve">5. Conclusion</ns0:t>
-      </ns0:r>
-    </ns0:p>
-    <ns0:p>
-      <ns0:pPr>
-        <ns0:pStyle ns0:val="FirstParagraph"/>
-      </ns0:pPr>
-      <ns0:r>
-        <ns0:t xml:space="preserve">Under standardized loading, pelvic size showed a consistent inverse conditional association with SIJ motion, while individual geometry retained much of the subject-specific response under standardized bone density and fixed soft-tissue properties. Load distribution and application site determined how that response was expressed. Adjustment for pelvic volume and the selected morphometric triad also substantially attenuated sex-associated translation differences under localized loading. These findings identify anatomical scale, individual architecture and loading context as complementary descriptors of modeled SIJ response.</ns0:t>
-      </ns0:r>
-    </ns0:p>
-    <ns0:bookmarkEnd ns0:id="62"/>
-    <ns0:bookmarkStart ns0:id="71" ns0:name="app:mathematical_formulation"/>
-    <ns0:p>
-      <ns0:pPr>
-        <ns0:pStyle ns0:val="Heading1"/>
-      </ns0:pPr>
-      <ns0:r>
-        <ns0:t xml:space="preserve">Appendix A. Mathematical formulation and verification</ns0:t>
-      </ns0:r>
-    </ns0:p>
-    <ns0:bookmarkStart ns0:id="63" ns0:name="app:implementation_checks"/>
-    <ns0:p>
-      <ns0:pPr>
-        <ns0:pStyle ns0:val="Heading2"/>
-      </ns0:pPr>
-      <ns0:r>
-        <ns0:t xml:space="preserve">A.1. Implementation and correspondence checks</ns0:t>
-      </ns0:r>
-    </ns0:p>
-    <ns0:p>
-      <ns0:pPr>
-        <ns0:pStyle ns0:val="FirstParagraph"/>
-      </ns0:pPr>
-      <ns0:r>
-        <ns0:t xml:space="preserve">Subject landmarks were obtained by thin-plate-spline RBF interpolation of template-to-subject displacements (10 neighbors; smoothing parameter 100). These morphometric interpolation settings differ from those used for the FE surface reconstruction. Repeated calculation of the eight measures for all 278 subjects agreed within</ns0:t>
+        <ns0:t xml:space="preserve">The FE displacement and geometry spaces were continuous vector P1 on linear tetrahedra, with DG0 material fields and integration degree 6. The linear system used PETSc</ns0:t>
+      </ns0:r>
+      <ns0:r>
+        <ns0:t xml:space="preserve"> </ns0:t>
+      </ns0:r>
+      <ns0:r>
+        <ns0:rPr>
+          <ns0:rStyle ns0:val="VerbatimChar"/>
+        </ns0:rPr>
+        <ns0:t xml:space="preserve">KSPPREONLY</ns0:t>
+      </ns0:r>
+      <ns0:r>
+        <ns0:t xml:space="preserve">,</ns0:t>
+      </ns0:r>
+      <ns0:r>
+        <ns0:t xml:space="preserve"> </ns0:t>
+      </ns0:r>
+      <ns0:r>
+        <ns0:rPr>
+          <ns0:rStyle ns0:val="VerbatimChar"/>
+        </ns0:rPr>
+        <ns0:t xml:space="preserve">PCLU</ns0:t>
+      </ns0:r>
+      <ns0:r>
+        <ns0:t xml:space="preserve"> </ns0:t>
+      </ns0:r>
+      <ns0:r>
+        <ns0:t xml:space="preserve">and MUMPS, with option prefix</ns0:t>
+      </ns0:r>
+      <ns0:r>
+        <ns0:t xml:space="preserve"> </ns0:t>
+      </ns0:r>
+      <ns0:r>
+        <ns0:rPr>
+          <ns0:rStyle ns0:val="VerbatimChar"/>
+        </ns0:rPr>
+        <ns0:t xml:space="preserve">elas_</ns0:t>
+      </ns0:r>
+      <ns0:r>
+        <ns0:t xml:space="preserve">. Configured relative and absolute tolerances were</ns0:t>
       </ns0:r>
       <ns0:r>
         <ns0:t xml:space="preserve"> </ns0:t>
@@ -9534,21 +11387,16 @@
               <ns1:t>−</ns1:t>
             </ns1:r>
             <ns1:r>
-              <ns1:t>8</ns1:t>
+              <ns1:t>10</ns1:t>
             </ns1:r>
           </ns1:sup>
         </ns1:sSup>
       </ns1:oMath>
       <ns0:r>
-        <ns0:t xml:space="preserve"> mm or degrees.</ns0:t>
-      </ns0:r>
-    </ns0:p>
-    <ns0:p>
-      <ns0:pPr>
-        <ns0:pStyle ns0:val="BodyText"/>
-      </ns0:pPr>
-      <ns0:r>
-        <ns0:t xml:space="preserve">Reference-to-reference checks were below</ns0:t>
+        <ns0:t xml:space="preserve"> </ns0:t>
+      </ns0:r>
+      <ns0:r>
+        <ns0:t xml:space="preserve">and</ns0:t>
       </ns0:r>
       <ns0:r>
         <ns0:t xml:space="preserve"> </ns0:t>
@@ -9568,122 +11416,17 @@
               <ns1:t>−</ns1:t>
             </ns1:r>
             <ns1:r>
-              <ns1:t>8</ns1:t>
+              <ns1:t>12</ns1:t>
             </ns1:r>
           </ns1:sup>
         </ns1:sSup>
       </ns1:oMath>
       <ns0:r>
-        <ns0:t xml:space="preserve"> </ns0:t>
-      </ns0:r>
-      <ns0:r>
-        <ns0:t xml:space="preserve">in degrees and mm for every subject. Node ordering was checked against the reference displacement fields for all five load cases. Geometry and displacement were evaluated with the same RBF parameters used for surface reconstruction. Subject pairing across the three variants follows the common row indices of the geometry and density inputs. This pairing was checked for consistency of row ordering; an independent identifier-based check was not available.</ns0:t>
+        <ns0:t xml:space="preserve">, with an iteration limit of 1000; the selected direct factorization does not use an iterative residual stopping test. The implementation records PETSc’s convergence reason. RBF transfer of the geometry displacement to FE nodes used 10 neighbors and smoothing 50; transfer from FE nodes to the measurement geometry used 10 neighbors and zero smoothing.</ns0:t>
       </ns0:r>
     </ns0:p>
-    <ns0:p>
-      <ns0:pPr>
-        <ns0:pStyle ns0:val="BodyText"/>
-      </ns0:pPr>
-      <ns0:r>
-        <ns0:t xml:space="preserve">The FE displacement and geometry spaces were continuous vector P1 on linear tetrahedra, with DG0 material fields and integration degree 6. The linear system used PETSc</ns0:t>
-      </ns0:r>
-      <ns0:r>
-        <ns0:t xml:space="preserve"> </ns0:t>
-      </ns0:r>
-      <ns0:r>
-        <ns0:rPr>
-          <ns0:rStyle ns0:val="VerbatimChar"/>
-        </ns0:rPr>
-        <ns0:t xml:space="preserve">KSPPREONLY</ns0:t>
-      </ns0:r>
-      <ns0:r>
-        <ns0:t xml:space="preserve">,</ns0:t>
-      </ns0:r>
-      <ns0:r>
-        <ns0:t xml:space="preserve"> </ns0:t>
-      </ns0:r>
-      <ns0:r>
-        <ns0:rPr>
-          <ns0:rStyle ns0:val="VerbatimChar"/>
-        </ns0:rPr>
-        <ns0:t xml:space="preserve">PCLU</ns0:t>
-      </ns0:r>
-      <ns0:r>
-        <ns0:t xml:space="preserve"> </ns0:t>
-      </ns0:r>
-      <ns0:r>
-        <ns0:t xml:space="preserve">and MUMPS, with option prefix</ns0:t>
-      </ns0:r>
-      <ns0:r>
-        <ns0:t xml:space="preserve"> </ns0:t>
-      </ns0:r>
-      <ns0:r>
-        <ns0:rPr>
-          <ns0:rStyle ns0:val="VerbatimChar"/>
-        </ns0:rPr>
-        <ns0:t xml:space="preserve">elas_</ns0:t>
-      </ns0:r>
-      <ns0:r>
-        <ns0:t xml:space="preserve">. Configured relative and absolute tolerances were</ns0:t>
-      </ns0:r>
-      <ns0:r>
-        <ns0:t xml:space="preserve"> </ns0:t>
-      </ns0:r>
-      <ns1:oMath>
-        <ns1:sSup>
-          <ns1:e>
-            <ns1:r>
-              <ns1:t>10</ns1:t>
-            </ns1:r>
-          </ns1:e>
-          <ns1:sup>
-            <ns1:r>
-              <ns1:rPr>
-                <ns1:sty ns1:val="p"/>
-              </ns1:rPr>
-              <ns1:t>−</ns1:t>
-            </ns1:r>
-            <ns1:r>
-              <ns1:t>10</ns1:t>
-            </ns1:r>
-          </ns1:sup>
-        </ns1:sSup>
-      </ns1:oMath>
-      <ns0:r>
-        <ns0:t xml:space="preserve"> </ns0:t>
-      </ns0:r>
-      <ns0:r>
-        <ns0:t xml:space="preserve">and</ns0:t>
-      </ns0:r>
-      <ns0:r>
-        <ns0:t xml:space="preserve"> </ns0:t>
-      </ns0:r>
-      <ns1:oMath>
-        <ns1:sSup>
-          <ns1:e>
-            <ns1:r>
-              <ns1:t>10</ns1:t>
-            </ns1:r>
-          </ns1:e>
-          <ns1:sup>
-            <ns1:r>
-              <ns1:rPr>
-                <ns1:sty ns1:val="p"/>
-              </ns1:rPr>
-              <ns1:t>−</ns1:t>
-            </ns1:r>
-            <ns1:r>
-              <ns1:t>12</ns1:t>
-            </ns1:r>
-          </ns1:sup>
-        </ns1:sSup>
-      </ns1:oMath>
-      <ns0:r>
-        <ns0:t xml:space="preserve">, with an iteration limit of 1000; the selected direct factorization does not use an iterative residual stopping test. The implementation records PETSc’s convergence reason. RBF transfer of the geometry displacement to FE nodes used 10 neighbors and smoothing 50; transfer from FE nodes to the measurement geometry used 10 neighbors and zero smoothing.</ns0:t>
-      </ns0:r>
-    </ns0:p>
-    <ns0:bookmarkEnd ns0:id="63"/>
-    <ns0:bookmarkStart ns0:id="64" ns0:name="a.2.-reference-mapping-and-equilibrium"/>
+    <ns0:bookmarkEnd ns0:id="69"/>
+    <ns0:bookmarkStart ns0:id="70" ns0:name="a.2.-reference-mapping-and-equilibrium"/>
     <ns0:p>
       <ns0:pPr>
         <ns0:pStyle ns0:val="Heading2"/>
@@ -11848,8 +13591,8 @@
         <ns0:t xml:space="preserve">. The penalty and load integrals use the corresponding mapped surface measures. The force vectors are listed in Table 2; their global axes are not assumed identical to the PCA reporting axes below.</ns0:t>
       </ns0:r>
     </ns0:p>
-    <ns0:bookmarkEnd ns0:id="64"/>
-    <ns0:bookmarkStart ns0:id="65" ns0:name="a.3.-unloaded-and-loaded-surfaces"/>
+    <ns0:bookmarkEnd ns0:id="70"/>
+    <ns0:bookmarkStart ns0:id="71" ns0:name="a.3.-unloaded-and-loaded-surfaces"/>
     <ns0:p>
       <ns0:pPr>
         <ns0:pStyle ns0:val="Heading2"/>
@@ -12215,8 +13958,8 @@
         <ns0:t xml:space="preserve">would incorrectly include subject morphology in the measured motion. Geometry was reconstructed with two-stage interpolation: template-to-FE mapping (10 neighbors, smoothing 50) followed by FE-to-surface mapping (10 neighbors, zero smoothing). Elastic displacement fields use the latter interpolation. Cached sparse interpolation weights implement the same linear RBF evaluation; numerical comparisons against direct RBF evaluation check this equivalence.</ns0:t>
       </ns0:r>
     </ns0:p>
-    <ns0:bookmarkEnd ns0:id="65"/>
-    <ns0:bookmarkStart ns0:id="66" ns0:name="a.4.-pelvis-aligned-reporting-frame"/>
+    <ns0:bookmarkEnd ns0:id="71"/>
+    <ns0:bookmarkStart ns0:id="72" ns0:name="a.4.-pelvis-aligned-reporting-frame"/>
     <ns0:p>
       <ns0:pPr>
         <ns0:pStyle ns0:val="Heading2"/>
@@ -12568,8 +14311,8 @@
         <ns0:t xml:space="preserve">sign.</ns0:t>
       </ns0:r>
     </ns0:p>
-    <ns0:bookmarkEnd ns0:id="66"/>
-    <ns0:bookmarkStart ns0:id="67" ns0:name="X8a815f754a8667174a0bb1593fcd89d67de5cd4"/>
+    <ns0:bookmarkEnd ns0:id="72"/>
+    <ns0:bookmarkStart ns0:id="73" ns0:name="X8a815f754a8667174a0bb1593fcd89d67de5cd4"/>
     <ns0:p>
       <ns0:pPr>
         <ns0:pStyle ns0:val="Heading2"/>
@@ -13383,8 +15126,8 @@
         <ns0:t xml:space="preserve">The fit is repeated after excluding the largest 10% residuals, using two trimming iterations. Trimming reduces outlier influence but does not validate the ROI as a physical contact patch.</ns0:t>
       </ns0:r>
     </ns0:p>
-    <ns0:bookmarkEnd ns0:id="67"/>
-    <ns0:bookmarkStart ns0:id="68" ns0:name="a.6.-relative-rotation-and-translation"/>
+    <ns0:bookmarkEnd ns0:id="73"/>
+    <ns0:bookmarkStart ns0:id="74" ns0:name="a.6.-relative-rotation-and-translation"/>
     <ns0:p>
       <ns0:pPr>
         <ns0:pStyle ns0:val="Heading2"/>
@@ -15538,8 +17281,8 @@
         <ns0:t xml:space="preserve">with numerical clipping. The Cardan norm approximates it at small angles and depends on the chosen axes and sequence.</ns0:t>
       </ns0:r>
     </ns0:p>
-    <ns0:bookmarkEnd ns0:id="68"/>
-    <ns0:bookmarkStart ns0:id="69" ns0:name="a.7.-conditional-size-scaling"/>
+    <ns0:bookmarkEnd ns0:id="74"/>
+    <ns0:bookmarkStart ns0:id="75" ns0:name="a.7.-conditional-size-scaling"/>
     <ns0:p>
       <ns0:pPr>
         <ns0:pStyle ns0:val="Heading2"/>
@@ -16049,11 +17792,11 @@
         <ns0:pStyle ns0:val="FirstParagraph"/>
       </ns0:pPr>
       <ns0:r>
-        <ns0:t xml:space="preserve">Reported intervals use this full covariance. Exponentiating a fitted log response gives a conditional geometric mean, not an unbiased arithmetic mean. Figure 7 reports slopes from this model. Supplementary Figure S1 shows its conditional geometric-mean curves with age and the morphometric covariates set to their cohort means.</ns0:t>
+        <ns0:t xml:space="preserve">Reported intervals use this full covariance. Exponentiating a fitted log response gives a conditional geometric mean, not an unbiased arithmetic mean. Supplementary Figure S3 reports slopes from this model. Supplementary Figure S1 shows its conditional geometric-mean curves with age and the morphometric covariates set to their cohort means.</ns0:t>
       </ns0:r>
     </ns0:p>
-    <ns0:bookmarkEnd ns0:id="69"/>
-    <ns0:bookmarkStart ns0:id="70" ns0:name="X675c6686dc2701ae469a06b1143747568761250"/>
+    <ns0:bookmarkEnd ns0:id="75"/>
+    <ns0:bookmarkStart ns0:id="76" ns0:name="X675c6686dc2701ae469a06b1143747568761250"/>
     <ns0:p>
       <ns0:pPr>
         <ns0:pStyle ns0:val="Heading2"/>
@@ -16184,7 +17927,7 @@
         <ns0:t xml:space="preserve"> </ns0:t>
       </ns0:r>
       <ns0:r>
-        <ns0:t xml:space="preserve">uses 1 mm or 1 degree as the reference unit. Changing these reference units changes intercepts, but not the sex-specific volume slopes. Standardized predictors are</ns0:t>
+        <ns0:t xml:space="preserve">uses 1 mm or 1 degree as the reference unit. Changing these reference units changes intercepts, but not the sex-specific volume slopes. For the association models, standardized predictors are</ns0:t>
       </ns0:r>
       <ns0:r>
         <ns0:t xml:space="preserve"> </ns0:t>
@@ -16291,7 +18034,7 @@
         <ns0:t xml:space="preserve"> </ns0:t>
       </ns0:r>
       <ns0:r>
-        <ns0:t xml:space="preserve">is the cohort sample standard deviation; for log volume, the logarithm is taken before standardization.</ns0:t>
+        <ns0:t xml:space="preserve">is the cohort sample standard deviation; for log volume, the logarithm is taken before standardization. Predictive models instead estimate these quantities within each training fold, as specified in the main Methods.</ns0:t>
       </ns0:r>
     </ns0:p>
     <ns0:p>
@@ -17092,15 +18835,25 @@
         <ns0:t xml:space="preserve">values apply Benjamini–Hochberg adjustment within the specified test families; these two summaries need not cross their respective thresholds together.</ns0:t>
       </ns0:r>
     </ns0:p>
-    <ns0:bookmarkEnd ns0:id="70"/>
-    <ns0:bookmarkEnd ns0:id="71"/>
-    <ns0:bookmarkStart ns0:id="72" ns0:name="acknowledgements"/>
+    <ns0:bookmarkEnd ns0:id="76"/>
+    <ns0:bookmarkEnd ns0:id="77"/>
+    <ns0:bookmarkStart ns0:id="78" ns0:name="acknowledgements"/>
     <ns0:p>
       <ns0:pPr>
         <ns0:pStyle ns0:val="Heading1"/>
       </ns0:pPr>
       <ns0:r>
         <ns0:t xml:space="preserve">Acknowledgements</ns0:t>
+      </ns0:r>
+    </ns0:p>
+    <ns0:bookmarkEnd ns0:id="78"/>
+    <ns0:bookmarkStart ns0:id="79" ns0:name="funding"/>
+    <ns0:p>
+      <ns0:pPr>
+        <ns0:pStyle ns0:val="Heading1"/>
+      </ns0:pPr>
+      <ns0:r>
+        <ns0:t xml:space="preserve">Funding</ns0:t>
       </ns0:r>
     </ns0:p>
     <ns0:p>
@@ -17108,17 +18861,17 @@
         <ns0:pStyle ns0:val="FirstParagraph"/>
       </ns0:pPr>
       <ns0:r>
-        <ns0:t xml:space="preserve">We thank the BoneDat project for curating and providing the standardized imaging-derived dataset used in this study.</ns0:t>
+        <ns0:t xml:space="preserve">This work was supported by the Czech Science Foundation (GAČR; Grant No. 24-10862S).</ns0:t>
       </ns0:r>
     </ns0:p>
-    <ns0:bookmarkEnd ns0:id="72"/>
-    <ns0:bookmarkStart ns0:id="73" ns0:name="funding"/>
+    <ns0:bookmarkEnd ns0:id="79"/>
+    <ns0:bookmarkStart ns0:id="80" ns0:name="author-contributions"/>
     <ns0:p>
       <ns0:pPr>
         <ns0:pStyle ns0:val="Heading1"/>
       </ns0:pPr>
       <ns0:r>
-        <ns0:t xml:space="preserve">Funding</ns0:t>
+        <ns0:t xml:space="preserve">Author contributions</ns0:t>
       </ns0:r>
     </ns0:p>
     <ns0:p>
@@ -17126,17 +18879,17 @@
         <ns0:pStyle ns0:val="FirstParagraph"/>
       </ns0:pPr>
       <ns0:r>
-        <ns0:t xml:space="preserve">This work was supported by the Czech Science Foundation (GAČR; Grant No. 24-10862S).</ns0:t>
+        <ns0:t xml:space="preserve">CRediT authorship contribution statement. Petr Henyš: Conceptualization; Methodology; Software; Formal analysis; Investigation; Data curation; Visualization; Funding acquisition; Writing – original draft; Writing – review &amp; editing. Niels Hammer: Supervision; Writing – review &amp; editing.</ns0:t>
       </ns0:r>
     </ns0:p>
-    <ns0:bookmarkEnd ns0:id="73"/>
-    <ns0:bookmarkStart ns0:id="74" ns0:name="author-contributions"/>
+    <ns0:bookmarkEnd ns0:id="80"/>
+    <ns0:bookmarkStart ns0:id="81" ns0:name="conflict-of-interest-statement"/>
     <ns0:p>
       <ns0:pPr>
         <ns0:pStyle ns0:val="Heading1"/>
       </ns0:pPr>
       <ns0:r>
-        <ns0:t xml:space="preserve">Author contributions</ns0:t>
+        <ns0:t xml:space="preserve">Conflict of interest statement</ns0:t>
       </ns0:r>
     </ns0:p>
     <ns0:p>
@@ -17144,17 +18897,17 @@
         <ns0:pStyle ns0:val="FirstParagraph"/>
       </ns0:pPr>
       <ns0:r>
-        <ns0:t xml:space="preserve">CRediT authorship contribution statement. Petr Henyš: Conceptualization; Methodology; Software; Formal analysis; Investigation; Data curation; Visualization; Funding acquisition; Writing – original draft; Writing – review &amp; editing. Niels Hammer: Supervision; Writing – review &amp; editing.</ns0:t>
+        <ns0:t xml:space="preserve">The authors declare no conflicts of interest.</ns0:t>
       </ns0:r>
     </ns0:p>
-    <ns0:bookmarkEnd ns0:id="74"/>
-    <ns0:bookmarkStart ns0:id="75" ns0:name="conflict-of-interest-statement"/>
+    <ns0:bookmarkEnd ns0:id="81"/>
+    <ns0:bookmarkStart ns0:id="82" ns0:name="supporting-information"/>
     <ns0:p>
       <ns0:pPr>
         <ns0:pStyle ns0:val="Heading1"/>
       </ns0:pPr>
       <ns0:r>
-        <ns0:t xml:space="preserve">Conflict of interest statement</ns0:t>
+        <ns0:t xml:space="preserve">Supporting information</ns0:t>
       </ns0:r>
     </ns0:p>
     <ns0:p>
@@ -17162,17 +18915,17 @@
         <ns0:pStyle ns0:val="FirstParagraph"/>
       </ns0:pPr>
       <ns0:r>
-        <ns0:t xml:space="preserve">The authors declare no conflicts of interest.</ns0:t>
+        <ns0:t xml:space="preserve">Supporting Information provides paired prediction gains and benchmark errors, statistical definitions, direct application-site contrasts, density-standardization error tails, variance ratios, sex models, exploratory conditional volume associations and extraction sensitivity diagnostics.</ns0:t>
       </ns0:r>
     </ns0:p>
-    <ns0:bookmarkEnd ns0:id="75"/>
-    <ns0:bookmarkStart ns0:id="76" ns0:name="supporting-information"/>
+    <ns0:bookmarkEnd ns0:id="82"/>
+    <ns0:bookmarkStart ns0:id="84" ns0:name="data-availability-statement"/>
     <ns0:p>
       <ns0:pPr>
         <ns0:pStyle ns0:val="Heading1"/>
       </ns0:pPr>
       <ns0:r>
-        <ns0:t xml:space="preserve">Supporting information</ns0:t>
+        <ns0:t xml:space="preserve">Data Availability Statement</ns0:t>
       </ns0:r>
     </ns0:p>
     <ns0:p>
@@ -17180,24 +18933,6 @@
         <ns0:pStyle ns0:val="FirstParagraph"/>
       </ns0:pPr>
       <ns0:r>
-        <ns0:t xml:space="preserve">Supporting Information provides statistical definitions, component contrasts, variance ratios, sex models, the scale reparameterization, and extraction sensitivity diagnostics.</ns0:t>
-      </ns0:r>
-    </ns0:p>
-    <ns0:bookmarkEnd ns0:id="76"/>
-    <ns0:bookmarkStart ns0:id="78" ns0:name="data-availability-statement"/>
-    <ns0:p>
-      <ns0:pPr>
-        <ns0:pStyle ns0:val="Heading1"/>
-      </ns0:pPr>
-      <ns0:r>
-        <ns0:t xml:space="preserve">Data Availability Statement</ns0:t>
-      </ns0:r>
-    </ns0:p>
-    <ns0:p>
-      <ns0:pPr>
-        <ns0:pStyle ns0:val="FirstParagraph"/>
-      </ns0:pPr>
-      <ns0:r>
         <ns0:t xml:space="preserve">The source anonymized CT images, segmentations and standardized anatomical geometries are available through BoneDat</ns0:t>
       </ns0:r>
       <ns0:r>
@@ -17212,7 +18947,7 @@
       <ns0:r>
         <ns0:t xml:space="preserve"> </ns0:t>
       </ns0:r>
-      <ns0:hyperlink ns5:id="rId77">
+      <ns0:hyperlink ns5:id="rId83">
         <ns0:r>
           <ns0:rPr>
             <ns0:rStyle ns0:val="Hyperlink"/>
@@ -17221,11 +18956,11 @@
         </ns0:r>
       </ns0:hyperlink>
       <ns0:r>
-        <ns0:t xml:space="preserve">. The present study’s derived morphometric tables, subject-level motion endpoints, machine-readable model estimates and analysis code have not been deposited in a public repository. The Supporting Information provides the statistical definitions, component contrasts, variance ratios, model estimates and sensitivity analyses reported here. The BoneDat record identifies the source imaging and anatomical data, not a repository for this study’s FE results or code.</ns0:t>
+        <ns0:t xml:space="preserve">. The present study’s derived morphometric tables, subject-level motion endpoints, held-out predictions, load-mixture results, machine-readable model estimates and analysis code have not been deposited in a public repository. The Supporting Information provides the statistical definitions, component contrasts, variance ratios, model estimates and sensitivity analyses reported here. The BoneDat record identifies the source imaging and anatomical data, not a repository for this study’s FE results or code.</ns0:t>
       </ns0:r>
     </ns0:p>
-    <ns0:bookmarkEnd ns0:id="78"/>
-    <ns0:bookmarkStart ns0:id="136" ns0:name="references"/>
+    <ns0:bookmarkEnd ns0:id="84"/>
+    <ns0:bookmarkStart ns0:id="142" ns0:name="references"/>
     <ns0:p>
       <ns0:pPr>
         <ns0:pStyle ns0:val="Heading1"/>
@@ -17234,8 +18969,8 @@
         <ns0:t xml:space="preserve">References</ns0:t>
       </ns0:r>
     </ns0:p>
-    <ns0:bookmarkStart ns0:id="135" ns0:name="refs"/>
-    <ns0:bookmarkStart ns0:id="80" ns0:name="ref-Anderson2005"/>
+    <ns0:bookmarkStart ns0:id="141" ns0:name="refs"/>
+    <ns0:bookmarkStart ns0:id="86" ns0:name="ref-Anderson2005"/>
     <ns0:p>
       <ns0:pPr>
         <ns0:pStyle ns0:val="Bibliography"/>
@@ -17268,7 +19003,7 @@
       <ns0:r>
         <ns0:t xml:space="preserve"> </ns0:t>
       </ns0:r>
-      <ns0:hyperlink ns5:id="rId79">
+      <ns0:hyperlink ns5:id="rId85">
         <ns0:r>
           <ns0:rPr>
             <ns0:rStyle ns0:val="Hyperlink"/>
@@ -17280,8 +19015,8 @@
         <ns0:t xml:space="preserve">.</ns0:t>
       </ns0:r>
     </ns0:p>
-    <ns0:bookmarkEnd ns0:id="80"/>
-    <ns0:bookmarkStart ns0:id="82" ns0:name="ref-BenjaminiHochberg1995"/>
+    <ns0:bookmarkEnd ns0:id="86"/>
+    <ns0:bookmarkStart ns0:id="88" ns0:name="ref-BenjaminiHochberg1995"/>
     <ns0:p>
       <ns0:pPr>
         <ns0:pStyle ns0:val="Bibliography"/>
@@ -17314,7 +19049,7 @@
       <ns0:r>
         <ns0:t xml:space="preserve"> </ns0:t>
       </ns0:r>
-      <ns0:hyperlink ns5:id="rId81">
+      <ns0:hyperlink ns5:id="rId87">
         <ns0:r>
           <ns0:rPr>
             <ns0:rStyle ns0:val="Hyperlink"/>
@@ -17326,8 +19061,8 @@
         <ns0:t xml:space="preserve">.</ns0:t>
       </ns0:r>
     </ns0:p>
-    <ns0:bookmarkEnd ns0:id="82"/>
-    <ns0:bookmarkStart ns0:id="84" ns0:name="ref-BonetWood2008"/>
+    <ns0:bookmarkEnd ns0:id="88"/>
+    <ns0:bookmarkStart ns0:id="90" ns0:name="ref-BonetWood2008"/>
     <ns0:p>
       <ns0:pPr>
         <ns0:pStyle ns0:val="Bibliography"/>
@@ -17351,7 +19086,7 @@
       <ns0:r>
         <ns0:t xml:space="preserve"> </ns0:t>
       </ns0:r>
-      <ns0:hyperlink ns5:id="rId83">
+      <ns0:hyperlink ns5:id="rId89">
         <ns0:r>
           <ns0:rPr>
             <ns0:rStyle ns0:val="Hyperlink"/>
@@ -17363,8 +19098,8 @@
         <ns0:t xml:space="preserve">.</ns0:t>
       </ns0:r>
     </ns0:p>
-    <ns0:bookmarkEnd ns0:id="84"/>
-    <ns0:bookmarkStart ns0:id="86" ns0:name="ref-CameronMiller2015"/>
+    <ns0:bookmarkEnd ns0:id="90"/>
+    <ns0:bookmarkStart ns0:id="92" ns0:name="ref-CameronMiller2015"/>
     <ns0:p>
       <ns0:pPr>
         <ns0:pStyle ns0:val="Bibliography"/>
@@ -17397,7 +19132,7 @@
       <ns0:r>
         <ns0:t xml:space="preserve"> </ns0:t>
       </ns0:r>
-      <ns0:hyperlink ns5:id="rId85">
+      <ns0:hyperlink ns5:id="rId91">
         <ns0:r>
           <ns0:rPr>
             <ns0:rStyle ns0:val="Hyperlink"/>
@@ -17409,8 +19144,8 @@
         <ns0:t xml:space="preserve">.</ns0:t>
       </ns0:r>
     </ns0:p>
-    <ns0:bookmarkEnd ns0:id="86"/>
-    <ns0:bookmarkStart ns0:id="88" ns0:name="ref-ChenGrimm2021"/>
+    <ns0:bookmarkEnd ns0:id="92"/>
+    <ns0:bookmarkStart ns0:id="94" ns0:name="ref-ChenGrimm2021"/>
     <ns0:p>
       <ns0:pPr>
         <ns0:pStyle ns0:val="Bibliography"/>
@@ -17443,7 +19178,7 @@
       <ns0:r>
         <ns0:t xml:space="preserve"> </ns0:t>
       </ns0:r>
-      <ns0:hyperlink ns5:id="rId87">
+      <ns0:hyperlink ns5:id="rId93">
         <ns0:r>
           <ns0:rPr>
             <ns0:rStyle ns0:val="Hyperlink"/>
@@ -17455,8 +19190,54 @@
         <ns0:t xml:space="preserve">.</ns0:t>
       </ns0:r>
     </ns0:p>
-    <ns0:bookmarkEnd ns0:id="88"/>
-    <ns0:bookmarkStart ns0:id="90" ns0:name="ref-EfronTibshirani1994"/>
+    <ns0:bookmarkEnd ns0:id="94"/>
+    <ns0:bookmarkStart ns0:id="96" ns0:name="ref-Dumont2009"/>
+    <ns0:p>
+      <ns0:pPr>
+        <ns0:pStyle ns0:val="Bibliography"/>
+      </ns0:pPr>
+      <ns0:r>
+        <ns0:t xml:space="preserve">Dumont, Elizabeth R., Ian R. Grosse, and Graham J. Slater. 2009.</ns0:t>
+      </ns0:r>
+      <ns0:r>
+        <ns0:t xml:space="preserve"> </ns0:t>
+      </ns0:r>
+      <ns0:r>
+        <ns0:t xml:space="preserve">“Requirements for Comparing the Performance of Finite Element Models of Biological Structures.”</ns0:t>
+      </ns0:r>
+      <ns0:r>
+        <ns0:t xml:space="preserve"> </ns0:t>
+      </ns0:r>
+      <ns0:r>
+        <ns0:rPr>
+          <ns0:iCs/>
+          <ns0:i/>
+        </ns0:rPr>
+        <ns0:t xml:space="preserve">Journal of Theoretical Biology</ns0:t>
+      </ns0:r>
+      <ns0:r>
+        <ns0:t xml:space="preserve"> </ns0:t>
+      </ns0:r>
+      <ns0:r>
+        <ns0:t xml:space="preserve">256 (1): 96–103.</ns0:t>
+      </ns0:r>
+      <ns0:r>
+        <ns0:t xml:space="preserve"> </ns0:t>
+      </ns0:r>
+      <ns0:hyperlink ns5:id="rId95">
+        <ns0:r>
+          <ns0:rPr>
+            <ns0:rStyle ns0:val="Hyperlink"/>
+          </ns0:rPr>
+          <ns0:t xml:space="preserve">https://doi.org/10.1016/j.jtbi.2008.08.017</ns0:t>
+        </ns0:r>
+      </ns0:hyperlink>
+      <ns0:r>
+        <ns0:t xml:space="preserve">.</ns0:t>
+      </ns0:r>
+    </ns0:p>
+    <ns0:bookmarkEnd ns0:id="96"/>
+    <ns0:bookmarkStart ns0:id="98" ns0:name="ref-EfronTibshirani1994"/>
     <ns0:p>
       <ns0:pPr>
         <ns0:pStyle ns0:val="Bibliography"/>
@@ -17480,7 +19261,7 @@
       <ns0:r>
         <ns0:t xml:space="preserve"> </ns0:t>
       </ns0:r>
-      <ns0:hyperlink ns5:id="rId89">
+      <ns0:hyperlink ns5:id="rId97">
         <ns0:r>
           <ns0:rPr>
             <ns0:rStyle ns0:val="Hyperlink"/>
@@ -17492,8 +19273,8 @@
         <ns0:t xml:space="preserve">.</ns0:t>
       </ns0:r>
     </ns0:p>
-    <ns0:bookmarkEnd ns0:id="90"/>
-    <ns0:bookmarkStart ns0:id="92" ns0:name="ref-Fan2026"/>
+    <ns0:bookmarkEnd ns0:id="98"/>
+    <ns0:bookmarkStart ns0:id="100" ns0:name="ref-Fan2026"/>
     <ns0:p>
       <ns0:pPr>
         <ns0:pStyle ns0:val="Bibliography"/>
@@ -17526,7 +19307,7 @@
       <ns0:r>
         <ns0:t xml:space="preserve"> </ns0:t>
       </ns0:r>
-      <ns0:hyperlink ns5:id="rId91">
+      <ns0:hyperlink ns5:id="rId99">
         <ns0:r>
           <ns0:rPr>
             <ns0:rStyle ns0:val="Hyperlink"/>
@@ -17538,8 +19319,8 @@
         <ns0:t xml:space="preserve">.</ns0:t>
       </ns0:r>
     </ns0:p>
-    <ns0:bookmarkEnd ns0:id="92"/>
-    <ns0:bookmarkStart ns0:id="94" ns0:name="ref-Fischer2015"/>
+    <ns0:bookmarkEnd ns0:id="100"/>
+    <ns0:bookmarkStart ns0:id="102" ns0:name="ref-Fischer2015"/>
     <ns0:p>
       <ns0:pPr>
         <ns0:pStyle ns0:val="Bibliography"/>
@@ -17572,7 +19353,7 @@
       <ns0:r>
         <ns0:t xml:space="preserve"> </ns0:t>
       </ns0:r>
-      <ns0:hyperlink ns5:id="rId93">
+      <ns0:hyperlink ns5:id="rId101">
         <ns0:r>
           <ns0:rPr>
             <ns0:rStyle ns0:val="Hyperlink"/>
@@ -17584,8 +19365,8 @@
         <ns0:t xml:space="preserve">.</ns0:t>
       </ns0:r>
     </ns0:p>
-    <ns0:bookmarkEnd ns0:id="94"/>
-    <ns0:bookmarkStart ns0:id="96" ns0:name="ref-Fischer2017"/>
+    <ns0:bookmarkEnd ns0:id="102"/>
+    <ns0:bookmarkStart ns0:id="104" ns0:name="ref-Fischer2017"/>
     <ns0:p>
       <ns0:pPr>
         <ns0:pStyle ns0:val="Bibliography"/>
@@ -17618,7 +19399,7 @@
       <ns0:r>
         <ns0:t xml:space="preserve"> </ns0:t>
       </ns0:r>
-      <ns0:hyperlink ns5:id="rId95">
+      <ns0:hyperlink ns5:id="rId103">
         <ns0:r>
           <ns0:rPr>
             <ns0:rStyle ns0:val="Hyperlink"/>
@@ -17630,8 +19411,8 @@
         <ns0:t xml:space="preserve">.</ns0:t>
       </ns0:r>
     </ns0:p>
-    <ns0:bookmarkEnd ns0:id="96"/>
-    <ns0:bookmarkStart ns0:id="98" ns0:name="ref-Goode2008"/>
+    <ns0:bookmarkEnd ns0:id="104"/>
+    <ns0:bookmarkStart ns0:id="106" ns0:name="ref-Goode2008"/>
     <ns0:p>
       <ns0:pPr>
         <ns0:pStyle ns0:val="Bibliography"/>
@@ -17664,7 +19445,7 @@
       <ns0:r>
         <ns0:t xml:space="preserve"> </ns0:t>
       </ns0:r>
-      <ns0:hyperlink ns5:id="rId97">
+      <ns0:hyperlink ns5:id="rId105">
         <ns0:r>
           <ns0:rPr>
             <ns0:rStyle ns0:val="Hyperlink"/>
@@ -17676,8 +19457,8 @@
         <ns0:t xml:space="preserve">.</ns0:t>
       </ns0:r>
     </ns0:p>
-    <ns0:bookmarkEnd ns0:id="98"/>
-    <ns0:bookmarkStart ns0:id="100" ns0:name="ref-Hammer2019"/>
+    <ns0:bookmarkEnd ns0:id="106"/>
+    <ns0:bookmarkStart ns0:id="108" ns0:name="ref-Hammer2019"/>
     <ns0:p>
       <ns0:pPr>
         <ns0:pStyle ns0:val="Bibliography"/>
@@ -17710,7 +19491,7 @@
       <ns0:r>
         <ns0:t xml:space="preserve"> </ns0:t>
       </ns0:r>
-      <ns0:hyperlink ns5:id="rId99">
+      <ns0:hyperlink ns5:id="rId107">
         <ns0:r>
           <ns0:rPr>
             <ns0:rStyle ns0:val="Hyperlink"/>
@@ -17722,8 +19503,8 @@
         <ns0:t xml:space="preserve">.</ns0:t>
       </ns0:r>
     </ns0:p>
-    <ns0:bookmarkEnd ns0:id="100"/>
-    <ns0:bookmarkStart ns0:id="102" ns0:name="ref-Hammer2013"/>
+    <ns0:bookmarkEnd ns0:id="108"/>
+    <ns0:bookmarkStart ns0:id="110" ns0:name="ref-Hammer2013"/>
     <ns0:p>
       <ns0:pPr>
         <ns0:pStyle ns0:val="Bibliography"/>
@@ -17756,7 +19537,7 @@
       <ns0:r>
         <ns0:t xml:space="preserve"> </ns0:t>
       </ns0:r>
-      <ns0:hyperlink ns5:id="rId101">
+      <ns0:hyperlink ns5:id="rId109">
         <ns0:r>
           <ns0:rPr>
             <ns0:rStyle ns0:val="Hyperlink"/>
@@ -17768,8 +19549,54 @@
         <ns0:t xml:space="preserve">.</ns0:t>
       </ns0:r>
     </ns0:p>
-    <ns0:bookmarkEnd ns0:id="102"/>
-    <ns0:bookmarkStart ns0:id="104" ns0:name="ref-HenyssKuchar2025BoneDat"/>
+    <ns0:bookmarkEnd ns0:id="110"/>
+    <ns0:bookmarkStart ns0:id="112" ns0:name="ref-HenysHammer2025"/>
+    <ns0:p>
+      <ns0:pPr>
+        <ns0:pStyle ns0:val="Bibliography"/>
+      </ns0:pPr>
+      <ns0:r>
+        <ns0:t xml:space="preserve">Henyš, Petr, and Niels Hammer. 2025.</ns0:t>
+      </ns0:r>
+      <ns0:r>
+        <ns0:t xml:space="preserve"> </ns0:t>
+      </ns0:r>
+      <ns0:r>
+        <ns0:t xml:space="preserve">“Sacroiliac Joint Auricular Surface Morphology Modulates Its Mechanical Environment.”</ns0:t>
+      </ns0:r>
+      <ns0:r>
+        <ns0:t xml:space="preserve"> </ns0:t>
+      </ns0:r>
+      <ns0:r>
+        <ns0:rPr>
+          <ns0:iCs/>
+          <ns0:i/>
+        </ns0:rPr>
+        <ns0:t xml:space="preserve">Journal of Anatomy</ns0:t>
+      </ns0:r>
+      <ns0:r>
+        <ns0:t xml:space="preserve"> </ns0:t>
+      </ns0:r>
+      <ns0:r>
+        <ns0:t xml:space="preserve">246 (2): 258–71.</ns0:t>
+      </ns0:r>
+      <ns0:r>
+        <ns0:t xml:space="preserve"> </ns0:t>
+      </ns0:r>
+      <ns0:hyperlink ns5:id="rId111">
+        <ns0:r>
+          <ns0:rPr>
+            <ns0:rStyle ns0:val="Hyperlink"/>
+          </ns0:rPr>
+          <ns0:t xml:space="preserve">https://doi.org/10.1111/joa.14160</ns0:t>
+        </ns0:r>
+      </ns0:hyperlink>
+      <ns0:r>
+        <ns0:t xml:space="preserve">.</ns0:t>
+      </ns0:r>
+    </ns0:p>
+    <ns0:bookmarkEnd ns0:id="112"/>
+    <ns0:bookmarkStart ns0:id="114" ns0:name="ref-HenyssKuchar2025BoneDat"/>
     <ns0:p>
       <ns0:pPr>
         <ns0:pStyle ns0:val="Bibliography"/>
@@ -17802,7 +19629,7 @@
       <ns0:r>
         <ns0:t xml:space="preserve"> </ns0:t>
       </ns0:r>
-      <ns0:hyperlink ns5:id="rId103">
+      <ns0:hyperlink ns5:id="rId113">
         <ns0:r>
           <ns0:rPr>
             <ns0:rStyle ns0:val="Hyperlink"/>
@@ -17814,8 +19641,8 @@
         <ns0:t xml:space="preserve">.</ns0:t>
       </ns0:r>
     </ns0:p>
-    <ns0:bookmarkEnd ns0:id="104"/>
-    <ns0:bookmarkStart ns0:id="106" ns0:name="ref-Heyland2025"/>
+    <ns0:bookmarkEnd ns0:id="114"/>
+    <ns0:bookmarkStart ns0:id="116" ns0:name="ref-Heyland2025"/>
     <ns0:p>
       <ns0:pPr>
         <ns0:pStyle ns0:val="Bibliography"/>
@@ -17848,7 +19675,7 @@
       <ns0:r>
         <ns0:t xml:space="preserve"> </ns0:t>
       </ns0:r>
-      <ns0:hyperlink ns5:id="rId105">
+      <ns0:hyperlink ns5:id="rId115">
         <ns0:r>
           <ns0:rPr>
             <ns0:rStyle ns0:val="Hyperlink"/>
@@ -17860,8 +19687,8 @@
         <ns0:t xml:space="preserve">.</ns0:t>
       </ns0:r>
     </ns0:p>
-    <ns0:bookmarkEnd ns0:id="106"/>
-    <ns0:bookmarkStart ns0:id="108" ns0:name="ref-Huseynov2016"/>
+    <ns0:bookmarkEnd ns0:id="116"/>
+    <ns0:bookmarkStart ns0:id="118" ns0:name="ref-Huseynov2016"/>
     <ns0:p>
       <ns0:pPr>
         <ns0:pStyle ns0:val="Bibliography"/>
@@ -17894,7 +19721,7 @@
       <ns0:r>
         <ns0:t xml:space="preserve"> </ns0:t>
       </ns0:r>
-      <ns0:hyperlink ns5:id="rId107">
+      <ns0:hyperlink ns5:id="rId117">
         <ns0:r>
           <ns0:rPr>
             <ns0:rStyle ns0:val="Hyperlink"/>
@@ -17906,8 +19733,8 @@
         <ns0:t xml:space="preserve">.</ns0:t>
       </ns0:r>
     </ns0:p>
-    <ns0:bookmarkEnd ns0:id="108"/>
-    <ns0:bookmarkStart ns0:id="110" ns0:name="ref-Joukar2018"/>
+    <ns0:bookmarkEnd ns0:id="118"/>
+    <ns0:bookmarkStart ns0:id="120" ns0:name="ref-Joukar2018"/>
     <ns0:p>
       <ns0:pPr>
         <ns0:pStyle ns0:val="Bibliography"/>
@@ -17940,7 +19767,7 @@
       <ns0:r>
         <ns0:t xml:space="preserve"> </ns0:t>
       </ns0:r>
-      <ns0:hyperlink ns5:id="rId109">
+      <ns0:hyperlink ns5:id="rId119">
         <ns0:r>
           <ns0:rPr>
             <ns0:rStyle ns0:val="Hyperlink"/>
@@ -17952,8 +19779,8 @@
         <ns0:t xml:space="preserve">.</ns0:t>
       </ns0:r>
     </ns0:p>
-    <ns0:bookmarkEnd ns0:id="110"/>
-    <ns0:bookmarkStart ns0:id="112" ns0:name="ref-Kabsch1976"/>
+    <ns0:bookmarkEnd ns0:id="120"/>
+    <ns0:bookmarkStart ns0:id="122" ns0:name="ref-Kabsch1976"/>
     <ns0:p>
       <ns0:pPr>
         <ns0:pStyle ns0:val="Bibliography"/>
@@ -17986,7 +19813,7 @@
       <ns0:r>
         <ns0:t xml:space="preserve"> </ns0:t>
       </ns0:r>
-      <ns0:hyperlink ns5:id="rId111">
+      <ns0:hyperlink ns5:id="rId121">
         <ns0:r>
           <ns0:rPr>
             <ns0:rStyle ns0:val="Hyperlink"/>
@@ -17998,8 +19825,8 @@
         <ns0:t xml:space="preserve">.</ns0:t>
       </ns0:r>
     </ns0:p>
-    <ns0:bookmarkEnd ns0:id="112"/>
-    <ns0:bookmarkStart ns0:id="114" ns0:name="ref-Keller1994"/>
+    <ns0:bookmarkEnd ns0:id="122"/>
+    <ns0:bookmarkStart ns0:id="124" ns0:name="ref-Keller1994"/>
     <ns0:p>
       <ns0:pPr>
         <ns0:pStyle ns0:val="Bibliography"/>
@@ -18032,7 +19859,7 @@
       <ns0:r>
         <ns0:t xml:space="preserve"> </ns0:t>
       </ns0:r>
-      <ns0:hyperlink ns5:id="rId113">
+      <ns0:hyperlink ns5:id="rId123">
         <ns0:r>
           <ns0:rPr>
             <ns0:rStyle ns0:val="Hyperlink"/>
@@ -18044,8 +19871,8 @@
         <ns0:t xml:space="preserve">.</ns0:t>
       </ns0:r>
     </ns0:p>
-    <ns0:bookmarkEnd ns0:id="114"/>
-    <ns0:bookmarkStart ns0:id="116" ns0:name="ref-MacKinnonWhite1985"/>
+    <ns0:bookmarkEnd ns0:id="124"/>
+    <ns0:bookmarkStart ns0:id="126" ns0:name="ref-MacKinnonWhite1985"/>
     <ns0:p>
       <ns0:pPr>
         <ns0:pStyle ns0:val="Bibliography"/>
@@ -18078,7 +19905,7 @@
       <ns0:r>
         <ns0:t xml:space="preserve"> </ns0:t>
       </ns0:r>
-      <ns0:hyperlink ns5:id="rId115">
+      <ns0:hyperlink ns5:id="rId125">
         <ns0:r>
           <ns0:rPr>
             <ns0:rStyle ns0:val="Hyperlink"/>
@@ -18090,8 +19917,8 @@
         <ns0:t xml:space="preserve">.</ns0:t>
       </ns0:r>
     </ns0:p>
-    <ns0:bookmarkEnd ns0:id="116"/>
-    <ns0:bookmarkStart ns0:id="118" ns0:name="ref-Nishi2020"/>
+    <ns0:bookmarkEnd ns0:id="126"/>
+    <ns0:bookmarkStart ns0:id="128" ns0:name="ref-Nishi2020"/>
     <ns0:p>
       <ns0:pPr>
         <ns0:pStyle ns0:val="Bibliography"/>
@@ -18124,7 +19951,7 @@
       <ns0:r>
         <ns0:t xml:space="preserve"> </ns0:t>
       </ns0:r>
-      <ns0:hyperlink ns5:id="rId117">
+      <ns0:hyperlink ns5:id="rId127">
         <ns0:r>
           <ns0:rPr>
             <ns0:rStyle ns0:val="Hyperlink"/>
@@ -18136,54 +19963,8 @@
         <ns0:t xml:space="preserve">.</ns0:t>
       </ns0:r>
     </ns0:p>
-    <ns0:bookmarkEnd ns0:id="118"/>
-    <ns0:bookmarkStart ns0:id="120" ns0:name="ref-Pavlicev2020"/>
-    <ns0:p>
-      <ns0:pPr>
-        <ns0:pStyle ns0:val="Bibliography"/>
-      </ns0:pPr>
-      <ns0:r>
-        <ns0:t xml:space="preserve">Pavličev, Mihaela, Roberto Romero, and Philipp Mitteroecker. 2020.</ns0:t>
-      </ns0:r>
-      <ns0:r>
-        <ns0:t xml:space="preserve"> </ns0:t>
-      </ns0:r>
-      <ns0:r>
-        <ns0:t xml:space="preserve">“Evolution of the Human Pelvis and Obstructed Labor: New Explanations of an Old Obstetrical Dilemma.”</ns0:t>
-      </ns0:r>
-      <ns0:r>
-        <ns0:t xml:space="preserve"> </ns0:t>
-      </ns0:r>
-      <ns0:r>
-        <ns0:rPr>
-          <ns0:iCs/>
-          <ns0:i/>
-        </ns0:rPr>
-        <ns0:t xml:space="preserve">American Journal of Obstetrics and Gynecology</ns0:t>
-      </ns0:r>
-      <ns0:r>
-        <ns0:t xml:space="preserve"> </ns0:t>
-      </ns0:r>
-      <ns0:r>
-        <ns0:t xml:space="preserve">222 (1): 3–16.</ns0:t>
-      </ns0:r>
-      <ns0:r>
-        <ns0:t xml:space="preserve"> </ns0:t>
-      </ns0:r>
-      <ns0:hyperlink ns5:id="rId119">
-        <ns0:r>
-          <ns0:rPr>
-            <ns0:rStyle ns0:val="Hyperlink"/>
-          </ns0:rPr>
-          <ns0:t xml:space="preserve">https://doi.org/10.1016/j.ajog.2019.06.043</ns0:t>
-        </ns0:r>
-      </ns0:hyperlink>
-      <ns0:r>
-        <ns0:t xml:space="preserve">.</ns0:t>
-      </ns0:r>
-    </ns0:p>
-    <ns0:bookmarkEnd ns0:id="120"/>
-    <ns0:bookmarkStart ns0:id="122" ns0:name="ref-Poilliot2023"/>
+    <ns0:bookmarkEnd ns0:id="128"/>
+    <ns0:bookmarkStart ns0:id="130" ns0:name="ref-Poilliot2023"/>
     <ns0:p>
       <ns0:pPr>
         <ns0:pStyle ns0:val="Bibliography"/>
@@ -18216,7 +19997,7 @@
       <ns0:r>
         <ns0:t xml:space="preserve"> </ns0:t>
       </ns0:r>
-      <ns0:hyperlink ns5:id="rId121">
+      <ns0:hyperlink ns5:id="rId129">
         <ns0:r>
           <ns0:rPr>
             <ns0:rStyle ns0:val="Hyperlink"/>
@@ -18228,8 +20009,8 @@
         <ns0:t xml:space="preserve">.</ns0:t>
       </ns0:r>
     </ns0:p>
-    <ns0:bookmarkEnd ns0:id="122"/>
-    <ns0:bookmarkStart ns0:id="124" ns0:name="ref-Shin2024"/>
+    <ns0:bookmarkEnd ns0:id="130"/>
+    <ns0:bookmarkStart ns0:id="132" ns0:name="ref-Shin2024"/>
     <ns0:p>
       <ns0:pPr>
         <ns0:pStyle ns0:val="Bibliography"/>
@@ -18262,7 +20043,7 @@
       <ns0:r>
         <ns0:t xml:space="preserve"> </ns0:t>
       </ns0:r>
-      <ns0:hyperlink ns5:id="rId123">
+      <ns0:hyperlink ns5:id="rId131">
         <ns0:r>
           <ns0:rPr>
             <ns0:rStyle ns0:val="Hyperlink"/>
@@ -18274,8 +20055,8 @@
         <ns0:t xml:space="preserve">.</ns0:t>
       </ns0:r>
     </ns0:p>
-    <ns0:bookmarkEnd ns0:id="124"/>
-    <ns0:bookmarkStart ns0:id="126" ns0:name="ref-Snijders1993"/>
+    <ns0:bookmarkEnd ns0:id="132"/>
+    <ns0:bookmarkStart ns0:id="134" ns0:name="ref-Snijders1993"/>
     <ns0:p>
       <ns0:pPr>
         <ns0:pStyle ns0:val="Bibliography"/>
@@ -18308,7 +20089,7 @@
       <ns0:r>
         <ns0:t xml:space="preserve"> </ns0:t>
       </ns0:r>
-      <ns0:hyperlink ns5:id="rId125">
+      <ns0:hyperlink ns5:id="rId133">
         <ns0:r>
           <ns0:rPr>
             <ns0:rStyle ns0:val="Hyperlink"/>
@@ -18320,54 +20101,8 @@
         <ns0:t xml:space="preserve">.</ns0:t>
       </ns0:r>
     </ns0:p>
-    <ns0:bookmarkEnd ns0:id="126"/>
-    <ns0:bookmarkStart ns0:id="128" ns0:name="ref-Stansfield2021"/>
-    <ns0:p>
-      <ns0:pPr>
-        <ns0:pStyle ns0:val="Bibliography"/>
-      </ns0:pPr>
-      <ns0:r>
-        <ns0:t xml:space="preserve">Stansfield, Ekaterina, Krishna Kumar, Philipp Mitteroecker, and Nicole D. S. Grunstra. 2021.</ns0:t>
-      </ns0:r>
-      <ns0:r>
-        <ns0:t xml:space="preserve"> </ns0:t>
-      </ns0:r>
-      <ns0:r>
-        <ns0:t xml:space="preserve">“Biomechanical Trade-Offs in the Pelvic Floor Constrain the Evolution of the Human Birth Canal.”</ns0:t>
-      </ns0:r>
-      <ns0:r>
-        <ns0:t xml:space="preserve"> </ns0:t>
-      </ns0:r>
-      <ns0:r>
-        <ns0:rPr>
-          <ns0:iCs/>
-          <ns0:i/>
-        </ns0:rPr>
-        <ns0:t xml:space="preserve">Proceedings of the National Academy of Sciences</ns0:t>
-      </ns0:r>
-      <ns0:r>
-        <ns0:t xml:space="preserve"> </ns0:t>
-      </ns0:r>
-      <ns0:r>
-        <ns0:t xml:space="preserve">118 (16): e2022159118.</ns0:t>
-      </ns0:r>
-      <ns0:r>
-        <ns0:t xml:space="preserve"> </ns0:t>
-      </ns0:r>
-      <ns0:hyperlink ns5:id="rId127">
-        <ns0:r>
-          <ns0:rPr>
-            <ns0:rStyle ns0:val="Hyperlink"/>
-          </ns0:rPr>
-          <ns0:t xml:space="preserve">https://doi.org/10.1073/pnas.2022159118</ns0:t>
-        </ns0:r>
-      </ns0:hyperlink>
-      <ns0:r>
-        <ns0:t xml:space="preserve">.</ns0:t>
-      </ns0:r>
-    </ns0:p>
-    <ns0:bookmarkEnd ns0:id="128"/>
-    <ns0:bookmarkStart ns0:id="130" ns0:name="ref-Tani2023"/>
+    <ns0:bookmarkEnd ns0:id="134"/>
+    <ns0:bookmarkStart ns0:id="136" ns0:name="ref-Tani2023"/>
     <ns0:p>
       <ns0:pPr>
         <ns0:pStyle ns0:val="Bibliography"/>
@@ -18412,7 +20147,7 @@
       <ns0:r>
         <ns0:t xml:space="preserve"> </ns0:t>
       </ns0:r>
-      <ns0:hyperlink ns5:id="rId129">
+      <ns0:hyperlink ns5:id="rId135">
         <ns0:r>
           <ns0:rPr>
             <ns0:rStyle ns0:val="Hyperlink"/>
@@ -18424,8 +20159,8 @@
         <ns0:t xml:space="preserve">.</ns0:t>
       </ns0:r>
     </ns0:p>
-    <ns0:bookmarkEnd ns0:id="130"/>
-    <ns0:bookmarkStart ns0:id="132" ns0:name="ref-Vleeming2012"/>
+    <ns0:bookmarkEnd ns0:id="136"/>
+    <ns0:bookmarkStart ns0:id="138" ns0:name="ref-Vleeming2012"/>
     <ns0:p>
       <ns0:pPr>
         <ns0:pStyle ns0:val="Bibliography"/>
@@ -18458,7 +20193,7 @@
       <ns0:r>
         <ns0:t xml:space="preserve"> </ns0:t>
       </ns0:r>
-      <ns0:hyperlink ns5:id="rId131">
+      <ns0:hyperlink ns5:id="rId137">
         <ns0:r>
           <ns0:rPr>
             <ns0:rStyle ns0:val="Hyperlink"/>
@@ -18470,8 +20205,8 @@
         <ns0:t xml:space="preserve">.</ns0:t>
       </ns0:r>
     </ns0:p>
-    <ns0:bookmarkEnd ns0:id="132"/>
-    <ns0:bookmarkStart ns0:id="134" ns0:name="ref-Wilcoxon1945"/>
+    <ns0:bookmarkEnd ns0:id="138"/>
+    <ns0:bookmarkStart ns0:id="140" ns0:name="ref-Wilcoxon1945"/>
     <ns0:p>
       <ns0:pPr>
         <ns0:pStyle ns0:val="Bibliography"/>
@@ -18504,7 +20239,7 @@
       <ns0:r>
         <ns0:t xml:space="preserve"> </ns0:t>
       </ns0:r>
-      <ns0:hyperlink ns5:id="rId133">
+      <ns0:hyperlink ns5:id="rId139">
         <ns0:r>
           <ns0:rPr>
             <ns0:rStyle ns0:val="Hyperlink"/>
@@ -18516,9 +20251,9 @@
         <ns0:t xml:space="preserve">.</ns0:t>
       </ns0:r>
     </ns0:p>
-    <ns0:bookmarkEnd ns0:id="134"/>
-    <ns0:bookmarkEnd ns0:id="135"/>
-    <ns0:bookmarkEnd ns0:id="136"/>
+    <ns0:bookmarkEnd ns0:id="140"/>
+    <ns0:bookmarkEnd ns0:id="141"/>
+    <ns0:bookmarkEnd ns0:id="142"/>
     <ns0:sectPr>
       <ns0:pgSz ns0:w="11906" ns0:h="16838"/>
       <ns0:pgMar ns0:top="1417" ns0:bottom="1417" ns0:left="1417" ns0:right="1417"/>

--- a/manuscripts/paper_JAnat_SIJ_micromotion/main.docx
+++ b/manuscripts/paper_JAnat_SIJ_micromotion/main.docx
@@ -471,7 +471,7 @@
         <ns0:pStyle ns0:val="FirstParagraph"/>
       </ns0:pPr>
       <ns0:r>
-        <ns0:t xml:space="preserve">How much of population sacroiliac joint (SIJ) motion can be predicted from size and a few anatomical measurements, and what information is needed when loading changes? We analyzed 278 imaging-derived pelvic models under five standardized loads using passive linear finite-element (FE) mechanics. This cohort is a subset of a previously studied CT collection. Repeated subject-held-out cross-validation compared age-and-volume models with models adding inlet AP diameter, interspinous width and subpubic angle. The triad reduced translation prediction RMSE by 8.2–31.3% across loads, with prediction</ns0:t>
+        <ns0:t xml:space="preserve">How much of population sacroiliac joint (SIJ) motion can be predicted from size and a few anatomical measurements, and what information is needed when loading changes? We analyzed 278 imaging-derived pelvic models under five standardized loads using passive linear finite-element (FE) mechanics. This cohort is a subset of a previously studied computed tomography collection. Repeated subject-held-out cross-validation compared age-and-volume models with models adding inlet anteroposterior diameter, interspinous width and subpubic angle. The triad reduced translation root mean square prediction error (RMSE) by 8.2–31.3% across loads, with prediction</ns0:t>
       </ns0:r>
       <ns0:r>
         <ns0:t xml:space="preserve"> </ns0:t>
@@ -500,7 +500,7 @@
         </ns1:r>
       </ns1:oMath>
       <ns0:r>
-        <ns0:t xml:space="preserve">–0.717. Rotation gains ranged from 1.2% to 25.0%; the smallest gain had a pointwise interval including zero. Adding sex terms or all eight available dimensions gave no clear further improvement in paired intervals. A controlled mechanistic test redistributed the same transverse forces between internal-ring and ischial patches, using exact FE field superposition and re-extracting joint motion. At equal redistribution, translation was a median 21.9% below the scalar combination of individual endpoint magnitudes (95% CI 20.0–23.7%). Retaining signed endpoint vectors reduced combination RMSE from 0.0580 to 0.00021 mm. This identifies directional cancellation as a limit to scalar load transfer, separately from cross-subject prediction error. Geometry-preserving density standardization retained individual translation closely (RMSE</ns0:t>
+        <ns0:t xml:space="preserve">–0.717. Rotation gains ranged from 1.2% to 25.0%; the smallest gain had a pointwise interval including zero. Adding sex terms or all eight available dimensions gave no clear further improvement in paired intervals. A controlled mechanistic test redistributed the same transverse forces between internal-ring and ischial patches, using exact FE field superposition and re-extracting joint motion. At equal redistribution, translation was a median 21.9% below the scalar combination of individual endpoint magnitudes (95% confidence interval 20.0–23.7%). Retaining signed endpoint vectors reduced combination RMSE from 0.0580 to 0.00021 mm. This identifies directional cancellation as a limit to scalar load transfer, separately from cross-subject prediction error. Geometry-preserving density standardization retained individual translation closely (RMSE</ns0:t>
       </ns0:r>
       <ns0:r>
         <ns0:t xml:space="preserve"> </ns0:t>
@@ -535,7 +535,7 @@
         <ns0:t xml:space="preserve"> </ns0:t>
       </ns0:r>
       <ns0:r>
-        <ns0:t xml:space="preserve">sacroiliac joint; functional morphology; anatomical prediction; load transfer; directional response; finite-element analysis</ns0:t>
+        <ns0:t xml:space="preserve">functional morphology; cross-validation; force redistribution; directional cancellation; finite-element analysis</ns0:t>
       </ns0:r>
     </ns0:p>
     <ns0:bookmarkEnd ns0:id="20"/>
@@ -740,7 +740,7 @@
       </ns0:r>
     </ns0:p>
     <ns0:bookmarkEnd ns0:id="21"/>
-    <ns0:bookmarkStart ns0:id="35" ns0:name="materials-and-methods"/>
+    <ns0:bookmarkStart ns0:id="36" ns0:name="materials-and-methods"/>
     <ns0:p>
       <ns0:pPr>
         <ns0:pStyle ns0:val="Heading1"/>
@@ -2342,7 +2342,7 @@
               <ns3:graphicData uri="http://schemas.openxmlformats.org/drawingml/2006/picture">
                 <ns4:pic>
                   <ns4:nvPicPr>
-                    <ns4:cNvPr descr="/tmp/janat_docx_vu_rpejg/Fig_morphometric_landmarks.png" id="0" name="Picture"/>
+                    <ns4:cNvPr descr="/tmp/janat_docx_to7addts/Fig_morphometric_landmarks.png" id="0" name="Picture"/>
                     <ns4:cNvPicPr>
                       <ns3:picLocks noChangeArrowheads="1" noChangeAspect="1"/>
                     </ns4:cNvPicPr>
@@ -6801,8 +6801,26 @@
       </ns0:r>
     </ns0:p>
     <ns0:bookmarkEnd ns0:id="34"/>
+    <ns0:bookmarkStart ns0:id="35" ns0:name="X82fdab1b9861ac0c2941ec2fa478d4d9da633fa"/>
+    <ns0:p>
+      <ns0:pPr>
+        <ns0:pStyle ns0:val="Heading2"/>
+      </ns0:pPr>
+      <ns0:r>
+        <ns0:t xml:space="preserve">2.10. AI assistance and reproducible postprocessing</ns0:t>
+      </ns0:r>
+    </ns0:p>
+    <ns0:p>
+      <ns0:pPr>
+        <ns0:pStyle ns0:val="FirstParagraph"/>
+      </ns0:pPr>
+      <ns0:r>
+        <ns0:t xml:space="preserve">OpenAI Codex (GPT-6, OpenAI; used in October 2026) assisted with development of Python code for held-out prediction, load-mixture postprocessing, statistical checks and visualization. The calculations used the archived subject data and displacement fields described above; the language model itself was not a fitted predictor of SIJ motion. Predictions were computed by OLS and motion under force redistribution was re-extracted from the mixed FE fields, using the stated folds, seeds, interpolation and kinematic definitions. New result figures were rendered from these numerical outputs with Matplotlib, rather than generated as synthetic images. Independent raw-predictor statsmodels refits reproduced all 4000 held-out regressions, and both force-mixture endpoints reproduced the archived components for all 278 subjects at the stated tolerances. The authors reviewed the code-assisted results and approved their interpretation and the final manuscript.</ns0:t>
+      </ns0:r>
+    </ns0:p>
     <ns0:bookmarkEnd ns0:id="35"/>
-    <ns0:bookmarkStart ns0:id="61" ns0:name="results"/>
+    <ns0:bookmarkEnd ns0:id="36"/>
+    <ns0:bookmarkStart ns0:id="62" ns0:name="results"/>
     <ns0:p>
       <ns0:pPr>
         <ns0:pStyle ns0:val="Heading1"/>
@@ -6825,13 +6843,13 @@
               <ns3:graphicData uri="http://schemas.openxmlformats.org/drawingml/2006/picture">
                 <ns4:pic>
                   <ns4:nvPicPr>
-                    <ns4:cNvPr descr="/tmp/janat_docx_vu_rpejg/Fig1_anatomy_coordinates_loads.png" id="0" name="Picture"/>
+                    <ns4:cNvPr descr="/tmp/janat_docx_to7addts/Fig1_anatomy_coordinates_loads.png" id="0" name="Picture"/>
                     <ns4:cNvPicPr>
                       <ns3:picLocks noChangeArrowheads="1" noChangeAspect="1"/>
                     </ns4:cNvPicPr>
                   </ns4:nvPicPr>
                   <ns4:blipFill>
-                    <ns3:blip ns5:embed="rId36"/>
+                    <ns3:blip ns5:embed="rId37"/>
                     <ns3:stretch>
                       <ns3:fillRect/>
                     </ns3:stretch>
@@ -6884,11 +6902,11 @@
       <ns0:r>
         <ns0:t xml:space="preserve"> </ns0:t>
       </ns0:r>
-      <ns0:bookmarkStart ns0:id="37" ns0:name="fig:overview"/>
+      <ns0:bookmarkStart ns0:id="38" ns0:name="fig:overview"/>
       <ns0:r>
         <ns0:t xml:space="preserve">[fig:overview]</ns0:t>
       </ns0:r>
-      <ns0:bookmarkEnd ns0:id="37"/>
+      <ns0:bookmarkEnd ns0:id="38"/>
     </ns0:p>
     <ns0:p>
       <ns0:pPr>
@@ -6898,7 +6916,7 @@
         <ns0:t xml:space="preserve">Each of the 278 anatomies contributed responses to all five loads (1390 subject–load observations) in each of the three geometry–density variants. This matched design first establishes the loading context for the anatomical comparisons.</ns0:t>
       </ns0:r>
     </ns0:p>
-    <ns0:bookmarkStart ns0:id="41" ns0:name="X038873cd90c6018abd38fdebaccfae9c37520e0"/>
+    <ns0:bookmarkStart ns0:id="42" ns0:name="X038873cd90c6018abd38fdebaccfae9c37520e0"/>
     <ns0:p>
       <ns0:pPr>
         <ns0:pStyle ns0:val="Heading2"/>
@@ -7034,7 +7052,7 @@
         <ns0:t xml:space="preserve">% to +3.4%. No paired gain interval for either benchmark was wholly positive. Nineteen of twenty intervals included zero; the remaining interval favored the triad over the sex-augmented model for SP1leg rotation (Supplementary Table S10). The limited anatomical description therefore captured useful predictive information beyond size in this internal assessment, while leaving appreciable unexplained variation and showing its weakest performance for LAB2 translation and SP1leg/LAB2 rotation.</ns0:t>
       </ns0:r>
     </ns0:p>
-    <ns0:bookmarkStart ns0:id="38" ns0:name="tab:prediction"/>
+    <ns0:bookmarkStart ns0:id="39" ns0:name="tab:prediction"/>
     <ns0:p>
       <ns0:pPr>
         <ns0:pStyle ns0:val="TableCaption"/>
@@ -8199,7 +8217,7 @@
         </ns0:tc>
       </ns0:tr>
     </ns0:tbl>
-    <ns0:bookmarkEnd ns0:id="38"/>
+    <ns0:bookmarkEnd ns0:id="39"/>
     <ns0:p>
       <ns0:pPr>
         <ns0:pStyle ns0:val="BodyText"/>
@@ -8214,13 +8232,13 @@
               <ns3:graphicData uri="http://schemas.openxmlformats.org/drawingml/2006/picture">
                 <ns4:pic>
                   <ns4:nvPicPr>
-                    <ns4:cNvPr descr="/tmp/janat_docx_vu_rpejg/Fig_prediction_subject_heldout.png" id="0" name="Picture"/>
+                    <ns4:cNvPr descr="/tmp/janat_docx_to7addts/Fig_prediction_subject_heldout.png" id="0" name="Picture"/>
                     <ns4:cNvPicPr>
                       <ns3:picLocks noChangeArrowheads="1" noChangeAspect="1"/>
                     </ns4:cNvPicPr>
                   </ns4:nvPicPr>
                   <ns4:blipFill>
-                    <ns3:blip ns5:embed="rId39"/>
+                    <ns3:blip ns5:embed="rId40"/>
                     <ns3:stretch>
                       <ns3:fillRect/>
                     </ns3:stretch>
@@ -8296,14 +8314,14 @@
       <ns0:r>
         <ns0:t xml:space="preserve"> </ns0:t>
       </ns0:r>
-      <ns0:bookmarkStart ns0:id="40" ns0:name="fig:prediction"/>
+      <ns0:bookmarkStart ns0:id="41" ns0:name="fig:prediction"/>
       <ns0:r>
         <ns0:t xml:space="preserve">[fig:prediction]</ns0:t>
       </ns0:r>
-      <ns0:bookmarkEnd ns0:id="40"/>
-    </ns0:p>
-    <ns0:bookmarkEnd ns0:id="41"/>
-    <ns0:bookmarkStart ns0:id="45" ns0:name="X60e4bfe7fd066eaa8c50b20ae2e763f316f64f9"/>
+      <ns0:bookmarkEnd ns0:id="41"/>
+    </ns0:p>
+    <ns0:bookmarkEnd ns0:id="42"/>
+    <ns0:bookmarkStart ns0:id="46" ns0:name="X60e4bfe7fd066eaa8c50b20ae2e763f316f64f9"/>
     <ns0:p>
       <ns0:pPr>
         <ns0:pStyle ns0:val="Heading2"/>
@@ -8489,7 +8507,7 @@
         <ns0:t xml:space="preserve">. Redistributing the same 800 N total force therefore increased motion and, most prominently, bilateral asymmetry.</ns0:t>
       </ns0:r>
     </ns0:p>
-    <ns0:bookmarkStart ns0:id="42" ns0:name="tab:microsummary"/>
+    <ns0:bookmarkStart ns0:id="43" ns0:name="tab:microsummary"/>
     <ns0:p>
       <ns0:pPr>
         <ns0:pStyle ns0:val="TableCaption"/>
@@ -9107,7 +9125,7 @@
         </ns0:tc>
       </ns0:tr>
     </ns0:tbl>
-    <ns0:bookmarkEnd ns0:id="42"/>
+    <ns0:bookmarkEnd ns0:id="43"/>
     <ns0:p>
       <ns0:pPr>
         <ns0:pStyle ns0:val="BodyText"/>
@@ -9122,13 +9140,13 @@
               <ns3:graphicData uri="http://schemas.openxmlformats.org/drawingml/2006/picture">
                 <ns4:pic>
                   <ns4:nvPicPr>
-                    <ns4:cNvPr descr="/tmp/janat_docx_vu_rpejg/Fig2_primary_load_profiles.png" id="0" name="Picture"/>
+                    <ns4:cNvPr descr="/tmp/janat_docx_to7addts/Fig2_primary_load_profiles.png" id="0" name="Picture"/>
                     <ns4:cNvPicPr>
                       <ns3:picLocks noChangeArrowheads="1" noChangeAspect="1"/>
                     </ns4:cNvPicPr>
                   </ns4:nvPicPr>
                   <ns4:blipFill>
-                    <ns3:blip ns5:embed="rId43"/>
+                    <ns3:blip ns5:embed="rId44"/>
                     <ns3:stretch>
                       <ns3:fillRect/>
                     </ns3:stretch>
@@ -9181,14 +9199,14 @@
       <ns0:r>
         <ns0:t xml:space="preserve"> </ns0:t>
       </ns0:r>
-      <ns0:bookmarkStart ns0:id="44" ns0:name="fig:loadprofiles"/>
+      <ns0:bookmarkStart ns0:id="45" ns0:name="fig:loadprofiles"/>
       <ns0:r>
         <ns0:t xml:space="preserve">[fig:loadprofiles]</ns0:t>
       </ns0:r>
-      <ns0:bookmarkEnd ns0:id="44"/>
-    </ns0:p>
-    <ns0:bookmarkEnd ns0:id="45"/>
-    <ns0:bookmarkStart ns0:id="48" ns0:name="X6a30b579c157c0c1a540ffe79831406fee955bc"/>
+      <ns0:bookmarkEnd ns0:id="45"/>
+    </ns0:p>
+    <ns0:bookmarkEnd ns0:id="46"/>
+    <ns0:bookmarkStart ns0:id="49" ns0:name="X6a30b579c157c0c1a540ffe79831406fee955bc"/>
     <ns0:p>
       <ns0:pPr>
         <ns0:pStyle ns0:val="Heading2"/>
@@ -9333,13 +9351,13 @@
               <ns3:graphicData uri="http://schemas.openxmlformats.org/drawingml/2006/picture">
                 <ns4:pic>
                   <ns4:nvPicPr>
-                    <ns4:cNvPr descr="/tmp/janat_docx_vu_rpejg/Fig3_directional_rerouting.png" id="0" name="Picture"/>
+                    <ns4:cNvPr descr="/tmp/janat_docx_to7addts/Fig3_directional_rerouting.png" id="0" name="Picture"/>
                     <ns4:cNvPicPr>
                       <ns3:picLocks noChangeArrowheads="1" noChangeAspect="1"/>
                     </ns4:cNvPicPr>
                   </ns4:nvPicPr>
                   <ns4:blipFill>
-                    <ns3:blip ns5:embed="rId46"/>
+                    <ns3:blip ns5:embed="rId47"/>
                     <ns3:stretch>
                       <ns3:fillRect/>
                     </ns3:stretch>
@@ -9406,14 +9424,14 @@
       <ns0:r>
         <ns0:t xml:space="preserve"> </ns0:t>
       </ns0:r>
-      <ns0:bookmarkStart ns0:id="47" ns0:name="fig:directional"/>
+      <ns0:bookmarkStart ns0:id="48" ns0:name="fig:directional"/>
       <ns0:r>
         <ns0:t xml:space="preserve">[fig:directional]</ns0:t>
       </ns0:r>
-      <ns0:bookmarkEnd ns0:id="47"/>
-    </ns0:p>
-    <ns0:bookmarkEnd ns0:id="48"/>
-    <ns0:bookmarkStart ns0:id="52" ns0:name="X76f6080ef5ec95c7b555949c8025cfad7abbaf3"/>
+      <ns0:bookmarkEnd ns0:id="48"/>
+    </ns0:p>
+    <ns0:bookmarkEnd ns0:id="49"/>
+    <ns0:bookmarkStart ns0:id="53" ns0:name="X76f6080ef5ec95c7b555949c8025cfad7abbaf3"/>
     <ns0:p>
       <ns0:pPr>
         <ns0:pStyle ns0:val="Heading2"/>
@@ -9475,7 +9493,7 @@
         <ns0:t xml:space="preserve">At equal redistribution, scalar endpoint combination had RMSE 0.0580 mm against the motion re-extracted from mixed FE fields. Retaining signed endpoint vectors reduced this to 0.00021 mm. Across the three interior weights, scalar RMSE ranged from 0.0353 to 0.0580 mm, whereas vector RMSE ranged from 0.00014 to 0.00021 mm; the largest individual vector error was 0.00096 mm. The median of subjects’ bilateral mean endpoint-vector cosines was 0.157, indicating substantial directional mismatch. These comparisons support directional cancellation as a mechanism limiting scalar load combination. They neither measure anatomy-only prediction on new subjects nor attribute the residual errors of the triad models to this mechanism.</ns0:t>
       </ns0:r>
     </ns0:p>
-    <ns0:bookmarkStart ns0:id="49" ns0:name="tab:mixture"/>
+    <ns0:bookmarkStart ns0:id="50" ns0:name="tab:mixture"/>
     <ns0:p>
       <ns0:pPr>
         <ns0:pStyle ns0:val="TableCaption"/>
@@ -9936,7 +9954,7 @@
         </ns0:tc>
       </ns0:tr>
     </ns0:tbl>
-    <ns0:bookmarkEnd ns0:id="49"/>
+    <ns0:bookmarkEnd ns0:id="50"/>
     <ns0:p>
       <ns0:pPr>
         <ns0:pStyle ns0:val="BodyText"/>
@@ -9951,13 +9969,13 @@
               <ns3:graphicData uri="http://schemas.openxmlformats.org/drawingml/2006/picture">
                 <ns4:pic>
                   <ns4:nvPicPr>
-                    <ns4:cNvPr descr="/tmp/janat_docx_vu_rpejg/Fig_load_mixture_mechanism.png" id="0" name="Picture"/>
+                    <ns4:cNvPr descr="/tmp/janat_docx_to7addts/Fig_load_mixture_mechanism.png" id="0" name="Picture"/>
                     <ns4:cNvPicPr>
                       <ns3:picLocks noChangeArrowheads="1" noChangeAspect="1"/>
                     </ns4:cNvPicPr>
                   </ns4:nvPicPr>
                   <ns4:blipFill>
-                    <ns3:blip ns5:embed="rId50"/>
+                    <ns3:blip ns5:embed="rId51"/>
                     <ns3:stretch>
                       <ns3:fillRect/>
                     </ns3:stretch>
@@ -10010,14 +10028,14 @@
       <ns0:r>
         <ns0:t xml:space="preserve"> </ns0:t>
       </ns0:r>
-      <ns0:bookmarkStart ns0:id="51" ns0:name="fig:mixture"/>
+      <ns0:bookmarkStart ns0:id="52" ns0:name="fig:mixture"/>
       <ns0:r>
         <ns0:t xml:space="preserve">[fig:mixture]</ns0:t>
       </ns0:r>
-      <ns0:bookmarkEnd ns0:id="51"/>
-    </ns0:p>
-    <ns0:bookmarkEnd ns0:id="52"/>
-    <ns0:bookmarkStart ns0:id="55" ns0:name="X8808ce64cb618634f81a4c68b38695f3e6d8a7a"/>
+      <ns0:bookmarkEnd ns0:id="52"/>
+    </ns0:p>
+    <ns0:bookmarkEnd ns0:id="53"/>
+    <ns0:bookmarkStart ns0:id="56" ns0:name="X8808ce64cb618634f81a4c68b38695f3e6d8a7a"/>
     <ns0:p>
       <ns0:pPr>
         <ns0:pStyle ns0:val="Heading2"/>
@@ -10486,13 +10504,13 @@
               <ns3:graphicData uri="http://schemas.openxmlformats.org/drawingml/2006/picture">
                 <ns4:pic>
                   <ns4:nvPicPr>
-                    <ns4:cNvPr descr="/tmp/janat_docx_vu_rpejg/Fig4_sex_effects_lab.png" id="0" name="Picture"/>
+                    <ns4:cNvPr descr="/tmp/janat_docx_to7addts/Fig4_sex_effects_lab.png" id="0" name="Picture"/>
                     <ns4:cNvPicPr>
                       <ns3:picLocks noChangeArrowheads="1" noChangeAspect="1"/>
                     </ns4:cNvPicPr>
                   </ns4:nvPicPr>
                   <ns4:blipFill>
-                    <ns3:blip ns5:embed="rId53"/>
+                    <ns3:blip ns5:embed="rId54"/>
                     <ns3:stretch>
                       <ns3:fillRect/>
                     </ns3:stretch>
@@ -10559,14 +10577,14 @@
       <ns0:r>
         <ns0:t xml:space="preserve"> </ns0:t>
       </ns0:r>
-      <ns0:bookmarkStart ns0:id="54" ns0:name="fig:sexeffects"/>
+      <ns0:bookmarkStart ns0:id="55" ns0:name="fig:sexeffects"/>
       <ns0:r>
         <ns0:t xml:space="preserve">[fig:sexeffects]</ns0:t>
       </ns0:r>
-      <ns0:bookmarkEnd ns0:id="54"/>
-    </ns0:p>
-    <ns0:bookmarkEnd ns0:id="55"/>
-    <ns0:bookmarkStart ns0:id="58" ns0:name="Xc4b14b4d797b62934992b719317702f93687050"/>
+      <ns0:bookmarkEnd ns0:id="55"/>
+    </ns0:p>
+    <ns0:bookmarkEnd ns0:id="56"/>
+    <ns0:bookmarkStart ns0:id="59" ns0:name="Xc4b14b4d797b62934992b719317702f93687050"/>
     <ns0:p>
       <ns0:pPr>
         <ns0:pStyle ns0:val="Heading2"/>
@@ -10620,13 +10638,13 @@
               <ns3:graphicData uri="http://schemas.openxmlformats.org/drawingml/2006/picture">
                 <ns4:pic>
                   <ns4:nvPicPr>
-                    <ns4:cNvPr descr="/tmp/janat_docx_vu_rpejg/Fig5_variance_channels.png" id="0" name="Picture"/>
+                    <ns4:cNvPr descr="/tmp/janat_docx_to7addts/Fig5_variance_channels.png" id="0" name="Picture"/>
                     <ns4:cNvPicPr>
                       <ns3:picLocks noChangeArrowheads="1" noChangeAspect="1"/>
                     </ns4:cNvPicPr>
                   </ns4:nvPicPr>
                   <ns4:blipFill>
-                    <ns3:blip ns5:embed="rId56"/>
+                    <ns3:blip ns5:embed="rId57"/>
                     <ns3:stretch>
                       <ns3:fillRect/>
                     </ns3:stretch>
@@ -10725,14 +10743,14 @@
       <ns0:r>
         <ns0:t xml:space="preserve"> </ns0:t>
       </ns0:r>
-      <ns0:bookmarkStart ns0:id="57" ns0:name="fig:variance"/>
+      <ns0:bookmarkStart ns0:id="58" ns0:name="fig:variance"/>
       <ns0:r>
         <ns0:t xml:space="preserve">[fig:variance]</ns0:t>
       </ns0:r>
-      <ns0:bookmarkEnd ns0:id="57"/>
-    </ns0:p>
-    <ns0:bookmarkEnd ns0:id="58"/>
-    <ns0:bookmarkStart ns0:id="59" ns0:name="Xc5d40f280b7ca09a21f77eb8fe99feb838174e1"/>
+      <ns0:bookmarkEnd ns0:id="58"/>
+    </ns0:p>
+    <ns0:bookmarkEnd ns0:id="59"/>
+    <ns0:bookmarkStart ns0:id="60" ns0:name="Xc5d40f280b7ca09a21f77eb8fe99feb838174e1"/>
     <ns0:p>
       <ns0:pPr>
         <ns0:pStyle ns0:val="Heading2"/>
@@ -10871,8 +10889,8 @@
         <ns0:t xml:space="preserve">. These are conditional associations, not estimates from uniformly scaled geometries. The full coefficients, adjustment comparison and exploratory dimensional references are provided in Supporting Information (Tables S9 and S13; Figures S1 and S3). Pooled coefficients using subject-clustered covariance are in Table S5.</ns0:t>
       </ns0:r>
     </ns0:p>
-    <ns0:bookmarkEnd ns0:id="59"/>
-    <ns0:bookmarkStart ns0:id="60" ns0:name="sensitivity-of-motion-extraction"/>
+    <ns0:bookmarkEnd ns0:id="60"/>
+    <ns0:bookmarkStart ns0:id="61" ns0:name="sensitivity-of-motion-extraction"/>
     <ns0:p>
       <ns0:pPr>
         <ns0:pStyle ns0:val="Heading2"/>
@@ -10912,9 +10930,9 @@
         <ns0:t xml:space="preserve">and translation magnitudes by at most 0.0055 mm. This subset diagnostic does not bound errors in the remaining cohort (Supplementary Table S6).</ns0:t>
       </ns0:r>
     </ns0:p>
-    <ns0:bookmarkEnd ns0:id="60"/>
     <ns0:bookmarkEnd ns0:id="61"/>
-    <ns0:bookmarkStart ns0:id="67" ns0:name="discussion"/>
+    <ns0:bookmarkEnd ns0:id="62"/>
+    <ns0:bookmarkStart ns0:id="68" ns0:name="discussion"/>
     <ns0:p>
       <ns0:pPr>
         <ns0:pStyle ns0:val="Heading1"/>
@@ -10931,7 +10949,7 @@
         <ns0:t xml:space="preserve">A small anatomical description predicted a substantial part of the modeled variation in SIJ motion, but its usefulness depended on loading and on what was being predicted. Adding inlet AP diameter, interspinous width and subpubic angle to pelvic volume and age reduced held-out translation RMSE by 8–31% across five loads. Rotation gains were less uniform, with little additional information for the ischial force pair. A separate controlled redistribution experiment identified a mechanism limiting the combination of scalar responses: direction was lost when endpoint displacement vectors were reduced to magnitudes. Keeping that direction nearly recovered the re-extracted mixed-load motion. These findings distinguish prediction in new subjects under a specified load from transfer to a new combination of force application sites.</ns0:t>
       </ns0:r>
     </ns0:p>
-    <ns0:bookmarkStart ns0:id="62" ns0:name="X392935db3d173c027186b1109eb4c08e2abf5e9"/>
+    <ns0:bookmarkStart ns0:id="63" ns0:name="X392935db3d173c027186b1109eb4c08e2abf5e9"/>
     <ns0:p>
       <ns0:pPr>
         <ns0:pStyle ns0:val="Heading2"/>
@@ -10999,8 +11017,8 @@
         <ns0:t xml:space="preserve">to study auricular morphology, cartilage and mechanical response. Here relative joint-motion endpoints, paired held-out prediction gains and a controlled load-mixture test quantify the information retained and lost in a reduced description of function. The theoretical contribution lies in this biologically specified test of response reduction; the underlying linear-superposition and vector-norm identities are established mechanics.</ns0:t>
       </ns0:r>
     </ns0:p>
-    <ns0:bookmarkEnd ns0:id="62"/>
-    <ns0:bookmarkStart ns0:id="63" ns0:name="X2f12c9785e89dac8b989b83e93ba506640f79ac"/>
+    <ns0:bookmarkEnd ns0:id="63"/>
+    <ns0:bookmarkStart ns0:id="64" ns0:name="X2f12c9785e89dac8b989b83e93ba506640f79ac"/>
     <ns0:p>
       <ns0:pPr>
         <ns0:pStyle ns0:val="Heading2"/>
@@ -11033,8 +11051,8 @@
         <ns0:t xml:space="preserve">The test does not show that directional mismatch causes the held-out errors of the anatomical triad. Those errors concern variation among subjects under each fixed load, whereas the intervention concerns variation in loading within each subject. Nor does it identify which anatomical features determine the endpoint-vector orientations. Linking local anatomy to those directions is a further mechanistic question. Directional endpoint information is supplied by the individual FE models here, so the small vector error is an information diagnostic rather than the performance of an anatomy-only surrogate.</ns0:t>
       </ns0:r>
     </ns0:p>
-    <ns0:bookmarkEnd ns0:id="63"/>
-    <ns0:bookmarkStart ns0:id="64" ns0:name="Xb4ec7985c9036293fc1fc729e3de87f5041d199"/>
+    <ns0:bookmarkEnd ns0:id="64"/>
+    <ns0:bookmarkStart ns0:id="65" ns0:name="Xb4ec7985c9036293fc1fc729e3de87f5041d199"/>
     <ns0:p>
       <ns0:pPr>
         <ns0:pStyle ns0:val="Heading2"/>
@@ -11080,8 +11098,8 @@
         <ns0:t xml:space="preserve">All fully adjusted localized-load sex intervals included zero; this does not demonstrate equivalence, mediation or the absence of biological sex effects. Pooled association models use different specifications and can retain small sex-related coefficients (Supplementary Table S5), without establishing an incremental predictive benefit. The pooled positive subpubic-angle association was also not reproduced within either sex. Group covariance, collinearity and model specification must therefore be considered when interpreting anatomical coefficients. Pregnancy-associated soft-tissue variation and other unrepresented differences cannot be inferred from these simulations.</ns0:t>
       </ns0:r>
     </ns0:p>
-    <ns0:bookmarkEnd ns0:id="64"/>
-    <ns0:bookmarkStart ns0:id="65" ns0:name="geometry-density-and-the-loading-context"/>
+    <ns0:bookmarkEnd ns0:id="65"/>
+    <ns0:bookmarkStart ns0:id="66" ns0:name="geometry-density-and-the-loading-context"/>
     <ns0:p>
       <ns0:pPr>
         <ns0:pStyle ns0:val="Heading2"/>
@@ -11153,8 +11171,8 @@
         <ns0:t xml:space="preserve">; conditional regression at fixed anatomical dimensions is not uniform geometric scaling. The dimensional reference exponents are retained only as supplementary context.</ns0:t>
       </ns0:r>
     </ns0:p>
-    <ns0:bookmarkEnd ns0:id="65"/>
-    <ns0:bookmarkStart ns0:id="66" ns0:name="scope-and-further-tests"/>
+    <ns0:bookmarkEnd ns0:id="66"/>
+    <ns0:bookmarkStart ns0:id="67" ns0:name="scope-and-further-tests"/>
     <ns0:p>
       <ns0:pPr>
         <ns0:pStyle ns0:val="Heading2"/>
@@ -11214,9 +11232,9 @@
         <ns0:t xml:space="preserve">The next tests follow directly from the reduction question. An independent cohort should evaluate the fixed size and triad models under matched loads and assess the calibration of individual predictions. Matched specimens should test whether redistributing transverse forces changes signed joint-displacement directions and produces the predicted reduction relative to scalar endpoint combination. A reduced model predicting those directions from anatomy would then test whether the mechanism can be incorporated into transferable anatomical prediction. Measured cartilage, ligament and pretension variation would establish how far the current simplification survives beyond its fixed tissue assumptions.</ns0:t>
       </ns0:r>
     </ns0:p>
-    <ns0:bookmarkEnd ns0:id="66"/>
     <ns0:bookmarkEnd ns0:id="67"/>
-    <ns0:bookmarkStart ns0:id="68" ns0:name="conclusion"/>
+    <ns0:bookmarkEnd ns0:id="68"/>
+    <ns0:bookmarkStart ns0:id="69" ns0:name="conclusion"/>
     <ns0:p>
       <ns0:pPr>
         <ns0:pStyle ns0:val="Heading1"/>
@@ -11233,8 +11251,8 @@
         <ns0:t xml:space="preserve">Pelvic volume, age and three anatomical measures predicted a useful but load-dependent part of population SIJ motion in internal subject-held-out validation. The triad improved translation prediction beyond size in all five loads, while its contribution to rotation varied. A controlled within-subject experiment identified a separate limit: scalar endpoint magnitudes lost directional information needed to combine responses when the same forces were redistributed between application sites. Retaining signed vectors nearly recovered the mixed-load response. These findings support compact anatomical prediction under specified loads and motivate directional response models for load transfer. Generalization requires independent anatomy and experimental kinematic validation, including variation in soft-tissue properties.</ns0:t>
       </ns0:r>
     </ns0:p>
-    <ns0:bookmarkEnd ns0:id="68"/>
-    <ns0:bookmarkStart ns0:id="77" ns0:name="app:mathematical_formulation"/>
+    <ns0:bookmarkEnd ns0:id="69"/>
+    <ns0:bookmarkStart ns0:id="78" ns0:name="app:mathematical_formulation"/>
     <ns0:p>
       <ns0:pPr>
         <ns0:pStyle ns0:val="Heading1"/>
@@ -11243,7 +11261,7 @@
         <ns0:t xml:space="preserve">Appendix A. Mathematical formulation and verification</ns0:t>
       </ns0:r>
     </ns0:p>
-    <ns0:bookmarkStart ns0:id="69" ns0:name="app:implementation_checks"/>
+    <ns0:bookmarkStart ns0:id="70" ns0:name="app:implementation_checks"/>
     <ns0:p>
       <ns0:pPr>
         <ns0:pStyle ns0:val="Heading2"/>
@@ -11425,8 +11443,8 @@
         <ns0:t xml:space="preserve">, with an iteration limit of 1000; the selected direct factorization does not use an iterative residual stopping test. The implementation records PETSc’s convergence reason. RBF transfer of the geometry displacement to FE nodes used 10 neighbors and smoothing 50; transfer from FE nodes to the measurement geometry used 10 neighbors and zero smoothing.</ns0:t>
       </ns0:r>
     </ns0:p>
-    <ns0:bookmarkEnd ns0:id="69"/>
-    <ns0:bookmarkStart ns0:id="70" ns0:name="a.2.-reference-mapping-and-equilibrium"/>
+    <ns0:bookmarkEnd ns0:id="70"/>
+    <ns0:bookmarkStart ns0:id="71" ns0:name="a.2.-reference-mapping-and-equilibrium"/>
     <ns0:p>
       <ns0:pPr>
         <ns0:pStyle ns0:val="Heading2"/>
@@ -13591,8 +13609,8 @@
         <ns0:t xml:space="preserve">. The penalty and load integrals use the corresponding mapped surface measures. The force vectors are listed in Table 2; their global axes are not assumed identical to the PCA reporting axes below.</ns0:t>
       </ns0:r>
     </ns0:p>
-    <ns0:bookmarkEnd ns0:id="70"/>
-    <ns0:bookmarkStart ns0:id="71" ns0:name="a.3.-unloaded-and-loaded-surfaces"/>
+    <ns0:bookmarkEnd ns0:id="71"/>
+    <ns0:bookmarkStart ns0:id="72" ns0:name="a.3.-unloaded-and-loaded-surfaces"/>
     <ns0:p>
       <ns0:pPr>
         <ns0:pStyle ns0:val="Heading2"/>
@@ -13958,8 +13976,8 @@
         <ns0:t xml:space="preserve">would incorrectly include subject morphology in the measured motion. Geometry was reconstructed with two-stage interpolation: template-to-FE mapping (10 neighbors, smoothing 50) followed by FE-to-surface mapping (10 neighbors, zero smoothing). Elastic displacement fields use the latter interpolation. Cached sparse interpolation weights implement the same linear RBF evaluation; numerical comparisons against direct RBF evaluation check this equivalence.</ns0:t>
       </ns0:r>
     </ns0:p>
-    <ns0:bookmarkEnd ns0:id="71"/>
-    <ns0:bookmarkStart ns0:id="72" ns0:name="a.4.-pelvis-aligned-reporting-frame"/>
+    <ns0:bookmarkEnd ns0:id="72"/>
+    <ns0:bookmarkStart ns0:id="73" ns0:name="a.4.-pelvis-aligned-reporting-frame"/>
     <ns0:p>
       <ns0:pPr>
         <ns0:pStyle ns0:val="Heading2"/>
@@ -14311,8 +14329,8 @@
         <ns0:t xml:space="preserve">sign.</ns0:t>
       </ns0:r>
     </ns0:p>
-    <ns0:bookmarkEnd ns0:id="72"/>
-    <ns0:bookmarkStart ns0:id="73" ns0:name="X8a815f754a8667174a0bb1593fcd89d67de5cd4"/>
+    <ns0:bookmarkEnd ns0:id="73"/>
+    <ns0:bookmarkStart ns0:id="74" ns0:name="X8a815f754a8667174a0bb1593fcd89d67de5cd4"/>
     <ns0:p>
       <ns0:pPr>
         <ns0:pStyle ns0:val="Heading2"/>
@@ -15126,8 +15144,8 @@
         <ns0:t xml:space="preserve">The fit is repeated after excluding the largest 10% residuals, using two trimming iterations. Trimming reduces outlier influence but does not validate the ROI as a physical contact patch.</ns0:t>
       </ns0:r>
     </ns0:p>
-    <ns0:bookmarkEnd ns0:id="73"/>
-    <ns0:bookmarkStart ns0:id="74" ns0:name="a.6.-relative-rotation-and-translation"/>
+    <ns0:bookmarkEnd ns0:id="74"/>
+    <ns0:bookmarkStart ns0:id="75" ns0:name="a.6.-relative-rotation-and-translation"/>
     <ns0:p>
       <ns0:pPr>
         <ns0:pStyle ns0:val="Heading2"/>
@@ -17281,8 +17299,8 @@
         <ns0:t xml:space="preserve">with numerical clipping. The Cardan norm approximates it at small angles and depends on the chosen axes and sequence.</ns0:t>
       </ns0:r>
     </ns0:p>
-    <ns0:bookmarkEnd ns0:id="74"/>
-    <ns0:bookmarkStart ns0:id="75" ns0:name="a.7.-conditional-size-scaling"/>
+    <ns0:bookmarkEnd ns0:id="75"/>
+    <ns0:bookmarkStart ns0:id="76" ns0:name="a.7.-conditional-size-scaling"/>
     <ns0:p>
       <ns0:pPr>
         <ns0:pStyle ns0:val="Heading2"/>
@@ -17795,8 +17813,8 @@
         <ns0:t xml:space="preserve">Reported intervals use this full covariance. Exponentiating a fitted log response gives a conditional geometric mean, not an unbiased arithmetic mean. Supplementary Figure S3 reports slopes from this model. Supplementary Figure S1 shows its conditional geometric-mean curves with age and the morphometric covariates set to their cohort means.</ns0:t>
       </ns0:r>
     </ns0:p>
-    <ns0:bookmarkEnd ns0:id="75"/>
-    <ns0:bookmarkStart ns0:id="76" ns0:name="X675c6686dc2701ae469a06b1143747568761250"/>
+    <ns0:bookmarkEnd ns0:id="76"/>
+    <ns0:bookmarkStart ns0:id="77" ns0:name="X675c6686dc2701ae469a06b1143747568761250"/>
     <ns0:p>
       <ns0:pPr>
         <ns0:pStyle ns0:val="Heading2"/>
@@ -18835,17 +18853,7 @@
         <ns0:t xml:space="preserve">values apply Benjamini–Hochberg adjustment within the specified test families; these two summaries need not cross their respective thresholds together.</ns0:t>
       </ns0:r>
     </ns0:p>
-    <ns0:bookmarkEnd ns0:id="76"/>
     <ns0:bookmarkEnd ns0:id="77"/>
-    <ns0:bookmarkStart ns0:id="78" ns0:name="acknowledgements"/>
-    <ns0:p>
-      <ns0:pPr>
-        <ns0:pStyle ns0:val="Heading1"/>
-      </ns0:pPr>
-      <ns0:r>
-        <ns0:t xml:space="preserve">Acknowledgements</ns0:t>
-      </ns0:r>
-    </ns0:p>
     <ns0:bookmarkEnd ns0:id="78"/>
     <ns0:bookmarkStart ns0:id="79" ns0:name="funding"/>
     <ns0:p>
@@ -18861,7 +18869,7 @@
         <ns0:pStyle ns0:val="FirstParagraph"/>
       </ns0:pPr>
       <ns0:r>
-        <ns0:t xml:space="preserve">This work was supported by the Czech Science Foundation (GAČR; Grant No. 24-10862S).</ns0:t>
+        <ns0:t xml:space="preserve">This work was supported by the Czech Science Foundation (GAČR; Grant No. 24-10862S). The funder had no role in study design, data analysis or interpretation, manuscript preparation, or the decision to submit the article for publication.</ns0:t>
       </ns0:r>
     </ns0:p>
     <ns0:bookmarkEnd ns0:id="79"/>
@@ -18883,13 +18891,13 @@
       </ns0:r>
     </ns0:p>
     <ns0:bookmarkEnd ns0:id="80"/>
-    <ns0:bookmarkStart ns0:id="81" ns0:name="conflict-of-interest-statement"/>
+    <ns0:bookmarkStart ns0:id="81" ns0:name="declaration-of-competing-interest"/>
     <ns0:p>
       <ns0:pPr>
         <ns0:pStyle ns0:val="Heading1"/>
       </ns0:pPr>
       <ns0:r>
-        <ns0:t xml:space="preserve">Conflict of interest statement</ns0:t>
+        <ns0:t xml:space="preserve">Declaration of competing interest</ns0:t>
       </ns0:r>
     </ns0:p>
     <ns0:p>
@@ -18897,7 +18905,7 @@
         <ns0:pStyle ns0:val="FirstParagraph"/>
       </ns0:pPr>
       <ns0:r>
-        <ns0:t xml:space="preserve">The authors declare no conflicts of interest.</ns0:t>
+        <ns0:t xml:space="preserve">The authors declare no competing interests.</ns0:t>
       </ns0:r>
     </ns0:p>
     <ns0:bookmarkEnd ns0:id="81"/>
@@ -18960,17 +18968,35 @@
       </ns0:r>
     </ns0:p>
     <ns0:bookmarkEnd ns0:id="84"/>
-    <ns0:bookmarkStart ns0:id="142" ns0:name="references"/>
+    <ns0:bookmarkStart ns0:id="85" ns0:name="X1f74eb43af444059c7518034463b6c89b1cacf4"/>
     <ns0:p>
       <ns0:pPr>
         <ns0:pStyle ns0:val="Heading1"/>
       </ns0:pPr>
       <ns0:r>
+        <ns0:t xml:space="preserve">Declaration of generative AI and AI-assisted technologies in the manuscript preparation process</ns0:t>
+      </ns0:r>
+    </ns0:p>
+    <ns0:p>
+      <ns0:pPr>
+        <ns0:pStyle ns0:val="FirstParagraph"/>
+      </ns0:pPr>
+      <ns0:r>
+        <ns0:t xml:space="preserve">OpenAI Codex (GPT-6, OpenAI) assisted with literature searches, manuscript organization and drafting, and development of analysis and visualization code. Its contribution to the research workflow is described in the Methods. Both authors reviewed and approved the resulting text and outputs and accept responsibility for the article’s accuracy, interpretation and integrity.</ns0:t>
+      </ns0:r>
+    </ns0:p>
+    <ns0:bookmarkEnd ns0:id="85"/>
+    <ns0:bookmarkStart ns0:id="143" ns0:name="references"/>
+    <ns0:p>
+      <ns0:pPr>
+        <ns0:pStyle ns0:val="Heading1"/>
+      </ns0:pPr>
+      <ns0:r>
         <ns0:t xml:space="preserve">References</ns0:t>
       </ns0:r>
     </ns0:p>
-    <ns0:bookmarkStart ns0:id="141" ns0:name="refs"/>
-    <ns0:bookmarkStart ns0:id="86" ns0:name="ref-Anderson2005"/>
+    <ns0:bookmarkStart ns0:id="142" ns0:name="refs"/>
+    <ns0:bookmarkStart ns0:id="87" ns0:name="ref-Anderson2005"/>
     <ns0:p>
       <ns0:pPr>
         <ns0:pStyle ns0:val="Bibliography"/>
@@ -19003,7 +19029,7 @@
       <ns0:r>
         <ns0:t xml:space="preserve"> </ns0:t>
       </ns0:r>
-      <ns0:hyperlink ns5:id="rId85">
+      <ns0:hyperlink ns5:id="rId86">
         <ns0:r>
           <ns0:rPr>
             <ns0:rStyle ns0:val="Hyperlink"/>
@@ -19015,8 +19041,8 @@
         <ns0:t xml:space="preserve">.</ns0:t>
       </ns0:r>
     </ns0:p>
-    <ns0:bookmarkEnd ns0:id="86"/>
-    <ns0:bookmarkStart ns0:id="88" ns0:name="ref-BenjaminiHochberg1995"/>
+    <ns0:bookmarkEnd ns0:id="87"/>
+    <ns0:bookmarkStart ns0:id="89" ns0:name="ref-BenjaminiHochberg1995"/>
     <ns0:p>
       <ns0:pPr>
         <ns0:pStyle ns0:val="Bibliography"/>
@@ -19049,7 +19075,7 @@
       <ns0:r>
         <ns0:t xml:space="preserve"> </ns0:t>
       </ns0:r>
-      <ns0:hyperlink ns5:id="rId87">
+      <ns0:hyperlink ns5:id="rId88">
         <ns0:r>
           <ns0:rPr>
             <ns0:rStyle ns0:val="Hyperlink"/>
@@ -19061,8 +19087,8 @@
         <ns0:t xml:space="preserve">.</ns0:t>
       </ns0:r>
     </ns0:p>
-    <ns0:bookmarkEnd ns0:id="88"/>
-    <ns0:bookmarkStart ns0:id="90" ns0:name="ref-BonetWood2008"/>
+    <ns0:bookmarkEnd ns0:id="89"/>
+    <ns0:bookmarkStart ns0:id="91" ns0:name="ref-BonetWood2008"/>
     <ns0:p>
       <ns0:pPr>
         <ns0:pStyle ns0:val="Bibliography"/>
@@ -19086,7 +19112,7 @@
       <ns0:r>
         <ns0:t xml:space="preserve"> </ns0:t>
       </ns0:r>
-      <ns0:hyperlink ns5:id="rId89">
+      <ns0:hyperlink ns5:id="rId90">
         <ns0:r>
           <ns0:rPr>
             <ns0:rStyle ns0:val="Hyperlink"/>
@@ -19098,8 +19124,8 @@
         <ns0:t xml:space="preserve">.</ns0:t>
       </ns0:r>
     </ns0:p>
-    <ns0:bookmarkEnd ns0:id="90"/>
-    <ns0:bookmarkStart ns0:id="92" ns0:name="ref-CameronMiller2015"/>
+    <ns0:bookmarkEnd ns0:id="91"/>
+    <ns0:bookmarkStart ns0:id="93" ns0:name="ref-CameronMiller2015"/>
     <ns0:p>
       <ns0:pPr>
         <ns0:pStyle ns0:val="Bibliography"/>
@@ -19132,7 +19158,7 @@
       <ns0:r>
         <ns0:t xml:space="preserve"> </ns0:t>
       </ns0:r>
-      <ns0:hyperlink ns5:id="rId91">
+      <ns0:hyperlink ns5:id="rId92">
         <ns0:r>
           <ns0:rPr>
             <ns0:rStyle ns0:val="Hyperlink"/>
@@ -19144,8 +19170,8 @@
         <ns0:t xml:space="preserve">.</ns0:t>
       </ns0:r>
     </ns0:p>
-    <ns0:bookmarkEnd ns0:id="92"/>
-    <ns0:bookmarkStart ns0:id="94" ns0:name="ref-ChenGrimm2021"/>
+    <ns0:bookmarkEnd ns0:id="93"/>
+    <ns0:bookmarkStart ns0:id="95" ns0:name="ref-ChenGrimm2021"/>
     <ns0:p>
       <ns0:pPr>
         <ns0:pStyle ns0:val="Bibliography"/>
@@ -19178,7 +19204,7 @@
       <ns0:r>
         <ns0:t xml:space="preserve"> </ns0:t>
       </ns0:r>
-      <ns0:hyperlink ns5:id="rId93">
+      <ns0:hyperlink ns5:id="rId94">
         <ns0:r>
           <ns0:rPr>
             <ns0:rStyle ns0:val="Hyperlink"/>
@@ -19190,8 +19216,8 @@
         <ns0:t xml:space="preserve">.</ns0:t>
       </ns0:r>
     </ns0:p>
-    <ns0:bookmarkEnd ns0:id="94"/>
-    <ns0:bookmarkStart ns0:id="96" ns0:name="ref-Dumont2009"/>
+    <ns0:bookmarkEnd ns0:id="95"/>
+    <ns0:bookmarkStart ns0:id="97" ns0:name="ref-Dumont2009"/>
     <ns0:p>
       <ns0:pPr>
         <ns0:pStyle ns0:val="Bibliography"/>
@@ -19224,7 +19250,7 @@
       <ns0:r>
         <ns0:t xml:space="preserve"> </ns0:t>
       </ns0:r>
-      <ns0:hyperlink ns5:id="rId95">
+      <ns0:hyperlink ns5:id="rId96">
         <ns0:r>
           <ns0:rPr>
             <ns0:rStyle ns0:val="Hyperlink"/>
@@ -19236,8 +19262,8 @@
         <ns0:t xml:space="preserve">.</ns0:t>
       </ns0:r>
     </ns0:p>
-    <ns0:bookmarkEnd ns0:id="96"/>
-    <ns0:bookmarkStart ns0:id="98" ns0:name="ref-EfronTibshirani1994"/>
+    <ns0:bookmarkEnd ns0:id="97"/>
+    <ns0:bookmarkStart ns0:id="99" ns0:name="ref-EfronTibshirani1994"/>
     <ns0:p>
       <ns0:pPr>
         <ns0:pStyle ns0:val="Bibliography"/>
@@ -19261,7 +19287,7 @@
       <ns0:r>
         <ns0:t xml:space="preserve"> </ns0:t>
       </ns0:r>
-      <ns0:hyperlink ns5:id="rId97">
+      <ns0:hyperlink ns5:id="rId98">
         <ns0:r>
           <ns0:rPr>
             <ns0:rStyle ns0:val="Hyperlink"/>
@@ -19273,8 +19299,8 @@
         <ns0:t xml:space="preserve">.</ns0:t>
       </ns0:r>
     </ns0:p>
-    <ns0:bookmarkEnd ns0:id="98"/>
-    <ns0:bookmarkStart ns0:id="100" ns0:name="ref-Fan2026"/>
+    <ns0:bookmarkEnd ns0:id="99"/>
+    <ns0:bookmarkStart ns0:id="101" ns0:name="ref-Fan2026"/>
     <ns0:p>
       <ns0:pPr>
         <ns0:pStyle ns0:val="Bibliography"/>
@@ -19307,7 +19333,7 @@
       <ns0:r>
         <ns0:t xml:space="preserve"> </ns0:t>
       </ns0:r>
-      <ns0:hyperlink ns5:id="rId99">
+      <ns0:hyperlink ns5:id="rId100">
         <ns0:r>
           <ns0:rPr>
             <ns0:rStyle ns0:val="Hyperlink"/>
@@ -19319,8 +19345,8 @@
         <ns0:t xml:space="preserve">.</ns0:t>
       </ns0:r>
     </ns0:p>
-    <ns0:bookmarkEnd ns0:id="100"/>
-    <ns0:bookmarkStart ns0:id="102" ns0:name="ref-Fischer2015"/>
+    <ns0:bookmarkEnd ns0:id="101"/>
+    <ns0:bookmarkStart ns0:id="103" ns0:name="ref-Fischer2015"/>
     <ns0:p>
       <ns0:pPr>
         <ns0:pStyle ns0:val="Bibliography"/>
@@ -19353,7 +19379,7 @@
       <ns0:r>
         <ns0:t xml:space="preserve"> </ns0:t>
       </ns0:r>
-      <ns0:hyperlink ns5:id="rId101">
+      <ns0:hyperlink ns5:id="rId102">
         <ns0:r>
           <ns0:rPr>
             <ns0:rStyle ns0:val="Hyperlink"/>
@@ -19365,8 +19391,8 @@
         <ns0:t xml:space="preserve">.</ns0:t>
       </ns0:r>
     </ns0:p>
-    <ns0:bookmarkEnd ns0:id="102"/>
-    <ns0:bookmarkStart ns0:id="104" ns0:name="ref-Fischer2017"/>
+    <ns0:bookmarkEnd ns0:id="103"/>
+    <ns0:bookmarkStart ns0:id="105" ns0:name="ref-Fischer2017"/>
     <ns0:p>
       <ns0:pPr>
         <ns0:pStyle ns0:val="Bibliography"/>
@@ -19399,7 +19425,7 @@
       <ns0:r>
         <ns0:t xml:space="preserve"> </ns0:t>
       </ns0:r>
-      <ns0:hyperlink ns5:id="rId103">
+      <ns0:hyperlink ns5:id="rId104">
         <ns0:r>
           <ns0:rPr>
             <ns0:rStyle ns0:val="Hyperlink"/>
@@ -19411,8 +19437,8 @@
         <ns0:t xml:space="preserve">.</ns0:t>
       </ns0:r>
     </ns0:p>
-    <ns0:bookmarkEnd ns0:id="104"/>
-    <ns0:bookmarkStart ns0:id="106" ns0:name="ref-Goode2008"/>
+    <ns0:bookmarkEnd ns0:id="105"/>
+    <ns0:bookmarkStart ns0:id="107" ns0:name="ref-Goode2008"/>
     <ns0:p>
       <ns0:pPr>
         <ns0:pStyle ns0:val="Bibliography"/>
@@ -19445,7 +19471,7 @@
       <ns0:r>
         <ns0:t xml:space="preserve"> </ns0:t>
       </ns0:r>
-      <ns0:hyperlink ns5:id="rId105">
+      <ns0:hyperlink ns5:id="rId106">
         <ns0:r>
           <ns0:rPr>
             <ns0:rStyle ns0:val="Hyperlink"/>
@@ -19457,8 +19483,8 @@
         <ns0:t xml:space="preserve">.</ns0:t>
       </ns0:r>
     </ns0:p>
-    <ns0:bookmarkEnd ns0:id="106"/>
-    <ns0:bookmarkStart ns0:id="108" ns0:name="ref-Hammer2019"/>
+    <ns0:bookmarkEnd ns0:id="107"/>
+    <ns0:bookmarkStart ns0:id="109" ns0:name="ref-Hammer2019"/>
     <ns0:p>
       <ns0:pPr>
         <ns0:pStyle ns0:val="Bibliography"/>
@@ -19491,7 +19517,7 @@
       <ns0:r>
         <ns0:t xml:space="preserve"> </ns0:t>
       </ns0:r>
-      <ns0:hyperlink ns5:id="rId107">
+      <ns0:hyperlink ns5:id="rId108">
         <ns0:r>
           <ns0:rPr>
             <ns0:rStyle ns0:val="Hyperlink"/>
@@ -19503,8 +19529,8 @@
         <ns0:t xml:space="preserve">.</ns0:t>
       </ns0:r>
     </ns0:p>
-    <ns0:bookmarkEnd ns0:id="108"/>
-    <ns0:bookmarkStart ns0:id="110" ns0:name="ref-Hammer2013"/>
+    <ns0:bookmarkEnd ns0:id="109"/>
+    <ns0:bookmarkStart ns0:id="111" ns0:name="ref-Hammer2013"/>
     <ns0:p>
       <ns0:pPr>
         <ns0:pStyle ns0:val="Bibliography"/>
@@ -19537,7 +19563,7 @@
       <ns0:r>
         <ns0:t xml:space="preserve"> </ns0:t>
       </ns0:r>
-      <ns0:hyperlink ns5:id="rId109">
+      <ns0:hyperlink ns5:id="rId110">
         <ns0:r>
           <ns0:rPr>
             <ns0:rStyle ns0:val="Hyperlink"/>
@@ -19549,8 +19575,8 @@
         <ns0:t xml:space="preserve">.</ns0:t>
       </ns0:r>
     </ns0:p>
-    <ns0:bookmarkEnd ns0:id="110"/>
-    <ns0:bookmarkStart ns0:id="112" ns0:name="ref-HenysHammer2025"/>
+    <ns0:bookmarkEnd ns0:id="111"/>
+    <ns0:bookmarkStart ns0:id="113" ns0:name="ref-HenysHammer2025"/>
     <ns0:p>
       <ns0:pPr>
         <ns0:pStyle ns0:val="Bibliography"/>
@@ -19583,7 +19609,7 @@
       <ns0:r>
         <ns0:t xml:space="preserve"> </ns0:t>
       </ns0:r>
-      <ns0:hyperlink ns5:id="rId111">
+      <ns0:hyperlink ns5:id="rId112">
         <ns0:r>
           <ns0:rPr>
             <ns0:rStyle ns0:val="Hyperlink"/>
@@ -19595,8 +19621,8 @@
         <ns0:t xml:space="preserve">.</ns0:t>
       </ns0:r>
     </ns0:p>
-    <ns0:bookmarkEnd ns0:id="112"/>
-    <ns0:bookmarkStart ns0:id="114" ns0:name="ref-HenyssKuchar2025BoneDat"/>
+    <ns0:bookmarkEnd ns0:id="113"/>
+    <ns0:bookmarkStart ns0:id="115" ns0:name="ref-HenyssKuchar2025BoneDat"/>
     <ns0:p>
       <ns0:pPr>
         <ns0:pStyle ns0:val="Bibliography"/>
@@ -19629,7 +19655,7 @@
       <ns0:r>
         <ns0:t xml:space="preserve"> </ns0:t>
       </ns0:r>
-      <ns0:hyperlink ns5:id="rId113">
+      <ns0:hyperlink ns5:id="rId114">
         <ns0:r>
           <ns0:rPr>
             <ns0:rStyle ns0:val="Hyperlink"/>
@@ -19641,8 +19667,8 @@
         <ns0:t xml:space="preserve">.</ns0:t>
       </ns0:r>
     </ns0:p>
-    <ns0:bookmarkEnd ns0:id="114"/>
-    <ns0:bookmarkStart ns0:id="116" ns0:name="ref-Heyland2025"/>
+    <ns0:bookmarkEnd ns0:id="115"/>
+    <ns0:bookmarkStart ns0:id="117" ns0:name="ref-Heyland2025"/>
     <ns0:p>
       <ns0:pPr>
         <ns0:pStyle ns0:val="Bibliography"/>
@@ -19675,7 +19701,7 @@
       <ns0:r>
         <ns0:t xml:space="preserve"> </ns0:t>
       </ns0:r>
-      <ns0:hyperlink ns5:id="rId115">
+      <ns0:hyperlink ns5:id="rId116">
         <ns0:r>
           <ns0:rPr>
             <ns0:rStyle ns0:val="Hyperlink"/>
@@ -19687,8 +19713,8 @@
         <ns0:t xml:space="preserve">.</ns0:t>
       </ns0:r>
     </ns0:p>
-    <ns0:bookmarkEnd ns0:id="116"/>
-    <ns0:bookmarkStart ns0:id="118" ns0:name="ref-Huseynov2016"/>
+    <ns0:bookmarkEnd ns0:id="117"/>
+    <ns0:bookmarkStart ns0:id="119" ns0:name="ref-Huseynov2016"/>
     <ns0:p>
       <ns0:pPr>
         <ns0:pStyle ns0:val="Bibliography"/>
@@ -19721,7 +19747,7 @@
       <ns0:r>
         <ns0:t xml:space="preserve"> </ns0:t>
       </ns0:r>
-      <ns0:hyperlink ns5:id="rId117">
+      <ns0:hyperlink ns5:id="rId118">
         <ns0:r>
           <ns0:rPr>
             <ns0:rStyle ns0:val="Hyperlink"/>
@@ -19733,8 +19759,8 @@
         <ns0:t xml:space="preserve">.</ns0:t>
       </ns0:r>
     </ns0:p>
-    <ns0:bookmarkEnd ns0:id="118"/>
-    <ns0:bookmarkStart ns0:id="120" ns0:name="ref-Joukar2018"/>
+    <ns0:bookmarkEnd ns0:id="119"/>
+    <ns0:bookmarkStart ns0:id="121" ns0:name="ref-Joukar2018"/>
     <ns0:p>
       <ns0:pPr>
         <ns0:pStyle ns0:val="Bibliography"/>
@@ -19767,7 +19793,7 @@
       <ns0:r>
         <ns0:t xml:space="preserve"> </ns0:t>
       </ns0:r>
-      <ns0:hyperlink ns5:id="rId119">
+      <ns0:hyperlink ns5:id="rId120">
         <ns0:r>
           <ns0:rPr>
             <ns0:rStyle ns0:val="Hyperlink"/>
@@ -19779,8 +19805,8 @@
         <ns0:t xml:space="preserve">.</ns0:t>
       </ns0:r>
     </ns0:p>
-    <ns0:bookmarkEnd ns0:id="120"/>
-    <ns0:bookmarkStart ns0:id="122" ns0:name="ref-Kabsch1976"/>
+    <ns0:bookmarkEnd ns0:id="121"/>
+    <ns0:bookmarkStart ns0:id="123" ns0:name="ref-Kabsch1976"/>
     <ns0:p>
       <ns0:pPr>
         <ns0:pStyle ns0:val="Bibliography"/>
@@ -19813,7 +19839,7 @@
       <ns0:r>
         <ns0:t xml:space="preserve"> </ns0:t>
       </ns0:r>
-      <ns0:hyperlink ns5:id="rId121">
+      <ns0:hyperlink ns5:id="rId122">
         <ns0:r>
           <ns0:rPr>
             <ns0:rStyle ns0:val="Hyperlink"/>
@@ -19825,8 +19851,8 @@
         <ns0:t xml:space="preserve">.</ns0:t>
       </ns0:r>
     </ns0:p>
-    <ns0:bookmarkEnd ns0:id="122"/>
-    <ns0:bookmarkStart ns0:id="124" ns0:name="ref-Keller1994"/>
+    <ns0:bookmarkEnd ns0:id="123"/>
+    <ns0:bookmarkStart ns0:id="125" ns0:name="ref-Keller1994"/>
     <ns0:p>
       <ns0:pPr>
         <ns0:pStyle ns0:val="Bibliography"/>
@@ -19859,7 +19885,7 @@
       <ns0:r>
         <ns0:t xml:space="preserve"> </ns0:t>
       </ns0:r>
-      <ns0:hyperlink ns5:id="rId123">
+      <ns0:hyperlink ns5:id="rId124">
         <ns0:r>
           <ns0:rPr>
             <ns0:rStyle ns0:val="Hyperlink"/>
@@ -19871,8 +19897,8 @@
         <ns0:t xml:space="preserve">.</ns0:t>
       </ns0:r>
     </ns0:p>
-    <ns0:bookmarkEnd ns0:id="124"/>
-    <ns0:bookmarkStart ns0:id="126" ns0:name="ref-MacKinnonWhite1985"/>
+    <ns0:bookmarkEnd ns0:id="125"/>
+    <ns0:bookmarkStart ns0:id="127" ns0:name="ref-MacKinnonWhite1985"/>
     <ns0:p>
       <ns0:pPr>
         <ns0:pStyle ns0:val="Bibliography"/>
@@ -19905,7 +19931,7 @@
       <ns0:r>
         <ns0:t xml:space="preserve"> </ns0:t>
       </ns0:r>
-      <ns0:hyperlink ns5:id="rId125">
+      <ns0:hyperlink ns5:id="rId126">
         <ns0:r>
           <ns0:rPr>
             <ns0:rStyle ns0:val="Hyperlink"/>
@@ -19917,8 +19943,8 @@
         <ns0:t xml:space="preserve">.</ns0:t>
       </ns0:r>
     </ns0:p>
-    <ns0:bookmarkEnd ns0:id="126"/>
-    <ns0:bookmarkStart ns0:id="128" ns0:name="ref-Nishi2020"/>
+    <ns0:bookmarkEnd ns0:id="127"/>
+    <ns0:bookmarkStart ns0:id="129" ns0:name="ref-Nishi2020"/>
     <ns0:p>
       <ns0:pPr>
         <ns0:pStyle ns0:val="Bibliography"/>
@@ -19951,7 +19977,7 @@
       <ns0:r>
         <ns0:t xml:space="preserve"> </ns0:t>
       </ns0:r>
-      <ns0:hyperlink ns5:id="rId127">
+      <ns0:hyperlink ns5:id="rId128">
         <ns0:r>
           <ns0:rPr>
             <ns0:rStyle ns0:val="Hyperlink"/>
@@ -19963,8 +19989,8 @@
         <ns0:t xml:space="preserve">.</ns0:t>
       </ns0:r>
     </ns0:p>
-    <ns0:bookmarkEnd ns0:id="128"/>
-    <ns0:bookmarkStart ns0:id="130" ns0:name="ref-Poilliot2023"/>
+    <ns0:bookmarkEnd ns0:id="129"/>
+    <ns0:bookmarkStart ns0:id="131" ns0:name="ref-Poilliot2023"/>
     <ns0:p>
       <ns0:pPr>
         <ns0:pStyle ns0:val="Bibliography"/>
@@ -19997,7 +20023,7 @@
       <ns0:r>
         <ns0:t xml:space="preserve"> </ns0:t>
       </ns0:r>
-      <ns0:hyperlink ns5:id="rId129">
+      <ns0:hyperlink ns5:id="rId130">
         <ns0:r>
           <ns0:rPr>
             <ns0:rStyle ns0:val="Hyperlink"/>
@@ -20009,8 +20035,8 @@
         <ns0:t xml:space="preserve">.</ns0:t>
       </ns0:r>
     </ns0:p>
-    <ns0:bookmarkEnd ns0:id="130"/>
-    <ns0:bookmarkStart ns0:id="132" ns0:name="ref-Shin2024"/>
+    <ns0:bookmarkEnd ns0:id="131"/>
+    <ns0:bookmarkStart ns0:id="133" ns0:name="ref-Shin2024"/>
     <ns0:p>
       <ns0:pPr>
         <ns0:pStyle ns0:val="Bibliography"/>
@@ -20043,7 +20069,7 @@
       <ns0:r>
         <ns0:t xml:space="preserve"> </ns0:t>
       </ns0:r>
-      <ns0:hyperlink ns5:id="rId131">
+      <ns0:hyperlink ns5:id="rId132">
         <ns0:r>
           <ns0:rPr>
             <ns0:rStyle ns0:val="Hyperlink"/>
@@ -20055,8 +20081,8 @@
         <ns0:t xml:space="preserve">.</ns0:t>
       </ns0:r>
     </ns0:p>
-    <ns0:bookmarkEnd ns0:id="132"/>
-    <ns0:bookmarkStart ns0:id="134" ns0:name="ref-Snijders1993"/>
+    <ns0:bookmarkEnd ns0:id="133"/>
+    <ns0:bookmarkStart ns0:id="135" ns0:name="ref-Snijders1993"/>
     <ns0:p>
       <ns0:pPr>
         <ns0:pStyle ns0:val="Bibliography"/>
@@ -20089,7 +20115,7 @@
       <ns0:r>
         <ns0:t xml:space="preserve"> </ns0:t>
       </ns0:r>
-      <ns0:hyperlink ns5:id="rId133">
+      <ns0:hyperlink ns5:id="rId134">
         <ns0:r>
           <ns0:rPr>
             <ns0:rStyle ns0:val="Hyperlink"/>
@@ -20101,8 +20127,8 @@
         <ns0:t xml:space="preserve">.</ns0:t>
       </ns0:r>
     </ns0:p>
-    <ns0:bookmarkEnd ns0:id="134"/>
-    <ns0:bookmarkStart ns0:id="136" ns0:name="ref-Tani2023"/>
+    <ns0:bookmarkEnd ns0:id="135"/>
+    <ns0:bookmarkStart ns0:id="137" ns0:name="ref-Tani2023"/>
     <ns0:p>
       <ns0:pPr>
         <ns0:pStyle ns0:val="Bibliography"/>
@@ -20147,7 +20173,7 @@
       <ns0:r>
         <ns0:t xml:space="preserve"> </ns0:t>
       </ns0:r>
-      <ns0:hyperlink ns5:id="rId135">
+      <ns0:hyperlink ns5:id="rId136">
         <ns0:r>
           <ns0:rPr>
             <ns0:rStyle ns0:val="Hyperlink"/>
@@ -20159,8 +20185,8 @@
         <ns0:t xml:space="preserve">.</ns0:t>
       </ns0:r>
     </ns0:p>
-    <ns0:bookmarkEnd ns0:id="136"/>
-    <ns0:bookmarkStart ns0:id="138" ns0:name="ref-Vleeming2012"/>
+    <ns0:bookmarkEnd ns0:id="137"/>
+    <ns0:bookmarkStart ns0:id="139" ns0:name="ref-Vleeming2012"/>
     <ns0:p>
       <ns0:pPr>
         <ns0:pStyle ns0:val="Bibliography"/>
@@ -20193,7 +20219,7 @@
       <ns0:r>
         <ns0:t xml:space="preserve"> </ns0:t>
       </ns0:r>
-      <ns0:hyperlink ns5:id="rId137">
+      <ns0:hyperlink ns5:id="rId138">
         <ns0:r>
           <ns0:rPr>
             <ns0:rStyle ns0:val="Hyperlink"/>
@@ -20205,8 +20231,8 @@
         <ns0:t xml:space="preserve">.</ns0:t>
       </ns0:r>
     </ns0:p>
-    <ns0:bookmarkEnd ns0:id="138"/>
-    <ns0:bookmarkStart ns0:id="140" ns0:name="ref-Wilcoxon1945"/>
+    <ns0:bookmarkEnd ns0:id="139"/>
+    <ns0:bookmarkStart ns0:id="141" ns0:name="ref-Wilcoxon1945"/>
     <ns0:p>
       <ns0:pPr>
         <ns0:pStyle ns0:val="Bibliography"/>
@@ -20239,7 +20265,7 @@
       <ns0:r>
         <ns0:t xml:space="preserve"> </ns0:t>
       </ns0:r>
-      <ns0:hyperlink ns5:id="rId139">
+      <ns0:hyperlink ns5:id="rId140">
         <ns0:r>
           <ns0:rPr>
             <ns0:rStyle ns0:val="Hyperlink"/>
@@ -20251,9 +20277,9 @@
         <ns0:t xml:space="preserve">.</ns0:t>
       </ns0:r>
     </ns0:p>
-    <ns0:bookmarkEnd ns0:id="140"/>
     <ns0:bookmarkEnd ns0:id="141"/>
     <ns0:bookmarkEnd ns0:id="142"/>
+    <ns0:bookmarkEnd ns0:id="143"/>
     <ns0:sectPr>
       <ns0:pgSz ns0:w="11906" ns0:h="16838"/>
       <ns0:pgMar ns0:top="1417" ns0:bottom="1417" ns0:left="1417" ns0:right="1417"/>
